--- a/CSC326-System-Analysis-And-Design/Project/nutrition-tracker-report.docx
+++ b/CSC326-System-Analysis-And-Design/Project/nutrition-tracker-report.docx
@@ -4,24 +4,50 @@
   <w:body>
     <w:p>
       <w:pPr>
-        <w:pStyle w:val="Heading1"/>
-        <w:rPr>
-          <w:rFonts w:cs="Times New Roman"/>
-        </w:rPr>
-      </w:pPr>
-      <w:r>
-        <w:rPr>
-          <w:rFonts w:cs="Times New Roman"/>
-        </w:rPr>
-        <w:t>Acknowledgement</w:t>
-      </w:r>
-    </w:p>
-    <w:p>
-      <w:pPr>
-        <w:rPr>
-          <w:rFonts w:cs="Times New Roman"/>
-        </w:rPr>
-      </w:pPr>
+        <w:jc w:val="center"/>
+        <w:rPr>
+          <w:rFonts w:cs="Times New Roman"/>
+          <w:b/>
+          <w:bCs/>
+          <w:sz w:val="32"/>
+          <w:szCs w:val="32"/>
+        </w:rPr>
+      </w:pPr>
+      <w:r>
+        <w:rPr>
+          <w:rFonts w:cs="Times New Roman"/>
+          <w:b/>
+          <w:bCs/>
+          <w:sz w:val="32"/>
+          <w:szCs w:val="32"/>
+        </w:rPr>
+        <w:t>Ac</w:t>
+      </w:r>
+      <w:r>
+        <w:rPr>
+          <w:rFonts w:cs="Times New Roman"/>
+          <w:b/>
+          <w:bCs/>
+          <w:sz w:val="32"/>
+          <w:szCs w:val="32"/>
+        </w:rPr>
+        <w:t>knowledgement</w:t>
+      </w:r>
+    </w:p>
+    <w:p/>
+    <w:p>
+      <w:pPr>
+        <w:spacing w:after="0" w:line="276" w:lineRule="auto"/>
+        <w:rPr>
+          <w:rFonts w:cs="Times New Roman"/>
+        </w:rPr>
+      </w:pPr>
+      <w:r>
+        <w:rPr>
+          <w:rFonts w:cs="Times New Roman"/>
+        </w:rPr>
+        <w:tab/>
+      </w:r>
       <w:r>
         <w:rPr>
           <w:rFonts w:cs="Times New Roman"/>
@@ -31,10 +57,25 @@
     </w:p>
     <w:p>
       <w:pPr>
-        <w:rPr>
-          <w:rFonts w:cs="Times New Roman"/>
-        </w:rPr>
-      </w:pPr>
+        <w:spacing w:after="0" w:line="276" w:lineRule="auto"/>
+        <w:rPr>
+          <w:rFonts w:cs="Times New Roman"/>
+        </w:rPr>
+      </w:pPr>
+    </w:p>
+    <w:p>
+      <w:pPr>
+        <w:spacing w:after="0" w:line="276" w:lineRule="auto"/>
+        <w:rPr>
+          <w:rFonts w:cs="Times New Roman"/>
+        </w:rPr>
+      </w:pPr>
+      <w:r>
+        <w:rPr>
+          <w:rFonts w:cs="Times New Roman"/>
+        </w:rPr>
+        <w:tab/>
+      </w:r>
       <w:r>
         <w:rPr>
           <w:rFonts w:cs="Times New Roman"/>
@@ -44,6 +85,7 @@
     </w:p>
     <w:p>
       <w:pPr>
+        <w:spacing w:after="0" w:line="276" w:lineRule="auto"/>
         <w:rPr>
           <w:rFonts w:cs="Times New Roman"/>
         </w:rPr>
@@ -57,21 +99,31 @@
     </w:p>
     <w:p>
       <w:pPr>
-        <w:pStyle w:val="Heading1"/>
-        <w:rPr>
-          <w:rFonts w:cs="Times New Roman"/>
-        </w:rPr>
-      </w:pPr>
-      <w:r>
-        <w:rPr>
-          <w:rFonts w:cs="Times New Roman"/>
+        <w:jc w:val="center"/>
+        <w:rPr>
+          <w:rFonts w:cs="Times New Roman"/>
+          <w:b/>
+          <w:bCs/>
+          <w:sz w:val="32"/>
+          <w:szCs w:val="32"/>
+        </w:rPr>
+      </w:pPr>
+      <w:r>
+        <w:rPr>
+          <w:rFonts w:cs="Times New Roman"/>
+          <w:b/>
+          <w:bCs/>
+          <w:sz w:val="32"/>
+          <w:szCs w:val="32"/>
         </w:rPr>
         <w:lastRenderedPageBreak/>
         <w:t>Abstract</w:t>
       </w:r>
     </w:p>
-    <w:p>
-      <w:pPr>
+    <w:p/>
+    <w:p>
+      <w:pPr>
+        <w:spacing w:after="0" w:line="276" w:lineRule="auto"/>
         <w:rPr>
           <w:rFonts w:cs="Times New Roman"/>
         </w:rPr>
@@ -106,23 +158,4543 @@
         </w:rPr>
         <w:t xml:space="preserve"> goals, and search their entire food history. Administrators can view users’ food logs, send notes/dietary guidance directly to registered users and manage user accounts. </w:t>
       </w:r>
+    </w:p>
+    <w:p>
+      <w:pPr>
+        <w:spacing w:after="0" w:line="276" w:lineRule="auto"/>
+        <w:rPr>
+          <w:rFonts w:cs="Times New Roman"/>
+        </w:rPr>
+        <w:sectPr>
+          <w:footerReference w:type="default" r:id="rId8"/>
+          <w:pgSz w:w="12240" w:h="15840"/>
+          <w:pgMar w:top="1440" w:right="1440" w:bottom="1440" w:left="1440" w:header="708" w:footer="708" w:gutter="0"/>
+          <w:pgNumType w:fmt="lowerRoman"/>
+          <w:cols w:space="708"/>
+          <w:docGrid w:linePitch="360"/>
+        </w:sectPr>
+      </w:pPr>
       <w:r>
         <w:rPr>
           <w:rFonts w:cs="Times New Roman"/>
         </w:rPr>
         <w:br/>
-        <w:t>This documentation describes the software analysis and design of the Nutrition Tracker system. It describes the project objectives and scope, the background and existing systems, the overall description of the system including product features and user classes, the external interface requirements, database schema, system architecture and class structure and non-functional requirements.</w:t>
-      </w:r>
-    </w:p>
-    <w:p>
-      <w:pPr>
-        <w:rPr>
-          <w:rFonts w:cs="Times New Roman"/>
-        </w:rPr>
-      </w:pPr>
-    </w:p>
-    <w:p>
-      <w:pPr>
+        <w:t>This documentation describes the software analysis and design of the Nutrition Tracker system. It describes the project objectives and scope, the background and existing systems, the overall description of the system including product features and user classes, the external interface requirements, database schema, system architecture and class structure and non-functional requirements</w:t>
+      </w:r>
+      <w:r>
+        <w:rPr>
+          <w:rFonts w:cs="Times New Roman"/>
+        </w:rPr>
+        <w:t>.</w:t>
+      </w:r>
+    </w:p>
+    <w:sdt>
+      <w:sdtPr>
+        <w:id w:val="1302348879"/>
+        <w:docPartObj>
+          <w:docPartGallery w:val="Table of Contents"/>
+          <w:docPartUnique/>
+        </w:docPartObj>
+      </w:sdtPr>
+      <w:sdtEndPr>
+        <w:rPr>
+          <w:b/>
+          <w:bCs/>
+          <w:noProof/>
+        </w:rPr>
+      </w:sdtEndPr>
+      <w:sdtContent>
+        <w:p>
+          <w:pPr>
+            <w:pStyle w:val="ListParagraph"/>
+            <w:rPr>
+              <w:rStyle w:val="Heading1Char"/>
+            </w:rPr>
+          </w:pPr>
+          <w:r>
+            <w:rPr>
+              <w:rStyle w:val="Heading1Char"/>
+            </w:rPr>
+            <w:t>Table of C</w:t>
+          </w:r>
+          <w:r>
+            <w:rPr>
+              <w:rStyle w:val="Heading1Char"/>
+            </w:rPr>
+            <w:t>ontents</w:t>
+          </w:r>
+        </w:p>
+        <w:p>
+          <w:pPr>
+            <w:pStyle w:val="TOC1"/>
+            <w:tabs>
+              <w:tab w:val="left" w:pos="480"/>
+              <w:tab w:val="right" w:leader="dot" w:pos="9350"/>
+            </w:tabs>
+            <w:rPr>
+              <w:rFonts w:asciiTheme="minorHAnsi" w:eastAsiaTheme="minorEastAsia" w:hAnsiTheme="minorHAnsi"/>
+              <w:noProof/>
+            </w:rPr>
+          </w:pPr>
+          <w:r>
+            <w:fldChar w:fldCharType="begin"/>
+          </w:r>
+          <w:r>
+            <w:instrText xml:space="preserve"> TOC \o "1-3" \h \z \u </w:instrText>
+          </w:r>
+          <w:r>
+            <w:fldChar w:fldCharType="separate"/>
+          </w:r>
+          <w:hyperlink w:anchor="_Toc234524394" w:history="1">
+            <w:r>
+              <w:rPr>
+                <w:rStyle w:val="Hyperlink"/>
+                <w:rFonts w:cs="Times New Roman"/>
+                <w:noProof/>
+              </w:rPr>
+              <w:t>1.</w:t>
+            </w:r>
+            <w:r>
+              <w:rPr>
+                <w:rFonts w:asciiTheme="minorHAnsi" w:eastAsiaTheme="minorEastAsia" w:hAnsiTheme="minorHAnsi"/>
+                <w:noProof/>
+              </w:rPr>
+              <w:tab/>
+            </w:r>
+            <w:r>
+              <w:rPr>
+                <w:rStyle w:val="Hyperlink"/>
+                <w:rFonts w:cs="Times New Roman"/>
+                <w:noProof/>
+              </w:rPr>
+              <w:t>Introduction</w:t>
+            </w:r>
+            <w:r>
+              <w:rPr>
+                <w:noProof/>
+                <w:webHidden/>
+              </w:rPr>
+              <w:tab/>
+            </w:r>
+            <w:r>
+              <w:rPr>
+                <w:noProof/>
+                <w:webHidden/>
+              </w:rPr>
+              <w:fldChar w:fldCharType="begin"/>
+            </w:r>
+            <w:r>
+              <w:rPr>
+                <w:noProof/>
+                <w:webHidden/>
+              </w:rPr>
+              <w:instrText xml:space="preserve"> PAGEREF _Toc234524394 \h </w:instrText>
+            </w:r>
+            <w:r>
+              <w:rPr>
+                <w:noProof/>
+                <w:webHidden/>
+              </w:rPr>
+            </w:r>
+            <w:r>
+              <w:rPr>
+                <w:noProof/>
+                <w:webHidden/>
+              </w:rPr>
+              <w:fldChar w:fldCharType="separate"/>
+            </w:r>
+            <w:r>
+              <w:rPr>
+                <w:noProof/>
+                <w:webHidden/>
+              </w:rPr>
+              <w:t>1</w:t>
+            </w:r>
+            <w:r>
+              <w:rPr>
+                <w:noProof/>
+                <w:webHidden/>
+              </w:rPr>
+              <w:fldChar w:fldCharType="end"/>
+            </w:r>
+          </w:hyperlink>
+        </w:p>
+        <w:p>
+          <w:pPr>
+            <w:pStyle w:val="TOC2"/>
+            <w:tabs>
+              <w:tab w:val="left" w:pos="960"/>
+              <w:tab w:val="right" w:leader="dot" w:pos="9350"/>
+            </w:tabs>
+            <w:rPr>
+              <w:rFonts w:asciiTheme="minorHAnsi" w:eastAsiaTheme="minorEastAsia" w:hAnsiTheme="minorHAnsi"/>
+              <w:noProof/>
+            </w:rPr>
+          </w:pPr>
+          <w:hyperlink w:anchor="_Toc234524395" w:history="1">
+            <w:r>
+              <w:rPr>
+                <w:rStyle w:val="Hyperlink"/>
+                <w:rFonts w:cs="Times New Roman"/>
+                <w:noProof/>
+              </w:rPr>
+              <w:t>1.1.</w:t>
+            </w:r>
+            <w:r>
+              <w:rPr>
+                <w:rFonts w:asciiTheme="minorHAnsi" w:eastAsiaTheme="minorEastAsia" w:hAnsiTheme="minorHAnsi"/>
+                <w:noProof/>
+              </w:rPr>
+              <w:tab/>
+            </w:r>
+            <w:r>
+              <w:rPr>
+                <w:rStyle w:val="Hyperlink"/>
+                <w:rFonts w:cs="Times New Roman"/>
+                <w:noProof/>
+              </w:rPr>
+              <w:t>Purpose</w:t>
+            </w:r>
+            <w:r>
+              <w:rPr>
+                <w:noProof/>
+                <w:webHidden/>
+              </w:rPr>
+              <w:tab/>
+            </w:r>
+            <w:r>
+              <w:rPr>
+                <w:noProof/>
+                <w:webHidden/>
+              </w:rPr>
+              <w:fldChar w:fldCharType="begin"/>
+            </w:r>
+            <w:r>
+              <w:rPr>
+                <w:noProof/>
+                <w:webHidden/>
+              </w:rPr>
+              <w:instrText xml:space="preserve"> PAGEREF _Toc234524395 \h </w:instrText>
+            </w:r>
+            <w:r>
+              <w:rPr>
+                <w:noProof/>
+                <w:webHidden/>
+              </w:rPr>
+            </w:r>
+            <w:r>
+              <w:rPr>
+                <w:noProof/>
+                <w:webHidden/>
+              </w:rPr>
+              <w:fldChar w:fldCharType="separate"/>
+            </w:r>
+            <w:r>
+              <w:rPr>
+                <w:noProof/>
+                <w:webHidden/>
+              </w:rPr>
+              <w:t>1</w:t>
+            </w:r>
+            <w:r>
+              <w:rPr>
+                <w:noProof/>
+                <w:webHidden/>
+              </w:rPr>
+              <w:fldChar w:fldCharType="end"/>
+            </w:r>
+          </w:hyperlink>
+        </w:p>
+        <w:p>
+          <w:pPr>
+            <w:pStyle w:val="TOC2"/>
+            <w:tabs>
+              <w:tab w:val="left" w:pos="960"/>
+              <w:tab w:val="right" w:leader="dot" w:pos="9350"/>
+            </w:tabs>
+            <w:rPr>
+              <w:rFonts w:asciiTheme="minorHAnsi" w:eastAsiaTheme="minorEastAsia" w:hAnsiTheme="minorHAnsi"/>
+              <w:noProof/>
+            </w:rPr>
+          </w:pPr>
+          <w:hyperlink w:anchor="_Toc234524396" w:history="1">
+            <w:r>
+              <w:rPr>
+                <w:rStyle w:val="Hyperlink"/>
+                <w:rFonts w:cs="Times New Roman"/>
+                <w:noProof/>
+              </w:rPr>
+              <w:t>1.2.</w:t>
+            </w:r>
+            <w:r>
+              <w:rPr>
+                <w:rFonts w:asciiTheme="minorHAnsi" w:eastAsiaTheme="minorEastAsia" w:hAnsiTheme="minorHAnsi"/>
+                <w:noProof/>
+              </w:rPr>
+              <w:tab/>
+            </w:r>
+            <w:r>
+              <w:rPr>
+                <w:rStyle w:val="Hyperlink"/>
+                <w:rFonts w:cs="Times New Roman"/>
+                <w:noProof/>
+              </w:rPr>
+              <w:t>Project Scope</w:t>
+            </w:r>
+            <w:r>
+              <w:rPr>
+                <w:noProof/>
+                <w:webHidden/>
+              </w:rPr>
+              <w:tab/>
+            </w:r>
+            <w:r>
+              <w:rPr>
+                <w:noProof/>
+                <w:webHidden/>
+              </w:rPr>
+              <w:fldChar w:fldCharType="begin"/>
+            </w:r>
+            <w:r>
+              <w:rPr>
+                <w:noProof/>
+                <w:webHidden/>
+              </w:rPr>
+              <w:instrText xml:space="preserve"> PAGEREF _Toc234524396 \h </w:instrText>
+            </w:r>
+            <w:r>
+              <w:rPr>
+                <w:noProof/>
+                <w:webHidden/>
+              </w:rPr>
+            </w:r>
+            <w:r>
+              <w:rPr>
+                <w:noProof/>
+                <w:webHidden/>
+              </w:rPr>
+              <w:fldChar w:fldCharType="separate"/>
+            </w:r>
+            <w:r>
+              <w:rPr>
+                <w:noProof/>
+                <w:webHidden/>
+              </w:rPr>
+              <w:t>1</w:t>
+            </w:r>
+            <w:r>
+              <w:rPr>
+                <w:noProof/>
+                <w:webHidden/>
+              </w:rPr>
+              <w:fldChar w:fldCharType="end"/>
+            </w:r>
+          </w:hyperlink>
+        </w:p>
+        <w:p>
+          <w:pPr>
+            <w:pStyle w:val="TOC2"/>
+            <w:tabs>
+              <w:tab w:val="left" w:pos="960"/>
+              <w:tab w:val="right" w:leader="dot" w:pos="9350"/>
+            </w:tabs>
+            <w:rPr>
+              <w:rFonts w:asciiTheme="minorHAnsi" w:eastAsiaTheme="minorEastAsia" w:hAnsiTheme="minorHAnsi"/>
+              <w:noProof/>
+            </w:rPr>
+          </w:pPr>
+          <w:hyperlink w:anchor="_Toc234524397" w:history="1">
+            <w:r>
+              <w:rPr>
+                <w:rStyle w:val="Hyperlink"/>
+                <w:rFonts w:cs="Times New Roman"/>
+                <w:noProof/>
+              </w:rPr>
+              <w:t>1.3.</w:t>
+            </w:r>
+            <w:r>
+              <w:rPr>
+                <w:rFonts w:asciiTheme="minorHAnsi" w:eastAsiaTheme="minorEastAsia" w:hAnsiTheme="minorHAnsi"/>
+                <w:noProof/>
+              </w:rPr>
+              <w:tab/>
+            </w:r>
+            <w:r>
+              <w:rPr>
+                <w:rStyle w:val="Hyperlink"/>
+                <w:rFonts w:cs="Times New Roman"/>
+                <w:noProof/>
+              </w:rPr>
+              <w:t>Document Convention</w:t>
+            </w:r>
+            <w:r>
+              <w:rPr>
+                <w:noProof/>
+                <w:webHidden/>
+              </w:rPr>
+              <w:tab/>
+            </w:r>
+            <w:r>
+              <w:rPr>
+                <w:noProof/>
+                <w:webHidden/>
+              </w:rPr>
+              <w:fldChar w:fldCharType="begin"/>
+            </w:r>
+            <w:r>
+              <w:rPr>
+                <w:noProof/>
+                <w:webHidden/>
+              </w:rPr>
+              <w:instrText xml:space="preserve"> PAGEREF _Toc234524397 \h </w:instrText>
+            </w:r>
+            <w:r>
+              <w:rPr>
+                <w:noProof/>
+                <w:webHidden/>
+              </w:rPr>
+            </w:r>
+            <w:r>
+              <w:rPr>
+                <w:noProof/>
+                <w:webHidden/>
+              </w:rPr>
+              <w:fldChar w:fldCharType="separate"/>
+            </w:r>
+            <w:r>
+              <w:rPr>
+                <w:noProof/>
+                <w:webHidden/>
+              </w:rPr>
+              <w:t>1</w:t>
+            </w:r>
+            <w:r>
+              <w:rPr>
+                <w:noProof/>
+                <w:webHidden/>
+              </w:rPr>
+              <w:fldChar w:fldCharType="end"/>
+            </w:r>
+          </w:hyperlink>
+        </w:p>
+        <w:p>
+          <w:pPr>
+            <w:pStyle w:val="TOC2"/>
+            <w:tabs>
+              <w:tab w:val="left" w:pos="960"/>
+              <w:tab w:val="right" w:leader="dot" w:pos="9350"/>
+            </w:tabs>
+            <w:rPr>
+              <w:rFonts w:asciiTheme="minorHAnsi" w:eastAsiaTheme="minorEastAsia" w:hAnsiTheme="minorHAnsi"/>
+              <w:noProof/>
+            </w:rPr>
+          </w:pPr>
+          <w:hyperlink w:anchor="_Toc234524398" w:history="1">
+            <w:r>
+              <w:rPr>
+                <w:rStyle w:val="Hyperlink"/>
+                <w:rFonts w:cs="Times New Roman"/>
+                <w:noProof/>
+              </w:rPr>
+              <w:t>1.4.</w:t>
+            </w:r>
+            <w:r>
+              <w:rPr>
+                <w:rFonts w:asciiTheme="minorHAnsi" w:eastAsiaTheme="minorEastAsia" w:hAnsiTheme="minorHAnsi"/>
+                <w:noProof/>
+              </w:rPr>
+              <w:tab/>
+            </w:r>
+            <w:r>
+              <w:rPr>
+                <w:rStyle w:val="Hyperlink"/>
+                <w:rFonts w:cs="Times New Roman"/>
+                <w:noProof/>
+              </w:rPr>
+              <w:t>Additional Information</w:t>
+            </w:r>
+            <w:r>
+              <w:rPr>
+                <w:noProof/>
+                <w:webHidden/>
+              </w:rPr>
+              <w:tab/>
+            </w:r>
+            <w:r>
+              <w:rPr>
+                <w:noProof/>
+                <w:webHidden/>
+              </w:rPr>
+              <w:fldChar w:fldCharType="begin"/>
+            </w:r>
+            <w:r>
+              <w:rPr>
+                <w:noProof/>
+                <w:webHidden/>
+              </w:rPr>
+              <w:instrText xml:space="preserve"> PAGEREF _Toc234524398 \h </w:instrText>
+            </w:r>
+            <w:r>
+              <w:rPr>
+                <w:noProof/>
+                <w:webHidden/>
+              </w:rPr>
+            </w:r>
+            <w:r>
+              <w:rPr>
+                <w:noProof/>
+                <w:webHidden/>
+              </w:rPr>
+              <w:fldChar w:fldCharType="separate"/>
+            </w:r>
+            <w:r>
+              <w:rPr>
+                <w:noProof/>
+                <w:webHidden/>
+              </w:rPr>
+              <w:t>1</w:t>
+            </w:r>
+            <w:r>
+              <w:rPr>
+                <w:noProof/>
+                <w:webHidden/>
+              </w:rPr>
+              <w:fldChar w:fldCharType="end"/>
+            </w:r>
+          </w:hyperlink>
+        </w:p>
+        <w:p>
+          <w:pPr>
+            <w:pStyle w:val="TOC1"/>
+            <w:tabs>
+              <w:tab w:val="left" w:pos="480"/>
+              <w:tab w:val="right" w:leader="dot" w:pos="9350"/>
+            </w:tabs>
+            <w:rPr>
+              <w:rFonts w:asciiTheme="minorHAnsi" w:eastAsiaTheme="minorEastAsia" w:hAnsiTheme="minorHAnsi"/>
+              <w:noProof/>
+            </w:rPr>
+          </w:pPr>
+          <w:hyperlink w:anchor="_Toc234524399" w:history="1">
+            <w:r>
+              <w:rPr>
+                <w:rStyle w:val="Hyperlink"/>
+                <w:rFonts w:cs="Times New Roman"/>
+                <w:noProof/>
+              </w:rPr>
+              <w:t>2.</w:t>
+            </w:r>
+            <w:r>
+              <w:rPr>
+                <w:rFonts w:asciiTheme="minorHAnsi" w:eastAsiaTheme="minorEastAsia" w:hAnsiTheme="minorHAnsi"/>
+                <w:noProof/>
+              </w:rPr>
+              <w:tab/>
+            </w:r>
+            <w:r>
+              <w:rPr>
+                <w:rStyle w:val="Hyperlink"/>
+                <w:rFonts w:cs="Times New Roman"/>
+                <w:noProof/>
+              </w:rPr>
+              <w:t>Background and Literature Review</w:t>
+            </w:r>
+            <w:r>
+              <w:rPr>
+                <w:noProof/>
+                <w:webHidden/>
+              </w:rPr>
+              <w:tab/>
+            </w:r>
+            <w:r>
+              <w:rPr>
+                <w:noProof/>
+                <w:webHidden/>
+              </w:rPr>
+              <w:fldChar w:fldCharType="begin"/>
+            </w:r>
+            <w:r>
+              <w:rPr>
+                <w:noProof/>
+                <w:webHidden/>
+              </w:rPr>
+              <w:instrText xml:space="preserve"> PAGEREF _Toc234524399 \h </w:instrText>
+            </w:r>
+            <w:r>
+              <w:rPr>
+                <w:noProof/>
+                <w:webHidden/>
+              </w:rPr>
+            </w:r>
+            <w:r>
+              <w:rPr>
+                <w:noProof/>
+                <w:webHidden/>
+              </w:rPr>
+              <w:fldChar w:fldCharType="separate"/>
+            </w:r>
+            <w:r>
+              <w:rPr>
+                <w:noProof/>
+                <w:webHidden/>
+              </w:rPr>
+              <w:t>2</w:t>
+            </w:r>
+            <w:r>
+              <w:rPr>
+                <w:noProof/>
+                <w:webHidden/>
+              </w:rPr>
+              <w:fldChar w:fldCharType="end"/>
+            </w:r>
+          </w:hyperlink>
+        </w:p>
+        <w:p>
+          <w:pPr>
+            <w:pStyle w:val="TOC2"/>
+            <w:tabs>
+              <w:tab w:val="left" w:pos="960"/>
+              <w:tab w:val="right" w:leader="dot" w:pos="9350"/>
+            </w:tabs>
+            <w:rPr>
+              <w:rFonts w:asciiTheme="minorHAnsi" w:eastAsiaTheme="minorEastAsia" w:hAnsiTheme="minorHAnsi"/>
+              <w:noProof/>
+            </w:rPr>
+          </w:pPr>
+          <w:hyperlink w:anchor="_Toc234524400" w:history="1">
+            <w:r>
+              <w:rPr>
+                <w:rStyle w:val="Hyperlink"/>
+                <w:rFonts w:cs="Times New Roman"/>
+                <w:noProof/>
+              </w:rPr>
+              <w:t>2.1.</w:t>
+            </w:r>
+            <w:r>
+              <w:rPr>
+                <w:rFonts w:asciiTheme="minorHAnsi" w:eastAsiaTheme="minorEastAsia" w:hAnsiTheme="minorHAnsi"/>
+                <w:noProof/>
+              </w:rPr>
+              <w:tab/>
+            </w:r>
+            <w:r>
+              <w:rPr>
+                <w:rStyle w:val="Hyperlink"/>
+                <w:rFonts w:cs="Times New Roman"/>
+                <w:noProof/>
+              </w:rPr>
+              <w:t>Background Study</w:t>
+            </w:r>
+            <w:r>
+              <w:rPr>
+                <w:noProof/>
+                <w:webHidden/>
+              </w:rPr>
+              <w:tab/>
+            </w:r>
+            <w:r>
+              <w:rPr>
+                <w:noProof/>
+                <w:webHidden/>
+              </w:rPr>
+              <w:fldChar w:fldCharType="begin"/>
+            </w:r>
+            <w:r>
+              <w:rPr>
+                <w:noProof/>
+                <w:webHidden/>
+              </w:rPr>
+              <w:instrText xml:space="preserve"> PAGEREF _Toc234524400 \h </w:instrText>
+            </w:r>
+            <w:r>
+              <w:rPr>
+                <w:noProof/>
+                <w:webHidden/>
+              </w:rPr>
+            </w:r>
+            <w:r>
+              <w:rPr>
+                <w:noProof/>
+                <w:webHidden/>
+              </w:rPr>
+              <w:fldChar w:fldCharType="separate"/>
+            </w:r>
+            <w:r>
+              <w:rPr>
+                <w:noProof/>
+                <w:webHidden/>
+              </w:rPr>
+              <w:t>2</w:t>
+            </w:r>
+            <w:r>
+              <w:rPr>
+                <w:noProof/>
+                <w:webHidden/>
+              </w:rPr>
+              <w:fldChar w:fldCharType="end"/>
+            </w:r>
+          </w:hyperlink>
+        </w:p>
+        <w:p>
+          <w:pPr>
+            <w:pStyle w:val="TOC2"/>
+            <w:tabs>
+              <w:tab w:val="left" w:pos="960"/>
+              <w:tab w:val="right" w:leader="dot" w:pos="9350"/>
+            </w:tabs>
+            <w:rPr>
+              <w:rFonts w:asciiTheme="minorHAnsi" w:eastAsiaTheme="minorEastAsia" w:hAnsiTheme="minorHAnsi"/>
+              <w:noProof/>
+            </w:rPr>
+          </w:pPr>
+          <w:hyperlink w:anchor="_Toc234524401" w:history="1">
+            <w:r>
+              <w:rPr>
+                <w:rStyle w:val="Hyperlink"/>
+                <w:rFonts w:cs="Times New Roman"/>
+                <w:noProof/>
+              </w:rPr>
+              <w:t>2.2.</w:t>
+            </w:r>
+            <w:r>
+              <w:rPr>
+                <w:rFonts w:asciiTheme="minorHAnsi" w:eastAsiaTheme="minorEastAsia" w:hAnsiTheme="minorHAnsi"/>
+                <w:noProof/>
+              </w:rPr>
+              <w:tab/>
+            </w:r>
+            <w:r>
+              <w:rPr>
+                <w:rStyle w:val="Hyperlink"/>
+                <w:rFonts w:cs="Times New Roman"/>
+                <w:noProof/>
+              </w:rPr>
+              <w:t>Literature Study</w:t>
+            </w:r>
+            <w:r>
+              <w:rPr>
+                <w:noProof/>
+                <w:webHidden/>
+              </w:rPr>
+              <w:tab/>
+            </w:r>
+            <w:r>
+              <w:rPr>
+                <w:noProof/>
+                <w:webHidden/>
+              </w:rPr>
+              <w:fldChar w:fldCharType="begin"/>
+            </w:r>
+            <w:r>
+              <w:rPr>
+                <w:noProof/>
+                <w:webHidden/>
+              </w:rPr>
+              <w:instrText xml:space="preserve"> PAGEREF _Toc234524401 \h </w:instrText>
+            </w:r>
+            <w:r>
+              <w:rPr>
+                <w:noProof/>
+                <w:webHidden/>
+              </w:rPr>
+            </w:r>
+            <w:r>
+              <w:rPr>
+                <w:noProof/>
+                <w:webHidden/>
+              </w:rPr>
+              <w:fldChar w:fldCharType="separate"/>
+            </w:r>
+            <w:r>
+              <w:rPr>
+                <w:noProof/>
+                <w:webHidden/>
+              </w:rPr>
+              <w:t>2</w:t>
+            </w:r>
+            <w:r>
+              <w:rPr>
+                <w:noProof/>
+                <w:webHidden/>
+              </w:rPr>
+              <w:fldChar w:fldCharType="end"/>
+            </w:r>
+          </w:hyperlink>
+        </w:p>
+        <w:p>
+          <w:pPr>
+            <w:pStyle w:val="TOC2"/>
+            <w:tabs>
+              <w:tab w:val="left" w:pos="960"/>
+              <w:tab w:val="right" w:leader="dot" w:pos="9350"/>
+            </w:tabs>
+            <w:rPr>
+              <w:rFonts w:asciiTheme="minorHAnsi" w:eastAsiaTheme="minorEastAsia" w:hAnsiTheme="minorHAnsi"/>
+              <w:noProof/>
+            </w:rPr>
+          </w:pPr>
+          <w:hyperlink w:anchor="_Toc234524402" w:history="1">
+            <w:r>
+              <w:rPr>
+                <w:rStyle w:val="Hyperlink"/>
+                <w:rFonts w:cs="Times New Roman"/>
+                <w:noProof/>
+              </w:rPr>
+              <w:t>2.3.</w:t>
+            </w:r>
+            <w:r>
+              <w:rPr>
+                <w:rFonts w:asciiTheme="minorHAnsi" w:eastAsiaTheme="minorEastAsia" w:hAnsiTheme="minorHAnsi"/>
+                <w:noProof/>
+              </w:rPr>
+              <w:tab/>
+            </w:r>
+            <w:r>
+              <w:rPr>
+                <w:rStyle w:val="Hyperlink"/>
+                <w:rFonts w:cs="Times New Roman"/>
+                <w:noProof/>
+              </w:rPr>
+              <w:t>Existing System</w:t>
+            </w:r>
+            <w:r>
+              <w:rPr>
+                <w:noProof/>
+                <w:webHidden/>
+              </w:rPr>
+              <w:tab/>
+            </w:r>
+            <w:r>
+              <w:rPr>
+                <w:noProof/>
+                <w:webHidden/>
+              </w:rPr>
+              <w:fldChar w:fldCharType="begin"/>
+            </w:r>
+            <w:r>
+              <w:rPr>
+                <w:noProof/>
+                <w:webHidden/>
+              </w:rPr>
+              <w:instrText xml:space="preserve"> PAGEREF _Toc234524402 \h </w:instrText>
+            </w:r>
+            <w:r>
+              <w:rPr>
+                <w:noProof/>
+                <w:webHidden/>
+              </w:rPr>
+            </w:r>
+            <w:r>
+              <w:rPr>
+                <w:noProof/>
+                <w:webHidden/>
+              </w:rPr>
+              <w:fldChar w:fldCharType="separate"/>
+            </w:r>
+            <w:r>
+              <w:rPr>
+                <w:noProof/>
+                <w:webHidden/>
+              </w:rPr>
+              <w:t>2</w:t>
+            </w:r>
+            <w:r>
+              <w:rPr>
+                <w:noProof/>
+                <w:webHidden/>
+              </w:rPr>
+              <w:fldChar w:fldCharType="end"/>
+            </w:r>
+          </w:hyperlink>
+        </w:p>
+        <w:p>
+          <w:pPr>
+            <w:pStyle w:val="TOC1"/>
+            <w:tabs>
+              <w:tab w:val="left" w:pos="480"/>
+              <w:tab w:val="right" w:leader="dot" w:pos="9350"/>
+            </w:tabs>
+            <w:rPr>
+              <w:rFonts w:asciiTheme="minorHAnsi" w:eastAsiaTheme="minorEastAsia" w:hAnsiTheme="minorHAnsi"/>
+              <w:noProof/>
+            </w:rPr>
+          </w:pPr>
+          <w:hyperlink w:anchor="_Toc234524403" w:history="1">
+            <w:r>
+              <w:rPr>
+                <w:rStyle w:val="Hyperlink"/>
+                <w:rFonts w:cs="Times New Roman"/>
+                <w:noProof/>
+              </w:rPr>
+              <w:t>3.</w:t>
+            </w:r>
+            <w:r>
+              <w:rPr>
+                <w:rFonts w:asciiTheme="minorHAnsi" w:eastAsiaTheme="minorEastAsia" w:hAnsiTheme="minorHAnsi"/>
+                <w:noProof/>
+              </w:rPr>
+              <w:tab/>
+            </w:r>
+            <w:r>
+              <w:rPr>
+                <w:rStyle w:val="Hyperlink"/>
+                <w:rFonts w:cs="Times New Roman"/>
+                <w:noProof/>
+              </w:rPr>
+              <w:t>Overall Description</w:t>
+            </w:r>
+            <w:r>
+              <w:rPr>
+                <w:noProof/>
+                <w:webHidden/>
+              </w:rPr>
+              <w:tab/>
+            </w:r>
+            <w:r>
+              <w:rPr>
+                <w:noProof/>
+                <w:webHidden/>
+              </w:rPr>
+              <w:fldChar w:fldCharType="begin"/>
+            </w:r>
+            <w:r>
+              <w:rPr>
+                <w:noProof/>
+                <w:webHidden/>
+              </w:rPr>
+              <w:instrText xml:space="preserve"> PAGEREF _Toc234524403 \h </w:instrText>
+            </w:r>
+            <w:r>
+              <w:rPr>
+                <w:noProof/>
+                <w:webHidden/>
+              </w:rPr>
+            </w:r>
+            <w:r>
+              <w:rPr>
+                <w:noProof/>
+                <w:webHidden/>
+              </w:rPr>
+              <w:fldChar w:fldCharType="separate"/>
+            </w:r>
+            <w:r>
+              <w:rPr>
+                <w:noProof/>
+                <w:webHidden/>
+              </w:rPr>
+              <w:t>3</w:t>
+            </w:r>
+            <w:r>
+              <w:rPr>
+                <w:noProof/>
+                <w:webHidden/>
+              </w:rPr>
+              <w:fldChar w:fldCharType="end"/>
+            </w:r>
+          </w:hyperlink>
+        </w:p>
+        <w:p>
+          <w:pPr>
+            <w:pStyle w:val="TOC2"/>
+            <w:tabs>
+              <w:tab w:val="left" w:pos="960"/>
+              <w:tab w:val="right" w:leader="dot" w:pos="9350"/>
+            </w:tabs>
+            <w:rPr>
+              <w:rFonts w:asciiTheme="minorHAnsi" w:eastAsiaTheme="minorEastAsia" w:hAnsiTheme="minorHAnsi"/>
+              <w:noProof/>
+            </w:rPr>
+          </w:pPr>
+          <w:hyperlink w:anchor="_Toc234524404" w:history="1">
+            <w:r>
+              <w:rPr>
+                <w:rStyle w:val="Hyperlink"/>
+                <w:rFonts w:cs="Times New Roman"/>
+                <w:noProof/>
+              </w:rPr>
+              <w:t>3.1.</w:t>
+            </w:r>
+            <w:r>
+              <w:rPr>
+                <w:rFonts w:asciiTheme="minorHAnsi" w:eastAsiaTheme="minorEastAsia" w:hAnsiTheme="minorHAnsi"/>
+                <w:noProof/>
+              </w:rPr>
+              <w:tab/>
+            </w:r>
+            <w:r>
+              <w:rPr>
+                <w:rStyle w:val="Hyperlink"/>
+                <w:rFonts w:cs="Times New Roman"/>
+                <w:noProof/>
+              </w:rPr>
+              <w:t>Product Perspective</w:t>
+            </w:r>
+            <w:r>
+              <w:rPr>
+                <w:noProof/>
+                <w:webHidden/>
+              </w:rPr>
+              <w:tab/>
+            </w:r>
+            <w:r>
+              <w:rPr>
+                <w:noProof/>
+                <w:webHidden/>
+              </w:rPr>
+              <w:fldChar w:fldCharType="begin"/>
+            </w:r>
+            <w:r>
+              <w:rPr>
+                <w:noProof/>
+                <w:webHidden/>
+              </w:rPr>
+              <w:instrText xml:space="preserve"> PAGEREF _Toc234524404 \h </w:instrText>
+            </w:r>
+            <w:r>
+              <w:rPr>
+                <w:noProof/>
+                <w:webHidden/>
+              </w:rPr>
+            </w:r>
+            <w:r>
+              <w:rPr>
+                <w:noProof/>
+                <w:webHidden/>
+              </w:rPr>
+              <w:fldChar w:fldCharType="separate"/>
+            </w:r>
+            <w:r>
+              <w:rPr>
+                <w:noProof/>
+                <w:webHidden/>
+              </w:rPr>
+              <w:t>3</w:t>
+            </w:r>
+            <w:r>
+              <w:rPr>
+                <w:noProof/>
+                <w:webHidden/>
+              </w:rPr>
+              <w:fldChar w:fldCharType="end"/>
+            </w:r>
+          </w:hyperlink>
+        </w:p>
+        <w:p>
+          <w:pPr>
+            <w:pStyle w:val="TOC2"/>
+            <w:tabs>
+              <w:tab w:val="left" w:pos="960"/>
+              <w:tab w:val="right" w:leader="dot" w:pos="9350"/>
+            </w:tabs>
+            <w:rPr>
+              <w:rFonts w:asciiTheme="minorHAnsi" w:eastAsiaTheme="minorEastAsia" w:hAnsiTheme="minorHAnsi"/>
+              <w:noProof/>
+            </w:rPr>
+          </w:pPr>
+          <w:hyperlink w:anchor="_Toc234524405" w:history="1">
+            <w:r>
+              <w:rPr>
+                <w:rStyle w:val="Hyperlink"/>
+                <w:rFonts w:cs="Times New Roman"/>
+                <w:noProof/>
+              </w:rPr>
+              <w:t>3.2.</w:t>
+            </w:r>
+            <w:r>
+              <w:rPr>
+                <w:rFonts w:asciiTheme="minorHAnsi" w:eastAsiaTheme="minorEastAsia" w:hAnsiTheme="minorHAnsi"/>
+                <w:noProof/>
+              </w:rPr>
+              <w:tab/>
+            </w:r>
+            <w:r>
+              <w:rPr>
+                <w:rStyle w:val="Hyperlink"/>
+                <w:rFonts w:cs="Times New Roman"/>
+                <w:noProof/>
+              </w:rPr>
+              <w:t>Product Features</w:t>
+            </w:r>
+            <w:r>
+              <w:rPr>
+                <w:noProof/>
+                <w:webHidden/>
+              </w:rPr>
+              <w:tab/>
+            </w:r>
+            <w:r>
+              <w:rPr>
+                <w:noProof/>
+                <w:webHidden/>
+              </w:rPr>
+              <w:fldChar w:fldCharType="begin"/>
+            </w:r>
+            <w:r>
+              <w:rPr>
+                <w:noProof/>
+                <w:webHidden/>
+              </w:rPr>
+              <w:instrText xml:space="preserve"> PAGEREF _Toc234524405 \h </w:instrText>
+            </w:r>
+            <w:r>
+              <w:rPr>
+                <w:noProof/>
+                <w:webHidden/>
+              </w:rPr>
+            </w:r>
+            <w:r>
+              <w:rPr>
+                <w:noProof/>
+                <w:webHidden/>
+              </w:rPr>
+              <w:fldChar w:fldCharType="separate"/>
+            </w:r>
+            <w:r>
+              <w:rPr>
+                <w:noProof/>
+                <w:webHidden/>
+              </w:rPr>
+              <w:t>3</w:t>
+            </w:r>
+            <w:r>
+              <w:rPr>
+                <w:noProof/>
+                <w:webHidden/>
+              </w:rPr>
+              <w:fldChar w:fldCharType="end"/>
+            </w:r>
+          </w:hyperlink>
+        </w:p>
+        <w:p>
+          <w:pPr>
+            <w:pStyle w:val="TOC2"/>
+            <w:tabs>
+              <w:tab w:val="left" w:pos="960"/>
+              <w:tab w:val="right" w:leader="dot" w:pos="9350"/>
+            </w:tabs>
+            <w:rPr>
+              <w:rFonts w:asciiTheme="minorHAnsi" w:eastAsiaTheme="minorEastAsia" w:hAnsiTheme="minorHAnsi"/>
+              <w:noProof/>
+            </w:rPr>
+          </w:pPr>
+          <w:hyperlink w:anchor="_Toc234524406" w:history="1">
+            <w:r>
+              <w:rPr>
+                <w:rStyle w:val="Hyperlink"/>
+                <w:rFonts w:cs="Times New Roman"/>
+                <w:noProof/>
+              </w:rPr>
+              <w:t>3.3.</w:t>
+            </w:r>
+            <w:r>
+              <w:rPr>
+                <w:rFonts w:asciiTheme="minorHAnsi" w:eastAsiaTheme="minorEastAsia" w:hAnsiTheme="minorHAnsi"/>
+                <w:noProof/>
+              </w:rPr>
+              <w:tab/>
+            </w:r>
+            <w:r>
+              <w:rPr>
+                <w:rStyle w:val="Hyperlink"/>
+                <w:rFonts w:cs="Times New Roman"/>
+                <w:noProof/>
+              </w:rPr>
+              <w:t>User Classes and Characteristics</w:t>
+            </w:r>
+            <w:r>
+              <w:rPr>
+                <w:noProof/>
+                <w:webHidden/>
+              </w:rPr>
+              <w:tab/>
+            </w:r>
+            <w:r>
+              <w:rPr>
+                <w:noProof/>
+                <w:webHidden/>
+              </w:rPr>
+              <w:fldChar w:fldCharType="begin"/>
+            </w:r>
+            <w:r>
+              <w:rPr>
+                <w:noProof/>
+                <w:webHidden/>
+              </w:rPr>
+              <w:instrText xml:space="preserve"> PAGEREF _Toc234524406 \h </w:instrText>
+            </w:r>
+            <w:r>
+              <w:rPr>
+                <w:noProof/>
+                <w:webHidden/>
+              </w:rPr>
+            </w:r>
+            <w:r>
+              <w:rPr>
+                <w:noProof/>
+                <w:webHidden/>
+              </w:rPr>
+              <w:fldChar w:fldCharType="separate"/>
+            </w:r>
+            <w:r>
+              <w:rPr>
+                <w:noProof/>
+                <w:webHidden/>
+              </w:rPr>
+              <w:t>3</w:t>
+            </w:r>
+            <w:r>
+              <w:rPr>
+                <w:noProof/>
+                <w:webHidden/>
+              </w:rPr>
+              <w:fldChar w:fldCharType="end"/>
+            </w:r>
+          </w:hyperlink>
+        </w:p>
+        <w:p>
+          <w:pPr>
+            <w:pStyle w:val="TOC2"/>
+            <w:tabs>
+              <w:tab w:val="left" w:pos="960"/>
+              <w:tab w:val="right" w:leader="dot" w:pos="9350"/>
+            </w:tabs>
+            <w:rPr>
+              <w:rFonts w:asciiTheme="minorHAnsi" w:eastAsiaTheme="minorEastAsia" w:hAnsiTheme="minorHAnsi"/>
+              <w:noProof/>
+            </w:rPr>
+          </w:pPr>
+          <w:hyperlink w:anchor="_Toc234524407" w:history="1">
+            <w:r>
+              <w:rPr>
+                <w:rStyle w:val="Hyperlink"/>
+                <w:rFonts w:cs="Times New Roman"/>
+                <w:noProof/>
+              </w:rPr>
+              <w:t>3.4.</w:t>
+            </w:r>
+            <w:r>
+              <w:rPr>
+                <w:rFonts w:asciiTheme="minorHAnsi" w:eastAsiaTheme="minorEastAsia" w:hAnsiTheme="minorHAnsi"/>
+                <w:noProof/>
+              </w:rPr>
+              <w:tab/>
+            </w:r>
+            <w:r>
+              <w:rPr>
+                <w:rStyle w:val="Hyperlink"/>
+                <w:rFonts w:cs="Times New Roman"/>
+                <w:noProof/>
+              </w:rPr>
+              <w:t>Operating Environment</w:t>
+            </w:r>
+            <w:r>
+              <w:rPr>
+                <w:noProof/>
+                <w:webHidden/>
+              </w:rPr>
+              <w:tab/>
+            </w:r>
+            <w:r>
+              <w:rPr>
+                <w:noProof/>
+                <w:webHidden/>
+              </w:rPr>
+              <w:fldChar w:fldCharType="begin"/>
+            </w:r>
+            <w:r>
+              <w:rPr>
+                <w:noProof/>
+                <w:webHidden/>
+              </w:rPr>
+              <w:instrText xml:space="preserve"> PAGEREF _Toc234524407 \h </w:instrText>
+            </w:r>
+            <w:r>
+              <w:rPr>
+                <w:noProof/>
+                <w:webHidden/>
+              </w:rPr>
+            </w:r>
+            <w:r>
+              <w:rPr>
+                <w:noProof/>
+                <w:webHidden/>
+              </w:rPr>
+              <w:fldChar w:fldCharType="separate"/>
+            </w:r>
+            <w:r>
+              <w:rPr>
+                <w:noProof/>
+                <w:webHidden/>
+              </w:rPr>
+              <w:t>4</w:t>
+            </w:r>
+            <w:r>
+              <w:rPr>
+                <w:noProof/>
+                <w:webHidden/>
+              </w:rPr>
+              <w:fldChar w:fldCharType="end"/>
+            </w:r>
+          </w:hyperlink>
+        </w:p>
+        <w:p>
+          <w:pPr>
+            <w:pStyle w:val="TOC2"/>
+            <w:tabs>
+              <w:tab w:val="left" w:pos="960"/>
+              <w:tab w:val="right" w:leader="dot" w:pos="9350"/>
+            </w:tabs>
+            <w:rPr>
+              <w:rFonts w:asciiTheme="minorHAnsi" w:eastAsiaTheme="minorEastAsia" w:hAnsiTheme="minorHAnsi"/>
+              <w:noProof/>
+            </w:rPr>
+          </w:pPr>
+          <w:hyperlink w:anchor="_Toc234524408" w:history="1">
+            <w:r>
+              <w:rPr>
+                <w:rStyle w:val="Hyperlink"/>
+                <w:rFonts w:cs="Times New Roman"/>
+                <w:noProof/>
+              </w:rPr>
+              <w:t>3.5.</w:t>
+            </w:r>
+            <w:r>
+              <w:rPr>
+                <w:rFonts w:asciiTheme="minorHAnsi" w:eastAsiaTheme="minorEastAsia" w:hAnsiTheme="minorHAnsi"/>
+                <w:noProof/>
+              </w:rPr>
+              <w:tab/>
+            </w:r>
+            <w:r>
+              <w:rPr>
+                <w:rStyle w:val="Hyperlink"/>
+                <w:rFonts w:cs="Times New Roman"/>
+                <w:noProof/>
+              </w:rPr>
+              <w:t>Design and Implementation Constraints</w:t>
+            </w:r>
+            <w:r>
+              <w:rPr>
+                <w:noProof/>
+                <w:webHidden/>
+              </w:rPr>
+              <w:tab/>
+            </w:r>
+            <w:r>
+              <w:rPr>
+                <w:noProof/>
+                <w:webHidden/>
+              </w:rPr>
+              <w:fldChar w:fldCharType="begin"/>
+            </w:r>
+            <w:r>
+              <w:rPr>
+                <w:noProof/>
+                <w:webHidden/>
+              </w:rPr>
+              <w:instrText xml:space="preserve"> PAGEREF _Toc234524408 \h </w:instrText>
+            </w:r>
+            <w:r>
+              <w:rPr>
+                <w:noProof/>
+                <w:webHidden/>
+              </w:rPr>
+            </w:r>
+            <w:r>
+              <w:rPr>
+                <w:noProof/>
+                <w:webHidden/>
+              </w:rPr>
+              <w:fldChar w:fldCharType="separate"/>
+            </w:r>
+            <w:r>
+              <w:rPr>
+                <w:noProof/>
+                <w:webHidden/>
+              </w:rPr>
+              <w:t>4</w:t>
+            </w:r>
+            <w:r>
+              <w:rPr>
+                <w:noProof/>
+                <w:webHidden/>
+              </w:rPr>
+              <w:fldChar w:fldCharType="end"/>
+            </w:r>
+          </w:hyperlink>
+        </w:p>
+        <w:p>
+          <w:pPr>
+            <w:pStyle w:val="TOC2"/>
+            <w:tabs>
+              <w:tab w:val="left" w:pos="960"/>
+              <w:tab w:val="right" w:leader="dot" w:pos="9350"/>
+            </w:tabs>
+            <w:rPr>
+              <w:rFonts w:asciiTheme="minorHAnsi" w:eastAsiaTheme="minorEastAsia" w:hAnsiTheme="minorHAnsi"/>
+              <w:noProof/>
+            </w:rPr>
+          </w:pPr>
+          <w:hyperlink w:anchor="_Toc234524409" w:history="1">
+            <w:r>
+              <w:rPr>
+                <w:rStyle w:val="Hyperlink"/>
+                <w:rFonts w:cs="Times New Roman"/>
+                <w:noProof/>
+              </w:rPr>
+              <w:t>3.6.</w:t>
+            </w:r>
+            <w:r>
+              <w:rPr>
+                <w:rFonts w:asciiTheme="minorHAnsi" w:eastAsiaTheme="minorEastAsia" w:hAnsiTheme="minorHAnsi"/>
+                <w:noProof/>
+              </w:rPr>
+              <w:tab/>
+            </w:r>
+            <w:r>
+              <w:rPr>
+                <w:rStyle w:val="Hyperlink"/>
+                <w:rFonts w:cs="Times New Roman"/>
+                <w:noProof/>
+              </w:rPr>
+              <w:t>Assumptions and Constraints</w:t>
+            </w:r>
+            <w:r>
+              <w:rPr>
+                <w:noProof/>
+                <w:webHidden/>
+              </w:rPr>
+              <w:tab/>
+            </w:r>
+            <w:r>
+              <w:rPr>
+                <w:noProof/>
+                <w:webHidden/>
+              </w:rPr>
+              <w:fldChar w:fldCharType="begin"/>
+            </w:r>
+            <w:r>
+              <w:rPr>
+                <w:noProof/>
+                <w:webHidden/>
+              </w:rPr>
+              <w:instrText xml:space="preserve"> PAGEREF _Toc234524409 \h </w:instrText>
+            </w:r>
+            <w:r>
+              <w:rPr>
+                <w:noProof/>
+                <w:webHidden/>
+              </w:rPr>
+            </w:r>
+            <w:r>
+              <w:rPr>
+                <w:noProof/>
+                <w:webHidden/>
+              </w:rPr>
+              <w:fldChar w:fldCharType="separate"/>
+            </w:r>
+            <w:r>
+              <w:rPr>
+                <w:noProof/>
+                <w:webHidden/>
+              </w:rPr>
+              <w:t>4</w:t>
+            </w:r>
+            <w:r>
+              <w:rPr>
+                <w:noProof/>
+                <w:webHidden/>
+              </w:rPr>
+              <w:fldChar w:fldCharType="end"/>
+            </w:r>
+          </w:hyperlink>
+        </w:p>
+        <w:p>
+          <w:pPr>
+            <w:pStyle w:val="TOC1"/>
+            <w:tabs>
+              <w:tab w:val="left" w:pos="480"/>
+              <w:tab w:val="right" w:leader="dot" w:pos="9350"/>
+            </w:tabs>
+            <w:rPr>
+              <w:rFonts w:asciiTheme="minorHAnsi" w:eastAsiaTheme="minorEastAsia" w:hAnsiTheme="minorHAnsi"/>
+              <w:noProof/>
+            </w:rPr>
+          </w:pPr>
+          <w:hyperlink w:anchor="_Toc234524410" w:history="1">
+            <w:r>
+              <w:rPr>
+                <w:rStyle w:val="Hyperlink"/>
+                <w:rFonts w:cs="Times New Roman"/>
+                <w:noProof/>
+              </w:rPr>
+              <w:t>4.</w:t>
+            </w:r>
+            <w:r>
+              <w:rPr>
+                <w:rFonts w:asciiTheme="minorHAnsi" w:eastAsiaTheme="minorEastAsia" w:hAnsiTheme="minorHAnsi"/>
+                <w:noProof/>
+              </w:rPr>
+              <w:tab/>
+            </w:r>
+            <w:r>
+              <w:rPr>
+                <w:rStyle w:val="Hyperlink"/>
+                <w:rFonts w:cs="Times New Roman"/>
+                <w:noProof/>
+              </w:rPr>
+              <w:t>External Interface Requirements</w:t>
+            </w:r>
+            <w:r>
+              <w:rPr>
+                <w:noProof/>
+                <w:webHidden/>
+              </w:rPr>
+              <w:tab/>
+            </w:r>
+            <w:r>
+              <w:rPr>
+                <w:noProof/>
+                <w:webHidden/>
+              </w:rPr>
+              <w:fldChar w:fldCharType="begin"/>
+            </w:r>
+            <w:r>
+              <w:rPr>
+                <w:noProof/>
+                <w:webHidden/>
+              </w:rPr>
+              <w:instrText xml:space="preserve"> PAGEREF _Toc234524410 \h </w:instrText>
+            </w:r>
+            <w:r>
+              <w:rPr>
+                <w:noProof/>
+                <w:webHidden/>
+              </w:rPr>
+            </w:r>
+            <w:r>
+              <w:rPr>
+                <w:noProof/>
+                <w:webHidden/>
+              </w:rPr>
+              <w:fldChar w:fldCharType="separate"/>
+            </w:r>
+            <w:r>
+              <w:rPr>
+                <w:noProof/>
+                <w:webHidden/>
+              </w:rPr>
+              <w:t>5</w:t>
+            </w:r>
+            <w:r>
+              <w:rPr>
+                <w:noProof/>
+                <w:webHidden/>
+              </w:rPr>
+              <w:fldChar w:fldCharType="end"/>
+            </w:r>
+          </w:hyperlink>
+        </w:p>
+        <w:p>
+          <w:pPr>
+            <w:pStyle w:val="TOC2"/>
+            <w:tabs>
+              <w:tab w:val="left" w:pos="960"/>
+              <w:tab w:val="right" w:leader="dot" w:pos="9350"/>
+            </w:tabs>
+            <w:rPr>
+              <w:rFonts w:asciiTheme="minorHAnsi" w:eastAsiaTheme="minorEastAsia" w:hAnsiTheme="minorHAnsi"/>
+              <w:noProof/>
+            </w:rPr>
+          </w:pPr>
+          <w:hyperlink w:anchor="_Toc234524411" w:history="1">
+            <w:r>
+              <w:rPr>
+                <w:rStyle w:val="Hyperlink"/>
+                <w:rFonts w:cs="Times New Roman"/>
+                <w:noProof/>
+              </w:rPr>
+              <w:t>4.1.</w:t>
+            </w:r>
+            <w:r>
+              <w:rPr>
+                <w:rFonts w:asciiTheme="minorHAnsi" w:eastAsiaTheme="minorEastAsia" w:hAnsiTheme="minorHAnsi"/>
+                <w:noProof/>
+              </w:rPr>
+              <w:tab/>
+            </w:r>
+            <w:r>
+              <w:rPr>
+                <w:rStyle w:val="Hyperlink"/>
+                <w:rFonts w:cs="Times New Roman"/>
+                <w:noProof/>
+              </w:rPr>
+              <w:t>User Interfaces</w:t>
+            </w:r>
+            <w:r>
+              <w:rPr>
+                <w:noProof/>
+                <w:webHidden/>
+              </w:rPr>
+              <w:tab/>
+            </w:r>
+            <w:r>
+              <w:rPr>
+                <w:noProof/>
+                <w:webHidden/>
+              </w:rPr>
+              <w:fldChar w:fldCharType="begin"/>
+            </w:r>
+            <w:r>
+              <w:rPr>
+                <w:noProof/>
+                <w:webHidden/>
+              </w:rPr>
+              <w:instrText xml:space="preserve"> PAGEREF _Toc234524411 \h </w:instrText>
+            </w:r>
+            <w:r>
+              <w:rPr>
+                <w:noProof/>
+                <w:webHidden/>
+              </w:rPr>
+            </w:r>
+            <w:r>
+              <w:rPr>
+                <w:noProof/>
+                <w:webHidden/>
+              </w:rPr>
+              <w:fldChar w:fldCharType="separate"/>
+            </w:r>
+            <w:r>
+              <w:rPr>
+                <w:noProof/>
+                <w:webHidden/>
+              </w:rPr>
+              <w:t>5</w:t>
+            </w:r>
+            <w:r>
+              <w:rPr>
+                <w:noProof/>
+                <w:webHidden/>
+              </w:rPr>
+              <w:fldChar w:fldCharType="end"/>
+            </w:r>
+          </w:hyperlink>
+        </w:p>
+        <w:p>
+          <w:pPr>
+            <w:pStyle w:val="TOC2"/>
+            <w:tabs>
+              <w:tab w:val="left" w:pos="960"/>
+              <w:tab w:val="right" w:leader="dot" w:pos="9350"/>
+            </w:tabs>
+            <w:rPr>
+              <w:rFonts w:asciiTheme="minorHAnsi" w:eastAsiaTheme="minorEastAsia" w:hAnsiTheme="minorHAnsi"/>
+              <w:noProof/>
+            </w:rPr>
+          </w:pPr>
+          <w:hyperlink w:anchor="_Toc234524412" w:history="1">
+            <w:r>
+              <w:rPr>
+                <w:rStyle w:val="Hyperlink"/>
+                <w:rFonts w:cs="Times New Roman"/>
+                <w:noProof/>
+              </w:rPr>
+              <w:t>4.2.</w:t>
+            </w:r>
+            <w:r>
+              <w:rPr>
+                <w:rFonts w:asciiTheme="minorHAnsi" w:eastAsiaTheme="minorEastAsia" w:hAnsiTheme="minorHAnsi"/>
+                <w:noProof/>
+              </w:rPr>
+              <w:tab/>
+            </w:r>
+            <w:r>
+              <w:rPr>
+                <w:rStyle w:val="Hyperlink"/>
+                <w:rFonts w:cs="Times New Roman"/>
+                <w:noProof/>
+              </w:rPr>
+              <w:t>Hardware Interfaces</w:t>
+            </w:r>
+            <w:r>
+              <w:rPr>
+                <w:noProof/>
+                <w:webHidden/>
+              </w:rPr>
+              <w:tab/>
+            </w:r>
+            <w:r>
+              <w:rPr>
+                <w:noProof/>
+                <w:webHidden/>
+              </w:rPr>
+              <w:fldChar w:fldCharType="begin"/>
+            </w:r>
+            <w:r>
+              <w:rPr>
+                <w:noProof/>
+                <w:webHidden/>
+              </w:rPr>
+              <w:instrText xml:space="preserve"> PAGEREF _Toc234524412 \h </w:instrText>
+            </w:r>
+            <w:r>
+              <w:rPr>
+                <w:noProof/>
+                <w:webHidden/>
+              </w:rPr>
+            </w:r>
+            <w:r>
+              <w:rPr>
+                <w:noProof/>
+                <w:webHidden/>
+              </w:rPr>
+              <w:fldChar w:fldCharType="separate"/>
+            </w:r>
+            <w:r>
+              <w:rPr>
+                <w:noProof/>
+                <w:webHidden/>
+              </w:rPr>
+              <w:t>5</w:t>
+            </w:r>
+            <w:r>
+              <w:rPr>
+                <w:noProof/>
+                <w:webHidden/>
+              </w:rPr>
+              <w:fldChar w:fldCharType="end"/>
+            </w:r>
+          </w:hyperlink>
+        </w:p>
+        <w:p>
+          <w:pPr>
+            <w:pStyle w:val="TOC2"/>
+            <w:tabs>
+              <w:tab w:val="left" w:pos="960"/>
+              <w:tab w:val="right" w:leader="dot" w:pos="9350"/>
+            </w:tabs>
+            <w:rPr>
+              <w:rFonts w:asciiTheme="minorHAnsi" w:eastAsiaTheme="minorEastAsia" w:hAnsiTheme="minorHAnsi"/>
+              <w:noProof/>
+            </w:rPr>
+          </w:pPr>
+          <w:hyperlink w:anchor="_Toc234524413" w:history="1">
+            <w:r>
+              <w:rPr>
+                <w:rStyle w:val="Hyperlink"/>
+                <w:rFonts w:cs="Times New Roman"/>
+                <w:noProof/>
+              </w:rPr>
+              <w:t>4.3.</w:t>
+            </w:r>
+            <w:r>
+              <w:rPr>
+                <w:rFonts w:asciiTheme="minorHAnsi" w:eastAsiaTheme="minorEastAsia" w:hAnsiTheme="minorHAnsi"/>
+                <w:noProof/>
+              </w:rPr>
+              <w:tab/>
+            </w:r>
+            <w:r>
+              <w:rPr>
+                <w:rStyle w:val="Hyperlink"/>
+                <w:rFonts w:cs="Times New Roman"/>
+                <w:noProof/>
+              </w:rPr>
+              <w:t>Software Interfaces</w:t>
+            </w:r>
+            <w:r>
+              <w:rPr>
+                <w:noProof/>
+                <w:webHidden/>
+              </w:rPr>
+              <w:tab/>
+            </w:r>
+            <w:r>
+              <w:rPr>
+                <w:noProof/>
+                <w:webHidden/>
+              </w:rPr>
+              <w:fldChar w:fldCharType="begin"/>
+            </w:r>
+            <w:r>
+              <w:rPr>
+                <w:noProof/>
+                <w:webHidden/>
+              </w:rPr>
+              <w:instrText xml:space="preserve"> PAGEREF _Toc234524413 \h </w:instrText>
+            </w:r>
+            <w:r>
+              <w:rPr>
+                <w:noProof/>
+                <w:webHidden/>
+              </w:rPr>
+            </w:r>
+            <w:r>
+              <w:rPr>
+                <w:noProof/>
+                <w:webHidden/>
+              </w:rPr>
+              <w:fldChar w:fldCharType="separate"/>
+            </w:r>
+            <w:r>
+              <w:rPr>
+                <w:noProof/>
+                <w:webHidden/>
+              </w:rPr>
+              <w:t>5</w:t>
+            </w:r>
+            <w:r>
+              <w:rPr>
+                <w:noProof/>
+                <w:webHidden/>
+              </w:rPr>
+              <w:fldChar w:fldCharType="end"/>
+            </w:r>
+          </w:hyperlink>
+        </w:p>
+        <w:p>
+          <w:pPr>
+            <w:pStyle w:val="TOC2"/>
+            <w:tabs>
+              <w:tab w:val="left" w:pos="960"/>
+              <w:tab w:val="right" w:leader="dot" w:pos="9350"/>
+            </w:tabs>
+            <w:rPr>
+              <w:rFonts w:asciiTheme="minorHAnsi" w:eastAsiaTheme="minorEastAsia" w:hAnsiTheme="minorHAnsi"/>
+              <w:noProof/>
+            </w:rPr>
+          </w:pPr>
+          <w:hyperlink w:anchor="_Toc234524414" w:history="1">
+            <w:r>
+              <w:rPr>
+                <w:rStyle w:val="Hyperlink"/>
+                <w:rFonts w:cs="Times New Roman"/>
+                <w:noProof/>
+              </w:rPr>
+              <w:t>4.4.</w:t>
+            </w:r>
+            <w:r>
+              <w:rPr>
+                <w:rFonts w:asciiTheme="minorHAnsi" w:eastAsiaTheme="minorEastAsia" w:hAnsiTheme="minorHAnsi"/>
+                <w:noProof/>
+              </w:rPr>
+              <w:tab/>
+            </w:r>
+            <w:r>
+              <w:rPr>
+                <w:rStyle w:val="Hyperlink"/>
+                <w:rFonts w:cs="Times New Roman"/>
+                <w:noProof/>
+              </w:rPr>
+              <w:t>Interaction between Hardware and Software</w:t>
+            </w:r>
+            <w:r>
+              <w:rPr>
+                <w:noProof/>
+                <w:webHidden/>
+              </w:rPr>
+              <w:tab/>
+            </w:r>
+            <w:r>
+              <w:rPr>
+                <w:noProof/>
+                <w:webHidden/>
+              </w:rPr>
+              <w:fldChar w:fldCharType="begin"/>
+            </w:r>
+            <w:r>
+              <w:rPr>
+                <w:noProof/>
+                <w:webHidden/>
+              </w:rPr>
+              <w:instrText xml:space="preserve"> PAGEREF _Toc234524414 \h </w:instrText>
+            </w:r>
+            <w:r>
+              <w:rPr>
+                <w:noProof/>
+                <w:webHidden/>
+              </w:rPr>
+            </w:r>
+            <w:r>
+              <w:rPr>
+                <w:noProof/>
+                <w:webHidden/>
+              </w:rPr>
+              <w:fldChar w:fldCharType="separate"/>
+            </w:r>
+            <w:r>
+              <w:rPr>
+                <w:noProof/>
+                <w:webHidden/>
+              </w:rPr>
+              <w:t>5</w:t>
+            </w:r>
+            <w:r>
+              <w:rPr>
+                <w:noProof/>
+                <w:webHidden/>
+              </w:rPr>
+              <w:fldChar w:fldCharType="end"/>
+            </w:r>
+          </w:hyperlink>
+        </w:p>
+        <w:p>
+          <w:pPr>
+            <w:pStyle w:val="TOC1"/>
+            <w:tabs>
+              <w:tab w:val="left" w:pos="480"/>
+              <w:tab w:val="right" w:leader="dot" w:pos="9350"/>
+            </w:tabs>
+            <w:rPr>
+              <w:rFonts w:asciiTheme="minorHAnsi" w:eastAsiaTheme="minorEastAsia" w:hAnsiTheme="minorHAnsi"/>
+              <w:noProof/>
+            </w:rPr>
+          </w:pPr>
+          <w:hyperlink w:anchor="_Toc234524415" w:history="1">
+            <w:r>
+              <w:rPr>
+                <w:rStyle w:val="Hyperlink"/>
+                <w:rFonts w:cs="Times New Roman"/>
+                <w:noProof/>
+              </w:rPr>
+              <w:t>5.</w:t>
+            </w:r>
+            <w:r>
+              <w:rPr>
+                <w:rFonts w:asciiTheme="minorHAnsi" w:eastAsiaTheme="minorEastAsia" w:hAnsiTheme="minorHAnsi"/>
+                <w:noProof/>
+              </w:rPr>
+              <w:tab/>
+            </w:r>
+            <w:r>
+              <w:rPr>
+                <w:rStyle w:val="Hyperlink"/>
+                <w:rFonts w:cs="Times New Roman"/>
+                <w:noProof/>
+              </w:rPr>
+              <w:t>Other Requirements</w:t>
+            </w:r>
+            <w:r>
+              <w:rPr>
+                <w:noProof/>
+                <w:webHidden/>
+              </w:rPr>
+              <w:tab/>
+            </w:r>
+            <w:r>
+              <w:rPr>
+                <w:noProof/>
+                <w:webHidden/>
+              </w:rPr>
+              <w:fldChar w:fldCharType="begin"/>
+            </w:r>
+            <w:r>
+              <w:rPr>
+                <w:noProof/>
+                <w:webHidden/>
+              </w:rPr>
+              <w:instrText xml:space="preserve"> PAGEREF _Toc234524415 \h </w:instrText>
+            </w:r>
+            <w:r>
+              <w:rPr>
+                <w:noProof/>
+                <w:webHidden/>
+              </w:rPr>
+            </w:r>
+            <w:r>
+              <w:rPr>
+                <w:noProof/>
+                <w:webHidden/>
+              </w:rPr>
+              <w:fldChar w:fldCharType="separate"/>
+            </w:r>
+            <w:r>
+              <w:rPr>
+                <w:noProof/>
+                <w:webHidden/>
+              </w:rPr>
+              <w:t>6</w:t>
+            </w:r>
+            <w:r>
+              <w:rPr>
+                <w:noProof/>
+                <w:webHidden/>
+              </w:rPr>
+              <w:fldChar w:fldCharType="end"/>
+            </w:r>
+          </w:hyperlink>
+        </w:p>
+        <w:p>
+          <w:pPr>
+            <w:pStyle w:val="TOC1"/>
+            <w:tabs>
+              <w:tab w:val="left" w:pos="480"/>
+              <w:tab w:val="right" w:leader="dot" w:pos="9350"/>
+            </w:tabs>
+            <w:rPr>
+              <w:rFonts w:asciiTheme="minorHAnsi" w:eastAsiaTheme="minorEastAsia" w:hAnsiTheme="minorHAnsi"/>
+              <w:noProof/>
+            </w:rPr>
+          </w:pPr>
+          <w:hyperlink w:anchor="_Toc234524416" w:history="1">
+            <w:r>
+              <w:rPr>
+                <w:rStyle w:val="Hyperlink"/>
+                <w:rFonts w:cs="Times New Roman"/>
+                <w:noProof/>
+              </w:rPr>
+              <w:t>6.</w:t>
+            </w:r>
+            <w:r>
+              <w:rPr>
+                <w:rFonts w:asciiTheme="minorHAnsi" w:eastAsiaTheme="minorEastAsia" w:hAnsiTheme="minorHAnsi"/>
+                <w:noProof/>
+              </w:rPr>
+              <w:tab/>
+            </w:r>
+            <w:r>
+              <w:rPr>
+                <w:rStyle w:val="Hyperlink"/>
+                <w:rFonts w:cs="Times New Roman"/>
+                <w:noProof/>
+              </w:rPr>
+              <w:t>Non-Functional Requirements</w:t>
+            </w:r>
+            <w:r>
+              <w:rPr>
+                <w:noProof/>
+                <w:webHidden/>
+              </w:rPr>
+              <w:tab/>
+            </w:r>
+            <w:r>
+              <w:rPr>
+                <w:noProof/>
+                <w:webHidden/>
+              </w:rPr>
+              <w:fldChar w:fldCharType="begin"/>
+            </w:r>
+            <w:r>
+              <w:rPr>
+                <w:noProof/>
+                <w:webHidden/>
+              </w:rPr>
+              <w:instrText xml:space="preserve"> PAGEREF _Toc234524416 \h </w:instrText>
+            </w:r>
+            <w:r>
+              <w:rPr>
+                <w:noProof/>
+                <w:webHidden/>
+              </w:rPr>
+            </w:r>
+            <w:r>
+              <w:rPr>
+                <w:noProof/>
+                <w:webHidden/>
+              </w:rPr>
+              <w:fldChar w:fldCharType="separate"/>
+            </w:r>
+            <w:r>
+              <w:rPr>
+                <w:noProof/>
+                <w:webHidden/>
+              </w:rPr>
+              <w:t>7</w:t>
+            </w:r>
+            <w:r>
+              <w:rPr>
+                <w:noProof/>
+                <w:webHidden/>
+              </w:rPr>
+              <w:fldChar w:fldCharType="end"/>
+            </w:r>
+          </w:hyperlink>
+        </w:p>
+        <w:p>
+          <w:pPr>
+            <w:pStyle w:val="TOC2"/>
+            <w:tabs>
+              <w:tab w:val="left" w:pos="960"/>
+              <w:tab w:val="right" w:leader="dot" w:pos="9350"/>
+            </w:tabs>
+            <w:rPr>
+              <w:rFonts w:asciiTheme="minorHAnsi" w:eastAsiaTheme="minorEastAsia" w:hAnsiTheme="minorHAnsi"/>
+              <w:noProof/>
+            </w:rPr>
+          </w:pPr>
+          <w:hyperlink w:anchor="_Toc234524417" w:history="1">
+            <w:r>
+              <w:rPr>
+                <w:rStyle w:val="Hyperlink"/>
+                <w:rFonts w:cs="Times New Roman"/>
+                <w:noProof/>
+              </w:rPr>
+              <w:t>6.1.</w:t>
+            </w:r>
+            <w:r>
+              <w:rPr>
+                <w:rFonts w:asciiTheme="minorHAnsi" w:eastAsiaTheme="minorEastAsia" w:hAnsiTheme="minorHAnsi"/>
+                <w:noProof/>
+              </w:rPr>
+              <w:tab/>
+            </w:r>
+            <w:r>
+              <w:rPr>
+                <w:rStyle w:val="Hyperlink"/>
+                <w:rFonts w:cs="Times New Roman"/>
+                <w:noProof/>
+              </w:rPr>
+              <w:t>Performance Requirements</w:t>
+            </w:r>
+            <w:r>
+              <w:rPr>
+                <w:noProof/>
+                <w:webHidden/>
+              </w:rPr>
+              <w:tab/>
+            </w:r>
+            <w:r>
+              <w:rPr>
+                <w:noProof/>
+                <w:webHidden/>
+              </w:rPr>
+              <w:fldChar w:fldCharType="begin"/>
+            </w:r>
+            <w:r>
+              <w:rPr>
+                <w:noProof/>
+                <w:webHidden/>
+              </w:rPr>
+              <w:instrText xml:space="preserve"> PAGEREF _Toc234524417 \h </w:instrText>
+            </w:r>
+            <w:r>
+              <w:rPr>
+                <w:noProof/>
+                <w:webHidden/>
+              </w:rPr>
+            </w:r>
+            <w:r>
+              <w:rPr>
+                <w:noProof/>
+                <w:webHidden/>
+              </w:rPr>
+              <w:fldChar w:fldCharType="separate"/>
+            </w:r>
+            <w:r>
+              <w:rPr>
+                <w:noProof/>
+                <w:webHidden/>
+              </w:rPr>
+              <w:t>7</w:t>
+            </w:r>
+            <w:r>
+              <w:rPr>
+                <w:noProof/>
+                <w:webHidden/>
+              </w:rPr>
+              <w:fldChar w:fldCharType="end"/>
+            </w:r>
+          </w:hyperlink>
+        </w:p>
+        <w:p>
+          <w:pPr>
+            <w:pStyle w:val="TOC2"/>
+            <w:tabs>
+              <w:tab w:val="left" w:pos="960"/>
+              <w:tab w:val="right" w:leader="dot" w:pos="9350"/>
+            </w:tabs>
+            <w:rPr>
+              <w:rFonts w:asciiTheme="minorHAnsi" w:eastAsiaTheme="minorEastAsia" w:hAnsiTheme="minorHAnsi"/>
+              <w:noProof/>
+            </w:rPr>
+          </w:pPr>
+          <w:hyperlink w:anchor="_Toc234524418" w:history="1">
+            <w:r>
+              <w:rPr>
+                <w:rStyle w:val="Hyperlink"/>
+                <w:rFonts w:cs="Times New Roman"/>
+                <w:noProof/>
+              </w:rPr>
+              <w:t>6.2.</w:t>
+            </w:r>
+            <w:r>
+              <w:rPr>
+                <w:rFonts w:asciiTheme="minorHAnsi" w:eastAsiaTheme="minorEastAsia" w:hAnsiTheme="minorHAnsi"/>
+                <w:noProof/>
+              </w:rPr>
+              <w:tab/>
+            </w:r>
+            <w:r>
+              <w:rPr>
+                <w:rStyle w:val="Hyperlink"/>
+                <w:rFonts w:cs="Times New Roman"/>
+                <w:noProof/>
+              </w:rPr>
+              <w:t>Safety requirements</w:t>
+            </w:r>
+            <w:r>
+              <w:rPr>
+                <w:noProof/>
+                <w:webHidden/>
+              </w:rPr>
+              <w:tab/>
+            </w:r>
+            <w:r>
+              <w:rPr>
+                <w:noProof/>
+                <w:webHidden/>
+              </w:rPr>
+              <w:fldChar w:fldCharType="begin"/>
+            </w:r>
+            <w:r>
+              <w:rPr>
+                <w:noProof/>
+                <w:webHidden/>
+              </w:rPr>
+              <w:instrText xml:space="preserve"> PAGEREF _Toc234524418 \h </w:instrText>
+            </w:r>
+            <w:r>
+              <w:rPr>
+                <w:noProof/>
+                <w:webHidden/>
+              </w:rPr>
+            </w:r>
+            <w:r>
+              <w:rPr>
+                <w:noProof/>
+                <w:webHidden/>
+              </w:rPr>
+              <w:fldChar w:fldCharType="separate"/>
+            </w:r>
+            <w:r>
+              <w:rPr>
+                <w:noProof/>
+                <w:webHidden/>
+              </w:rPr>
+              <w:t>7</w:t>
+            </w:r>
+            <w:r>
+              <w:rPr>
+                <w:noProof/>
+                <w:webHidden/>
+              </w:rPr>
+              <w:fldChar w:fldCharType="end"/>
+            </w:r>
+          </w:hyperlink>
+        </w:p>
+        <w:p>
+          <w:pPr>
+            <w:pStyle w:val="TOC2"/>
+            <w:tabs>
+              <w:tab w:val="left" w:pos="960"/>
+              <w:tab w:val="right" w:leader="dot" w:pos="9350"/>
+            </w:tabs>
+            <w:rPr>
+              <w:rFonts w:asciiTheme="minorHAnsi" w:eastAsiaTheme="minorEastAsia" w:hAnsiTheme="minorHAnsi"/>
+              <w:noProof/>
+            </w:rPr>
+          </w:pPr>
+          <w:hyperlink w:anchor="_Toc234524419" w:history="1">
+            <w:r>
+              <w:rPr>
+                <w:rStyle w:val="Hyperlink"/>
+                <w:rFonts w:cs="Times New Roman"/>
+                <w:noProof/>
+              </w:rPr>
+              <w:t>6.3.</w:t>
+            </w:r>
+            <w:r>
+              <w:rPr>
+                <w:rFonts w:asciiTheme="minorHAnsi" w:eastAsiaTheme="minorEastAsia" w:hAnsiTheme="minorHAnsi"/>
+                <w:noProof/>
+              </w:rPr>
+              <w:tab/>
+            </w:r>
+            <w:r>
+              <w:rPr>
+                <w:rStyle w:val="Hyperlink"/>
+                <w:rFonts w:cs="Times New Roman"/>
+                <w:noProof/>
+              </w:rPr>
+              <w:t>Security Requirements</w:t>
+            </w:r>
+            <w:r>
+              <w:rPr>
+                <w:noProof/>
+                <w:webHidden/>
+              </w:rPr>
+              <w:tab/>
+            </w:r>
+            <w:r>
+              <w:rPr>
+                <w:noProof/>
+                <w:webHidden/>
+              </w:rPr>
+              <w:fldChar w:fldCharType="begin"/>
+            </w:r>
+            <w:r>
+              <w:rPr>
+                <w:noProof/>
+                <w:webHidden/>
+              </w:rPr>
+              <w:instrText xml:space="preserve"> PAGEREF _Toc234524419 \h </w:instrText>
+            </w:r>
+            <w:r>
+              <w:rPr>
+                <w:noProof/>
+                <w:webHidden/>
+              </w:rPr>
+            </w:r>
+            <w:r>
+              <w:rPr>
+                <w:noProof/>
+                <w:webHidden/>
+              </w:rPr>
+              <w:fldChar w:fldCharType="separate"/>
+            </w:r>
+            <w:r>
+              <w:rPr>
+                <w:noProof/>
+                <w:webHidden/>
+              </w:rPr>
+              <w:t>7</w:t>
+            </w:r>
+            <w:r>
+              <w:rPr>
+                <w:noProof/>
+                <w:webHidden/>
+              </w:rPr>
+              <w:fldChar w:fldCharType="end"/>
+            </w:r>
+          </w:hyperlink>
+        </w:p>
+        <w:p>
+          <w:pPr>
+            <w:pStyle w:val="TOC2"/>
+            <w:tabs>
+              <w:tab w:val="left" w:pos="960"/>
+              <w:tab w:val="right" w:leader="dot" w:pos="9350"/>
+            </w:tabs>
+            <w:rPr>
+              <w:rFonts w:asciiTheme="minorHAnsi" w:eastAsiaTheme="minorEastAsia" w:hAnsiTheme="minorHAnsi"/>
+              <w:noProof/>
+            </w:rPr>
+          </w:pPr>
+          <w:hyperlink w:anchor="_Toc234524420" w:history="1">
+            <w:r>
+              <w:rPr>
+                <w:rStyle w:val="Hyperlink"/>
+                <w:rFonts w:cs="Times New Roman"/>
+                <w:noProof/>
+              </w:rPr>
+              <w:t>6.4.</w:t>
+            </w:r>
+            <w:r>
+              <w:rPr>
+                <w:rFonts w:asciiTheme="minorHAnsi" w:eastAsiaTheme="minorEastAsia" w:hAnsiTheme="minorHAnsi"/>
+                <w:noProof/>
+              </w:rPr>
+              <w:tab/>
+            </w:r>
+            <w:r>
+              <w:rPr>
+                <w:rStyle w:val="Hyperlink"/>
+                <w:rFonts w:cs="Times New Roman"/>
+                <w:noProof/>
+              </w:rPr>
+              <w:t>Software Quality Attributes</w:t>
+            </w:r>
+            <w:r>
+              <w:rPr>
+                <w:noProof/>
+                <w:webHidden/>
+              </w:rPr>
+              <w:tab/>
+            </w:r>
+            <w:r>
+              <w:rPr>
+                <w:noProof/>
+                <w:webHidden/>
+              </w:rPr>
+              <w:fldChar w:fldCharType="begin"/>
+            </w:r>
+            <w:r>
+              <w:rPr>
+                <w:noProof/>
+                <w:webHidden/>
+              </w:rPr>
+              <w:instrText xml:space="preserve"> PAGEREF _Toc234524420 \h </w:instrText>
+            </w:r>
+            <w:r>
+              <w:rPr>
+                <w:noProof/>
+                <w:webHidden/>
+              </w:rPr>
+            </w:r>
+            <w:r>
+              <w:rPr>
+                <w:noProof/>
+                <w:webHidden/>
+              </w:rPr>
+              <w:fldChar w:fldCharType="separate"/>
+            </w:r>
+            <w:r>
+              <w:rPr>
+                <w:noProof/>
+                <w:webHidden/>
+              </w:rPr>
+              <w:t>7</w:t>
+            </w:r>
+            <w:r>
+              <w:rPr>
+                <w:noProof/>
+                <w:webHidden/>
+              </w:rPr>
+              <w:fldChar w:fldCharType="end"/>
+            </w:r>
+          </w:hyperlink>
+        </w:p>
+        <w:p>
+          <w:pPr>
+            <w:pStyle w:val="TOC1"/>
+            <w:tabs>
+              <w:tab w:val="left" w:pos="480"/>
+              <w:tab w:val="right" w:leader="dot" w:pos="9350"/>
+            </w:tabs>
+            <w:rPr>
+              <w:rFonts w:asciiTheme="minorHAnsi" w:eastAsiaTheme="minorEastAsia" w:hAnsiTheme="minorHAnsi"/>
+              <w:noProof/>
+            </w:rPr>
+          </w:pPr>
+          <w:hyperlink w:anchor="_Toc234524421" w:history="1">
+            <w:r>
+              <w:rPr>
+                <w:rStyle w:val="Hyperlink"/>
+                <w:rFonts w:cs="Times New Roman"/>
+                <w:noProof/>
+              </w:rPr>
+              <w:t>7.</w:t>
+            </w:r>
+            <w:r>
+              <w:rPr>
+                <w:rFonts w:asciiTheme="minorHAnsi" w:eastAsiaTheme="minorEastAsia" w:hAnsiTheme="minorHAnsi"/>
+                <w:noProof/>
+              </w:rPr>
+              <w:tab/>
+            </w:r>
+            <w:r>
+              <w:rPr>
+                <w:rStyle w:val="Hyperlink"/>
+                <w:rFonts w:cs="Times New Roman"/>
+                <w:noProof/>
+              </w:rPr>
+              <w:t>Gantt Chart</w:t>
+            </w:r>
+            <w:r>
+              <w:rPr>
+                <w:noProof/>
+                <w:webHidden/>
+              </w:rPr>
+              <w:tab/>
+            </w:r>
+            <w:r>
+              <w:rPr>
+                <w:noProof/>
+                <w:webHidden/>
+              </w:rPr>
+              <w:fldChar w:fldCharType="begin"/>
+            </w:r>
+            <w:r>
+              <w:rPr>
+                <w:noProof/>
+                <w:webHidden/>
+              </w:rPr>
+              <w:instrText xml:space="preserve"> PAGEREF _Toc234524421 \h </w:instrText>
+            </w:r>
+            <w:r>
+              <w:rPr>
+                <w:noProof/>
+                <w:webHidden/>
+              </w:rPr>
+            </w:r>
+            <w:r>
+              <w:rPr>
+                <w:noProof/>
+                <w:webHidden/>
+              </w:rPr>
+              <w:fldChar w:fldCharType="separate"/>
+            </w:r>
+            <w:r>
+              <w:rPr>
+                <w:noProof/>
+                <w:webHidden/>
+              </w:rPr>
+              <w:t>8</w:t>
+            </w:r>
+            <w:r>
+              <w:rPr>
+                <w:noProof/>
+                <w:webHidden/>
+              </w:rPr>
+              <w:fldChar w:fldCharType="end"/>
+            </w:r>
+          </w:hyperlink>
+        </w:p>
+        <w:p>
+          <w:pPr>
+            <w:pStyle w:val="TOC1"/>
+            <w:tabs>
+              <w:tab w:val="left" w:pos="480"/>
+              <w:tab w:val="right" w:leader="dot" w:pos="9350"/>
+            </w:tabs>
+            <w:rPr>
+              <w:rFonts w:asciiTheme="minorHAnsi" w:eastAsiaTheme="minorEastAsia" w:hAnsiTheme="minorHAnsi"/>
+              <w:noProof/>
+            </w:rPr>
+          </w:pPr>
+          <w:hyperlink w:anchor="_Toc234524422" w:history="1">
+            <w:r>
+              <w:rPr>
+                <w:rStyle w:val="Hyperlink"/>
+                <w:rFonts w:cs="Times New Roman"/>
+                <w:noProof/>
+              </w:rPr>
+              <w:t>8.</w:t>
+            </w:r>
+            <w:r>
+              <w:rPr>
+                <w:rFonts w:asciiTheme="minorHAnsi" w:eastAsiaTheme="minorEastAsia" w:hAnsiTheme="minorHAnsi"/>
+                <w:noProof/>
+              </w:rPr>
+              <w:tab/>
+            </w:r>
+            <w:r>
+              <w:rPr>
+                <w:rStyle w:val="Hyperlink"/>
+                <w:rFonts w:cs="Times New Roman"/>
+                <w:noProof/>
+              </w:rPr>
+              <w:t>Conclusion</w:t>
+            </w:r>
+            <w:r>
+              <w:rPr>
+                <w:noProof/>
+                <w:webHidden/>
+              </w:rPr>
+              <w:tab/>
+            </w:r>
+            <w:r>
+              <w:rPr>
+                <w:noProof/>
+                <w:webHidden/>
+              </w:rPr>
+              <w:fldChar w:fldCharType="begin"/>
+            </w:r>
+            <w:r>
+              <w:rPr>
+                <w:noProof/>
+                <w:webHidden/>
+              </w:rPr>
+              <w:instrText xml:space="preserve"> PAGEREF _Toc234524422 \h </w:instrText>
+            </w:r>
+            <w:r>
+              <w:rPr>
+                <w:noProof/>
+                <w:webHidden/>
+              </w:rPr>
+            </w:r>
+            <w:r>
+              <w:rPr>
+                <w:noProof/>
+                <w:webHidden/>
+              </w:rPr>
+              <w:fldChar w:fldCharType="separate"/>
+            </w:r>
+            <w:r>
+              <w:rPr>
+                <w:noProof/>
+                <w:webHidden/>
+              </w:rPr>
+              <w:t>9</w:t>
+            </w:r>
+            <w:r>
+              <w:rPr>
+                <w:noProof/>
+                <w:webHidden/>
+              </w:rPr>
+              <w:fldChar w:fldCharType="end"/>
+            </w:r>
+          </w:hyperlink>
+        </w:p>
+        <w:p>
+          <w:pPr>
+            <w:pStyle w:val="TOC1"/>
+            <w:tabs>
+              <w:tab w:val="left" w:pos="480"/>
+              <w:tab w:val="right" w:leader="dot" w:pos="9350"/>
+            </w:tabs>
+            <w:rPr>
+              <w:rFonts w:asciiTheme="minorHAnsi" w:eastAsiaTheme="minorEastAsia" w:hAnsiTheme="minorHAnsi"/>
+              <w:noProof/>
+            </w:rPr>
+          </w:pPr>
+          <w:hyperlink w:anchor="_Toc234524423" w:history="1">
+            <w:r>
+              <w:rPr>
+                <w:rStyle w:val="Hyperlink"/>
+                <w:rFonts w:cs="Times New Roman"/>
+                <w:noProof/>
+              </w:rPr>
+              <w:t>9.</w:t>
+            </w:r>
+            <w:r>
+              <w:rPr>
+                <w:rFonts w:asciiTheme="minorHAnsi" w:eastAsiaTheme="minorEastAsia" w:hAnsiTheme="minorHAnsi"/>
+                <w:noProof/>
+              </w:rPr>
+              <w:tab/>
+            </w:r>
+            <w:r>
+              <w:rPr>
+                <w:rStyle w:val="Hyperlink"/>
+                <w:rFonts w:cs="Times New Roman"/>
+                <w:noProof/>
+              </w:rPr>
+              <w:t>Recommendations</w:t>
+            </w:r>
+            <w:r>
+              <w:rPr>
+                <w:noProof/>
+                <w:webHidden/>
+              </w:rPr>
+              <w:tab/>
+            </w:r>
+            <w:r>
+              <w:rPr>
+                <w:noProof/>
+                <w:webHidden/>
+              </w:rPr>
+              <w:fldChar w:fldCharType="begin"/>
+            </w:r>
+            <w:r>
+              <w:rPr>
+                <w:noProof/>
+                <w:webHidden/>
+              </w:rPr>
+              <w:instrText xml:space="preserve"> PAGEREF _Toc234524423 \h </w:instrText>
+            </w:r>
+            <w:r>
+              <w:rPr>
+                <w:noProof/>
+                <w:webHidden/>
+              </w:rPr>
+            </w:r>
+            <w:r>
+              <w:rPr>
+                <w:noProof/>
+                <w:webHidden/>
+              </w:rPr>
+              <w:fldChar w:fldCharType="separate"/>
+            </w:r>
+            <w:r>
+              <w:rPr>
+                <w:noProof/>
+                <w:webHidden/>
+              </w:rPr>
+              <w:t>10</w:t>
+            </w:r>
+            <w:r>
+              <w:rPr>
+                <w:noProof/>
+                <w:webHidden/>
+              </w:rPr>
+              <w:fldChar w:fldCharType="end"/>
+            </w:r>
+          </w:hyperlink>
+        </w:p>
+        <w:p>
+          <w:pPr>
+            <w:pStyle w:val="TOC1"/>
+            <w:tabs>
+              <w:tab w:val="left" w:pos="720"/>
+              <w:tab w:val="right" w:leader="dot" w:pos="9350"/>
+            </w:tabs>
+            <w:rPr>
+              <w:rFonts w:asciiTheme="minorHAnsi" w:eastAsiaTheme="minorEastAsia" w:hAnsiTheme="minorHAnsi"/>
+              <w:noProof/>
+            </w:rPr>
+          </w:pPr>
+          <w:hyperlink w:anchor="_Toc234524424" w:history="1">
+            <w:r>
+              <w:rPr>
+                <w:rStyle w:val="Hyperlink"/>
+                <w:rFonts w:cs="Times New Roman"/>
+                <w:noProof/>
+              </w:rPr>
+              <w:t>10.</w:t>
+            </w:r>
+            <w:r>
+              <w:rPr>
+                <w:rFonts w:asciiTheme="minorHAnsi" w:eastAsiaTheme="minorEastAsia" w:hAnsiTheme="minorHAnsi"/>
+                <w:noProof/>
+              </w:rPr>
+              <w:tab/>
+            </w:r>
+            <w:r>
+              <w:rPr>
+                <w:rStyle w:val="Hyperlink"/>
+                <w:rFonts w:cs="Times New Roman"/>
+                <w:noProof/>
+              </w:rPr>
+              <w:t>Future Scope</w:t>
+            </w:r>
+            <w:r>
+              <w:rPr>
+                <w:noProof/>
+                <w:webHidden/>
+              </w:rPr>
+              <w:tab/>
+            </w:r>
+            <w:r>
+              <w:rPr>
+                <w:noProof/>
+                <w:webHidden/>
+              </w:rPr>
+              <w:fldChar w:fldCharType="begin"/>
+            </w:r>
+            <w:r>
+              <w:rPr>
+                <w:noProof/>
+                <w:webHidden/>
+              </w:rPr>
+              <w:instrText xml:space="preserve"> PAGEREF _Toc234524424 \h </w:instrText>
+            </w:r>
+            <w:r>
+              <w:rPr>
+                <w:noProof/>
+                <w:webHidden/>
+              </w:rPr>
+            </w:r>
+            <w:r>
+              <w:rPr>
+                <w:noProof/>
+                <w:webHidden/>
+              </w:rPr>
+              <w:fldChar w:fldCharType="separate"/>
+            </w:r>
+            <w:r>
+              <w:rPr>
+                <w:noProof/>
+                <w:webHidden/>
+              </w:rPr>
+              <w:t>11</w:t>
+            </w:r>
+            <w:r>
+              <w:rPr>
+                <w:noProof/>
+                <w:webHidden/>
+              </w:rPr>
+              <w:fldChar w:fldCharType="end"/>
+            </w:r>
+          </w:hyperlink>
+        </w:p>
+        <w:p>
+          <w:r>
+            <w:rPr>
+              <w:b/>
+              <w:bCs/>
+              <w:noProof/>
+            </w:rPr>
+            <w:fldChar w:fldCharType="end"/>
+          </w:r>
+        </w:p>
+      </w:sdtContent>
+    </w:sdt>
+    <w:p>
+      <w:pPr>
+        <w:rPr>
+          <w:rFonts w:cs="Times New Roman"/>
+        </w:rPr>
+        <w:sectPr>
+          <w:footerReference w:type="default" r:id="rId9"/>
+          <w:footerReference w:type="first" r:id="rId10"/>
+          <w:pgSz w:w="12240" w:h="15840"/>
+          <w:pgMar w:top="1440" w:right="1440" w:bottom="1440" w:left="1440" w:header="708" w:footer="708" w:gutter="0"/>
+          <w:pgNumType w:start="1"/>
+          <w:cols w:space="708"/>
+          <w:titlePg/>
+          <w:docGrid w:linePitch="360"/>
+        </w:sectPr>
+      </w:pPr>
+    </w:p>
+    <w:p>
+      <w:pPr>
+        <w:pStyle w:val="Heading1"/>
+        <w:numPr>
+          <w:ilvl w:val="0"/>
+          <w:numId w:val="1"/>
+        </w:numPr>
+        <w:spacing w:before="0" w:after="0" w:line="276" w:lineRule="auto"/>
+        <w:jc w:val="center"/>
+        <w:rPr>
+          <w:rFonts w:cs="Times New Roman"/>
+        </w:rPr>
+      </w:pPr>
+      <w:bookmarkStart w:id="0" w:name="_Toc234524394"/>
+      <w:r>
+        <w:rPr>
+          <w:rFonts w:cs="Times New Roman"/>
+        </w:rPr>
+        <w:lastRenderedPageBreak/>
+        <w:t>Introduction</w:t>
+      </w:r>
+      <w:bookmarkEnd w:id="0"/>
+    </w:p>
+    <w:p/>
+    <w:p>
+      <w:pPr>
+        <w:spacing w:after="0" w:line="276" w:lineRule="auto"/>
+        <w:rPr>
+          <w:rFonts w:cs="Times New Roman"/>
+        </w:rPr>
+      </w:pPr>
+      <w:r>
+        <w:rPr>
+          <w:rFonts w:cs="Times New Roman"/>
+        </w:rPr>
+        <w:t>Nutrition Tracker is a desktop application, used by a user to track the consumed foods throughout the day and record progress made towards their specific nutritional targets. The system has a structured view that allows the user to create their own food entries including their nutritional values, log meals specifying exact gram values, and viewing nutrition summary for any particular date. The system enables administrators to maintain users and send dietary notes.</w:t>
+      </w:r>
+    </w:p>
+    <w:p>
+      <w:pPr>
+        <w:spacing w:after="0" w:line="276" w:lineRule="auto"/>
+        <w:rPr>
+          <w:rFonts w:cs="Times New Roman"/>
+        </w:rPr>
+      </w:pPr>
+    </w:p>
+    <w:p>
+      <w:pPr>
+        <w:pStyle w:val="Heading2"/>
+        <w:numPr>
+          <w:ilvl w:val="1"/>
+          <w:numId w:val="1"/>
+        </w:numPr>
+        <w:spacing w:before="0" w:after="0" w:line="276" w:lineRule="auto"/>
+        <w:rPr>
+          <w:rFonts w:cs="Times New Roman"/>
+        </w:rPr>
+      </w:pPr>
+      <w:bookmarkStart w:id="1" w:name="_Toc234524395"/>
+      <w:r>
+        <w:rPr>
+          <w:rFonts w:cs="Times New Roman"/>
+        </w:rPr>
+        <w:t>Purpose</w:t>
+      </w:r>
+      <w:bookmarkEnd w:id="1"/>
+    </w:p>
+    <w:p>
+      <w:pPr>
+        <w:spacing w:after="0" w:line="276" w:lineRule="auto"/>
+        <w:rPr>
+          <w:rFonts w:cs="Times New Roman"/>
+        </w:rPr>
+      </w:pPr>
+      <w:r>
+        <w:rPr>
+          <w:rFonts w:cs="Times New Roman"/>
+        </w:rPr>
+        <w:t>This project aims to be an approachable, usable, desktop application tool for people to keep track of their eating. This alleviates dependence on outside spreadsheet documents or manually kept records, as a single database-driven application, with role-based authentication, will be the foundation. The scope ranges from personal health tracking to the ability for a trainer/nutritionist to take a very light look at administrative oversite.</w:t>
+      </w:r>
+    </w:p>
+    <w:p>
+      <w:pPr>
+        <w:spacing w:after="0" w:line="276" w:lineRule="auto"/>
+        <w:rPr>
+          <w:rFonts w:cs="Times New Roman"/>
+        </w:rPr>
+      </w:pPr>
+    </w:p>
+    <w:p>
+      <w:pPr>
+        <w:pStyle w:val="Heading2"/>
+        <w:numPr>
+          <w:ilvl w:val="1"/>
+          <w:numId w:val="1"/>
+        </w:numPr>
+        <w:spacing w:before="0" w:after="0" w:line="276" w:lineRule="auto"/>
+        <w:rPr>
+          <w:rFonts w:cs="Times New Roman"/>
+        </w:rPr>
+      </w:pPr>
+      <w:bookmarkStart w:id="2" w:name="_Toc234524396"/>
+      <w:r>
+        <w:rPr>
+          <w:rFonts w:cs="Times New Roman"/>
+        </w:rPr>
+        <w:t>Project Scope</w:t>
+      </w:r>
+      <w:bookmarkEnd w:id="2"/>
+    </w:p>
+    <w:p>
+      <w:pPr>
+        <w:spacing w:after="0" w:line="276" w:lineRule="auto"/>
+        <w:rPr>
+          <w:rFonts w:cs="Times New Roman"/>
+        </w:rPr>
+      </w:pPr>
+      <w:r>
+        <w:rPr>
+          <w:rFonts w:eastAsia="Arial" w:cs="Times New Roman"/>
+          <w:color w:val="1A1A2E"/>
+          <w:sz w:val="22"/>
+          <w:szCs w:val="22"/>
+        </w:rPr>
+        <w:t>The scope of the Nutrition Tracker includes:</w:t>
+      </w:r>
+    </w:p>
+    <w:p>
+      <w:pPr>
+        <w:pStyle w:val="ListParagraph"/>
+        <w:numPr>
+          <w:ilvl w:val="0"/>
+          <w:numId w:val="3"/>
+        </w:numPr>
+        <w:spacing w:after="0" w:line="276" w:lineRule="auto"/>
+        <w:contextualSpacing w:val="0"/>
+        <w:rPr>
+          <w:rFonts w:cs="Times New Roman"/>
+        </w:rPr>
+      </w:pPr>
+      <w:r>
+        <w:rPr>
+          <w:rFonts w:eastAsia="Arial" w:cs="Times New Roman"/>
+          <w:color w:val="1A1A2E"/>
+          <w:sz w:val="22"/>
+          <w:szCs w:val="22"/>
+        </w:rPr>
+        <w:t>User registration and role-based login (user and admin)</w:t>
+      </w:r>
+    </w:p>
+    <w:p>
+      <w:pPr>
+        <w:pStyle w:val="ListParagraph"/>
+        <w:numPr>
+          <w:ilvl w:val="0"/>
+          <w:numId w:val="3"/>
+        </w:numPr>
+        <w:spacing w:after="0" w:line="276" w:lineRule="auto"/>
+        <w:contextualSpacing w:val="0"/>
+        <w:rPr>
+          <w:rFonts w:cs="Times New Roman"/>
+        </w:rPr>
+      </w:pPr>
+      <w:r>
+        <w:rPr>
+          <w:rFonts w:eastAsia="Arial" w:cs="Times New Roman"/>
+          <w:color w:val="1A1A2E"/>
+          <w:sz w:val="22"/>
+          <w:szCs w:val="22"/>
+        </w:rPr>
+        <w:t>Personal food database management (add, edit, delete food entries)</w:t>
+      </w:r>
+    </w:p>
+    <w:p>
+      <w:pPr>
+        <w:pStyle w:val="ListParagraph"/>
+        <w:numPr>
+          <w:ilvl w:val="0"/>
+          <w:numId w:val="3"/>
+        </w:numPr>
+        <w:spacing w:after="0" w:line="276" w:lineRule="auto"/>
+        <w:contextualSpacing w:val="0"/>
+        <w:rPr>
+          <w:rFonts w:cs="Times New Roman"/>
+        </w:rPr>
+      </w:pPr>
+      <w:r>
+        <w:rPr>
+          <w:rFonts w:eastAsia="Arial" w:cs="Times New Roman"/>
+          <w:color w:val="1A1A2E"/>
+          <w:sz w:val="22"/>
+          <w:szCs w:val="22"/>
+        </w:rPr>
+        <w:t>Daily food logging with gram-based consumption tracking</w:t>
+      </w:r>
+    </w:p>
+    <w:p>
+      <w:pPr>
+        <w:pStyle w:val="ListParagraph"/>
+        <w:numPr>
+          <w:ilvl w:val="0"/>
+          <w:numId w:val="3"/>
+        </w:numPr>
+        <w:spacing w:after="0" w:line="276" w:lineRule="auto"/>
+        <w:contextualSpacing w:val="0"/>
+        <w:rPr>
+          <w:rFonts w:cs="Times New Roman"/>
+        </w:rPr>
+      </w:pPr>
+      <w:r>
+        <w:rPr>
+          <w:rFonts w:eastAsia="Arial" w:cs="Times New Roman"/>
+          <w:color w:val="1A1A2E"/>
+          <w:sz w:val="22"/>
+          <w:szCs w:val="22"/>
+        </w:rPr>
+        <w:t>Nutrition summary calculation and goal comparison</w:t>
+      </w:r>
+    </w:p>
+    <w:p>
+      <w:pPr>
+        <w:pStyle w:val="ListParagraph"/>
+        <w:numPr>
+          <w:ilvl w:val="0"/>
+          <w:numId w:val="3"/>
+        </w:numPr>
+        <w:spacing w:after="0" w:line="276" w:lineRule="auto"/>
+        <w:contextualSpacing w:val="0"/>
+        <w:rPr>
+          <w:rFonts w:cs="Times New Roman"/>
+        </w:rPr>
+      </w:pPr>
+      <w:r>
+        <w:rPr>
+          <w:rFonts w:eastAsia="Arial" w:cs="Times New Roman"/>
+          <w:color w:val="1A1A2E"/>
+          <w:sz w:val="22"/>
+          <w:szCs w:val="22"/>
+        </w:rPr>
+        <w:t>Food history browsing by date</w:t>
+      </w:r>
+    </w:p>
+    <w:p>
+      <w:pPr>
+        <w:pStyle w:val="ListParagraph"/>
+        <w:numPr>
+          <w:ilvl w:val="0"/>
+          <w:numId w:val="3"/>
+        </w:numPr>
+        <w:spacing w:after="0" w:line="276" w:lineRule="auto"/>
+        <w:contextualSpacing w:val="0"/>
+        <w:rPr>
+          <w:rFonts w:cs="Times New Roman"/>
+        </w:rPr>
+      </w:pPr>
+      <w:r>
+        <w:rPr>
+          <w:rFonts w:eastAsia="Arial" w:cs="Times New Roman"/>
+          <w:color w:val="1A1A2E"/>
+          <w:sz w:val="22"/>
+          <w:szCs w:val="22"/>
+        </w:rPr>
+        <w:t>Admin: user account management and notes dispatch</w:t>
+      </w:r>
+    </w:p>
+    <w:p>
+      <w:pPr>
+        <w:spacing w:after="0" w:line="276" w:lineRule="auto"/>
+        <w:rPr>
+          <w:rFonts w:cs="Times New Roman"/>
+        </w:rPr>
+      </w:pPr>
+    </w:p>
+    <w:p>
+      <w:pPr>
+        <w:pStyle w:val="Heading2"/>
+        <w:numPr>
+          <w:ilvl w:val="1"/>
+          <w:numId w:val="1"/>
+        </w:numPr>
+        <w:spacing w:before="0" w:after="0" w:line="276" w:lineRule="auto"/>
+        <w:rPr>
+          <w:rFonts w:cs="Times New Roman"/>
+        </w:rPr>
+      </w:pPr>
+      <w:bookmarkStart w:id="3" w:name="_Toc234524397"/>
+      <w:r>
+        <w:rPr>
+          <w:rFonts w:cs="Times New Roman"/>
+        </w:rPr>
+        <w:t>Document Convention</w:t>
+      </w:r>
+      <w:bookmarkEnd w:id="3"/>
+    </w:p>
+    <w:p>
+      <w:pPr>
+        <w:spacing w:after="0" w:line="276" w:lineRule="auto"/>
+        <w:rPr>
+          <w:rFonts w:cs="Times New Roman"/>
+        </w:rPr>
+      </w:pPr>
+      <w:r>
+        <w:rPr>
+          <w:rFonts w:cs="Times New Roman"/>
+        </w:rPr>
+        <w:t>This document follows a Software Analysis and Design report format. The main text uses Times New Roman, 12 pt font, with clear numbered headings and aligned page numbers in the footer. Diagrams are captioned and placed in the Other Requirements section.</w:t>
+      </w:r>
+    </w:p>
+    <w:p>
+      <w:pPr>
+        <w:spacing w:after="0" w:line="276" w:lineRule="auto"/>
+        <w:rPr>
+          <w:rFonts w:cs="Times New Roman"/>
+        </w:rPr>
+      </w:pPr>
+    </w:p>
+    <w:p>
+      <w:pPr>
+        <w:pStyle w:val="Heading2"/>
+        <w:numPr>
+          <w:ilvl w:val="1"/>
+          <w:numId w:val="1"/>
+        </w:numPr>
+        <w:spacing w:before="0" w:after="0" w:line="276" w:lineRule="auto"/>
+        <w:rPr>
+          <w:rFonts w:cs="Times New Roman"/>
+        </w:rPr>
+      </w:pPr>
+      <w:bookmarkStart w:id="4" w:name="_Toc234524398"/>
+      <w:r>
+        <w:rPr>
+          <w:rFonts w:cs="Times New Roman"/>
+        </w:rPr>
+        <w:t>Additional Information</w:t>
+      </w:r>
+      <w:bookmarkEnd w:id="4"/>
+    </w:p>
+    <w:p>
+      <w:pPr>
+        <w:spacing w:after="0" w:line="276" w:lineRule="auto"/>
+        <w:rPr>
+          <w:rFonts w:cs="Times New Roman"/>
+        </w:rPr>
+      </w:pPr>
+      <w:r>
+        <w:rPr>
+          <w:rFonts w:cs="Times New Roman"/>
+        </w:rPr>
+        <w:t>The system is implemented in Java with Swing GUI toolkit for user interface and JDBC with a MySQL database for the persistent storage. The project is developed in a NetBeans project and implements the DAO (Data Access Object) design pattern to separate data access logic from the presentation layer. The distribution includes the MySQL Connector/J 8.0.23 driver.</w:t>
+      </w:r>
+    </w:p>
+    <w:p>
+      <w:pPr>
+        <w:rPr>
+          <w:rFonts w:cs="Times New Roman"/>
+        </w:rPr>
+      </w:pPr>
+      <w:r>
+        <w:rPr>
+          <w:rFonts w:cs="Times New Roman"/>
+        </w:rPr>
+        <w:br w:type="page"/>
+      </w:r>
+    </w:p>
+    <w:p>
+      <w:pPr>
+        <w:pStyle w:val="Heading1"/>
+        <w:numPr>
+          <w:ilvl w:val="0"/>
+          <w:numId w:val="1"/>
+        </w:numPr>
+        <w:spacing w:before="0" w:after="0" w:line="276" w:lineRule="auto"/>
+        <w:jc w:val="center"/>
+        <w:rPr>
+          <w:rFonts w:cs="Times New Roman"/>
+        </w:rPr>
+      </w:pPr>
+      <w:bookmarkStart w:id="5" w:name="_Toc234524399"/>
+      <w:r>
+        <w:rPr>
+          <w:rFonts w:cs="Times New Roman"/>
+        </w:rPr>
+        <w:lastRenderedPageBreak/>
+        <w:t>Background and Literature Review</w:t>
+      </w:r>
+      <w:bookmarkEnd w:id="5"/>
+    </w:p>
+    <w:p/>
+    <w:p>
+      <w:pPr>
+        <w:pStyle w:val="Heading2"/>
+        <w:numPr>
+          <w:ilvl w:val="1"/>
+          <w:numId w:val="1"/>
+        </w:numPr>
+        <w:spacing w:before="0" w:after="0" w:line="276" w:lineRule="auto"/>
+        <w:rPr>
+          <w:rFonts w:cs="Times New Roman"/>
+        </w:rPr>
+      </w:pPr>
+      <w:bookmarkStart w:id="6" w:name="_Toc234524400"/>
+      <w:r>
+        <w:rPr>
+          <w:rFonts w:cs="Times New Roman"/>
+        </w:rPr>
+        <w:t>Background Study</w:t>
+      </w:r>
+      <w:bookmarkEnd w:id="6"/>
+    </w:p>
+    <w:p>
+      <w:pPr>
+        <w:spacing w:after="0" w:line="276" w:lineRule="auto"/>
+        <w:rPr>
+          <w:rFonts w:cs="Times New Roman"/>
+        </w:rPr>
+      </w:pPr>
+      <w:r>
+        <w:rPr>
+          <w:rFonts w:cs="Times New Roman"/>
+        </w:rPr>
+        <w:t xml:space="preserve">As lifestyle-related health problems grow, nutrition awareness is becoming increasingly important. Those who are aware of their </w:t>
+      </w:r>
+      <w:r>
+        <w:rPr>
+          <w:rFonts w:cs="Times New Roman"/>
+        </w:rPr>
+        <w:t>calories</w:t>
+      </w:r>
+      <w:r>
+        <w:rPr>
+          <w:rFonts w:cs="Times New Roman"/>
+        </w:rPr>
+        <w:t xml:space="preserve"> and macro nutrient intake are more inclined to make good choices about what to eat. Desktop apps allow you to track your personal health in a safe offline environment without having to be online or pay for a service subscription.</w:t>
+      </w:r>
+    </w:p>
+    <w:p>
+      <w:pPr>
+        <w:spacing w:after="0" w:line="276" w:lineRule="auto"/>
+        <w:rPr>
+          <w:rFonts w:cs="Times New Roman"/>
+        </w:rPr>
+      </w:pPr>
+      <w:r>
+        <w:rPr>
+          <w:rFonts w:cs="Times New Roman"/>
+        </w:rPr>
+        <w:t xml:space="preserve">The Nutrition Tracker is a </w:t>
+      </w:r>
+      <w:r>
+        <w:rPr>
+          <w:rFonts w:cs="Times New Roman"/>
+        </w:rPr>
+        <w:t>simple</w:t>
+      </w:r>
+      <w:r>
+        <w:rPr>
+          <w:rFonts w:cs="Times New Roman"/>
+        </w:rPr>
+        <w:t xml:space="preserve"> database driven tool for recording food items, daily intake and allows users to evaluate their diet against self-defined goals for calories, protein, carbohydrates, </w:t>
+      </w:r>
+      <w:r>
+        <w:rPr>
+          <w:rFonts w:cs="Times New Roman"/>
+        </w:rPr>
+        <w:t>fats,</w:t>
+      </w:r>
+      <w:r>
+        <w:rPr>
+          <w:rFonts w:cs="Times New Roman"/>
+        </w:rPr>
+        <w:t xml:space="preserve"> and fiber.</w:t>
+      </w:r>
+    </w:p>
+    <w:p>
+      <w:pPr>
+        <w:spacing w:after="0" w:line="276" w:lineRule="auto"/>
+        <w:rPr>
+          <w:rFonts w:cs="Times New Roman"/>
+        </w:rPr>
+      </w:pPr>
+    </w:p>
+    <w:p>
+      <w:pPr>
+        <w:pStyle w:val="Heading2"/>
+        <w:numPr>
+          <w:ilvl w:val="1"/>
+          <w:numId w:val="1"/>
+        </w:numPr>
+        <w:spacing w:before="0" w:after="0" w:line="276" w:lineRule="auto"/>
+        <w:rPr>
+          <w:rFonts w:cs="Times New Roman"/>
+        </w:rPr>
+      </w:pPr>
+      <w:bookmarkStart w:id="7" w:name="_Toc234524401"/>
+      <w:r>
+        <w:rPr>
+          <w:rFonts w:cs="Times New Roman"/>
+        </w:rPr>
+        <w:t>Literature Study</w:t>
+      </w:r>
+      <w:bookmarkEnd w:id="7"/>
+    </w:p>
+    <w:p>
+      <w:pPr>
+        <w:spacing w:after="0" w:line="276" w:lineRule="auto"/>
+        <w:rPr>
+          <w:rFonts w:cs="Times New Roman"/>
+        </w:rPr>
+      </w:pPr>
+      <w:r>
+        <w:rPr>
+          <w:rFonts w:cs="Times New Roman"/>
+        </w:rPr>
+        <w:t xml:space="preserve">Food tracking systems typically include a food database, consumption logging, user </w:t>
+      </w:r>
+      <w:r>
+        <w:rPr>
+          <w:rFonts w:cs="Times New Roman"/>
+        </w:rPr>
+        <w:t>authentication,</w:t>
+      </w:r>
+      <w:r>
+        <w:rPr>
+          <w:rFonts w:cs="Times New Roman"/>
+        </w:rPr>
+        <w:t xml:space="preserve"> and reporting. Relational database model allows to link food items, </w:t>
+      </w:r>
+      <w:r>
+        <w:rPr>
+          <w:rFonts w:cs="Times New Roman"/>
+        </w:rPr>
+        <w:t>users,</w:t>
+      </w:r>
+      <w:r>
+        <w:rPr>
+          <w:rFonts w:cs="Times New Roman"/>
+        </w:rPr>
+        <w:t xml:space="preserve"> and log records with foreign key relationships. This allows for data consistency and cascade deletion. Health apps often use role-based access as a design pattern, letting users use the app for themselves or to manage the diet of a person under the supervision of a trainer or nutritionist. The DAO pattern is a common pattern in Java applications to abstract the persistence logic and make the application more testable and maintainable.</w:t>
+      </w:r>
+    </w:p>
+    <w:p>
+      <w:pPr>
+        <w:spacing w:after="0" w:line="276" w:lineRule="auto"/>
+        <w:rPr>
+          <w:rFonts w:cs="Times New Roman"/>
+        </w:rPr>
+      </w:pPr>
+    </w:p>
+    <w:p>
+      <w:pPr>
+        <w:pStyle w:val="Heading2"/>
+        <w:numPr>
+          <w:ilvl w:val="1"/>
+          <w:numId w:val="1"/>
+        </w:numPr>
+        <w:spacing w:before="0" w:after="0" w:line="276" w:lineRule="auto"/>
+        <w:rPr>
+          <w:rFonts w:cs="Times New Roman"/>
+        </w:rPr>
+      </w:pPr>
+      <w:bookmarkStart w:id="8" w:name="_Toc234524402"/>
+      <w:r>
+        <w:rPr>
+          <w:rFonts w:cs="Times New Roman"/>
+        </w:rPr>
+        <w:t>Existing System</w:t>
+      </w:r>
+      <w:bookmarkEnd w:id="8"/>
+    </w:p>
+    <w:p>
+      <w:pPr>
+        <w:spacing w:after="0" w:line="276" w:lineRule="auto"/>
+        <w:rPr>
+          <w:rFonts w:cs="Times New Roman"/>
+        </w:rPr>
+      </w:pPr>
+      <w:r>
+        <w:rPr>
+          <w:rFonts w:cs="Times New Roman"/>
+        </w:rPr>
+        <w:t xml:space="preserve">Without a specialized tool, users generally track their nutrition using spreadsheets, paper logs, or generic mobile apps. These methods have limited validation, no integration between food definitions and daily logs and no administrative </w:t>
+      </w:r>
+      <w:r>
+        <w:rPr>
+          <w:rFonts w:cs="Times New Roman"/>
+        </w:rPr>
+        <w:t>oversight.</w:t>
+      </w:r>
+      <w:r>
+        <w:rPr>
+          <w:rFonts w:cs="Times New Roman"/>
+        </w:rPr>
+        <w:t xml:space="preserve"> The Nutrition Tracker builds on this by storing all data in a MySQL relational database, enforcing referential integrity, separating user and admin roles, and providing a structured Swing GUI for all interactions.</w:t>
+      </w:r>
+    </w:p>
+    <w:p>
+      <w:pPr>
+        <w:spacing w:after="0" w:line="276" w:lineRule="auto"/>
+        <w:rPr>
+          <w:rFonts w:cs="Times New Roman"/>
+        </w:rPr>
+      </w:pPr>
+      <w:r>
+        <w:rPr>
+          <w:rFonts w:cs="Times New Roman"/>
+        </w:rPr>
+        <w:br w:type="page"/>
+      </w:r>
+    </w:p>
+    <w:p>
+      <w:pPr>
+        <w:pStyle w:val="Heading1"/>
+        <w:numPr>
+          <w:ilvl w:val="0"/>
+          <w:numId w:val="1"/>
+        </w:numPr>
+        <w:spacing w:before="0" w:after="0" w:line="276" w:lineRule="auto"/>
+        <w:jc w:val="center"/>
+        <w:rPr>
+          <w:rFonts w:cs="Times New Roman"/>
+        </w:rPr>
+      </w:pPr>
+      <w:bookmarkStart w:id="9" w:name="_Toc234524403"/>
+      <w:r>
+        <w:rPr>
+          <w:rFonts w:cs="Times New Roman"/>
+        </w:rPr>
+        <w:lastRenderedPageBreak/>
+        <w:t>Overall Description</w:t>
+      </w:r>
+      <w:bookmarkEnd w:id="9"/>
+    </w:p>
+    <w:p/>
+    <w:p>
+      <w:pPr>
+        <w:spacing w:after="0" w:line="276" w:lineRule="auto"/>
+        <w:rPr>
+          <w:rFonts w:cs="Times New Roman"/>
+        </w:rPr>
+      </w:pPr>
+      <w:r>
+        <w:rPr>
+          <w:rFonts w:cs="Times New Roman"/>
+        </w:rPr>
+        <w:t xml:space="preserve">Nutrition Tracker is a desktop application which is designed for two types of users, regular </w:t>
+      </w:r>
+      <w:r>
+        <w:rPr>
+          <w:rFonts w:cs="Times New Roman"/>
+        </w:rPr>
+        <w:t>user,</w:t>
+      </w:r>
+      <w:r>
+        <w:rPr>
+          <w:rFonts w:cs="Times New Roman"/>
+        </w:rPr>
+        <w:t xml:space="preserve"> and administrator. The app then opens up to a login screen and then directs the authenticated user to either the User Dashboard or the Admin Dashboard depending on their role. All data is stored in a MySQL database named nutritiondb.</w:t>
+      </w:r>
+    </w:p>
+    <w:p>
+      <w:pPr>
+        <w:spacing w:after="0" w:line="276" w:lineRule="auto"/>
+        <w:rPr>
+          <w:rFonts w:cs="Times New Roman"/>
+        </w:rPr>
+      </w:pPr>
+    </w:p>
+    <w:p>
+      <w:pPr>
+        <w:pStyle w:val="Heading2"/>
+        <w:numPr>
+          <w:ilvl w:val="1"/>
+          <w:numId w:val="1"/>
+        </w:numPr>
+        <w:spacing w:before="0" w:after="0" w:line="276" w:lineRule="auto"/>
+        <w:rPr>
+          <w:rFonts w:cs="Times New Roman"/>
+        </w:rPr>
+      </w:pPr>
+      <w:bookmarkStart w:id="10" w:name="_Toc234524404"/>
+      <w:r>
+        <w:rPr>
+          <w:rFonts w:cs="Times New Roman"/>
+        </w:rPr>
+        <w:t>Product Perspective</w:t>
+      </w:r>
+      <w:bookmarkEnd w:id="10"/>
+    </w:p>
+    <w:p>
+      <w:pPr>
+        <w:spacing w:after="0" w:line="276" w:lineRule="auto"/>
+        <w:rPr>
+          <w:rFonts w:cs="Times New Roman"/>
+        </w:rPr>
+      </w:pPr>
+      <w:r>
+        <w:rPr>
+          <w:rFonts w:cs="Times New Roman"/>
+        </w:rPr>
+        <w:t xml:space="preserve">The system is a </w:t>
+      </w:r>
+      <w:r>
+        <w:rPr>
+          <w:rFonts w:cs="Times New Roman"/>
+        </w:rPr>
+        <w:t>desktop-based</w:t>
+      </w:r>
+      <w:r>
+        <w:rPr>
+          <w:rFonts w:cs="Times New Roman"/>
+        </w:rPr>
+        <w:t xml:space="preserve"> </w:t>
+      </w:r>
+      <w:r>
+        <w:rPr>
+          <w:rFonts w:cs="Times New Roman"/>
+        </w:rPr>
+        <w:t>standalone</w:t>
+      </w:r>
+      <w:r>
+        <w:rPr>
+          <w:rFonts w:cs="Times New Roman"/>
+        </w:rPr>
+        <w:t xml:space="preserve"> application. It </w:t>
+      </w:r>
+      <w:r>
+        <w:rPr>
+          <w:rFonts w:cs="Times New Roman"/>
+        </w:rPr>
+        <w:t>does not</w:t>
+      </w:r>
+      <w:r>
+        <w:rPr>
+          <w:rFonts w:cs="Times New Roman"/>
+        </w:rPr>
+        <w:t xml:space="preserve"> depend on any external web service. It uses JDBC to connect directly to a MySQL instance, either local or hosted on the network. The DatabaseConnection class is used to handle the singleton connection, and will auto-create the database, </w:t>
+      </w:r>
+      <w:r>
+        <w:rPr>
+          <w:rFonts w:cs="Times New Roman"/>
+        </w:rPr>
+        <w:t>schema,</w:t>
+      </w:r>
+      <w:r>
+        <w:rPr>
+          <w:rFonts w:cs="Times New Roman"/>
+        </w:rPr>
+        <w:t xml:space="preserve"> and a default admin account on first run if it </w:t>
+      </w:r>
+      <w:r>
+        <w:rPr>
+          <w:rFonts w:cs="Times New Roman"/>
+        </w:rPr>
+        <w:t>does not</w:t>
+      </w:r>
+      <w:r>
+        <w:rPr>
+          <w:rFonts w:cs="Times New Roman"/>
+        </w:rPr>
+        <w:t xml:space="preserve"> exist.</w:t>
+      </w:r>
+    </w:p>
+    <w:p>
+      <w:pPr>
+        <w:spacing w:after="0" w:line="276" w:lineRule="auto"/>
+        <w:rPr>
+          <w:rFonts w:cs="Times New Roman"/>
+        </w:rPr>
+      </w:pPr>
+    </w:p>
+    <w:p>
+      <w:pPr>
+        <w:pStyle w:val="Heading2"/>
+        <w:numPr>
+          <w:ilvl w:val="1"/>
+          <w:numId w:val="1"/>
+        </w:numPr>
+        <w:spacing w:before="0" w:after="0" w:line="276" w:lineRule="auto"/>
+        <w:rPr>
+          <w:rFonts w:cs="Times New Roman"/>
+        </w:rPr>
+      </w:pPr>
+      <w:bookmarkStart w:id="11" w:name="_Toc234524405"/>
+      <w:r>
+        <w:rPr>
+          <w:rFonts w:cs="Times New Roman"/>
+        </w:rPr>
+        <w:t>Product Features</w:t>
+      </w:r>
+      <w:bookmarkEnd w:id="11"/>
+    </w:p>
+    <w:p>
+      <w:pPr>
+        <w:spacing w:after="0" w:line="276" w:lineRule="auto"/>
+        <w:rPr>
+          <w:rFonts w:cs="Times New Roman"/>
+          <w:b/>
+          <w:bCs/>
+        </w:rPr>
+      </w:pPr>
+      <w:r>
+        <w:rPr>
+          <w:rFonts w:cs="Times New Roman"/>
+          <w:b/>
+          <w:bCs/>
+        </w:rPr>
+        <w:t xml:space="preserve">User </w:t>
+      </w:r>
+      <w:r>
+        <w:rPr>
+          <w:rFonts w:cs="Times New Roman"/>
+          <w:b/>
+          <w:bCs/>
+        </w:rPr>
+        <w:t>M</w:t>
+      </w:r>
+      <w:r>
+        <w:rPr>
+          <w:rFonts w:cs="Times New Roman"/>
+          <w:b/>
+          <w:bCs/>
+        </w:rPr>
+        <w:t>odule</w:t>
+      </w:r>
+      <w:r>
+        <w:rPr>
+          <w:rFonts w:cs="Times New Roman"/>
+          <w:b/>
+          <w:bCs/>
+        </w:rPr>
+        <w:t>:</w:t>
+      </w:r>
+    </w:p>
+    <w:p>
+      <w:pPr>
+        <w:pStyle w:val="ListParagraph"/>
+        <w:numPr>
+          <w:ilvl w:val="0"/>
+          <w:numId w:val="4"/>
+        </w:numPr>
+        <w:spacing w:after="0" w:line="276" w:lineRule="auto"/>
+        <w:rPr>
+          <w:rFonts w:cs="Times New Roman"/>
+        </w:rPr>
+      </w:pPr>
+      <w:r>
+        <w:rPr>
+          <w:rFonts w:cs="Times New Roman"/>
+        </w:rPr>
+        <w:t>Login to the system</w:t>
+      </w:r>
+    </w:p>
+    <w:p>
+      <w:pPr>
+        <w:pStyle w:val="ListParagraph"/>
+        <w:numPr>
+          <w:ilvl w:val="0"/>
+          <w:numId w:val="4"/>
+        </w:numPr>
+        <w:spacing w:after="0" w:line="276" w:lineRule="auto"/>
+        <w:rPr>
+          <w:rFonts w:cs="Times New Roman"/>
+        </w:rPr>
+      </w:pPr>
+      <w:r>
+        <w:rPr>
+          <w:rFonts w:eastAsia="Arial" w:cs="Times New Roman"/>
+        </w:rPr>
+        <w:t>Add new food items with nutritional values per 100g. Edit or delete existing entries.</w:t>
+      </w:r>
+    </w:p>
+    <w:p>
+      <w:pPr>
+        <w:pStyle w:val="ListParagraph"/>
+        <w:numPr>
+          <w:ilvl w:val="0"/>
+          <w:numId w:val="4"/>
+        </w:numPr>
+        <w:spacing w:after="0" w:line="276" w:lineRule="auto"/>
+        <w:rPr>
+          <w:rFonts w:cs="Times New Roman"/>
+        </w:rPr>
+      </w:pPr>
+      <w:r>
+        <w:rPr>
+          <w:rFonts w:eastAsia="Arial" w:cs="Times New Roman"/>
+        </w:rPr>
+        <w:t>Select a food item and enter grams consumed for a selected date.</w:t>
+      </w:r>
+    </w:p>
+    <w:p>
+      <w:pPr>
+        <w:pStyle w:val="ListParagraph"/>
+        <w:numPr>
+          <w:ilvl w:val="0"/>
+          <w:numId w:val="4"/>
+        </w:numPr>
+        <w:spacing w:after="0" w:line="276" w:lineRule="auto"/>
+        <w:rPr>
+          <w:rFonts w:cs="Times New Roman"/>
+        </w:rPr>
+      </w:pPr>
+      <w:r>
+        <w:rPr>
+          <w:rFonts w:eastAsia="Arial" w:cs="Times New Roman"/>
+        </w:rPr>
+        <w:t>View a summary of all nutrients consumed today compared to personal goals.</w:t>
+      </w:r>
+    </w:p>
+    <w:p>
+      <w:pPr>
+        <w:pStyle w:val="ListParagraph"/>
+        <w:numPr>
+          <w:ilvl w:val="0"/>
+          <w:numId w:val="4"/>
+        </w:numPr>
+        <w:spacing w:after="0" w:line="276" w:lineRule="auto"/>
+        <w:rPr>
+          <w:rFonts w:cs="Times New Roman"/>
+        </w:rPr>
+      </w:pPr>
+      <w:r>
+        <w:rPr>
+          <w:rFonts w:eastAsia="Arial" w:cs="Times New Roman"/>
+        </w:rPr>
+        <w:t>Browse past food logs by date to review previous consumption.</w:t>
+      </w:r>
+    </w:p>
+    <w:p>
+      <w:pPr>
+        <w:pStyle w:val="ListParagraph"/>
+        <w:numPr>
+          <w:ilvl w:val="0"/>
+          <w:numId w:val="4"/>
+        </w:numPr>
+        <w:spacing w:after="0" w:line="276" w:lineRule="auto"/>
+        <w:rPr>
+          <w:rFonts w:cs="Times New Roman"/>
+        </w:rPr>
+      </w:pPr>
+      <w:r>
+        <w:rPr>
+          <w:rFonts w:eastAsia="Arial" w:cs="Times New Roman"/>
+        </w:rPr>
+        <w:t>Read dietary notes sent by the admin/adviser.</w:t>
+      </w:r>
+    </w:p>
+    <w:p>
+      <w:pPr>
+        <w:pStyle w:val="ListParagraph"/>
+        <w:spacing w:after="0" w:line="276" w:lineRule="auto"/>
+        <w:rPr>
+          <w:rFonts w:cs="Times New Roman"/>
+        </w:rPr>
+      </w:pPr>
+    </w:p>
+    <w:p>
+      <w:pPr>
+        <w:spacing w:after="0" w:line="276" w:lineRule="auto"/>
+        <w:rPr>
+          <w:rFonts w:cs="Times New Roman"/>
+          <w:b/>
+          <w:bCs/>
+        </w:rPr>
+      </w:pPr>
+      <w:r>
+        <w:rPr>
+          <w:rFonts w:cs="Times New Roman"/>
+          <w:b/>
+          <w:bCs/>
+        </w:rPr>
+        <w:t xml:space="preserve">Admin </w:t>
+      </w:r>
+      <w:r>
+        <w:rPr>
+          <w:rFonts w:cs="Times New Roman"/>
+          <w:b/>
+          <w:bCs/>
+        </w:rPr>
+        <w:t>M</w:t>
+      </w:r>
+      <w:r>
+        <w:rPr>
+          <w:rFonts w:cs="Times New Roman"/>
+          <w:b/>
+          <w:bCs/>
+        </w:rPr>
+        <w:t>odule</w:t>
+      </w:r>
+      <w:r>
+        <w:rPr>
+          <w:rFonts w:cs="Times New Roman"/>
+          <w:b/>
+          <w:bCs/>
+        </w:rPr>
+        <w:t>:</w:t>
+      </w:r>
+    </w:p>
+    <w:p>
+      <w:pPr>
+        <w:pStyle w:val="ListParagraph"/>
+        <w:numPr>
+          <w:ilvl w:val="0"/>
+          <w:numId w:val="5"/>
+        </w:numPr>
+        <w:spacing w:after="0" w:line="276" w:lineRule="auto"/>
+        <w:rPr>
+          <w:rFonts w:cs="Times New Roman"/>
+        </w:rPr>
+      </w:pPr>
+      <w:r>
+        <w:rPr>
+          <w:rFonts w:eastAsia="Arial" w:cs="Times New Roman"/>
+        </w:rPr>
+        <w:t>Authenticate as an administrator using role-based session logic.</w:t>
+      </w:r>
+    </w:p>
+    <w:p>
+      <w:pPr>
+        <w:pStyle w:val="ListParagraph"/>
+        <w:numPr>
+          <w:ilvl w:val="0"/>
+          <w:numId w:val="5"/>
+        </w:numPr>
+        <w:spacing w:after="0" w:line="276" w:lineRule="auto"/>
+        <w:rPr>
+          <w:rFonts w:cs="Times New Roman"/>
+        </w:rPr>
+      </w:pPr>
+      <w:r>
+        <w:rPr>
+          <w:rFonts w:cs="Times New Roman"/>
+        </w:rPr>
+        <w:t>Register account and set role</w:t>
+      </w:r>
+    </w:p>
+    <w:p>
+      <w:pPr>
+        <w:pStyle w:val="ListParagraph"/>
+        <w:numPr>
+          <w:ilvl w:val="0"/>
+          <w:numId w:val="5"/>
+        </w:numPr>
+        <w:spacing w:after="0" w:line="276" w:lineRule="auto"/>
+        <w:rPr>
+          <w:rFonts w:cs="Times New Roman"/>
+        </w:rPr>
+      </w:pPr>
+      <w:r>
+        <w:rPr>
+          <w:rFonts w:eastAsia="Arial" w:cs="Times New Roman"/>
+        </w:rPr>
+        <w:t>View all registered users and their account status.</w:t>
+      </w:r>
+    </w:p>
+    <w:p>
+      <w:pPr>
+        <w:pStyle w:val="ListParagraph"/>
+        <w:numPr>
+          <w:ilvl w:val="0"/>
+          <w:numId w:val="5"/>
+        </w:numPr>
+        <w:spacing w:after="0" w:line="276" w:lineRule="auto"/>
+        <w:rPr>
+          <w:rFonts w:cs="Times New Roman"/>
+        </w:rPr>
+      </w:pPr>
+      <w:r>
+        <w:rPr>
+          <w:rFonts w:eastAsia="Arial" w:cs="Times New Roman"/>
+        </w:rPr>
+        <w:t>Inspect a selected user's food logs, nutrition history, and goals.</w:t>
+      </w:r>
+    </w:p>
+    <w:p>
+      <w:pPr>
+        <w:pStyle w:val="ListParagraph"/>
+        <w:numPr>
+          <w:ilvl w:val="0"/>
+          <w:numId w:val="5"/>
+        </w:numPr>
+        <w:spacing w:after="0" w:line="276" w:lineRule="auto"/>
+        <w:rPr>
+          <w:rFonts w:cs="Times New Roman"/>
+        </w:rPr>
+      </w:pPr>
+      <w:r>
+        <w:rPr>
+          <w:rFonts w:eastAsia="Arial" w:cs="Times New Roman"/>
+        </w:rPr>
+        <w:t>Compose and send nutritional guidance or feedback notes to users.</w:t>
+      </w:r>
+    </w:p>
+    <w:p>
+      <w:pPr>
+        <w:pStyle w:val="ListParagraph"/>
+        <w:numPr>
+          <w:ilvl w:val="0"/>
+          <w:numId w:val="5"/>
+        </w:numPr>
+        <w:spacing w:after="0" w:line="276" w:lineRule="auto"/>
+        <w:rPr>
+          <w:rFonts w:cs="Times New Roman"/>
+        </w:rPr>
+      </w:pPr>
+      <w:r>
+        <w:rPr>
+          <w:rFonts w:eastAsia="Arial" w:cs="Times New Roman"/>
+        </w:rPr>
+        <w:t>View and manage all notes sent across the system.</w:t>
+      </w:r>
+    </w:p>
+    <w:p>
+      <w:pPr>
+        <w:pStyle w:val="ListParagraph"/>
+        <w:numPr>
+          <w:ilvl w:val="0"/>
+          <w:numId w:val="5"/>
+        </w:numPr>
+        <w:spacing w:after="0" w:line="276" w:lineRule="auto"/>
+        <w:rPr>
+          <w:rFonts w:cs="Times New Roman"/>
+        </w:rPr>
+      </w:pPr>
+      <w:r>
+        <w:rPr>
+          <w:rFonts w:eastAsia="Arial" w:cs="Times New Roman"/>
+        </w:rPr>
+        <w:t>Deactivate or delete user accounts as needed.</w:t>
+      </w:r>
+    </w:p>
+    <w:p>
+      <w:pPr>
+        <w:spacing w:after="0" w:line="276" w:lineRule="auto"/>
+        <w:rPr>
+          <w:rFonts w:cs="Times New Roman"/>
+        </w:rPr>
+      </w:pPr>
+    </w:p>
+    <w:p>
+      <w:pPr>
+        <w:pStyle w:val="Heading2"/>
+        <w:numPr>
+          <w:ilvl w:val="1"/>
+          <w:numId w:val="1"/>
+        </w:numPr>
+        <w:spacing w:before="0" w:after="0" w:line="276" w:lineRule="auto"/>
+        <w:rPr>
+          <w:rFonts w:cs="Times New Roman"/>
+        </w:rPr>
+      </w:pPr>
+      <w:bookmarkStart w:id="12" w:name="_Toc234524406"/>
+      <w:r>
+        <w:rPr>
+          <w:rFonts w:cs="Times New Roman"/>
+        </w:rPr>
+        <w:t>User Classes and Characteristics</w:t>
+      </w:r>
+      <w:bookmarkEnd w:id="12"/>
+    </w:p>
+    <w:p>
+      <w:pPr>
+        <w:spacing w:after="0" w:line="276" w:lineRule="auto"/>
+        <w:rPr>
+          <w:rFonts w:cs="Times New Roman"/>
+        </w:rPr>
+      </w:pPr>
+      <w:r>
+        <w:rPr>
+          <w:rFonts w:cs="Times New Roman"/>
+        </w:rPr>
+        <w:t xml:space="preserve">Daily users are those who wish to record the amount of food they eat and how well they are eating based on their nutrition goals. To do this, they require a simple interface for entering food items, logging </w:t>
+      </w:r>
+      <w:r>
+        <w:rPr>
+          <w:rFonts w:cs="Times New Roman"/>
+        </w:rPr>
+        <w:t>meals,</w:t>
+      </w:r>
+      <w:r>
+        <w:rPr>
+          <w:rFonts w:cs="Times New Roman"/>
+        </w:rPr>
+        <w:t xml:space="preserve"> and tracking their progress towards meeting nutrition goals through </w:t>
+      </w:r>
+      <w:proofErr w:type="gramStart"/>
+      <w:r>
+        <w:rPr>
+          <w:rFonts w:cs="Times New Roman"/>
+        </w:rPr>
+        <w:t>the food</w:t>
+      </w:r>
+      <w:proofErr w:type="gramEnd"/>
+      <w:r>
+        <w:rPr>
+          <w:rFonts w:cs="Times New Roman"/>
+        </w:rPr>
+        <w:t xml:space="preserve"> management, </w:t>
+      </w:r>
+      <w:r>
+        <w:rPr>
+          <w:rFonts w:cs="Times New Roman"/>
+        </w:rPr>
+        <w:t>logging,</w:t>
+      </w:r>
+      <w:r>
+        <w:rPr>
+          <w:rFonts w:cs="Times New Roman"/>
+        </w:rPr>
+        <w:t xml:space="preserve"> and summary display screens. </w:t>
+      </w:r>
+    </w:p>
+    <w:p>
+      <w:pPr>
+        <w:rPr>
+          <w:rFonts w:cs="Times New Roman"/>
+        </w:rPr>
+      </w:pPr>
+      <w:r>
+        <w:rPr>
+          <w:rFonts w:cs="Times New Roman"/>
+        </w:rPr>
+        <w:br w:type="page"/>
+      </w:r>
+    </w:p>
+    <w:p>
+      <w:pPr>
+        <w:spacing w:after="0" w:line="276" w:lineRule="auto"/>
+        <w:rPr>
+          <w:rFonts w:cs="Times New Roman"/>
+        </w:rPr>
+      </w:pPr>
+      <w:r>
+        <w:rPr>
+          <w:rFonts w:cs="Times New Roman"/>
+        </w:rPr>
+        <w:lastRenderedPageBreak/>
+        <w:t>Administrators (including registered dietitians; trainers; support staff who manage customer accounts and provide nutritional advice) use the administration dashboard to review user profiles and send notes.</w:t>
+      </w:r>
+    </w:p>
+    <w:p>
+      <w:pPr>
+        <w:spacing w:after="0" w:line="276" w:lineRule="auto"/>
+        <w:rPr>
+          <w:rFonts w:cs="Times New Roman"/>
+        </w:rPr>
+      </w:pPr>
+    </w:p>
+    <w:p>
+      <w:pPr>
+        <w:pStyle w:val="Heading2"/>
+        <w:numPr>
+          <w:ilvl w:val="1"/>
+          <w:numId w:val="1"/>
+        </w:numPr>
+        <w:spacing w:before="0" w:after="0" w:line="276" w:lineRule="auto"/>
+        <w:rPr>
+          <w:rFonts w:cs="Times New Roman"/>
+        </w:rPr>
+      </w:pPr>
+      <w:bookmarkStart w:id="13" w:name="_Toc234524407"/>
+      <w:r>
+        <w:rPr>
+          <w:rFonts w:cs="Times New Roman"/>
+        </w:rPr>
+        <w:t>Operating Environment</w:t>
+      </w:r>
+      <w:bookmarkEnd w:id="13"/>
+    </w:p>
+    <w:p>
+      <w:pPr>
+        <w:spacing w:after="0" w:line="276" w:lineRule="auto"/>
+        <w:rPr>
+          <w:rFonts w:cs="Times New Roman"/>
+        </w:rPr>
+      </w:pPr>
+      <w:r>
+        <w:rPr>
+          <w:rFonts w:cs="Times New Roman"/>
+        </w:rPr>
+        <w:t>The system has been developed in a desktop-based environment using Java and Java Swing for the user interface graphics and MySQL as the backend database system. It runs on Windows, macOS and Linux, if you have Java JDK 8 or newer installed. Database connectivity is done using MySQL Connector / J and project compilation and management is done using Apache Ant inside the development environment of NetBeans. The system is accessed through a graphical desktop interface on the local machine or network environment.</w:t>
+      </w:r>
+    </w:p>
+    <w:p>
+      <w:pPr>
+        <w:spacing w:after="0" w:line="276" w:lineRule="auto"/>
+        <w:rPr>
+          <w:rFonts w:cs="Times New Roman"/>
+        </w:rPr>
+      </w:pPr>
+    </w:p>
+    <w:p>
+      <w:pPr>
+        <w:pStyle w:val="Heading2"/>
+        <w:numPr>
+          <w:ilvl w:val="1"/>
+          <w:numId w:val="1"/>
+        </w:numPr>
+        <w:spacing w:before="0" w:after="0" w:line="276" w:lineRule="auto"/>
+        <w:rPr>
+          <w:rFonts w:cs="Times New Roman"/>
+        </w:rPr>
+      </w:pPr>
+      <w:bookmarkStart w:id="14" w:name="_Toc234524408"/>
+      <w:r>
+        <w:rPr>
+          <w:rFonts w:cs="Times New Roman"/>
+        </w:rPr>
+        <w:t>Design and Implementation Constraints</w:t>
+      </w:r>
+      <w:bookmarkEnd w:id="14"/>
+    </w:p>
+    <w:p>
+      <w:pPr>
+        <w:pStyle w:val="ListParagraph"/>
+        <w:numPr>
+          <w:ilvl w:val="0"/>
+          <w:numId w:val="6"/>
+        </w:numPr>
+        <w:spacing w:after="0" w:line="276" w:lineRule="auto"/>
+        <w:rPr>
+          <w:rFonts w:cs="Times New Roman"/>
+        </w:rPr>
+      </w:pPr>
+      <w:r>
+        <w:rPr>
+          <w:rFonts w:cs="Times New Roman"/>
+        </w:rPr>
+        <w:t>The application depends on MySQL and a configured database connection</w:t>
+      </w:r>
+    </w:p>
+    <w:p>
+      <w:pPr>
+        <w:pStyle w:val="ListParagraph"/>
+        <w:numPr>
+          <w:ilvl w:val="0"/>
+          <w:numId w:val="6"/>
+        </w:numPr>
+        <w:spacing w:after="0" w:line="276" w:lineRule="auto"/>
+        <w:rPr>
+          <w:rFonts w:cs="Times New Roman"/>
+        </w:rPr>
+      </w:pPr>
+      <w:r>
+        <w:rPr>
+          <w:rFonts w:cs="Times New Roman"/>
+        </w:rPr>
+        <w:t xml:space="preserve">The </w:t>
+      </w:r>
+      <w:r>
+        <w:rPr>
+          <w:rFonts w:eastAsia="Arial" w:cs="Times New Roman"/>
+          <w:color w:val="1A1A2E"/>
+        </w:rPr>
+        <w:t>DAO pattern is used throughout; all database operations go through interface-implementation pairs.</w:t>
+      </w:r>
+    </w:p>
+    <w:p>
+      <w:pPr>
+        <w:pStyle w:val="ListParagraph"/>
+        <w:numPr>
+          <w:ilvl w:val="0"/>
+          <w:numId w:val="6"/>
+        </w:numPr>
+        <w:spacing w:after="0" w:line="276" w:lineRule="auto"/>
+        <w:rPr>
+          <w:rFonts w:cs="Times New Roman"/>
+        </w:rPr>
+      </w:pPr>
+      <w:r>
+        <w:rPr>
+          <w:rFonts w:cs="Times New Roman"/>
+        </w:rPr>
+        <w:t xml:space="preserve">The </w:t>
+      </w:r>
+      <w:r>
+        <w:rPr>
+          <w:rFonts w:eastAsia="Arial" w:cs="Times New Roman"/>
+          <w:color w:val="1A1A2E"/>
+        </w:rPr>
+        <w:t>UI is built entirely with Java Swing (no JavaFX or third-party UI libraries).</w:t>
+      </w:r>
+    </w:p>
+    <w:p>
+      <w:pPr>
+        <w:pStyle w:val="ListParagraph"/>
+        <w:numPr>
+          <w:ilvl w:val="0"/>
+          <w:numId w:val="6"/>
+        </w:numPr>
+        <w:spacing w:after="0" w:line="276" w:lineRule="auto"/>
+        <w:contextualSpacing w:val="0"/>
+        <w:rPr>
+          <w:rFonts w:cs="Times New Roman"/>
+        </w:rPr>
+      </w:pPr>
+      <w:r>
+        <w:rPr>
+          <w:rFonts w:eastAsia="Arial" w:cs="Times New Roman"/>
+          <w:color w:val="1A1A2E"/>
+        </w:rPr>
+        <w:t>AbsoluteLayout.jar library from NetBeans is required for certain form layouts.</w:t>
+      </w:r>
+    </w:p>
+    <w:p>
+      <w:pPr>
+        <w:pStyle w:val="ListParagraph"/>
+        <w:numPr>
+          <w:ilvl w:val="0"/>
+          <w:numId w:val="6"/>
+        </w:numPr>
+        <w:spacing w:after="0" w:line="276" w:lineRule="auto"/>
+        <w:rPr>
+          <w:rFonts w:cs="Times New Roman"/>
+        </w:rPr>
+      </w:pPr>
+      <w:r>
+        <w:rPr>
+          <w:rFonts w:cs="Times New Roman"/>
+        </w:rPr>
+        <w:t>Passwords</w:t>
+      </w:r>
+      <w:r>
+        <w:rPr>
+          <w:rFonts w:eastAsia="Arial" w:cs="Times New Roman"/>
+          <w:color w:val="1A1A2E"/>
+        </w:rPr>
+        <w:t xml:space="preserve"> are currently stored as plain text; a hashing mechanism is planned for future versions.</w:t>
+      </w:r>
+    </w:p>
+    <w:p>
+      <w:pPr>
+        <w:spacing w:after="0" w:line="276" w:lineRule="auto"/>
+        <w:rPr>
+          <w:rFonts w:cs="Times New Roman"/>
+        </w:rPr>
+      </w:pPr>
+    </w:p>
+    <w:p>
+      <w:pPr>
+        <w:pStyle w:val="Heading2"/>
+        <w:numPr>
+          <w:ilvl w:val="1"/>
+          <w:numId w:val="1"/>
+        </w:numPr>
+        <w:spacing w:before="0" w:after="0" w:line="276" w:lineRule="auto"/>
+        <w:rPr>
+          <w:rFonts w:cs="Times New Roman"/>
+        </w:rPr>
+      </w:pPr>
+      <w:bookmarkStart w:id="15" w:name="_Toc234524409"/>
+      <w:r>
+        <w:rPr>
+          <w:rFonts w:cs="Times New Roman"/>
+        </w:rPr>
+        <w:t>Assumptions and Constraints</w:t>
+      </w:r>
+      <w:bookmarkEnd w:id="15"/>
+    </w:p>
+    <w:p>
+      <w:pPr>
+        <w:spacing w:after="0" w:line="276" w:lineRule="auto"/>
+        <w:jc w:val="both"/>
+        <w:rPr>
+          <w:rFonts w:cs="Times New Roman"/>
+        </w:rPr>
+      </w:pPr>
+      <w:r>
+        <w:rPr>
+          <w:rFonts w:cs="Times New Roman"/>
+        </w:rPr>
+        <w:t>It is assumed that users have basic knowledge of using the application and that administrators understand task given to them. Additionally, it is assumed that database tables have been imported and the server environment is set up correctly before the application is utilized.</w:t>
+      </w:r>
+    </w:p>
+    <w:p>
+      <w:pPr>
+        <w:spacing w:after="0" w:line="276" w:lineRule="auto"/>
+        <w:rPr>
+          <w:rFonts w:eastAsiaTheme="majorEastAsia" w:cs="Times New Roman"/>
+          <w:b/>
+          <w:color w:val="000000" w:themeColor="text1"/>
+          <w:sz w:val="28"/>
+          <w:szCs w:val="32"/>
+        </w:rPr>
+      </w:pPr>
+      <w:r>
+        <w:rPr>
+          <w:rFonts w:cs="Times New Roman"/>
+        </w:rPr>
+        <w:br w:type="page"/>
+      </w:r>
+    </w:p>
+    <w:p>
+      <w:pPr>
+        <w:pStyle w:val="Heading1"/>
+        <w:numPr>
+          <w:ilvl w:val="0"/>
+          <w:numId w:val="1"/>
+        </w:numPr>
+        <w:spacing w:before="0" w:after="0" w:line="276" w:lineRule="auto"/>
+        <w:jc w:val="center"/>
+        <w:rPr>
+          <w:rFonts w:cs="Times New Roman"/>
+        </w:rPr>
+      </w:pPr>
+      <w:bookmarkStart w:id="16" w:name="_Toc234524410"/>
+      <w:r>
+        <w:rPr>
+          <w:rFonts w:cs="Times New Roman"/>
+        </w:rPr>
+        <w:lastRenderedPageBreak/>
+        <w:t>External Interface Requirements</w:t>
+      </w:r>
+      <w:bookmarkEnd w:id="16"/>
+    </w:p>
+    <w:p/>
+    <w:p>
+      <w:pPr>
+        <w:pStyle w:val="Heading2"/>
+        <w:numPr>
+          <w:ilvl w:val="1"/>
+          <w:numId w:val="1"/>
+        </w:numPr>
+        <w:spacing w:before="0" w:after="0" w:line="276" w:lineRule="auto"/>
+        <w:rPr>
+          <w:rFonts w:cs="Times New Roman"/>
+        </w:rPr>
+      </w:pPr>
+      <w:bookmarkStart w:id="17" w:name="_Toc234524411"/>
+      <w:r>
+        <w:rPr>
+          <w:rFonts w:cs="Times New Roman"/>
+        </w:rPr>
+        <w:t>User Interfaces</w:t>
+      </w:r>
+      <w:bookmarkEnd w:id="17"/>
+    </w:p>
+    <w:p>
+      <w:pPr>
+        <w:spacing w:after="0" w:line="276" w:lineRule="auto"/>
+        <w:rPr>
+          <w:rFonts w:cs="Times New Roman"/>
+        </w:rPr>
+      </w:pPr>
+      <w:r>
+        <w:rPr>
+          <w:rFonts w:cs="Times New Roman"/>
+        </w:rPr>
+        <w:t xml:space="preserve">Application screens are implemented in Java Swing with the use of JFrame and JPanel components. These are Login Frame with stylized authentication fields, User and Admin Dashboards with side navigation, Add Food Frame to input nutritional information and Log Food Frame to track food consumption. Users can view daily and historical food logs in the Food Today and Food History Frames. Administrators have dedicated admin screens to </w:t>
+      </w:r>
+      <w:r>
+        <w:rPr>
+          <w:rFonts w:cs="Times New Roman"/>
+        </w:rPr>
+        <w:t>managing</w:t>
+      </w:r>
+      <w:r>
+        <w:rPr>
+          <w:rFonts w:cs="Times New Roman"/>
+        </w:rPr>
+        <w:t xml:space="preserve"> users and </w:t>
+      </w:r>
+      <w:r>
+        <w:rPr>
+          <w:rFonts w:cs="Times New Roman"/>
+        </w:rPr>
+        <w:t>reviewing</w:t>
+      </w:r>
+      <w:r>
+        <w:rPr>
+          <w:rFonts w:cs="Times New Roman"/>
+        </w:rPr>
+        <w:t xml:space="preserve"> individual logs and notes.</w:t>
+      </w:r>
+    </w:p>
+    <w:p>
+      <w:pPr>
+        <w:spacing w:after="0" w:line="276" w:lineRule="auto"/>
+        <w:rPr>
+          <w:rFonts w:cs="Times New Roman"/>
+        </w:rPr>
+      </w:pPr>
+    </w:p>
+    <w:p>
+      <w:pPr>
+        <w:pStyle w:val="Heading2"/>
+        <w:numPr>
+          <w:ilvl w:val="1"/>
+          <w:numId w:val="1"/>
+        </w:numPr>
+        <w:spacing w:before="0" w:after="0" w:line="276" w:lineRule="auto"/>
+        <w:rPr>
+          <w:rFonts w:cs="Times New Roman"/>
+        </w:rPr>
+      </w:pPr>
+      <w:bookmarkStart w:id="18" w:name="_Toc234524412"/>
+      <w:r>
+        <w:rPr>
+          <w:rFonts w:cs="Times New Roman"/>
+        </w:rPr>
+        <w:t>Hardware Interfaces</w:t>
+      </w:r>
+      <w:bookmarkEnd w:id="18"/>
+    </w:p>
+    <w:p>
+      <w:pPr>
+        <w:spacing w:after="0" w:line="276" w:lineRule="auto"/>
+        <w:rPr>
+          <w:rFonts w:cs="Times New Roman"/>
+        </w:rPr>
+      </w:pPr>
+      <w:r>
+        <w:rPr>
+          <w:rFonts w:cs="Times New Roman"/>
+        </w:rPr>
+        <w:t>The application requires no special hardware</w:t>
+      </w:r>
+      <w:r>
+        <w:rPr>
+          <w:rFonts w:cs="Times New Roman"/>
+        </w:rPr>
+        <w:t>-</w:t>
+      </w:r>
+      <w:r>
+        <w:rPr>
+          <w:rFonts w:cs="Times New Roman"/>
+        </w:rPr>
+        <w:t>desktop or laptop computer with a keyboard and mouse is sufficient. Sufficient disk space is needed for the Java runtime, the JAR file, and the MySQL database files. A network interface is required only if MySQL is hosted on a remote server.</w:t>
+      </w:r>
+    </w:p>
+    <w:p>
+      <w:pPr>
+        <w:spacing w:after="0" w:line="276" w:lineRule="auto"/>
+        <w:rPr>
+          <w:rFonts w:cs="Times New Roman"/>
+        </w:rPr>
+      </w:pPr>
+    </w:p>
+    <w:p>
+      <w:pPr>
+        <w:pStyle w:val="Heading2"/>
+        <w:numPr>
+          <w:ilvl w:val="1"/>
+          <w:numId w:val="1"/>
+        </w:numPr>
+        <w:spacing w:before="0" w:after="0" w:line="276" w:lineRule="auto"/>
+        <w:rPr>
+          <w:rFonts w:cs="Times New Roman"/>
+        </w:rPr>
+      </w:pPr>
+      <w:bookmarkStart w:id="19" w:name="_Toc234524413"/>
+      <w:r>
+        <w:rPr>
+          <w:rFonts w:cs="Times New Roman"/>
+        </w:rPr>
+        <w:t>Software Interfaces</w:t>
+      </w:r>
+      <w:bookmarkEnd w:id="19"/>
+    </w:p>
+    <w:p>
+      <w:pPr>
+        <w:spacing w:after="0" w:line="276" w:lineRule="auto"/>
+        <w:rPr>
+          <w:rFonts w:cs="Times New Roman"/>
+        </w:rPr>
+      </w:pPr>
+      <w:r>
+        <w:rPr>
+          <w:rFonts w:cs="Times New Roman"/>
+        </w:rPr>
+        <w:t>The application interacts with several software components to support its functionality. It uses a MySQL database accessed through JDBC and uses PreparedStatements for all queries. MySQL Connector/J 8.0.23 and AbsoluteLayout are included in the project in dist/lib/ directory. It also uses the Java Standard Library, including javax.swing for the user interface, java.sql for database access and java.util for collections.</w:t>
+      </w:r>
+    </w:p>
+    <w:p>
+      <w:pPr>
+        <w:spacing w:after="0" w:line="276" w:lineRule="auto"/>
+        <w:rPr>
+          <w:rFonts w:cs="Times New Roman"/>
+        </w:rPr>
+      </w:pPr>
+    </w:p>
+    <w:p>
+      <w:pPr>
+        <w:pStyle w:val="Heading2"/>
+        <w:numPr>
+          <w:ilvl w:val="1"/>
+          <w:numId w:val="1"/>
+        </w:numPr>
+        <w:spacing w:before="0" w:after="0" w:line="276" w:lineRule="auto"/>
+        <w:rPr>
+          <w:rFonts w:cs="Times New Roman"/>
+        </w:rPr>
+      </w:pPr>
+      <w:bookmarkStart w:id="20" w:name="_Toc234524414"/>
+      <w:r>
+        <w:rPr>
+          <w:rFonts w:cs="Times New Roman"/>
+        </w:rPr>
+        <w:t>Interaction between Hardware and Software</w:t>
+      </w:r>
+      <w:bookmarkEnd w:id="20"/>
+    </w:p>
+    <w:p>
+      <w:pPr>
+        <w:spacing w:after="0" w:line="276" w:lineRule="auto"/>
+        <w:rPr>
+          <w:rFonts w:cs="Times New Roman"/>
+        </w:rPr>
+      </w:pPr>
+      <w:r>
+        <w:rPr>
+          <w:rFonts w:cs="Times New Roman"/>
+        </w:rPr>
+        <w:t xml:space="preserve">Upon starting the application, the DatabaseConnection class opens a JDBC connection to MySQL and creates the nutritiondb database if it does not already exist, then runs DDL statements to create all the required tables and the default admin account. Subsequent user interactions, DAO method calls, perform parameterized SQL queries on the database. All UI events are processed on the Swing event dispatch thread; database calls are made from action </w:t>
+      </w:r>
+      <w:r>
+        <w:rPr>
+          <w:rFonts w:cs="Times New Roman"/>
+        </w:rPr>
+        <w:t>listeners but</w:t>
+      </w:r>
+      <w:r>
+        <w:rPr>
+          <w:rFonts w:cs="Times New Roman"/>
+        </w:rPr>
+        <w:t xml:space="preserve"> are synchronous in the current implementation.</w:t>
+      </w:r>
+    </w:p>
+    <w:p>
+      <w:pPr>
+        <w:spacing w:after="0" w:line="276" w:lineRule="auto"/>
+        <w:rPr>
+          <w:rFonts w:cs="Times New Roman"/>
+        </w:rPr>
+      </w:pPr>
+      <w:r>
+        <w:rPr>
+          <w:rFonts w:cs="Times New Roman"/>
+        </w:rPr>
+        <w:br w:type="page"/>
+      </w:r>
+    </w:p>
+    <w:p>
+      <w:pPr>
+        <w:pStyle w:val="Heading1"/>
+        <w:numPr>
+          <w:ilvl w:val="0"/>
+          <w:numId w:val="1"/>
+        </w:numPr>
+        <w:spacing w:before="0" w:after="0" w:line="276" w:lineRule="auto"/>
+        <w:rPr>
+          <w:rFonts w:cs="Times New Roman"/>
+        </w:rPr>
+      </w:pPr>
+      <w:bookmarkStart w:id="21" w:name="_Toc234524415"/>
+      <w:r>
+        <w:rPr>
+          <w:rFonts w:cs="Times New Roman"/>
+        </w:rPr>
+        <w:lastRenderedPageBreak/>
+        <w:t>Other Requirements</w:t>
+      </w:r>
+      <w:bookmarkEnd w:id="21"/>
+    </w:p>
+    <w:p>
+      <w:pPr>
+        <w:spacing w:after="0" w:line="276" w:lineRule="auto"/>
         <w:rPr>
           <w:rFonts w:eastAsiaTheme="majorEastAsia" w:cs="Times New Roman"/>
           <w:b/>
@@ -145,38 +4717,23 @@
           <w:ilvl w:val="0"/>
           <w:numId w:val="1"/>
         </w:numPr>
-        <w:rPr>
-          <w:rFonts w:cs="Times New Roman"/>
-        </w:rPr>
-      </w:pPr>
+        <w:spacing w:before="0" w:after="0" w:line="276" w:lineRule="auto"/>
+        <w:jc w:val="center"/>
+        <w:rPr>
+          <w:rFonts w:cs="Times New Roman"/>
+        </w:rPr>
+      </w:pPr>
+      <w:bookmarkStart w:id="22" w:name="_Toc234524416"/>
       <w:r>
         <w:rPr>
           <w:rFonts w:cs="Times New Roman"/>
         </w:rPr>
         <w:lastRenderedPageBreak/>
-        <w:t>Introduction</w:t>
-      </w:r>
-    </w:p>
-    <w:p>
-      <w:pPr>
-        <w:rPr>
-          <w:rFonts w:cs="Times New Roman"/>
-        </w:rPr>
-      </w:pPr>
-      <w:r>
-        <w:rPr>
-          <w:rFonts w:cs="Times New Roman"/>
-        </w:rPr>
-        <w:t>Nutrition Tracker is a desktop application, used by a user to track the consumed foods throughout the day and record progress made towards their specific nutritional targets. The system has a structured view that allows the user to create their own food entries including their nutritional values, log meals specifying exact gram values, and viewing nutrition summary for any particular date. The system enables administrators to maintain users and send dietary notes.</w:t>
-      </w:r>
-    </w:p>
-    <w:p>
-      <w:pPr>
-        <w:rPr>
-          <w:rFonts w:cs="Times New Roman"/>
-        </w:rPr>
-      </w:pPr>
-    </w:p>
+        <w:t>Non-Functional Requirements</w:t>
+      </w:r>
+      <w:bookmarkEnd w:id="22"/>
+    </w:p>
+    <w:p/>
     <w:p>
       <w:pPr>
         <w:pStyle w:val="Heading2"/>
@@ -184,32 +4741,102 @@
           <w:ilvl w:val="1"/>
           <w:numId w:val="1"/>
         </w:numPr>
-        <w:rPr>
-          <w:rFonts w:cs="Times New Roman"/>
-        </w:rPr>
-      </w:pPr>
-      <w:r>
-        <w:rPr>
-          <w:rFonts w:cs="Times New Roman"/>
-        </w:rPr>
-        <w:t>Purpose</w:t>
-      </w:r>
-    </w:p>
-    <w:p>
-      <w:pPr>
-        <w:rPr>
-          <w:rFonts w:cs="Times New Roman"/>
-        </w:rPr>
-      </w:pPr>
-      <w:r>
-        <w:rPr>
-          <w:rFonts w:cs="Times New Roman"/>
-        </w:rPr>
-        <w:t>This project aims to be an approachable, usable, desktop application tool for people to keep track of their eating. This alleviates dependence on outside spreadsheet documents or manually kept records, as a single database-driven application, with role-based authentication, will be the foundation. The scope ranges from personal health tracking to the ability for a trainer/nutritionist to take a very light look at administrative oversite.</w:t>
-      </w:r>
-    </w:p>
-    <w:p>
-      <w:pPr>
+        <w:spacing w:before="0" w:after="0" w:line="276" w:lineRule="auto"/>
+        <w:rPr>
+          <w:rFonts w:cs="Times New Roman"/>
+        </w:rPr>
+      </w:pPr>
+      <w:bookmarkStart w:id="23" w:name="_Toc234524417"/>
+      <w:r>
+        <w:rPr>
+          <w:rFonts w:cs="Times New Roman"/>
+        </w:rPr>
+        <w:t>Performance Requirements</w:t>
+      </w:r>
+      <w:bookmarkEnd w:id="23"/>
+    </w:p>
+    <w:p>
+      <w:pPr>
+        <w:pStyle w:val="ListParagraph"/>
+        <w:numPr>
+          <w:ilvl w:val="0"/>
+          <w:numId w:val="9"/>
+        </w:numPr>
+        <w:spacing w:after="0" w:line="276" w:lineRule="auto"/>
+        <w:rPr>
+          <w:rFonts w:cs="Times New Roman"/>
+        </w:rPr>
+      </w:pPr>
+      <w:r>
+        <w:rPr>
+          <w:rFonts w:cs="Times New Roman"/>
+        </w:rPr>
+        <w:t>Login</w:t>
+      </w:r>
+      <w:r>
+        <w:rPr>
+          <w:rFonts w:eastAsia="Arial" w:cs="Times New Roman"/>
+          <w:color w:val="1A1A2E"/>
+        </w:rPr>
+        <w:t>, dashboard launch, and food list load should complete within 2 seconds under normal database conditions.</w:t>
+      </w:r>
+    </w:p>
+    <w:p>
+      <w:pPr>
+        <w:pStyle w:val="ListParagraph"/>
+        <w:numPr>
+          <w:ilvl w:val="0"/>
+          <w:numId w:val="7"/>
+        </w:numPr>
+        <w:spacing w:after="0" w:line="276" w:lineRule="auto"/>
+        <w:rPr>
+          <w:rFonts w:cs="Times New Roman"/>
+        </w:rPr>
+      </w:pPr>
+      <w:r>
+        <w:rPr>
+          <w:rFonts w:cs="Times New Roman"/>
+        </w:rPr>
+        <w:t xml:space="preserve">Nutrition </w:t>
+      </w:r>
+      <w:r>
+        <w:rPr>
+          <w:rFonts w:eastAsia="Arial" w:cs="Times New Roman"/>
+          <w:color w:val="1A1A2E"/>
+        </w:rPr>
+        <w:t>summary calculation for a day's log should be computed in a single aggregated SQL query.</w:t>
+      </w:r>
+    </w:p>
+    <w:p>
+      <w:pPr>
+        <w:pStyle w:val="ListParagraph"/>
+        <w:numPr>
+          <w:ilvl w:val="0"/>
+          <w:numId w:val="7"/>
+        </w:numPr>
+        <w:spacing w:after="0" w:line="276" w:lineRule="auto"/>
+        <w:rPr>
+          <w:rFonts w:cs="Times New Roman"/>
+        </w:rPr>
+      </w:pPr>
+      <w:r>
+        <w:rPr>
+          <w:rFonts w:cs="Times New Roman"/>
+        </w:rPr>
+        <w:t xml:space="preserve">The </w:t>
+      </w:r>
+      <w:r>
+        <w:rPr>
+          <w:rFonts w:eastAsia="Arial" w:cs="Times New Roman"/>
+          <w:color w:val="1A1A2E"/>
+        </w:rPr>
+        <w:t>application should remain responsive during database operations; long-running queries should not freeze the UI.</w:t>
+      </w:r>
+    </w:p>
+    <w:p>
+      <w:pPr>
+        <w:pStyle w:val="ListParagraph"/>
+        <w:spacing w:after="0" w:line="276" w:lineRule="auto"/>
         <w:rPr>
           <w:rFonts w:cs="Times New Roman"/>
         </w:rPr>
@@ -222,32 +4849,70 @@
           <w:ilvl w:val="1"/>
           <w:numId w:val="1"/>
         </w:numPr>
-        <w:rPr>
-          <w:rFonts w:cs="Times New Roman"/>
-        </w:rPr>
-      </w:pPr>
-      <w:r>
-        <w:rPr>
-          <w:rFonts w:cs="Times New Roman"/>
-        </w:rPr>
-        <w:t>Project Scope</w:t>
-      </w:r>
-    </w:p>
-    <w:p>
-      <w:pPr>
-        <w:spacing w:after="120"/>
-        <w:rPr>
-          <w:rFonts w:cs="Times New Roman"/>
-        </w:rPr>
-      </w:pPr>
+        <w:spacing w:before="0" w:after="0" w:line="276" w:lineRule="auto"/>
+        <w:rPr>
+          <w:rFonts w:cs="Times New Roman"/>
+        </w:rPr>
+      </w:pPr>
+      <w:bookmarkStart w:id="24" w:name="_Toc234524418"/>
+      <w:r>
+        <w:rPr>
+          <w:rFonts w:cs="Times New Roman"/>
+        </w:rPr>
+        <w:t>Safety requirements</w:t>
+      </w:r>
+      <w:bookmarkEnd w:id="24"/>
+    </w:p>
+    <w:p>
+      <w:pPr>
+        <w:pStyle w:val="ListParagraph"/>
+        <w:numPr>
+          <w:ilvl w:val="0"/>
+          <w:numId w:val="11"/>
+        </w:numPr>
+        <w:spacing w:after="0" w:line="276" w:lineRule="auto"/>
+        <w:rPr>
+          <w:rFonts w:cs="Times New Roman"/>
+        </w:rPr>
+      </w:pPr>
+      <w:r>
+        <w:rPr>
+          <w:rFonts w:cs="Times New Roman"/>
+        </w:rPr>
+        <w:t xml:space="preserve">The </w:t>
+      </w:r>
       <w:r>
         <w:rPr>
           <w:rFonts w:eastAsia="Arial" w:cs="Times New Roman"/>
           <w:color w:val="1A1A2E"/>
-          <w:sz w:val="22"/>
-          <w:szCs w:val="22"/>
-        </w:rPr>
-        <w:t>The scope of the Nutrition Tracker includes:</w:t>
+        </w:rPr>
+        <w:t>default admin account is created automatically on first run to ensure the system is always administrable.</w:t>
+      </w:r>
+    </w:p>
+    <w:p>
+      <w:pPr>
+        <w:pStyle w:val="ListParagraph"/>
+        <w:numPr>
+          <w:ilvl w:val="0"/>
+          <w:numId w:val="10"/>
+        </w:numPr>
+        <w:spacing w:after="0" w:line="276" w:lineRule="auto"/>
+        <w:rPr>
+          <w:rFonts w:cs="Times New Roman"/>
+        </w:rPr>
+      </w:pPr>
+      <w:r>
+        <w:rPr>
+          <w:rFonts w:cs="Times New Roman"/>
+        </w:rPr>
+        <w:t xml:space="preserve">ON </w:t>
+      </w:r>
+      <w:r>
+        <w:rPr>
+          <w:rFonts w:eastAsia="Arial" w:cs="Times New Roman"/>
+          <w:color w:val="1A1A2E"/>
+        </w:rPr>
+        <w:t>DELETE CASCADE constraints on food_log and notes prevent orphaned records when a user is deleted.</w:t>
       </w:r>
     </w:p>
     <w:p>
@@ -257,139 +4922,30 @@
           <w:ilvl w:val="0"/>
           <w:numId w:val="3"/>
         </w:numPr>
-        <w:spacing w:after="80" w:line="240" w:lineRule="auto"/>
+        <w:spacing w:after="0" w:line="276" w:lineRule="auto"/>
         <w:contextualSpacing w:val="0"/>
         <w:rPr>
           <w:rFonts w:cs="Times New Roman"/>
         </w:rPr>
       </w:pPr>
+      <w:r>
+        <w:rPr>
+          <w:rFonts w:cs="Times New Roman"/>
+        </w:rPr>
+        <w:t xml:space="preserve">A </w:t>
+      </w:r>
       <w:r>
         <w:rPr>
           <w:rFonts w:eastAsia="Arial" w:cs="Times New Roman"/>
           <w:color w:val="1A1A2E"/>
-          <w:sz w:val="22"/>
-          <w:szCs w:val="22"/>
-        </w:rPr>
-        <w:t>User registration and role-based login (user and admin)</w:t>
+        </w:rPr>
+        <w:t>unique constraint on (user_id, name) in the foods table prevents duplicate food entries per user.</w:t>
       </w:r>
     </w:p>
     <w:p>
       <w:pPr>
         <w:pStyle w:val="ListParagraph"/>
-        <w:numPr>
-          <w:ilvl w:val="0"/>
-          <w:numId w:val="3"/>
-        </w:numPr>
-        <w:spacing w:after="80" w:line="240" w:lineRule="auto"/>
-        <w:contextualSpacing w:val="0"/>
-        <w:rPr>
-          <w:rFonts w:cs="Times New Roman"/>
-        </w:rPr>
-      </w:pPr>
-      <w:r>
-        <w:rPr>
-          <w:rFonts w:eastAsia="Arial" w:cs="Times New Roman"/>
-          <w:color w:val="1A1A2E"/>
-          <w:sz w:val="22"/>
-          <w:szCs w:val="22"/>
-        </w:rPr>
-        <w:t>Personal food database management (add, edit, delete food entries)</w:t>
-      </w:r>
-    </w:p>
-    <w:p>
-      <w:pPr>
-        <w:pStyle w:val="ListParagraph"/>
-        <w:numPr>
-          <w:ilvl w:val="0"/>
-          <w:numId w:val="3"/>
-        </w:numPr>
-        <w:spacing w:after="80" w:line="240" w:lineRule="auto"/>
-        <w:contextualSpacing w:val="0"/>
-        <w:rPr>
-          <w:rFonts w:cs="Times New Roman"/>
-        </w:rPr>
-      </w:pPr>
-      <w:r>
-        <w:rPr>
-          <w:rFonts w:eastAsia="Arial" w:cs="Times New Roman"/>
-          <w:color w:val="1A1A2E"/>
-          <w:sz w:val="22"/>
-          <w:szCs w:val="22"/>
-        </w:rPr>
-        <w:t>Daily food logging with gram-based consumption tracking</w:t>
-      </w:r>
-    </w:p>
-    <w:p>
-      <w:pPr>
-        <w:pStyle w:val="ListParagraph"/>
-        <w:numPr>
-          <w:ilvl w:val="0"/>
-          <w:numId w:val="3"/>
-        </w:numPr>
-        <w:spacing w:after="80" w:line="240" w:lineRule="auto"/>
-        <w:contextualSpacing w:val="0"/>
-        <w:rPr>
-          <w:rFonts w:cs="Times New Roman"/>
-        </w:rPr>
-      </w:pPr>
-      <w:r>
-        <w:rPr>
-          <w:rFonts w:eastAsia="Arial" w:cs="Times New Roman"/>
-          <w:color w:val="1A1A2E"/>
-          <w:sz w:val="22"/>
-          <w:szCs w:val="22"/>
-        </w:rPr>
-        <w:t>Nutrition summary calculation and goal comparison</w:t>
-      </w:r>
-    </w:p>
-    <w:p>
-      <w:pPr>
-        <w:pStyle w:val="ListParagraph"/>
-        <w:numPr>
-          <w:ilvl w:val="0"/>
-          <w:numId w:val="3"/>
-        </w:numPr>
-        <w:spacing w:after="80" w:line="240" w:lineRule="auto"/>
-        <w:contextualSpacing w:val="0"/>
-        <w:rPr>
-          <w:rFonts w:cs="Times New Roman"/>
-        </w:rPr>
-      </w:pPr>
-      <w:r>
-        <w:rPr>
-          <w:rFonts w:eastAsia="Arial" w:cs="Times New Roman"/>
-          <w:color w:val="1A1A2E"/>
-          <w:sz w:val="22"/>
-          <w:szCs w:val="22"/>
-        </w:rPr>
-        <w:t>Food history browsing by date</w:t>
-      </w:r>
-    </w:p>
-    <w:p>
-      <w:pPr>
-        <w:pStyle w:val="ListParagraph"/>
-        <w:numPr>
-          <w:ilvl w:val="0"/>
-          <w:numId w:val="3"/>
-        </w:numPr>
-        <w:spacing w:after="80" w:line="240" w:lineRule="auto"/>
-        <w:contextualSpacing w:val="0"/>
-        <w:rPr>
-          <w:rFonts w:cs="Times New Roman"/>
-        </w:rPr>
-      </w:pPr>
-      <w:r>
-        <w:rPr>
-          <w:rFonts w:eastAsia="Arial" w:cs="Times New Roman"/>
-          <w:color w:val="1A1A2E"/>
-          <w:sz w:val="22"/>
-          <w:szCs w:val="22"/>
-        </w:rPr>
-        <w:t>Admin: user account management and notes dispatch</w:t>
-      </w:r>
-    </w:p>
-    <w:p>
-      <w:pPr>
+        <w:spacing w:after="0" w:line="276" w:lineRule="auto"/>
         <w:rPr>
           <w:rFonts w:cs="Times New Roman"/>
         </w:rPr>
@@ -402,32 +4958,128 @@
           <w:ilvl w:val="1"/>
           <w:numId w:val="1"/>
         </w:numPr>
-        <w:rPr>
-          <w:rFonts w:cs="Times New Roman"/>
-        </w:rPr>
-      </w:pPr>
-      <w:r>
-        <w:rPr>
-          <w:rFonts w:cs="Times New Roman"/>
-        </w:rPr>
-        <w:t>Document Convention</w:t>
-      </w:r>
-    </w:p>
-    <w:p>
-      <w:pPr>
-        <w:rPr>
-          <w:rFonts w:cs="Times New Roman"/>
-        </w:rPr>
-      </w:pPr>
-      <w:r>
-        <w:rPr>
-          <w:rFonts w:cs="Times New Roman"/>
-        </w:rPr>
-        <w:t>This document follows a Software Analysis and Design report format. The main text uses Times New Roman, 12 pt font, with clear numbered headings and aligned page numbers in the footer. Diagrams are captioned and placed in the Other Requirements section.</w:t>
-      </w:r>
-    </w:p>
-    <w:p>
-      <w:pPr>
+        <w:spacing w:before="0" w:after="0" w:line="276" w:lineRule="auto"/>
+        <w:rPr>
+          <w:rFonts w:cs="Times New Roman"/>
+        </w:rPr>
+      </w:pPr>
+      <w:bookmarkStart w:id="25" w:name="_Toc234524419"/>
+      <w:r>
+        <w:rPr>
+          <w:rFonts w:cs="Times New Roman"/>
+        </w:rPr>
+        <w:t>Security Requirements</w:t>
+      </w:r>
+      <w:bookmarkEnd w:id="25"/>
+    </w:p>
+    <w:p>
+      <w:pPr>
+        <w:pStyle w:val="ListParagraph"/>
+        <w:numPr>
+          <w:ilvl w:val="0"/>
+          <w:numId w:val="10"/>
+        </w:numPr>
+        <w:spacing w:after="0" w:line="276" w:lineRule="auto"/>
+        <w:rPr>
+          <w:rFonts w:cs="Times New Roman"/>
+        </w:rPr>
+      </w:pPr>
+      <w:r>
+        <w:rPr>
+          <w:rFonts w:cs="Times New Roman"/>
+        </w:rPr>
+        <w:t xml:space="preserve">All </w:t>
+      </w:r>
+      <w:r>
+        <w:rPr>
+          <w:rFonts w:eastAsia="Arial" w:cs="Times New Roman"/>
+          <w:color w:val="1A1A2E"/>
+        </w:rPr>
+        <w:t>SQL queries use JDBC PreparedStatements to prevent SQL injection.</w:t>
+      </w:r>
+    </w:p>
+    <w:p>
+      <w:pPr>
+        <w:pStyle w:val="ListParagraph"/>
+        <w:numPr>
+          <w:ilvl w:val="0"/>
+          <w:numId w:val="10"/>
+        </w:numPr>
+        <w:spacing w:after="0" w:line="276" w:lineRule="auto"/>
+        <w:rPr>
+          <w:rFonts w:cs="Times New Roman"/>
+        </w:rPr>
+      </w:pPr>
+      <w:r>
+        <w:rPr>
+          <w:rFonts w:cs="Times New Roman"/>
+        </w:rPr>
+        <w:t xml:space="preserve">Role-based </w:t>
+      </w:r>
+      <w:r>
+        <w:rPr>
+          <w:rFonts w:eastAsia="Arial" w:cs="Times New Roman"/>
+          <w:color w:val="1A1A2E"/>
+        </w:rPr>
+        <w:t>logic in the login flow ensures users cannot access the admin dashboard and vice versa.</w:t>
+      </w:r>
+    </w:p>
+    <w:p>
+      <w:pPr>
+        <w:pStyle w:val="ListParagraph"/>
+        <w:numPr>
+          <w:ilvl w:val="0"/>
+          <w:numId w:val="10"/>
+        </w:numPr>
+        <w:spacing w:after="0" w:line="276" w:lineRule="auto"/>
+        <w:rPr>
+          <w:rFonts w:cs="Times New Roman"/>
+        </w:rPr>
+      </w:pPr>
+      <w:r>
+        <w:rPr>
+          <w:rFonts w:cs="Times New Roman"/>
+        </w:rPr>
+        <w:t xml:space="preserve">Passwords </w:t>
+      </w:r>
+      <w:r>
+        <w:rPr>
+          <w:rFonts w:eastAsia="Arial" w:cs="Times New Roman"/>
+          <w:color w:val="1A1A2E"/>
+        </w:rPr>
+        <w:t>should be stored using a secure hashing algorithm (e.g., BCrypt) in future versions; currently stored as plain text.</w:t>
+      </w:r>
+    </w:p>
+    <w:p>
+      <w:pPr>
+        <w:pStyle w:val="ListParagraph"/>
+        <w:numPr>
+          <w:ilvl w:val="0"/>
+          <w:numId w:val="10"/>
+        </w:numPr>
+        <w:spacing w:after="0" w:line="276" w:lineRule="auto"/>
+        <w:rPr>
+          <w:rFonts w:cs="Times New Roman"/>
+        </w:rPr>
+      </w:pPr>
+      <w:r>
+        <w:rPr>
+          <w:rFonts w:cs="Times New Roman"/>
+        </w:rPr>
+        <w:t xml:space="preserve">Database </w:t>
+      </w:r>
+      <w:r>
+        <w:rPr>
+          <w:rFonts w:eastAsia="Arial" w:cs="Times New Roman"/>
+          <w:color w:val="1A1A2E"/>
+        </w:rPr>
+        <w:t>credentials are configured in DatabaseConnection.java and should be protected through environment variables or a configuration file in production deployment.</w:t>
+      </w:r>
+    </w:p>
+    <w:p>
+      <w:pPr>
+        <w:pStyle w:val="ListParagraph"/>
+        <w:spacing w:after="0" w:line="276" w:lineRule="auto"/>
         <w:rPr>
           <w:rFonts w:cs="Times New Roman"/>
         </w:rPr>
@@ -440,28 +5092,164 @@
           <w:ilvl w:val="1"/>
           <w:numId w:val="1"/>
         </w:numPr>
-        <w:rPr>
-          <w:rFonts w:cs="Times New Roman"/>
-        </w:rPr>
-      </w:pPr>
-      <w:r>
-        <w:rPr>
-          <w:rFonts w:cs="Times New Roman"/>
-        </w:rPr>
-        <w:t>Additional Information</w:t>
-      </w:r>
-    </w:p>
-    <w:p>
-      <w:pPr>
-        <w:rPr>
-          <w:rFonts w:cs="Times New Roman"/>
-        </w:rPr>
-      </w:pPr>
-      <w:r>
-        <w:rPr>
-          <w:rFonts w:cs="Times New Roman"/>
-        </w:rPr>
-        <w:t>The system is implemented in Java with Swing GUI toolkit for user interface and JDBC with a MySQL database for the persistent storage. The project is developed in a NetBeans project and implements the DAO (Data Access Object) design pattern to separate data access logic from the presentation layer. The distribution includes the MySQL Connector/J 8.0.23 driver.</w:t>
+        <w:spacing w:before="0" w:after="0" w:line="276" w:lineRule="auto"/>
+        <w:rPr>
+          <w:rFonts w:cs="Times New Roman"/>
+        </w:rPr>
+      </w:pPr>
+      <w:bookmarkStart w:id="26" w:name="_Toc234524420"/>
+      <w:r>
+        <w:rPr>
+          <w:rFonts w:cs="Times New Roman"/>
+        </w:rPr>
+        <w:t>Software Quality Attributes</w:t>
+      </w:r>
+      <w:bookmarkEnd w:id="26"/>
+    </w:p>
+    <w:p>
+      <w:pPr>
+        <w:pStyle w:val="ListParagraph"/>
+        <w:numPr>
+          <w:ilvl w:val="0"/>
+          <w:numId w:val="12"/>
+        </w:numPr>
+        <w:spacing w:after="0" w:line="276" w:lineRule="auto"/>
+        <w:rPr>
+          <w:rFonts w:cs="Times New Roman"/>
+        </w:rPr>
+      </w:pPr>
+      <w:r>
+        <w:rPr>
+          <w:rFonts w:cs="Times New Roman"/>
+        </w:rPr>
+        <w:t>Usability: The interface should be easy for customers and administrators to understand.</w:t>
+      </w:r>
+    </w:p>
+    <w:p>
+      <w:pPr>
+        <w:pStyle w:val="ListParagraph"/>
+        <w:numPr>
+          <w:ilvl w:val="0"/>
+          <w:numId w:val="12"/>
+        </w:numPr>
+        <w:spacing w:after="0" w:line="276" w:lineRule="auto"/>
+        <w:rPr>
+          <w:rFonts w:cs="Times New Roman"/>
+        </w:rPr>
+      </w:pPr>
+      <w:r>
+        <w:rPr>
+          <w:rFonts w:cs="Times New Roman"/>
+        </w:rPr>
+        <w:t xml:space="preserve">Maintainability: </w:t>
+      </w:r>
+      <w:r>
+        <w:rPr>
+          <w:rFonts w:eastAsia="Arial" w:cs="Times New Roman"/>
+        </w:rPr>
+        <w:t>DAO interfaces decouple business logic from persistence, making it straightforward to switch databases or add new queries.</w:t>
+      </w:r>
+    </w:p>
+    <w:p>
+      <w:pPr>
+        <w:pStyle w:val="ListParagraph"/>
+        <w:numPr>
+          <w:ilvl w:val="0"/>
+          <w:numId w:val="12"/>
+        </w:numPr>
+        <w:spacing w:after="0" w:line="276" w:lineRule="auto"/>
+        <w:rPr>
+          <w:rFonts w:cs="Times New Roman"/>
+        </w:rPr>
+      </w:pPr>
+      <w:r>
+        <w:rPr>
+          <w:rFonts w:cs="Times New Roman"/>
+        </w:rPr>
+        <w:t xml:space="preserve">Reliability: </w:t>
+      </w:r>
+      <w:r>
+        <w:rPr>
+          <w:rFonts w:eastAsia="Arial" w:cs="Times New Roman"/>
+        </w:rPr>
+        <w:t>Foreign key constraints and UNIQUE indexes maintain referential integrity and prevent duplicate data.</w:t>
+      </w:r>
+    </w:p>
+    <w:p>
+      <w:pPr>
+        <w:pStyle w:val="ListParagraph"/>
+        <w:numPr>
+          <w:ilvl w:val="0"/>
+          <w:numId w:val="12"/>
+        </w:numPr>
+        <w:spacing w:after="0" w:line="276" w:lineRule="auto"/>
+        <w:rPr>
+          <w:rFonts w:cs="Times New Roman"/>
+        </w:rPr>
+      </w:pPr>
+      <w:r>
+        <w:rPr>
+          <w:rFonts w:cs="Times New Roman"/>
+        </w:rPr>
+        <w:t>Scalability:</w:t>
+      </w:r>
+      <w:r>
+        <w:rPr>
+          <w:rFonts w:eastAsia="Arial" w:cs="Times New Roman"/>
+        </w:rPr>
+        <w:t xml:space="preserve"> The schema supports multiple users and large numbers of food and log entries without structural changes.</w:t>
+      </w:r>
+    </w:p>
+    <w:p>
+      <w:pPr>
+        <w:pStyle w:val="ListParagraph"/>
+        <w:numPr>
+          <w:ilvl w:val="0"/>
+          <w:numId w:val="12"/>
+        </w:numPr>
+        <w:spacing w:after="0" w:line="276" w:lineRule="auto"/>
+        <w:rPr>
+          <w:rFonts w:eastAsia="Arial" w:cs="Times New Roman"/>
+        </w:rPr>
+      </w:pPr>
+      <w:r>
+        <w:rPr>
+          <w:rFonts w:cs="Times New Roman"/>
+        </w:rPr>
+        <w:t xml:space="preserve">Portability: </w:t>
+      </w:r>
+      <w:r>
+        <w:rPr>
+          <w:rFonts w:eastAsia="Arial" w:cs="Times New Roman"/>
+        </w:rPr>
+        <w:t xml:space="preserve">Java and JDBC are cross-platform; the application runs on any OS with </w:t>
+      </w:r>
+      <w:proofErr w:type="gramStart"/>
+      <w:r>
+        <w:rPr>
+          <w:rFonts w:eastAsia="Arial" w:cs="Times New Roman"/>
+        </w:rPr>
+        <w:t>a JRE</w:t>
+      </w:r>
+      <w:proofErr w:type="gramEnd"/>
+      <w:r>
+        <w:rPr>
+          <w:rFonts w:eastAsia="Arial" w:cs="Times New Roman"/>
+        </w:rPr>
+        <w:t xml:space="preserve"> and MySQL access.</w:t>
+      </w:r>
+    </w:p>
+    <w:p>
+      <w:pPr>
+        <w:rPr>
+          <w:rFonts w:eastAsia="Arial" w:cs="Times New Roman"/>
+        </w:rPr>
+      </w:pPr>
+      <w:r>
+        <w:rPr>
+          <w:rFonts w:eastAsia="Arial" w:cs="Times New Roman"/>
+        </w:rPr>
+        <w:br w:type="page"/>
       </w:r>
     </w:p>
     <w:p>
@@ -471,227 +5259,24 @@
           <w:ilvl w:val="0"/>
           <w:numId w:val="1"/>
         </w:numPr>
-        <w:rPr>
-          <w:rFonts w:cs="Times New Roman"/>
-        </w:rPr>
-      </w:pPr>
+        <w:spacing w:before="0" w:after="0" w:line="276" w:lineRule="auto"/>
+        <w:jc w:val="center"/>
+        <w:rPr>
+          <w:rFonts w:cs="Times New Roman"/>
+        </w:rPr>
+      </w:pPr>
+      <w:bookmarkStart w:id="27" w:name="_Toc234524421"/>
       <w:r>
         <w:rPr>
           <w:rFonts w:cs="Times New Roman"/>
         </w:rPr>
         <w:lastRenderedPageBreak/>
-        <w:t>Background and Literature Review</w:t>
-      </w:r>
-    </w:p>
-    <w:p>
-      <w:pPr>
-        <w:pStyle w:val="Heading2"/>
-        <w:numPr>
-          <w:ilvl w:val="1"/>
-          <w:numId w:val="1"/>
-        </w:numPr>
-        <w:rPr>
-          <w:rFonts w:cs="Times New Roman"/>
-        </w:rPr>
-      </w:pPr>
-      <w:r>
-        <w:rPr>
-          <w:rFonts w:cs="Times New Roman"/>
-        </w:rPr>
-        <w:t>Background Study</w:t>
-      </w:r>
-    </w:p>
-    <w:p>
-      <w:pPr>
-        <w:rPr>
-          <w:rFonts w:cs="Times New Roman"/>
-        </w:rPr>
-      </w:pPr>
-      <w:r>
-        <w:rPr>
-          <w:rFonts w:cs="Times New Roman"/>
-        </w:rPr>
-        <w:t xml:space="preserve">As lifestyle-related health problems grow, nutrition awareness is becoming increasingly important. Those who are aware of their </w:t>
-      </w:r>
-      <w:r>
-        <w:rPr>
-          <w:rFonts w:cs="Times New Roman"/>
-        </w:rPr>
-        <w:t>calories</w:t>
-      </w:r>
-      <w:r>
-        <w:rPr>
-          <w:rFonts w:cs="Times New Roman"/>
-        </w:rPr>
-        <w:t xml:space="preserve"> and macro nutrient intake are more inclined to make good choices about what to eat. Desktop apps allow you to track your personal health in a safe offline environment without having to be online or pay for a service subscription.</w:t>
-      </w:r>
-    </w:p>
-    <w:p>
-      <w:pPr>
-        <w:rPr>
-          <w:rFonts w:cs="Times New Roman"/>
-        </w:rPr>
-      </w:pPr>
-      <w:r>
-        <w:rPr>
-          <w:rFonts w:cs="Times New Roman"/>
-        </w:rPr>
-        <w:t xml:space="preserve">The Nutrition Tracker is a </w:t>
-      </w:r>
-      <w:r>
-        <w:rPr>
-          <w:rFonts w:cs="Times New Roman"/>
-        </w:rPr>
-        <w:t>simple</w:t>
-      </w:r>
-      <w:r>
-        <w:rPr>
-          <w:rFonts w:cs="Times New Roman"/>
-        </w:rPr>
-        <w:t xml:space="preserve"> database driven tool for recording food items, daily intake and allows users to evaluate their diet against self-defined goals for calories, protein, carbohydrates, </w:t>
-      </w:r>
-      <w:r>
-        <w:rPr>
-          <w:rFonts w:cs="Times New Roman"/>
-        </w:rPr>
-        <w:t>fats,</w:t>
-      </w:r>
-      <w:r>
-        <w:rPr>
-          <w:rFonts w:cs="Times New Roman"/>
-        </w:rPr>
-        <w:t xml:space="preserve"> and fiber.</w:t>
-      </w:r>
-    </w:p>
-    <w:p>
-      <w:pPr>
-        <w:rPr>
-          <w:rFonts w:cs="Times New Roman"/>
-        </w:rPr>
-      </w:pPr>
-    </w:p>
-    <w:p>
-      <w:pPr>
-        <w:pStyle w:val="Heading2"/>
-        <w:numPr>
-          <w:ilvl w:val="1"/>
-          <w:numId w:val="1"/>
-        </w:numPr>
-        <w:rPr>
-          <w:rFonts w:cs="Times New Roman"/>
-        </w:rPr>
-      </w:pPr>
-      <w:r>
-        <w:rPr>
-          <w:rFonts w:cs="Times New Roman"/>
-        </w:rPr>
-        <w:t>Literature Study</w:t>
-      </w:r>
-    </w:p>
-    <w:p>
-      <w:pPr>
-        <w:rPr>
-          <w:rFonts w:cs="Times New Roman"/>
-        </w:rPr>
-      </w:pPr>
-      <w:r>
-        <w:rPr>
-          <w:rFonts w:cs="Times New Roman"/>
-        </w:rPr>
-        <w:t xml:space="preserve">Food tracking systems typically include a food database, consumption logging, user </w:t>
-      </w:r>
-      <w:r>
-        <w:rPr>
-          <w:rFonts w:cs="Times New Roman"/>
-        </w:rPr>
-        <w:t>authentication,</w:t>
-      </w:r>
-      <w:r>
-        <w:rPr>
-          <w:rFonts w:cs="Times New Roman"/>
-        </w:rPr>
-        <w:t xml:space="preserve"> and reporting. Relational database model allows to link food items, </w:t>
-      </w:r>
-      <w:r>
-        <w:rPr>
-          <w:rFonts w:cs="Times New Roman"/>
-        </w:rPr>
-        <w:t>users,</w:t>
-      </w:r>
-      <w:r>
-        <w:rPr>
-          <w:rFonts w:cs="Times New Roman"/>
-        </w:rPr>
-        <w:t xml:space="preserve"> and log records with foreign key relationships. This allows for data consistency and cascade deletion. Health apps often use role-based access as a design pattern, letting users use the app for themselves or to manage the diet of a person under the supervision of a trainer or nutritionist. The DAO pattern is a common pattern in Java applications to abstract the persistence logic and make the application more testable and maintainable.</w:t>
-      </w:r>
-    </w:p>
-    <w:p>
-      <w:pPr>
-        <w:rPr>
-          <w:rFonts w:cs="Times New Roman"/>
-        </w:rPr>
-      </w:pPr>
-    </w:p>
-    <w:p>
-      <w:pPr>
-        <w:pStyle w:val="Heading2"/>
-        <w:numPr>
-          <w:ilvl w:val="1"/>
-          <w:numId w:val="1"/>
-        </w:numPr>
-        <w:rPr>
-          <w:rFonts w:cs="Times New Roman"/>
-        </w:rPr>
-      </w:pPr>
-      <w:r>
-        <w:rPr>
-          <w:rFonts w:cs="Times New Roman"/>
-        </w:rPr>
-        <w:t>Existing System</w:t>
-      </w:r>
-    </w:p>
-    <w:p>
-      <w:pPr>
-        <w:rPr>
-          <w:rFonts w:cs="Times New Roman"/>
-        </w:rPr>
-      </w:pPr>
-      <w:r>
-        <w:rPr>
-          <w:rFonts w:cs="Times New Roman"/>
-        </w:rPr>
-        <w:t xml:space="preserve">Without a specialized tool, users generally track their nutrition using spreadsheets, paper logs, or generic mobile apps. These methods have limited validation, no integration between food definitions and daily logs and no administrative </w:t>
-      </w:r>
-      <w:r>
-        <w:rPr>
-          <w:rFonts w:cs="Times New Roman"/>
-        </w:rPr>
-        <w:t>oversight.</w:t>
-      </w:r>
-      <w:r>
-        <w:rPr>
-          <w:rFonts w:cs="Times New Roman"/>
-        </w:rPr>
-        <w:t xml:space="preserve"> The Nutrition Tracker builds on this by storing all data in a MySQL relational database, enforcing referential integrity, separating user and admin roles, and providing a structured Swing GUI for all interactions.</w:t>
-      </w:r>
-    </w:p>
-    <w:p>
-      <w:pPr>
-        <w:rPr>
-          <w:rFonts w:cs="Times New Roman"/>
-        </w:rPr>
-      </w:pPr>
-    </w:p>
-    <w:p>
-      <w:pPr>
-        <w:rPr>
-          <w:rFonts w:cs="Times New Roman"/>
-        </w:rPr>
-      </w:pPr>
-      <w:r>
-        <w:rPr>
-          <w:rFonts w:cs="Times New Roman"/>
-        </w:rPr>
+        <w:t>Gantt Chart</w:t>
+      </w:r>
+      <w:bookmarkEnd w:id="27"/>
+    </w:p>
+    <w:p>
+      <w:r>
         <w:br w:type="page"/>
       </w:r>
     </w:p>
@@ -702,756 +5287,87 @@
           <w:ilvl w:val="0"/>
           <w:numId w:val="1"/>
         </w:numPr>
-        <w:rPr>
-          <w:rFonts w:cs="Times New Roman"/>
-        </w:rPr>
-      </w:pPr>
+        <w:spacing w:before="0" w:after="0" w:line="276" w:lineRule="auto"/>
+        <w:jc w:val="center"/>
+        <w:rPr>
+          <w:rFonts w:cs="Times New Roman"/>
+        </w:rPr>
+      </w:pPr>
+      <w:bookmarkStart w:id="28" w:name="_Toc234524422"/>
       <w:r>
         <w:rPr>
           <w:rFonts w:cs="Times New Roman"/>
         </w:rPr>
         <w:lastRenderedPageBreak/>
-        <w:t>Overall Description</w:t>
-      </w:r>
-    </w:p>
-    <w:p>
-      <w:pPr>
-        <w:rPr>
-          <w:rFonts w:cs="Times New Roman"/>
-        </w:rPr>
-      </w:pPr>
-      <w:r>
-        <w:rPr>
-          <w:rFonts w:cs="Times New Roman"/>
-        </w:rPr>
-        <w:t xml:space="preserve">Nutrition Tracker is a desktop application which is designed for two types of users, regular </w:t>
-      </w:r>
-      <w:r>
-        <w:rPr>
-          <w:rFonts w:cs="Times New Roman"/>
-        </w:rPr>
-        <w:t>user,</w:t>
-      </w:r>
-      <w:r>
-        <w:rPr>
-          <w:rFonts w:cs="Times New Roman"/>
-        </w:rPr>
-        <w:t xml:space="preserve"> and administrator. The app then opens up to a login screen and then directs the authenticated user to either the User Dashboard or the Admin Dashboard depending on their role. All data is stored in a MySQL database named nutritiondb.</w:t>
-      </w:r>
-    </w:p>
-    <w:p>
-      <w:pPr>
-        <w:rPr>
-          <w:rFonts w:cs="Times New Roman"/>
-        </w:rPr>
-      </w:pPr>
-    </w:p>
-    <w:p>
-      <w:pPr>
-        <w:pStyle w:val="Heading2"/>
-        <w:numPr>
-          <w:ilvl w:val="1"/>
-          <w:numId w:val="1"/>
-        </w:numPr>
-        <w:rPr>
-          <w:rFonts w:cs="Times New Roman"/>
-        </w:rPr>
-      </w:pPr>
-      <w:r>
-        <w:rPr>
-          <w:rFonts w:cs="Times New Roman"/>
-        </w:rPr>
-        <w:t>Product Perspective</w:t>
-      </w:r>
-    </w:p>
-    <w:p>
-      <w:pPr>
-        <w:rPr>
-          <w:rFonts w:cs="Times New Roman"/>
-        </w:rPr>
-      </w:pPr>
-      <w:r>
-        <w:rPr>
-          <w:rFonts w:cs="Times New Roman"/>
-        </w:rPr>
-        <w:t xml:space="preserve">The system is a </w:t>
-      </w:r>
-      <w:r>
-        <w:rPr>
-          <w:rFonts w:cs="Times New Roman"/>
-        </w:rPr>
-        <w:t>desktop-based</w:t>
-      </w:r>
-      <w:r>
-        <w:rPr>
-          <w:rFonts w:cs="Times New Roman"/>
-        </w:rPr>
-        <w:t xml:space="preserve"> </w:t>
-      </w:r>
-      <w:r>
-        <w:rPr>
-          <w:rFonts w:cs="Times New Roman"/>
-        </w:rPr>
-        <w:t>standalone</w:t>
-      </w:r>
-      <w:r>
-        <w:rPr>
-          <w:rFonts w:cs="Times New Roman"/>
-        </w:rPr>
-        <w:t xml:space="preserve"> application. It </w:t>
-      </w:r>
-      <w:r>
-        <w:rPr>
-          <w:rFonts w:cs="Times New Roman"/>
-        </w:rPr>
-        <w:t>does not</w:t>
-      </w:r>
-      <w:r>
-        <w:rPr>
-          <w:rFonts w:cs="Times New Roman"/>
-        </w:rPr>
-        <w:t xml:space="preserve"> depend on any external web service. It uses JDBC to connect directly to a MySQL instance, either local or hosted on the network. The DatabaseConnection class is used to handle the singleton connection, and will auto-create the database, </w:t>
-      </w:r>
-      <w:r>
-        <w:rPr>
-          <w:rFonts w:cs="Times New Roman"/>
-        </w:rPr>
-        <w:t>schema,</w:t>
-      </w:r>
-      <w:r>
-        <w:rPr>
-          <w:rFonts w:cs="Times New Roman"/>
-        </w:rPr>
-        <w:t xml:space="preserve"> and a default admin account on first run if it </w:t>
-      </w:r>
-      <w:r>
-        <w:rPr>
-          <w:rFonts w:cs="Times New Roman"/>
-        </w:rPr>
-        <w:t>does not</w:t>
-      </w:r>
-      <w:r>
-        <w:rPr>
-          <w:rFonts w:cs="Times New Roman"/>
-        </w:rPr>
-        <w:t xml:space="preserve"> exist.</w:t>
-      </w:r>
-    </w:p>
-    <w:p>
-      <w:pPr>
-        <w:rPr>
-          <w:rFonts w:cs="Times New Roman"/>
-        </w:rPr>
-      </w:pPr>
-    </w:p>
-    <w:p>
-      <w:pPr>
-        <w:pStyle w:val="Heading2"/>
-        <w:numPr>
-          <w:ilvl w:val="1"/>
-          <w:numId w:val="1"/>
-        </w:numPr>
-        <w:rPr>
-          <w:rFonts w:cs="Times New Roman"/>
-        </w:rPr>
-      </w:pPr>
-      <w:r>
-        <w:rPr>
-          <w:rFonts w:cs="Times New Roman"/>
-        </w:rPr>
-        <w:t>Product Features</w:t>
-      </w:r>
-    </w:p>
-    <w:p>
-      <w:pPr>
-        <w:rPr>
-          <w:rFonts w:cs="Times New Roman"/>
-          <w:b/>
-          <w:bCs/>
-        </w:rPr>
-      </w:pPr>
-      <w:r>
-        <w:rPr>
-          <w:rFonts w:cs="Times New Roman"/>
-          <w:b/>
-          <w:bCs/>
-        </w:rPr>
-        <w:t>User module</w:t>
-      </w:r>
-    </w:p>
-    <w:p>
-      <w:pPr>
-        <w:pStyle w:val="ListParagraph"/>
-        <w:numPr>
-          <w:ilvl w:val="0"/>
-          <w:numId w:val="4"/>
-        </w:numPr>
-        <w:rPr>
-          <w:rFonts w:cs="Times New Roman"/>
-        </w:rPr>
-      </w:pPr>
-      <w:r>
-        <w:rPr>
-          <w:rFonts w:cs="Times New Roman"/>
-        </w:rPr>
-        <w:t>Login to the system</w:t>
-      </w:r>
-    </w:p>
-    <w:p>
-      <w:pPr>
-        <w:pStyle w:val="ListParagraph"/>
-        <w:numPr>
-          <w:ilvl w:val="0"/>
-          <w:numId w:val="4"/>
-        </w:numPr>
-        <w:rPr>
-          <w:rFonts w:cs="Times New Roman"/>
-        </w:rPr>
-      </w:pPr>
-      <w:r>
-        <w:rPr>
-          <w:rFonts w:eastAsia="Arial" w:cs="Times New Roman"/>
-        </w:rPr>
-        <w:t>Add new food items with nutritional values per 100g. Edit or delete existing entries.</w:t>
-      </w:r>
-    </w:p>
-    <w:p>
-      <w:pPr>
-        <w:pStyle w:val="ListParagraph"/>
-        <w:numPr>
-          <w:ilvl w:val="0"/>
-          <w:numId w:val="4"/>
-        </w:numPr>
-        <w:rPr>
-          <w:rFonts w:cs="Times New Roman"/>
-        </w:rPr>
-      </w:pPr>
-      <w:r>
-        <w:rPr>
-          <w:rFonts w:eastAsia="Arial" w:cs="Times New Roman"/>
-        </w:rPr>
-        <w:t>Select a food item and enter grams consumed for a selected date.</w:t>
-      </w:r>
-    </w:p>
-    <w:p>
-      <w:pPr>
-        <w:pStyle w:val="ListParagraph"/>
-        <w:numPr>
-          <w:ilvl w:val="0"/>
-          <w:numId w:val="4"/>
-        </w:numPr>
-        <w:rPr>
-          <w:rFonts w:cs="Times New Roman"/>
-        </w:rPr>
-      </w:pPr>
-      <w:r>
-        <w:rPr>
-          <w:rFonts w:eastAsia="Arial" w:cs="Times New Roman"/>
-        </w:rPr>
-        <w:t>View a summary of all nutrients consumed today compared to personal goals.</w:t>
-      </w:r>
-    </w:p>
-    <w:p>
-      <w:pPr>
-        <w:pStyle w:val="ListParagraph"/>
-        <w:numPr>
-          <w:ilvl w:val="0"/>
-          <w:numId w:val="4"/>
-        </w:numPr>
-        <w:rPr>
-          <w:rFonts w:cs="Times New Roman"/>
-        </w:rPr>
-      </w:pPr>
-      <w:r>
-        <w:rPr>
-          <w:rFonts w:eastAsia="Arial" w:cs="Times New Roman"/>
-        </w:rPr>
-        <w:t>Browse past food logs by date to review previous consumption.</w:t>
-      </w:r>
-    </w:p>
-    <w:p>
-      <w:pPr>
-        <w:pStyle w:val="ListParagraph"/>
-        <w:numPr>
-          <w:ilvl w:val="0"/>
-          <w:numId w:val="4"/>
-        </w:numPr>
-        <w:rPr>
-          <w:rFonts w:cs="Times New Roman"/>
-        </w:rPr>
-      </w:pPr>
-      <w:r>
-        <w:rPr>
-          <w:rFonts w:eastAsia="Arial" w:cs="Times New Roman"/>
-        </w:rPr>
-        <w:t>Read dietary notes sent by the admin/adviser.</w:t>
-      </w:r>
-    </w:p>
-    <w:p>
-      <w:pPr>
-        <w:rPr>
-          <w:rFonts w:cs="Times New Roman"/>
-          <w:b/>
-          <w:bCs/>
-        </w:rPr>
-      </w:pPr>
-      <w:r>
-        <w:rPr>
-          <w:rFonts w:cs="Times New Roman"/>
-          <w:b/>
-          <w:bCs/>
-        </w:rPr>
-        <w:t>Admin module</w:t>
-      </w:r>
-    </w:p>
-    <w:p>
-      <w:pPr>
-        <w:pStyle w:val="ListParagraph"/>
-        <w:numPr>
-          <w:ilvl w:val="0"/>
-          <w:numId w:val="5"/>
-        </w:numPr>
-        <w:rPr>
-          <w:rFonts w:cs="Times New Roman"/>
-        </w:rPr>
-      </w:pPr>
-      <w:r>
-        <w:rPr>
-          <w:rFonts w:eastAsia="Arial" w:cs="Times New Roman"/>
-        </w:rPr>
-        <w:t>Authenticate as an administrator using role-based session logic.</w:t>
-      </w:r>
-    </w:p>
-    <w:p>
-      <w:pPr>
-        <w:pStyle w:val="ListParagraph"/>
-        <w:numPr>
-          <w:ilvl w:val="0"/>
-          <w:numId w:val="5"/>
-        </w:numPr>
-        <w:rPr>
-          <w:rFonts w:cs="Times New Roman"/>
-        </w:rPr>
-      </w:pPr>
-      <w:r>
-        <w:rPr>
-          <w:rFonts w:cs="Times New Roman"/>
-        </w:rPr>
-        <w:t>Register account and set role</w:t>
-      </w:r>
-    </w:p>
-    <w:p>
-      <w:pPr>
-        <w:pStyle w:val="ListParagraph"/>
-        <w:numPr>
-          <w:ilvl w:val="0"/>
-          <w:numId w:val="5"/>
-        </w:numPr>
-        <w:rPr>
-          <w:rFonts w:cs="Times New Roman"/>
-        </w:rPr>
-      </w:pPr>
-      <w:r>
-        <w:rPr>
-          <w:rFonts w:eastAsia="Arial" w:cs="Times New Roman"/>
-        </w:rPr>
-        <w:t>View all registered users and their account status.</w:t>
-      </w:r>
-    </w:p>
-    <w:p>
-      <w:pPr>
-        <w:pStyle w:val="ListParagraph"/>
-        <w:numPr>
-          <w:ilvl w:val="0"/>
-          <w:numId w:val="5"/>
-        </w:numPr>
-        <w:rPr>
-          <w:rFonts w:cs="Times New Roman"/>
-        </w:rPr>
-      </w:pPr>
-      <w:r>
-        <w:rPr>
-          <w:rFonts w:eastAsia="Arial" w:cs="Times New Roman"/>
-        </w:rPr>
-        <w:t>Inspect a selected user's food logs, nutrition history, and goals.</w:t>
-      </w:r>
-    </w:p>
-    <w:p>
-      <w:pPr>
-        <w:pStyle w:val="ListParagraph"/>
-        <w:numPr>
-          <w:ilvl w:val="0"/>
-          <w:numId w:val="5"/>
-        </w:numPr>
-        <w:rPr>
-          <w:rFonts w:cs="Times New Roman"/>
-        </w:rPr>
-      </w:pPr>
-      <w:r>
-        <w:rPr>
-          <w:rFonts w:eastAsia="Arial" w:cs="Times New Roman"/>
-        </w:rPr>
-        <w:t>Compose and send nutritional guidance or feedback notes to users.</w:t>
-      </w:r>
-    </w:p>
-    <w:p>
-      <w:pPr>
-        <w:pStyle w:val="ListParagraph"/>
-        <w:numPr>
-          <w:ilvl w:val="0"/>
-          <w:numId w:val="5"/>
-        </w:numPr>
-        <w:rPr>
-          <w:rFonts w:cs="Times New Roman"/>
-        </w:rPr>
-      </w:pPr>
-      <w:r>
-        <w:rPr>
-          <w:rFonts w:eastAsia="Arial" w:cs="Times New Roman"/>
-        </w:rPr>
-        <w:t>View and manage all notes sent across the system.</w:t>
-      </w:r>
-    </w:p>
-    <w:p>
-      <w:pPr>
-        <w:pStyle w:val="ListParagraph"/>
-        <w:numPr>
-          <w:ilvl w:val="0"/>
-          <w:numId w:val="5"/>
-        </w:numPr>
-        <w:rPr>
-          <w:rFonts w:cs="Times New Roman"/>
-        </w:rPr>
-      </w:pPr>
-      <w:r>
-        <w:rPr>
-          <w:rFonts w:eastAsia="Arial" w:cs="Times New Roman"/>
-        </w:rPr>
-        <w:t>Deactivate or delete user accounts as needed.</w:t>
-      </w:r>
-    </w:p>
-    <w:p>
-      <w:pPr>
-        <w:rPr>
-          <w:rFonts w:cs="Times New Roman"/>
-        </w:rPr>
-      </w:pPr>
-    </w:p>
-    <w:p>
-      <w:pPr>
-        <w:rPr>
-          <w:rFonts w:cs="Times New Roman"/>
-        </w:rPr>
-      </w:pPr>
-    </w:p>
-    <w:p>
-      <w:pPr>
-        <w:rPr>
-          <w:rFonts w:cs="Times New Roman"/>
-        </w:rPr>
-      </w:pPr>
-    </w:p>
-    <w:p>
-      <w:pPr>
-        <w:pStyle w:val="Heading2"/>
-        <w:numPr>
-          <w:ilvl w:val="1"/>
-          <w:numId w:val="1"/>
-        </w:numPr>
-        <w:rPr>
-          <w:rFonts w:cs="Times New Roman"/>
-        </w:rPr>
-      </w:pPr>
-      <w:r>
-        <w:rPr>
-          <w:rFonts w:cs="Times New Roman"/>
-        </w:rPr>
-        <w:lastRenderedPageBreak/>
-        <w:t>User Classes and Characteristics</w:t>
-      </w:r>
-    </w:p>
-    <w:p>
-      <w:pPr>
-        <w:rPr>
-          <w:rFonts w:cs="Times New Roman"/>
-        </w:rPr>
-      </w:pPr>
-      <w:r>
-        <w:rPr>
-          <w:rFonts w:cs="Times New Roman"/>
-        </w:rPr>
-        <w:t xml:space="preserve">Daily users are those who wish to record the amount of food they eat and how well they are eating based on their nutrition goals. To do this, they require a simple interface for entering food items, logging </w:t>
-      </w:r>
-      <w:r>
-        <w:rPr>
-          <w:rFonts w:cs="Times New Roman"/>
-        </w:rPr>
-        <w:t>meals,</w:t>
-      </w:r>
-      <w:r>
-        <w:rPr>
-          <w:rFonts w:cs="Times New Roman"/>
-        </w:rPr>
-        <w:t xml:space="preserve"> and tracking their progress towards meeting nutrition goals through the food management, </w:t>
-      </w:r>
-      <w:r>
-        <w:rPr>
-          <w:rFonts w:cs="Times New Roman"/>
-        </w:rPr>
-        <w:t>logging,</w:t>
-      </w:r>
-      <w:r>
-        <w:rPr>
-          <w:rFonts w:cs="Times New Roman"/>
-        </w:rPr>
-        <w:t xml:space="preserve"> and summary display screens. </w:t>
-      </w:r>
-    </w:p>
-    <w:p>
-      <w:pPr>
-        <w:rPr>
-          <w:rFonts w:cs="Times New Roman"/>
-        </w:rPr>
-      </w:pPr>
-      <w:r>
-        <w:rPr>
-          <w:rFonts w:cs="Times New Roman"/>
-        </w:rPr>
-        <w:t>Administrators (including registered dietitians; trainers; support staff who manage customer accounts and provide nutritional advice) use the administration dashboard to review user profiles and send notes.</w:t>
-      </w:r>
-    </w:p>
-    <w:p>
-      <w:pPr>
-        <w:rPr>
-          <w:rFonts w:cs="Times New Roman"/>
-        </w:rPr>
-      </w:pPr>
-    </w:p>
-    <w:p>
-      <w:pPr>
-        <w:pStyle w:val="Heading2"/>
-        <w:numPr>
-          <w:ilvl w:val="1"/>
-          <w:numId w:val="1"/>
-        </w:numPr>
-        <w:rPr>
-          <w:rFonts w:cs="Times New Roman"/>
-        </w:rPr>
-      </w:pPr>
-      <w:r>
-        <w:rPr>
-          <w:rFonts w:cs="Times New Roman"/>
-        </w:rPr>
-        <w:t>Operating Environment</w:t>
-      </w:r>
-    </w:p>
-    <w:p>
-      <w:pPr>
-        <w:rPr>
-          <w:rFonts w:cs="Times New Roman"/>
-        </w:rPr>
-      </w:pPr>
-      <w:r>
-        <w:rPr>
-          <w:rFonts w:cs="Times New Roman"/>
-        </w:rPr>
-        <w:t>The system has been developed in a desktop-based environment using Java and Java Swing for the user interface graphics and MySQL as the backend database system. It runs on Windows, macOS and Linux, if you have Java JDK 8 or newer installed. Database connectivity is done using MySQL Connector / J and project compilation and management is done using Apache Ant inside the development environment of NetBeans. The system is accessed through a graphical desktop interface on the local machine or network environment.</w:t>
-      </w:r>
-    </w:p>
-    <w:p>
-      <w:pPr>
-        <w:rPr>
-          <w:rFonts w:cs="Times New Roman"/>
-        </w:rPr>
-      </w:pPr>
-    </w:p>
-    <w:p>
-      <w:pPr>
-        <w:pStyle w:val="Heading2"/>
-        <w:numPr>
-          <w:ilvl w:val="1"/>
-          <w:numId w:val="1"/>
-        </w:numPr>
-        <w:rPr>
-          <w:rFonts w:cs="Times New Roman"/>
-        </w:rPr>
-      </w:pPr>
-      <w:r>
-        <w:rPr>
-          <w:rFonts w:cs="Times New Roman"/>
-        </w:rPr>
-        <w:t>Design and Implementation Constraints</w:t>
-      </w:r>
-    </w:p>
-    <w:p>
-      <w:pPr>
-        <w:pStyle w:val="ListParagraph"/>
-        <w:numPr>
-          <w:ilvl w:val="0"/>
-          <w:numId w:val="6"/>
-        </w:numPr>
-        <w:rPr>
-          <w:rFonts w:cs="Times New Roman"/>
-        </w:rPr>
-      </w:pPr>
-      <w:r>
-        <w:rPr>
-          <w:rFonts w:cs="Times New Roman"/>
-        </w:rPr>
-        <w:t>The application depends on MySQL and a configured database connection</w:t>
-      </w:r>
-    </w:p>
-    <w:p>
-      <w:pPr>
-        <w:pStyle w:val="ListParagraph"/>
-        <w:numPr>
-          <w:ilvl w:val="0"/>
-          <w:numId w:val="6"/>
-        </w:numPr>
-        <w:rPr>
-          <w:rFonts w:cs="Times New Roman"/>
-        </w:rPr>
-      </w:pPr>
-      <w:r>
-        <w:rPr>
-          <w:rFonts w:cs="Times New Roman"/>
-        </w:rPr>
-        <w:t xml:space="preserve">The </w:t>
-      </w:r>
-      <w:r>
-        <w:rPr>
-          <w:rFonts w:eastAsia="Arial" w:cs="Times New Roman"/>
-          <w:color w:val="1A1A2E"/>
-        </w:rPr>
-        <w:t>DAO pattern is used throughout; all database operations go through interface-implementation pairs.</w:t>
-      </w:r>
-    </w:p>
-    <w:p>
-      <w:pPr>
-        <w:pStyle w:val="ListParagraph"/>
-        <w:numPr>
-          <w:ilvl w:val="0"/>
-          <w:numId w:val="6"/>
-        </w:numPr>
-        <w:spacing w:after="80" w:line="240" w:lineRule="auto"/>
-        <w:rPr>
-          <w:rFonts w:cs="Times New Roman"/>
-        </w:rPr>
-      </w:pPr>
-      <w:r>
-        <w:rPr>
-          <w:rFonts w:cs="Times New Roman"/>
-        </w:rPr>
-        <w:t xml:space="preserve">The </w:t>
-      </w:r>
-      <w:r>
-        <w:rPr>
-          <w:rFonts w:eastAsia="Arial" w:cs="Times New Roman"/>
-          <w:color w:val="1A1A2E"/>
-        </w:rPr>
-        <w:t>UI is built entirely with Java Swing (no JavaFX or third-party UI libraries).</w:t>
-      </w:r>
-    </w:p>
-    <w:p>
-      <w:pPr>
-        <w:pStyle w:val="ListParagraph"/>
-        <w:numPr>
-          <w:ilvl w:val="0"/>
-          <w:numId w:val="6"/>
-        </w:numPr>
-        <w:spacing w:after="80" w:line="240" w:lineRule="auto"/>
-        <w:contextualSpacing w:val="0"/>
-        <w:rPr>
-          <w:rFonts w:cs="Times New Roman"/>
-        </w:rPr>
-      </w:pPr>
-      <w:r>
-        <w:rPr>
-          <w:rFonts w:eastAsia="Arial" w:cs="Times New Roman"/>
-          <w:color w:val="1A1A2E"/>
-        </w:rPr>
-        <w:t>AbsoluteLayout.jar library from NetBeans is required for certain form layouts.</w:t>
-      </w:r>
-    </w:p>
-    <w:p>
-      <w:pPr>
-        <w:pStyle w:val="ListParagraph"/>
-        <w:numPr>
-          <w:ilvl w:val="0"/>
-          <w:numId w:val="6"/>
-        </w:numPr>
-        <w:rPr>
-          <w:rFonts w:cs="Times New Roman"/>
-        </w:rPr>
-      </w:pPr>
-      <w:r>
-        <w:rPr>
-          <w:rFonts w:cs="Times New Roman"/>
-        </w:rPr>
-        <w:t>Passwords</w:t>
-      </w:r>
-      <w:r>
-        <w:rPr>
-          <w:rFonts w:eastAsia="Arial" w:cs="Times New Roman"/>
-          <w:color w:val="1A1A2E"/>
-        </w:rPr>
-        <w:t xml:space="preserve"> are currently stored as plain text; a hashing mechanism is planned for future versions.</w:t>
-      </w:r>
-    </w:p>
-    <w:p>
-      <w:pPr>
-        <w:rPr>
-          <w:rFonts w:cs="Times New Roman"/>
-        </w:rPr>
-      </w:pPr>
-    </w:p>
-    <w:p>
-      <w:pPr>
-        <w:pStyle w:val="Heading2"/>
-        <w:numPr>
-          <w:ilvl w:val="1"/>
-          <w:numId w:val="1"/>
-        </w:numPr>
-        <w:rPr>
-          <w:rFonts w:cs="Times New Roman"/>
-        </w:rPr>
-      </w:pPr>
-      <w:r>
-        <w:rPr>
-          <w:rFonts w:cs="Times New Roman"/>
-        </w:rPr>
-        <w:t>Assumptions and Constraints</w:t>
-      </w:r>
-    </w:p>
-    <w:p>
-      <w:pPr>
-        <w:jc w:val="both"/>
-        <w:rPr>
-          <w:rFonts w:cs="Times New Roman"/>
-        </w:rPr>
-      </w:pPr>
-      <w:r>
-        <w:rPr>
-          <w:rFonts w:cs="Times New Roman"/>
-        </w:rPr>
-        <w:t>It is assumed that users have basic knowledge of using the application and that administrators understand task given to them. Additionally, it is assumed that database tables have been imported and the server environment is set up correctly before the application is utilized.</w:t>
-      </w:r>
-    </w:p>
-    <w:p>
-      <w:pPr>
-        <w:rPr>
-          <w:rFonts w:cs="Times New Roman"/>
-        </w:rPr>
-      </w:pPr>
-    </w:p>
-    <w:p>
-      <w:pPr>
-        <w:rPr>
-          <w:rFonts w:eastAsiaTheme="majorEastAsia" w:cs="Times New Roman"/>
-          <w:b/>
-          <w:color w:val="000000" w:themeColor="text1"/>
-          <w:sz w:val="28"/>
-          <w:szCs w:val="32"/>
+        <w:t>Conclusion</w:t>
+      </w:r>
+      <w:bookmarkEnd w:id="28"/>
+    </w:p>
+    <w:p/>
+    <w:p>
+      <w:pPr>
+        <w:spacing w:after="0" w:line="276" w:lineRule="auto"/>
+        <w:rPr>
+          <w:rFonts w:cs="Times New Roman"/>
+        </w:rPr>
+      </w:pPr>
+      <w:r>
+        <w:rPr>
+          <w:rFonts w:cs="Times New Roman"/>
+        </w:rPr>
+        <w:t>The Nutrition Tracker is a functional and well-organized Java desktop application for tracking personal diet</w:t>
+      </w:r>
+      <w:r>
+        <w:rPr>
+          <w:rFonts w:cs="Times New Roman"/>
+        </w:rPr>
+        <w:t xml:space="preserve">. </w:t>
+      </w:r>
+      <w:r>
+        <w:rPr>
+          <w:rFonts w:cs="Times New Roman"/>
+        </w:rPr>
+        <w:t xml:space="preserve">It is designed to keep user and administrator functionality separate, is built on a normalized MySQL relational database for </w:t>
+      </w:r>
+      <w:r>
+        <w:rPr>
+          <w:rFonts w:cs="Times New Roman"/>
+        </w:rPr>
+        <w:t>persistence and</w:t>
+      </w:r>
+      <w:r>
+        <w:rPr>
+          <w:rFonts w:cs="Times New Roman"/>
+        </w:rPr>
+        <w:t xml:space="preserve"> employs the DAO pattern for a clean separation of presentation from data access. Users can create and maintain their food catalog, log their daily food intake, and track their achievement of individualized nutrition goals. Administrators can monitor all users’ usage and can provide diet advice to users using the notes feature.</w:t>
+      </w:r>
+    </w:p>
+    <w:p>
+      <w:pPr>
+        <w:spacing w:after="0" w:line="276" w:lineRule="auto"/>
+        <w:rPr>
+          <w:rFonts w:cs="Times New Roman"/>
+        </w:rPr>
+      </w:pPr>
+    </w:p>
+    <w:p>
+      <w:pPr>
+        <w:spacing w:after="0" w:line="276" w:lineRule="auto"/>
+        <w:rPr>
+          <w:rFonts w:cs="Times New Roman"/>
+        </w:rPr>
+      </w:pPr>
+      <w:r>
+        <w:rPr>
+          <w:rFonts w:cs="Times New Roman"/>
+        </w:rPr>
+        <w:t>The application illustrates many practical implementations of core Java fundamentals such as implementing a Swing GUI, using JDBC for database connectivity, following an object-oriented design, and utilizing interface-based abstraction. It provides a solid basis for subsequent expansion toward a health monitoring application that is ready for production.</w:t>
+      </w:r>
+    </w:p>
+    <w:p>
+      <w:pPr>
+        <w:rPr>
+          <w:rFonts w:cs="Times New Roman"/>
         </w:rPr>
       </w:pPr>
       <w:r>
@@ -1468,220 +5384,190 @@
           <w:ilvl w:val="0"/>
           <w:numId w:val="1"/>
         </w:numPr>
-        <w:rPr>
-          <w:rFonts w:cs="Times New Roman"/>
-        </w:rPr>
-      </w:pPr>
+        <w:spacing w:before="0" w:after="0" w:line="276" w:lineRule="auto"/>
+        <w:jc w:val="center"/>
+        <w:rPr>
+          <w:rFonts w:cs="Times New Roman"/>
+        </w:rPr>
+      </w:pPr>
+      <w:bookmarkStart w:id="29" w:name="_Toc234524423"/>
       <w:r>
         <w:rPr>
           <w:rFonts w:cs="Times New Roman"/>
         </w:rPr>
         <w:lastRenderedPageBreak/>
-        <w:t>External Interface Requirements</w:t>
-      </w:r>
-    </w:p>
-    <w:p>
-      <w:pPr>
-        <w:pStyle w:val="Heading2"/>
+        <w:t>Recommendations</w:t>
+      </w:r>
+      <w:bookmarkEnd w:id="29"/>
+    </w:p>
+    <w:p/>
+    <w:p>
+      <w:pPr>
+        <w:pStyle w:val="ListParagraph"/>
         <w:numPr>
-          <w:ilvl w:val="1"/>
-          <w:numId w:val="1"/>
+          <w:ilvl w:val="0"/>
+          <w:numId w:val="13"/>
         </w:numPr>
-        <w:rPr>
-          <w:rFonts w:cs="Times New Roman"/>
-        </w:rPr>
-      </w:pPr>
-      <w:r>
-        <w:rPr>
-          <w:rFonts w:cs="Times New Roman"/>
-        </w:rPr>
-        <w:t>User Interfaces</w:t>
-      </w:r>
-    </w:p>
-    <w:p>
-      <w:pPr>
-        <w:rPr>
-          <w:rFonts w:cs="Times New Roman"/>
-        </w:rPr>
-      </w:pPr>
-      <w:r>
-        <w:rPr>
-          <w:rFonts w:cs="Times New Roman"/>
-        </w:rPr>
-        <w:t xml:space="preserve">Application screens are implemented in Java Swing with the use of JFrame and JPanel components. These are Login Frame with stylized authentication fields, User and Admin Dashboards with side navigation, Add Food Frame to input nutritional information and Log Food Frame to track food consumption. Users can view daily and historical food logs in the Food Today and Food History Frames. Administrators have dedicated admin screens to </w:t>
-      </w:r>
-      <w:r>
-        <w:rPr>
-          <w:rFonts w:cs="Times New Roman"/>
-        </w:rPr>
-        <w:t>managing</w:t>
-      </w:r>
-      <w:r>
-        <w:rPr>
-          <w:rFonts w:cs="Times New Roman"/>
-        </w:rPr>
-        <w:t xml:space="preserve"> users and </w:t>
-      </w:r>
-      <w:r>
-        <w:rPr>
-          <w:rFonts w:cs="Times New Roman"/>
-        </w:rPr>
-        <w:t>reviewing</w:t>
-      </w:r>
-      <w:r>
-        <w:rPr>
-          <w:rFonts w:cs="Times New Roman"/>
-        </w:rPr>
-        <w:t xml:space="preserve"> individual logs and notes.</w:t>
-      </w:r>
-    </w:p>
-    <w:p>
-      <w:pPr>
-        <w:rPr>
-          <w:rFonts w:cs="Times New Roman"/>
-        </w:rPr>
-      </w:pPr>
-    </w:p>
-    <w:p>
-      <w:pPr>
-        <w:pStyle w:val="Heading2"/>
+        <w:spacing w:after="0" w:line="276" w:lineRule="auto"/>
+        <w:rPr>
+          <w:rFonts w:cs="Times New Roman"/>
+        </w:rPr>
+      </w:pPr>
+      <w:r>
+        <w:rPr>
+          <w:rFonts w:cs="Times New Roman"/>
+        </w:rPr>
+        <w:t xml:space="preserve">Implement </w:t>
+      </w:r>
+      <w:r>
+        <w:rPr>
+          <w:rFonts w:eastAsia="Arial" w:cs="Times New Roman"/>
+          <w:color w:val="1A1A2E"/>
+        </w:rPr>
+        <w:t>password hashing using BCrypt or SHA-256 before any public or shared deployment.</w:t>
+      </w:r>
+    </w:p>
+    <w:p>
+      <w:pPr>
+        <w:pStyle w:val="ListParagraph"/>
         <w:numPr>
-          <w:ilvl w:val="1"/>
-          <w:numId w:val="1"/>
+          <w:ilvl w:val="0"/>
+          <w:numId w:val="13"/>
         </w:numPr>
-        <w:rPr>
-          <w:rFonts w:cs="Times New Roman"/>
-        </w:rPr>
-      </w:pPr>
-      <w:r>
-        <w:rPr>
-          <w:rFonts w:cs="Times New Roman"/>
-        </w:rPr>
-        <w:t>Hardware Interfaces</w:t>
-      </w:r>
-    </w:p>
-    <w:p>
-      <w:pPr>
-        <w:rPr>
-          <w:rFonts w:cs="Times New Roman"/>
-        </w:rPr>
-      </w:pPr>
-      <w:r>
-        <w:rPr>
-          <w:rFonts w:cs="Times New Roman"/>
-        </w:rPr>
-        <w:t>The application requires no special hardware</w:t>
-      </w:r>
-      <w:r>
-        <w:rPr>
-          <w:rFonts w:cs="Times New Roman"/>
-        </w:rPr>
-        <w:t>-</w:t>
-      </w:r>
-      <w:r>
-        <w:rPr>
-          <w:rFonts w:cs="Times New Roman"/>
-        </w:rPr>
-        <w:t>desktop or laptop computer with a keyboard and mouse is sufficient. Sufficient disk space is needed for the Java runtime, the JAR file, and the MySQL database files. A network interface is required only if MySQL is hosted on a remote server.</w:t>
-      </w:r>
-    </w:p>
-    <w:p>
-      <w:pPr>
-        <w:rPr>
-          <w:rFonts w:cs="Times New Roman"/>
-        </w:rPr>
-      </w:pPr>
-    </w:p>
-    <w:p>
-      <w:pPr>
-        <w:pStyle w:val="Heading2"/>
+        <w:spacing w:after="0" w:line="276" w:lineRule="auto"/>
+        <w:rPr>
+          <w:rFonts w:cs="Times New Roman"/>
+        </w:rPr>
+      </w:pPr>
+      <w:r>
+        <w:rPr>
+          <w:rFonts w:cs="Times New Roman"/>
+        </w:rPr>
+        <w:t xml:space="preserve">Move </w:t>
+      </w:r>
+      <w:r>
+        <w:rPr>
+          <w:rFonts w:eastAsia="Arial" w:cs="Times New Roman"/>
+          <w:color w:val="1A1A2E"/>
+        </w:rPr>
+        <w:t>database credentials out of source code into an external configuration file or environment variables.</w:t>
+      </w:r>
+    </w:p>
+    <w:p>
+      <w:pPr>
+        <w:pStyle w:val="ListParagraph"/>
         <w:numPr>
-          <w:ilvl w:val="1"/>
-          <w:numId w:val="1"/>
+          <w:ilvl w:val="0"/>
+          <w:numId w:val="13"/>
         </w:numPr>
-        <w:rPr>
-          <w:rFonts w:cs="Times New Roman"/>
-        </w:rPr>
-      </w:pPr>
-      <w:r>
-        <w:rPr>
-          <w:rFonts w:cs="Times New Roman"/>
-        </w:rPr>
-        <w:t>Software Interfaces</w:t>
-      </w:r>
-    </w:p>
-    <w:p>
-      <w:pPr>
-        <w:rPr>
-          <w:rFonts w:cs="Times New Roman"/>
-        </w:rPr>
-      </w:pPr>
-      <w:r>
-        <w:rPr>
-          <w:rFonts w:cs="Times New Roman"/>
-        </w:rPr>
-        <w:t>The application interacts with several software components to support its functionality. It uses a MySQL database accessed through JDBC and uses PreparedStatements for all queries. MySQL Connector/J 8.0.23 and AbsoluteLayout are included in the project in dist/lib/ directory. It also uses the Java Standard Library, including javax.swing for the user interface, java.sql for database access and java.util for collections.</w:t>
-      </w:r>
-    </w:p>
-    <w:p>
-      <w:pPr>
-        <w:rPr>
-          <w:rFonts w:cs="Times New Roman"/>
-        </w:rPr>
-      </w:pPr>
-    </w:p>
-    <w:p>
-      <w:pPr>
-        <w:pStyle w:val="Heading2"/>
+        <w:spacing w:after="0" w:line="276" w:lineRule="auto"/>
+        <w:rPr>
+          <w:rFonts w:cs="Times New Roman"/>
+        </w:rPr>
+      </w:pPr>
+      <w:r>
+        <w:rPr>
+          <w:rFonts w:cs="Times New Roman"/>
+        </w:rPr>
+        <w:t xml:space="preserve">Add </w:t>
+      </w:r>
+      <w:r>
+        <w:rPr>
+          <w:rFonts w:eastAsia="Arial" w:cs="Times New Roman"/>
+          <w:color w:val="1A1A2E"/>
+        </w:rPr>
+        <w:t>input validation on all form fields with clear error messages to improve usability.</w:t>
+      </w:r>
+    </w:p>
+    <w:p>
+      <w:pPr>
+        <w:pStyle w:val="ListParagraph"/>
         <w:numPr>
-          <w:ilvl w:val="1"/>
-          <w:numId w:val="1"/>
+          <w:ilvl w:val="0"/>
+          <w:numId w:val="13"/>
         </w:numPr>
-        <w:rPr>
-          <w:rFonts w:cs="Times New Roman"/>
-        </w:rPr>
-      </w:pPr>
-      <w:r>
-        <w:rPr>
-          <w:rFonts w:cs="Times New Roman"/>
-        </w:rPr>
-        <w:t>Interaction between Hardware and Software</w:t>
-      </w:r>
-    </w:p>
-    <w:p>
-      <w:pPr>
-        <w:rPr>
-          <w:rFonts w:cs="Times New Roman"/>
-        </w:rPr>
-      </w:pPr>
-      <w:r>
-        <w:rPr>
-          <w:rFonts w:cs="Times New Roman"/>
-        </w:rPr>
-        <w:t xml:space="preserve">Upon starting the application, the DatabaseConnection class opens a JDBC connection to MySQL and creates the nutritiondb database if it does not already exist, then runs DDL statements to create all the required tables and the default admin account. Subsequent user interactions, DAO method calls, perform parameterized SQL queries on the database. All UI events are processed on the Swing event dispatch thread; database calls are made from action </w:t>
-      </w:r>
-      <w:r>
-        <w:rPr>
-          <w:rFonts w:cs="Times New Roman"/>
-        </w:rPr>
-        <w:t>listeners but</w:t>
-      </w:r>
-      <w:r>
-        <w:rPr>
-          <w:rFonts w:cs="Times New Roman"/>
-        </w:rPr>
-        <w:t xml:space="preserve"> are synchronous in the current implementation.</w:t>
-      </w:r>
-    </w:p>
-    <w:p>
-      <w:pPr>
-        <w:rPr>
-          <w:rFonts w:cs="Times New Roman"/>
-        </w:rPr>
-      </w:pPr>
-      <w:r>
-        <w:rPr>
-          <w:rFonts w:cs="Times New Roman"/>
+        <w:spacing w:after="0" w:line="276" w:lineRule="auto"/>
+        <w:rPr>
+          <w:rFonts w:cs="Times New Roman"/>
+        </w:rPr>
+      </w:pPr>
+      <w:r>
+        <w:rPr>
+          <w:rFonts w:cs="Times New Roman"/>
+        </w:rPr>
+        <w:t xml:space="preserve">Introduce </w:t>
+      </w:r>
+      <w:r>
+        <w:rPr>
+          <w:rFonts w:eastAsia="Arial" w:cs="Times New Roman"/>
+          <w:color w:val="1A1A2E"/>
+        </w:rPr>
+        <w:t>asynchronous database calls (SwingWorker) to prevent UI freezing on slow queries.</w:t>
+      </w:r>
+    </w:p>
+    <w:p>
+      <w:pPr>
+        <w:pStyle w:val="ListParagraph"/>
+        <w:numPr>
+          <w:ilvl w:val="0"/>
+          <w:numId w:val="13"/>
+        </w:numPr>
+        <w:spacing w:after="0" w:line="276" w:lineRule="auto"/>
+        <w:rPr>
+          <w:rFonts w:cs="Times New Roman"/>
+        </w:rPr>
+      </w:pPr>
+      <w:r>
+        <w:rPr>
+          <w:rFonts w:cs="Times New Roman"/>
+        </w:rPr>
+        <w:t xml:space="preserve">Add </w:t>
+      </w:r>
+      <w:r>
+        <w:rPr>
+          <w:rFonts w:eastAsia="Arial" w:cs="Times New Roman"/>
+          <w:color w:val="1A1A2E"/>
+        </w:rPr>
+        <w:t>a search and filter capability to the food list and food history screens.</w:t>
+      </w:r>
+    </w:p>
+    <w:p>
+      <w:pPr>
+        <w:pStyle w:val="ListParagraph"/>
+        <w:numPr>
+          <w:ilvl w:val="0"/>
+          <w:numId w:val="13"/>
+        </w:numPr>
+        <w:spacing w:after="0" w:line="276" w:lineRule="auto"/>
+        <w:rPr>
+          <w:rFonts w:cs="Times New Roman"/>
+        </w:rPr>
+      </w:pPr>
+      <w:r>
+        <w:rPr>
+          <w:rFonts w:cs="Times New Roman"/>
+        </w:rPr>
+        <w:t xml:space="preserve">Provide </w:t>
+      </w:r>
+      <w:r>
+        <w:rPr>
+          <w:rFonts w:eastAsia="Arial" w:cs="Times New Roman"/>
+          <w:color w:val="1A1A2E"/>
+        </w:rPr>
+        <w:t>a visual nutrition chart (bar or pie) on the Today summary screen for easier interpretation.</w:t>
+      </w:r>
+    </w:p>
+    <w:p>
+      <w:pPr>
+        <w:rPr>
+          <w:rFonts w:eastAsia="Arial" w:cs="Times New Roman"/>
+          <w:color w:val="1A1A2E"/>
+        </w:rPr>
+      </w:pPr>
+      <w:r>
+        <w:rPr>
+          <w:rFonts w:eastAsia="Arial" w:cs="Times New Roman"/>
+          <w:color w:val="1A1A2E"/>
         </w:rPr>
         <w:br w:type="page"/>
       </w:r>
@@ -1693,790 +5579,26 @@
           <w:ilvl w:val="0"/>
           <w:numId w:val="1"/>
         </w:numPr>
-        <w:rPr>
-          <w:rFonts w:cs="Times New Roman"/>
-        </w:rPr>
-      </w:pPr>
+        <w:spacing w:before="0" w:after="0" w:line="276" w:lineRule="auto"/>
+        <w:jc w:val="center"/>
+        <w:rPr>
+          <w:rFonts w:cs="Times New Roman"/>
+        </w:rPr>
+      </w:pPr>
+      <w:bookmarkStart w:id="30" w:name="_Toc234524424"/>
       <w:r>
         <w:rPr>
           <w:rFonts w:cs="Times New Roman"/>
         </w:rPr>
         <w:lastRenderedPageBreak/>
-        <w:t>Other Requirements</w:t>
-      </w:r>
-    </w:p>
-    <w:p>
-      <w:pPr>
-        <w:rPr>
-          <w:rFonts w:eastAsiaTheme="majorEastAsia" w:cs="Times New Roman"/>
-          <w:b/>
-          <w:color w:val="000000" w:themeColor="text1"/>
-          <w:sz w:val="32"/>
-          <w:szCs w:val="40"/>
-        </w:rPr>
-      </w:pPr>
-      <w:r>
-        <w:rPr>
-          <w:rFonts w:cs="Times New Roman"/>
-        </w:rPr>
-        <w:br w:type="page"/>
-      </w:r>
-    </w:p>
-    <w:p>
-      <w:pPr>
-        <w:pStyle w:val="Heading1"/>
-        <w:numPr>
-          <w:ilvl w:val="0"/>
-          <w:numId w:val="1"/>
-        </w:numPr>
-        <w:rPr>
-          <w:rFonts w:cs="Times New Roman"/>
-        </w:rPr>
-      </w:pPr>
-      <w:r>
-        <w:rPr>
-          <w:rFonts w:cs="Times New Roman"/>
-        </w:rPr>
-        <w:lastRenderedPageBreak/>
-        <w:t>Non-Functional Requirements</w:t>
-      </w:r>
-    </w:p>
-    <w:p>
-      <w:pPr>
-        <w:pStyle w:val="Heading2"/>
-        <w:numPr>
-          <w:ilvl w:val="1"/>
-          <w:numId w:val="1"/>
-        </w:numPr>
-        <w:rPr>
-          <w:rFonts w:cs="Times New Roman"/>
-        </w:rPr>
-      </w:pPr>
-      <w:r>
-        <w:rPr>
-          <w:rFonts w:cs="Times New Roman"/>
-        </w:rPr>
-        <w:t>Performance Requirements</w:t>
-      </w:r>
-    </w:p>
-    <w:p>
-      <w:pPr>
-        <w:pStyle w:val="ListParagraph"/>
-        <w:numPr>
-          <w:ilvl w:val="0"/>
-          <w:numId w:val="9"/>
-        </w:numPr>
-        <w:rPr>
-          <w:rFonts w:cs="Times New Roman"/>
-        </w:rPr>
-      </w:pPr>
-      <w:r>
-        <w:rPr>
-          <w:rFonts w:cs="Times New Roman"/>
-        </w:rPr>
-        <w:t>Login</w:t>
-      </w:r>
-      <w:r>
-        <w:rPr>
-          <w:rFonts w:eastAsia="Arial" w:cs="Times New Roman"/>
-          <w:color w:val="1A1A2E"/>
-        </w:rPr>
-        <w:t>, dashboard launch, and food list load should complete within 2 seconds under normal database conditions.</w:t>
-      </w:r>
-    </w:p>
-    <w:p>
-      <w:pPr>
-        <w:pStyle w:val="ListParagraph"/>
-        <w:numPr>
-          <w:ilvl w:val="0"/>
-          <w:numId w:val="7"/>
-        </w:numPr>
-        <w:rPr>
-          <w:rFonts w:cs="Times New Roman"/>
-        </w:rPr>
-      </w:pPr>
-      <w:r>
-        <w:rPr>
-          <w:rFonts w:cs="Times New Roman"/>
-        </w:rPr>
-        <w:t xml:space="preserve">Nutrition </w:t>
-      </w:r>
-      <w:r>
-        <w:rPr>
-          <w:rFonts w:eastAsia="Arial" w:cs="Times New Roman"/>
-          <w:color w:val="1A1A2E"/>
-        </w:rPr>
-        <w:t>summary calculation for a day's log should be computed in a single aggregated SQL query.</w:t>
-      </w:r>
-    </w:p>
-    <w:p>
-      <w:pPr>
-        <w:pStyle w:val="ListParagraph"/>
-        <w:numPr>
-          <w:ilvl w:val="0"/>
-          <w:numId w:val="7"/>
-        </w:numPr>
-        <w:rPr>
-          <w:rFonts w:cs="Times New Roman"/>
-        </w:rPr>
-      </w:pPr>
-      <w:r>
-        <w:rPr>
-          <w:rFonts w:cs="Times New Roman"/>
-        </w:rPr>
-        <w:t xml:space="preserve">The </w:t>
-      </w:r>
-      <w:r>
-        <w:rPr>
-          <w:rFonts w:eastAsia="Arial" w:cs="Times New Roman"/>
-          <w:color w:val="1A1A2E"/>
-        </w:rPr>
-        <w:t>application should remain responsive during database operations; long-running queries should not freeze the UI.</w:t>
-      </w:r>
-    </w:p>
-    <w:p>
-      <w:pPr>
-        <w:pStyle w:val="ListParagraph"/>
-        <w:rPr>
-          <w:rFonts w:cs="Times New Roman"/>
-        </w:rPr>
-      </w:pPr>
-    </w:p>
-    <w:p>
-      <w:pPr>
-        <w:pStyle w:val="Heading2"/>
-        <w:numPr>
-          <w:ilvl w:val="1"/>
-          <w:numId w:val="1"/>
-        </w:numPr>
-        <w:rPr>
-          <w:rFonts w:cs="Times New Roman"/>
-        </w:rPr>
-      </w:pPr>
-      <w:r>
-        <w:rPr>
-          <w:rFonts w:cs="Times New Roman"/>
-        </w:rPr>
-        <w:t>Safety requirements</w:t>
-      </w:r>
-    </w:p>
-    <w:p>
-      <w:pPr>
-        <w:pStyle w:val="ListParagraph"/>
-        <w:numPr>
-          <w:ilvl w:val="0"/>
-          <w:numId w:val="11"/>
-        </w:numPr>
-        <w:spacing w:after="80" w:line="240" w:lineRule="auto"/>
-        <w:rPr>
-          <w:rFonts w:cs="Times New Roman"/>
-        </w:rPr>
-      </w:pPr>
-      <w:r>
-        <w:rPr>
-          <w:rFonts w:cs="Times New Roman"/>
-        </w:rPr>
-        <w:t xml:space="preserve">The </w:t>
-      </w:r>
-      <w:r>
-        <w:rPr>
-          <w:rFonts w:eastAsia="Arial" w:cs="Times New Roman"/>
-          <w:color w:val="1A1A2E"/>
-        </w:rPr>
-        <w:t>default admin account is created automatically on first run to ensure the system is always administrable.</w:t>
-      </w:r>
-    </w:p>
-    <w:p>
-      <w:pPr>
-        <w:pStyle w:val="ListParagraph"/>
-        <w:numPr>
-          <w:ilvl w:val="0"/>
-          <w:numId w:val="10"/>
-        </w:numPr>
-        <w:rPr>
-          <w:rFonts w:cs="Times New Roman"/>
-        </w:rPr>
-      </w:pPr>
-      <w:r>
-        <w:rPr>
-          <w:rFonts w:cs="Times New Roman"/>
-        </w:rPr>
-        <w:t xml:space="preserve">ON </w:t>
-      </w:r>
-      <w:r>
-        <w:rPr>
-          <w:rFonts w:eastAsia="Arial" w:cs="Times New Roman"/>
-          <w:color w:val="1A1A2E"/>
-        </w:rPr>
-        <w:t>DELETE CASCADE constraints on food_log and notes prevent orphaned records when a user is deleted.</w:t>
-      </w:r>
-    </w:p>
-    <w:p>
-      <w:pPr>
-        <w:pStyle w:val="ListParagraph"/>
-        <w:numPr>
-          <w:ilvl w:val="0"/>
-          <w:numId w:val="3"/>
-        </w:numPr>
-        <w:spacing w:after="80" w:line="240" w:lineRule="auto"/>
-        <w:contextualSpacing w:val="0"/>
-        <w:rPr>
-          <w:rFonts w:cs="Times New Roman"/>
-        </w:rPr>
-      </w:pPr>
-      <w:r>
-        <w:rPr>
-          <w:rFonts w:cs="Times New Roman"/>
-        </w:rPr>
-        <w:t xml:space="preserve">A </w:t>
-      </w:r>
-      <w:r>
-        <w:rPr>
-          <w:rFonts w:eastAsia="Arial" w:cs="Times New Roman"/>
-          <w:color w:val="1A1A2E"/>
-        </w:rPr>
-        <w:t>unique constraint on (user_id, name) in the foods table prevents duplicate food entries per user.</w:t>
-      </w:r>
-    </w:p>
-    <w:p>
-      <w:pPr>
-        <w:pStyle w:val="ListParagraph"/>
-        <w:rPr>
-          <w:rFonts w:cs="Times New Roman"/>
-        </w:rPr>
-      </w:pPr>
-    </w:p>
-    <w:p>
-      <w:pPr>
-        <w:pStyle w:val="Heading2"/>
-        <w:numPr>
-          <w:ilvl w:val="1"/>
-          <w:numId w:val="1"/>
-        </w:numPr>
-        <w:rPr>
-          <w:rFonts w:cs="Times New Roman"/>
-        </w:rPr>
-      </w:pPr>
-      <w:r>
-        <w:rPr>
-          <w:rFonts w:cs="Times New Roman"/>
-        </w:rPr>
-        <w:t>Security Requirements</w:t>
-      </w:r>
-    </w:p>
-    <w:p>
-      <w:pPr>
-        <w:pStyle w:val="ListParagraph"/>
-        <w:numPr>
-          <w:ilvl w:val="0"/>
-          <w:numId w:val="10"/>
-        </w:numPr>
-        <w:rPr>
-          <w:rFonts w:cs="Times New Roman"/>
-        </w:rPr>
-      </w:pPr>
-      <w:r>
-        <w:rPr>
-          <w:rFonts w:cs="Times New Roman"/>
-        </w:rPr>
-        <w:t xml:space="preserve">All </w:t>
-      </w:r>
-      <w:r>
-        <w:rPr>
-          <w:rFonts w:eastAsia="Arial" w:cs="Times New Roman"/>
-          <w:color w:val="1A1A2E"/>
-        </w:rPr>
-        <w:t>SQL queries use JDBC PreparedStatements to prevent SQL injection.</w:t>
-      </w:r>
-    </w:p>
-    <w:p>
-      <w:pPr>
-        <w:pStyle w:val="ListParagraph"/>
-        <w:numPr>
-          <w:ilvl w:val="0"/>
-          <w:numId w:val="10"/>
-        </w:numPr>
-        <w:rPr>
-          <w:rFonts w:cs="Times New Roman"/>
-        </w:rPr>
-      </w:pPr>
-      <w:r>
-        <w:rPr>
-          <w:rFonts w:cs="Times New Roman"/>
-        </w:rPr>
-        <w:t xml:space="preserve">Role-based </w:t>
-      </w:r>
-      <w:r>
-        <w:rPr>
-          <w:rFonts w:eastAsia="Arial" w:cs="Times New Roman"/>
-          <w:color w:val="1A1A2E"/>
-        </w:rPr>
-        <w:t>logic in the login flow ensures users cannot access the admin dashboard and vice versa.</w:t>
-      </w:r>
-    </w:p>
-    <w:p>
-      <w:pPr>
-        <w:pStyle w:val="ListParagraph"/>
-        <w:numPr>
-          <w:ilvl w:val="0"/>
-          <w:numId w:val="10"/>
-        </w:numPr>
-        <w:rPr>
-          <w:rFonts w:cs="Times New Roman"/>
-        </w:rPr>
-      </w:pPr>
-      <w:r>
-        <w:rPr>
-          <w:rFonts w:cs="Times New Roman"/>
-        </w:rPr>
-        <w:t xml:space="preserve">Passwords </w:t>
-      </w:r>
-      <w:r>
-        <w:rPr>
-          <w:rFonts w:eastAsia="Arial" w:cs="Times New Roman"/>
-          <w:color w:val="1A1A2E"/>
-        </w:rPr>
-        <w:t>should be stored using a secure hashing algorithm (e.g., BCrypt) in future versions; currently stored as plain text.</w:t>
-      </w:r>
-    </w:p>
-    <w:p>
-      <w:pPr>
-        <w:pStyle w:val="ListParagraph"/>
-        <w:numPr>
-          <w:ilvl w:val="0"/>
-          <w:numId w:val="10"/>
-        </w:numPr>
-        <w:rPr>
-          <w:rFonts w:cs="Times New Roman"/>
-        </w:rPr>
-      </w:pPr>
-      <w:r>
-        <w:rPr>
-          <w:rFonts w:cs="Times New Roman"/>
-        </w:rPr>
-        <w:t xml:space="preserve">Database </w:t>
-      </w:r>
-      <w:r>
-        <w:rPr>
-          <w:rFonts w:eastAsia="Arial" w:cs="Times New Roman"/>
-          <w:color w:val="1A1A2E"/>
-        </w:rPr>
-        <w:t>credentials are configured in DatabaseConnection.java and should be protected through environment variables or a configuration file in production deployment.</w:t>
-      </w:r>
-    </w:p>
-    <w:p>
-      <w:pPr>
-        <w:pStyle w:val="ListParagraph"/>
-        <w:rPr>
-          <w:rFonts w:cs="Times New Roman"/>
-        </w:rPr>
-      </w:pPr>
-    </w:p>
-    <w:p>
-      <w:pPr>
-        <w:pStyle w:val="Heading2"/>
-        <w:numPr>
-          <w:ilvl w:val="1"/>
-          <w:numId w:val="1"/>
-        </w:numPr>
-        <w:rPr>
-          <w:rFonts w:cs="Times New Roman"/>
-        </w:rPr>
-      </w:pPr>
-      <w:r>
-        <w:rPr>
-          <w:rFonts w:cs="Times New Roman"/>
-        </w:rPr>
-        <w:t>Software Quality Attributes</w:t>
-      </w:r>
-    </w:p>
-    <w:p>
-      <w:pPr>
-        <w:pStyle w:val="ListParagraph"/>
-        <w:numPr>
-          <w:ilvl w:val="0"/>
-          <w:numId w:val="12"/>
-        </w:numPr>
-        <w:rPr>
-          <w:rFonts w:cs="Times New Roman"/>
-        </w:rPr>
-      </w:pPr>
-      <w:r>
-        <w:rPr>
-          <w:rFonts w:cs="Times New Roman"/>
-        </w:rPr>
-        <w:t>Usability: The interface should be easy for customers and administrators to understand.</w:t>
-      </w:r>
-    </w:p>
-    <w:p>
-      <w:pPr>
-        <w:pStyle w:val="ListParagraph"/>
-        <w:numPr>
-          <w:ilvl w:val="0"/>
-          <w:numId w:val="12"/>
-        </w:numPr>
-        <w:rPr>
-          <w:rFonts w:cs="Times New Roman"/>
-        </w:rPr>
-      </w:pPr>
-      <w:r>
-        <w:rPr>
-          <w:rFonts w:cs="Times New Roman"/>
-        </w:rPr>
-        <w:t xml:space="preserve">Maintainability: </w:t>
-      </w:r>
-      <w:r>
-        <w:rPr>
-          <w:rFonts w:eastAsia="Arial" w:cs="Times New Roman"/>
-        </w:rPr>
-        <w:t>DAO interfaces decouple business logic from persistence, making it straightforward to switch databases or add new queries.</w:t>
-      </w:r>
-    </w:p>
-    <w:p>
-      <w:pPr>
-        <w:pStyle w:val="ListParagraph"/>
-        <w:numPr>
-          <w:ilvl w:val="0"/>
-          <w:numId w:val="12"/>
-        </w:numPr>
-        <w:rPr>
-          <w:rFonts w:cs="Times New Roman"/>
-        </w:rPr>
-      </w:pPr>
-      <w:r>
-        <w:rPr>
-          <w:rFonts w:cs="Times New Roman"/>
-        </w:rPr>
-        <w:t xml:space="preserve">Reliability: </w:t>
-      </w:r>
-      <w:r>
-        <w:rPr>
-          <w:rFonts w:eastAsia="Arial" w:cs="Times New Roman"/>
-        </w:rPr>
-        <w:t>Foreign key constraints and UNIQUE indexes maintain referential integrity and prevent duplicate data.</w:t>
-      </w:r>
-    </w:p>
-    <w:p>
-      <w:pPr>
-        <w:pStyle w:val="ListParagraph"/>
-        <w:numPr>
-          <w:ilvl w:val="0"/>
-          <w:numId w:val="12"/>
-        </w:numPr>
-        <w:rPr>
-          <w:rFonts w:cs="Times New Roman"/>
-        </w:rPr>
-      </w:pPr>
-      <w:r>
-        <w:rPr>
-          <w:rFonts w:cs="Times New Roman"/>
-        </w:rPr>
-        <w:t>Scalability:</w:t>
-      </w:r>
-      <w:r>
-        <w:rPr>
-          <w:rFonts w:eastAsia="Arial" w:cs="Times New Roman"/>
-        </w:rPr>
-        <w:t xml:space="preserve"> The schema supports multiple users and large numbers of food and log entries without structural changes.</w:t>
-      </w:r>
-    </w:p>
-    <w:p>
-      <w:pPr>
-        <w:pStyle w:val="ListParagraph"/>
-        <w:numPr>
-          <w:ilvl w:val="0"/>
-          <w:numId w:val="12"/>
-        </w:numPr>
-        <w:rPr>
-          <w:rFonts w:cs="Times New Roman"/>
-        </w:rPr>
-      </w:pPr>
-      <w:r>
-        <w:rPr>
-          <w:rFonts w:cs="Times New Roman"/>
-        </w:rPr>
-        <w:t xml:space="preserve">Portability: </w:t>
-      </w:r>
-      <w:r>
-        <w:rPr>
-          <w:rFonts w:eastAsia="Arial" w:cs="Times New Roman"/>
-        </w:rPr>
-        <w:t>Java and JDBC are cross-platform; the application runs on any OS with a JRE and MySQL access.</w:t>
-      </w:r>
-    </w:p>
-    <w:p>
-      <w:pPr>
-        <w:pStyle w:val="Heading1"/>
-        <w:numPr>
-          <w:ilvl w:val="0"/>
-          <w:numId w:val="1"/>
-        </w:numPr>
-        <w:rPr>
-          <w:rFonts w:cs="Times New Roman"/>
-        </w:rPr>
-      </w:pPr>
-      <w:r>
-        <w:rPr>
-          <w:rFonts w:cs="Times New Roman"/>
-        </w:rPr>
-        <w:lastRenderedPageBreak/>
-        <w:t>Conclusion</w:t>
-      </w:r>
-    </w:p>
-    <w:p>
-      <w:pPr>
-        <w:rPr>
-          <w:rFonts w:cs="Times New Roman"/>
-        </w:rPr>
-      </w:pPr>
-      <w:r>
-        <w:rPr>
-          <w:rFonts w:cs="Times New Roman"/>
-        </w:rPr>
-        <w:t>The Nutrition Tracker is a functional and well-organized Java desktop application for tracking personal diet</w:t>
-      </w:r>
-      <w:r>
-        <w:rPr>
-          <w:rFonts w:cs="Times New Roman"/>
-        </w:rPr>
-        <w:t xml:space="preserve">. </w:t>
-      </w:r>
-      <w:r>
-        <w:rPr>
-          <w:rFonts w:cs="Times New Roman"/>
-        </w:rPr>
-        <w:t xml:space="preserve">It is designed to keep user and administrator functionality separate, is built on a normalized MySQL relational database for </w:t>
-      </w:r>
-      <w:r>
-        <w:rPr>
-          <w:rFonts w:cs="Times New Roman"/>
-        </w:rPr>
-        <w:t>persistence and</w:t>
-      </w:r>
-      <w:r>
-        <w:rPr>
-          <w:rFonts w:cs="Times New Roman"/>
-        </w:rPr>
-        <w:t xml:space="preserve"> employs the DAO pattern for a clean separation of presentation from data access. Users can create and maintain their food catalog, log their daily food intake, and track their achievement of individualized nutrition goals. Administrators can monitor all users’ usage and can provide diet advice to users using the notes feature.</w:t>
-      </w:r>
-    </w:p>
-    <w:p>
-      <w:pPr>
-        <w:rPr>
-          <w:rFonts w:cs="Times New Roman"/>
-        </w:rPr>
-      </w:pPr>
-      <w:r>
-        <w:rPr>
-          <w:rFonts w:cs="Times New Roman"/>
-        </w:rPr>
-        <w:t>The application illustrates many practical implementations of core Java fundamentals such as implementing a Swing GUI, using JDBC for database connectivity, following an object-oriented design, and utilizing interface-based abstraction. It provides a solid basis for subsequent expansion toward a health monitoring application that is ready for production.</w:t>
-      </w:r>
-    </w:p>
-    <w:p>
-      <w:pPr>
-        <w:rPr>
-          <w:rFonts w:cs="Times New Roman"/>
-        </w:rPr>
-      </w:pPr>
-    </w:p>
-    <w:p>
-      <w:pPr>
-        <w:pStyle w:val="Heading1"/>
-        <w:numPr>
-          <w:ilvl w:val="0"/>
-          <w:numId w:val="1"/>
-        </w:numPr>
-        <w:rPr>
-          <w:rFonts w:cs="Times New Roman"/>
-        </w:rPr>
-      </w:pPr>
-      <w:r>
-        <w:rPr>
-          <w:rFonts w:cs="Times New Roman"/>
-        </w:rPr>
-        <w:t>Recommendations</w:t>
-      </w:r>
-    </w:p>
-    <w:p>
-      <w:pPr>
-        <w:pStyle w:val="ListParagraph"/>
-        <w:numPr>
-          <w:ilvl w:val="0"/>
-          <w:numId w:val="13"/>
-        </w:numPr>
-        <w:rPr>
-          <w:rFonts w:cs="Times New Roman"/>
-        </w:rPr>
-      </w:pPr>
-      <w:r>
-        <w:rPr>
-          <w:rFonts w:cs="Times New Roman"/>
-        </w:rPr>
-        <w:t xml:space="preserve">Implement </w:t>
-      </w:r>
-      <w:r>
-        <w:rPr>
-          <w:rFonts w:eastAsia="Arial" w:cs="Times New Roman"/>
-          <w:color w:val="1A1A2E"/>
-        </w:rPr>
-        <w:t>password hashing using BCrypt or SHA-256 before any public or shared deployment.</w:t>
-      </w:r>
-    </w:p>
-    <w:p>
-      <w:pPr>
-        <w:pStyle w:val="ListParagraph"/>
-        <w:numPr>
-          <w:ilvl w:val="0"/>
-          <w:numId w:val="13"/>
-        </w:numPr>
-        <w:rPr>
-          <w:rFonts w:cs="Times New Roman"/>
-        </w:rPr>
-      </w:pPr>
-      <w:r>
-        <w:rPr>
-          <w:rFonts w:cs="Times New Roman"/>
-        </w:rPr>
-        <w:t xml:space="preserve">Move </w:t>
-      </w:r>
-      <w:r>
-        <w:rPr>
-          <w:rFonts w:eastAsia="Arial" w:cs="Times New Roman"/>
-          <w:color w:val="1A1A2E"/>
-        </w:rPr>
-        <w:t>database credentials out of source code into an external configuration file or environment variables.</w:t>
-      </w:r>
-    </w:p>
-    <w:p>
-      <w:pPr>
-        <w:pStyle w:val="ListParagraph"/>
-        <w:numPr>
-          <w:ilvl w:val="0"/>
-          <w:numId w:val="13"/>
-        </w:numPr>
-        <w:rPr>
-          <w:rFonts w:cs="Times New Roman"/>
-        </w:rPr>
-      </w:pPr>
-      <w:r>
-        <w:rPr>
-          <w:rFonts w:cs="Times New Roman"/>
-        </w:rPr>
-        <w:t xml:space="preserve">Add </w:t>
-      </w:r>
-      <w:r>
-        <w:rPr>
-          <w:rFonts w:eastAsia="Arial" w:cs="Times New Roman"/>
-          <w:color w:val="1A1A2E"/>
-        </w:rPr>
-        <w:t>input validation on all form fields with clear error messages to improve usability.</w:t>
-      </w:r>
-    </w:p>
-    <w:p>
-      <w:pPr>
-        <w:pStyle w:val="ListParagraph"/>
-        <w:numPr>
-          <w:ilvl w:val="0"/>
-          <w:numId w:val="13"/>
-        </w:numPr>
-        <w:rPr>
-          <w:rFonts w:cs="Times New Roman"/>
-        </w:rPr>
-      </w:pPr>
-      <w:r>
-        <w:rPr>
-          <w:rFonts w:cs="Times New Roman"/>
-        </w:rPr>
-        <w:t xml:space="preserve">Introduce </w:t>
-      </w:r>
-      <w:r>
-        <w:rPr>
-          <w:rFonts w:eastAsia="Arial" w:cs="Times New Roman"/>
-          <w:color w:val="1A1A2E"/>
-        </w:rPr>
-        <w:t>asynchronous database calls (SwingWorker) to prevent UI freezing on slow queries.</w:t>
-      </w:r>
-    </w:p>
-    <w:p>
-      <w:pPr>
-        <w:pStyle w:val="ListParagraph"/>
-        <w:numPr>
-          <w:ilvl w:val="0"/>
-          <w:numId w:val="13"/>
-        </w:numPr>
-        <w:rPr>
-          <w:rFonts w:cs="Times New Roman"/>
-        </w:rPr>
-      </w:pPr>
-      <w:r>
-        <w:rPr>
-          <w:rFonts w:cs="Times New Roman"/>
-        </w:rPr>
-        <w:t xml:space="preserve">Add </w:t>
-      </w:r>
-      <w:r>
-        <w:rPr>
-          <w:rFonts w:eastAsia="Arial" w:cs="Times New Roman"/>
-          <w:color w:val="1A1A2E"/>
-        </w:rPr>
-        <w:t>a search and filter capability to the food list and food history screens.</w:t>
-      </w:r>
-    </w:p>
-    <w:p>
-      <w:pPr>
-        <w:pStyle w:val="ListParagraph"/>
-        <w:numPr>
-          <w:ilvl w:val="0"/>
-          <w:numId w:val="13"/>
-        </w:numPr>
-        <w:rPr>
-          <w:rFonts w:cs="Times New Roman"/>
-        </w:rPr>
-      </w:pPr>
-      <w:r>
-        <w:rPr>
-          <w:rFonts w:cs="Times New Roman"/>
-        </w:rPr>
-        <w:t xml:space="preserve">Provide </w:t>
-      </w:r>
-      <w:r>
-        <w:rPr>
-          <w:rFonts w:eastAsia="Arial" w:cs="Times New Roman"/>
-          <w:color w:val="1A1A2E"/>
-        </w:rPr>
-        <w:t>a visual nutrition chart (bar or pie) on the Today summary screen for easier interpretation.</w:t>
-      </w:r>
-    </w:p>
-    <w:p>
-      <w:pPr>
-        <w:pStyle w:val="ListParagraph"/>
-        <w:rPr>
-          <w:rFonts w:eastAsia="Arial" w:cs="Times New Roman"/>
-          <w:color w:val="1A1A2E"/>
-        </w:rPr>
-      </w:pPr>
-    </w:p>
-    <w:p>
-      <w:pPr>
-        <w:pStyle w:val="Heading1"/>
-        <w:numPr>
-          <w:ilvl w:val="0"/>
-          <w:numId w:val="1"/>
-        </w:numPr>
-        <w:rPr>
-          <w:rFonts w:cs="Times New Roman"/>
-        </w:rPr>
-      </w:pPr>
-      <w:r>
-        <w:rPr>
-          <w:rFonts w:cs="Times New Roman"/>
-        </w:rPr>
         <w:t>Future Scope</w:t>
       </w:r>
-    </w:p>
-    <w:p>
-      <w:pPr>
+      <w:bookmarkEnd w:id="30"/>
+    </w:p>
+    <w:p/>
+    <w:p>
+      <w:pPr>
+        <w:spacing w:after="0" w:line="276" w:lineRule="auto"/>
         <w:rPr>
           <w:rFonts w:cs="Times New Roman"/>
         </w:rPr>
@@ -2555,13 +5677,235 @@
       </w:r>
     </w:p>
     <w:sectPr>
+      <w:footerReference w:type="first" r:id="rId11"/>
       <w:pgSz w:w="12240" w:h="15840"/>
       <w:pgMar w:top="1440" w:right="1440" w:bottom="1440" w:left="1440" w:header="708" w:footer="708" w:gutter="0"/>
+      <w:pgNumType w:start="1"/>
       <w:cols w:space="708"/>
+      <w:titlePg/>
       <w:docGrid w:linePitch="360"/>
     </w:sectPr>
   </w:body>
 </w:document>
+</file>
+
+<file path=word/endnotes.xml><?xml version="1.0" encoding="utf-8"?>
+<w:endnotes xmlns:wpc="http://schemas.microsoft.com/office/word/2010/wordprocessingCanvas" xmlns:cx="http://schemas.microsoft.com/office/drawing/2014/chartex" xmlns:cx1="http://schemas.microsoft.com/office/drawing/2015/9/8/chartex" xmlns:cx2="http://schemas.microsoft.com/office/drawing/2015/10/21/chartex" xmlns:cx3="http://schemas.microsoft.com/office/drawing/2016/5/9/chartex" xmlns:cx4="http://schemas.microsoft.com/office/drawing/2016/5/10/chartex" xmlns:cx5="http://schemas.microsoft.com/office/drawing/2016/5/11/chartex" xmlns:cx6="http://schemas.microsoft.com/office/drawing/2016/5/12/chartex" xmlns:cx7="http://schemas.microsoft.com/office/drawing/2016/5/13/chartex" xmlns:cx8="http://schemas.microsoft.com/office/drawing/2016/5/14/chartex" xmlns:mc="http://schemas.openxmlformats.org/markup-compatibility/2006" xmlns:aink="http://schemas.microsoft.com/office/drawing/2016/ink" xmlns:am3d="http://schemas.microsoft.com/office/drawing/2017/model3d" xmlns:o="urn:schemas-microsoft-com:office:office" xmlns:oel="http://schemas.microsoft.com/office/2019/extlst" xmlns:r="http://schemas.openxmlformats.org/officeDocument/2006/relationships" xmlns:m="http://schemas.openxmlformats.org/officeDocument/2006/math" xmlns:v="urn:schemas-microsoft-com:vml" xmlns:wp14="http://schemas.microsoft.com/office/word/2010/wordprocessingDrawing" xmlns:wp="http://schemas.openxmlformats.org/drawingml/2006/wordprocessingDrawing" xmlns:w10="urn:schemas-microsoft-com:office:word" xmlns:w="http://schemas.openxmlformats.org/wordprocessingml/2006/main" xmlns:w14="http://schemas.microsoft.com/office/word/2010/wordml" xmlns:w15="http://schemas.microsoft.com/office/word/2012/wordml" xmlns:w16cex="http://schemas.microsoft.com/office/word/2018/wordml/cex" xmlns:w16cid="http://schemas.microsoft.com/office/word/2016/wordml/cid" xmlns:w16="http://schemas.microsoft.com/office/word/2018/wordml" xmlns:w16du="http://schemas.microsoft.com/office/word/2023/wordml/word16du" xmlns:w16sdtdh="http://schemas.microsoft.com/office/word/2020/wordml/sdtdatahash" xmlns:w16sdtfl="http://schemas.microsoft.com/office/word/2024/wordml/sdtformatlock" xmlns:w16se="http://schemas.microsoft.com/office/word/2015/wordml/symex" xmlns:wpg="http://schemas.microsoft.com/office/word/2010/wordprocessingGroup" xmlns:wpi="http://schemas.microsoft.com/office/word/2010/wordprocessingInk" xmlns:wne="http://schemas.microsoft.com/office/word/2006/wordml" xmlns:wps="http://schemas.microsoft.com/office/word/2010/wordprocessingShape" mc:Ignorable="w14 w15 w16se w16cid w16 w16cex w16sdtdh w16sdtfl w16du wp14">
+  <w:endnote w:type="separator" w:id="-1">
+    <w:p>
+      <w:pPr>
+        <w:spacing w:after="0" w:line="240" w:lineRule="auto"/>
+      </w:pPr>
+      <w:r>
+        <w:separator/>
+      </w:r>
+    </w:p>
+  </w:endnote>
+  <w:endnote w:type="continuationSeparator" w:id="0">
+    <w:p>
+      <w:pPr>
+        <w:spacing w:after="0" w:line="240" w:lineRule="auto"/>
+      </w:pPr>
+      <w:r>
+        <w:continuationSeparator/>
+      </w:r>
+    </w:p>
+  </w:endnote>
+</w:endnotes>
+</file>
+
+<file path=word/footer1.xml><?xml version="1.0" encoding="utf-8"?>
+<w:ftr xmlns:wpc="http://schemas.microsoft.com/office/word/2010/wordprocessingCanvas" xmlns:cx="http://schemas.microsoft.com/office/drawing/2014/chartex" xmlns:cx1="http://schemas.microsoft.com/office/drawing/2015/9/8/chartex" xmlns:cx2="http://schemas.microsoft.com/office/drawing/2015/10/21/chartex" xmlns:cx3="http://schemas.microsoft.com/office/drawing/2016/5/9/chartex" xmlns:cx4="http://schemas.microsoft.com/office/drawing/2016/5/10/chartex" xmlns:cx5="http://schemas.microsoft.com/office/drawing/2016/5/11/chartex" xmlns:cx6="http://schemas.microsoft.com/office/drawing/2016/5/12/chartex" xmlns:cx7="http://schemas.microsoft.com/office/drawing/2016/5/13/chartex" xmlns:cx8="http://schemas.microsoft.com/office/drawing/2016/5/14/chartex" xmlns:mc="http://schemas.openxmlformats.org/markup-compatibility/2006" xmlns:aink="http://schemas.microsoft.com/office/drawing/2016/ink" xmlns:am3d="http://schemas.microsoft.com/office/drawing/2017/model3d" xmlns:o="urn:schemas-microsoft-com:office:office" xmlns:oel="http://schemas.microsoft.com/office/2019/extlst" xmlns:r="http://schemas.openxmlformats.org/officeDocument/2006/relationships" xmlns:m="http://schemas.openxmlformats.org/officeDocument/2006/math" xmlns:v="urn:schemas-microsoft-com:vml" xmlns:wp14="http://schemas.microsoft.com/office/word/2010/wordprocessingDrawing" xmlns:wp="http://schemas.openxmlformats.org/drawingml/2006/wordprocessingDrawing" xmlns:w10="urn:schemas-microsoft-com:office:word" xmlns:w="http://schemas.openxmlformats.org/wordprocessingml/2006/main" xmlns:w14="http://schemas.microsoft.com/office/word/2010/wordml" xmlns:w15="http://schemas.microsoft.com/office/word/2012/wordml" xmlns:w16cex="http://schemas.microsoft.com/office/word/2018/wordml/cex" xmlns:w16cid="http://schemas.microsoft.com/office/word/2016/wordml/cid" xmlns:w16="http://schemas.microsoft.com/office/word/2018/wordml" xmlns:w16du="http://schemas.microsoft.com/office/word/2023/wordml/word16du" xmlns:w16sdtdh="http://schemas.microsoft.com/office/word/2020/wordml/sdtdatahash" xmlns:w16sdtfl="http://schemas.microsoft.com/office/word/2024/wordml/sdtformatlock" xmlns:w16se="http://schemas.microsoft.com/office/word/2015/wordml/symex" xmlns:wpg="http://schemas.microsoft.com/office/word/2010/wordprocessingGroup" xmlns:wpi="http://schemas.microsoft.com/office/word/2010/wordprocessingInk" xmlns:wne="http://schemas.microsoft.com/office/word/2006/wordml" xmlns:wps="http://schemas.microsoft.com/office/word/2010/wordprocessingShape" mc:Ignorable="w14 w15 w16se w16cid w16 w16cex w16sdtdh w16sdtfl w16du wp14">
+  <w:sdt>
+    <w:sdtPr>
+      <w:id w:val="1048654556"/>
+      <w:docPartObj>
+        <w:docPartGallery w:val="Page Numbers (Bottom of Page)"/>
+        <w:docPartUnique/>
+      </w:docPartObj>
+    </w:sdtPr>
+    <w:sdtEndPr>
+      <w:rPr>
+        <w:noProof/>
+      </w:rPr>
+    </w:sdtEndPr>
+    <w:sdtContent>
+      <w:p>
+        <w:pPr>
+          <w:pStyle w:val="Footer"/>
+          <w:jc w:val="center"/>
+        </w:pPr>
+        <w:r>
+          <w:fldChar w:fldCharType="begin"/>
+        </w:r>
+        <w:r>
+          <w:instrText xml:space="preserve"> PAGE   \* MERGEFORMAT </w:instrText>
+        </w:r>
+        <w:r>
+          <w:fldChar w:fldCharType="separate"/>
+        </w:r>
+        <w:r>
+          <w:rPr>
+            <w:noProof/>
+          </w:rPr>
+          <w:t>2</w:t>
+        </w:r>
+        <w:r>
+          <w:rPr>
+            <w:noProof/>
+          </w:rPr>
+          <w:fldChar w:fldCharType="end"/>
+        </w:r>
+      </w:p>
+    </w:sdtContent>
+  </w:sdt>
+  <w:p>
+    <w:pPr>
+      <w:pStyle w:val="Footer"/>
+    </w:pPr>
+  </w:p>
+</w:ftr>
+</file>
+
+<file path=word/footer2.xml><?xml version="1.0" encoding="utf-8"?>
+<w:ftr xmlns:wpc="http://schemas.microsoft.com/office/word/2010/wordprocessingCanvas" xmlns:cx="http://schemas.microsoft.com/office/drawing/2014/chartex" xmlns:cx1="http://schemas.microsoft.com/office/drawing/2015/9/8/chartex" xmlns:cx2="http://schemas.microsoft.com/office/drawing/2015/10/21/chartex" xmlns:cx3="http://schemas.microsoft.com/office/drawing/2016/5/9/chartex" xmlns:cx4="http://schemas.microsoft.com/office/drawing/2016/5/10/chartex" xmlns:cx5="http://schemas.microsoft.com/office/drawing/2016/5/11/chartex" xmlns:cx6="http://schemas.microsoft.com/office/drawing/2016/5/12/chartex" xmlns:cx7="http://schemas.microsoft.com/office/drawing/2016/5/13/chartex" xmlns:cx8="http://schemas.microsoft.com/office/drawing/2016/5/14/chartex" xmlns:mc="http://schemas.openxmlformats.org/markup-compatibility/2006" xmlns:aink="http://schemas.microsoft.com/office/drawing/2016/ink" xmlns:am3d="http://schemas.microsoft.com/office/drawing/2017/model3d" xmlns:o="urn:schemas-microsoft-com:office:office" xmlns:oel="http://schemas.microsoft.com/office/2019/extlst" xmlns:r="http://schemas.openxmlformats.org/officeDocument/2006/relationships" xmlns:m="http://schemas.openxmlformats.org/officeDocument/2006/math" xmlns:v="urn:schemas-microsoft-com:vml" xmlns:wp14="http://schemas.microsoft.com/office/word/2010/wordprocessingDrawing" xmlns:wp="http://schemas.openxmlformats.org/drawingml/2006/wordprocessingDrawing" xmlns:w10="urn:schemas-microsoft-com:office:word" xmlns:w="http://schemas.openxmlformats.org/wordprocessingml/2006/main" xmlns:w14="http://schemas.microsoft.com/office/word/2010/wordml" xmlns:w15="http://schemas.microsoft.com/office/word/2012/wordml" xmlns:w16cex="http://schemas.microsoft.com/office/word/2018/wordml/cex" xmlns:w16cid="http://schemas.microsoft.com/office/word/2016/wordml/cid" xmlns:w16="http://schemas.microsoft.com/office/word/2018/wordml" xmlns:w16du="http://schemas.microsoft.com/office/word/2023/wordml/word16du" xmlns:w16sdtdh="http://schemas.microsoft.com/office/word/2020/wordml/sdtdatahash" xmlns:w16sdtfl="http://schemas.microsoft.com/office/word/2024/wordml/sdtformatlock" xmlns:w16se="http://schemas.microsoft.com/office/word/2015/wordml/symex" xmlns:wpg="http://schemas.microsoft.com/office/word/2010/wordprocessingGroup" xmlns:wpi="http://schemas.microsoft.com/office/word/2010/wordprocessingInk" xmlns:wne="http://schemas.microsoft.com/office/word/2006/wordml" xmlns:wps="http://schemas.microsoft.com/office/word/2010/wordprocessingShape" mc:Ignorable="w14 w15 w16se w16cid w16 w16cex w16sdtdh w16sdtfl w16du wp14">
+  <w:sdt>
+    <w:sdtPr>
+      <w:id w:val="-288360308"/>
+      <w:docPartObj>
+        <w:docPartGallery w:val="Page Numbers (Bottom of Page)"/>
+        <w:docPartUnique/>
+      </w:docPartObj>
+    </w:sdtPr>
+    <w:sdtEndPr>
+      <w:rPr>
+        <w:noProof/>
+      </w:rPr>
+    </w:sdtEndPr>
+    <w:sdtContent>
+      <w:p>
+        <w:pPr>
+          <w:pStyle w:val="Footer"/>
+          <w:jc w:val="center"/>
+        </w:pPr>
+        <w:r>
+          <w:fldChar w:fldCharType="begin"/>
+        </w:r>
+        <w:r>
+          <w:instrText xml:space="preserve"> PAGE   \* MERGEFORMAT </w:instrText>
+        </w:r>
+        <w:r>
+          <w:fldChar w:fldCharType="separate"/>
+        </w:r>
+        <w:r>
+          <w:rPr>
+            <w:noProof/>
+          </w:rPr>
+          <w:t>2</w:t>
+        </w:r>
+        <w:r>
+          <w:rPr>
+            <w:noProof/>
+          </w:rPr>
+          <w:fldChar w:fldCharType="end"/>
+        </w:r>
+      </w:p>
+    </w:sdtContent>
+  </w:sdt>
+  <w:p>
+    <w:pPr>
+      <w:pStyle w:val="Footer"/>
+    </w:pPr>
+  </w:p>
+</w:ftr>
+</file>
+
+<file path=word/footer3.xml><?xml version="1.0" encoding="utf-8"?>
+<w:ftr xmlns:wpc="http://schemas.microsoft.com/office/word/2010/wordprocessingCanvas" xmlns:cx="http://schemas.microsoft.com/office/drawing/2014/chartex" xmlns:cx1="http://schemas.microsoft.com/office/drawing/2015/9/8/chartex" xmlns:cx2="http://schemas.microsoft.com/office/drawing/2015/10/21/chartex" xmlns:cx3="http://schemas.microsoft.com/office/drawing/2016/5/9/chartex" xmlns:cx4="http://schemas.microsoft.com/office/drawing/2016/5/10/chartex" xmlns:cx5="http://schemas.microsoft.com/office/drawing/2016/5/11/chartex" xmlns:cx6="http://schemas.microsoft.com/office/drawing/2016/5/12/chartex" xmlns:cx7="http://schemas.microsoft.com/office/drawing/2016/5/13/chartex" xmlns:cx8="http://schemas.microsoft.com/office/drawing/2016/5/14/chartex" xmlns:mc="http://schemas.openxmlformats.org/markup-compatibility/2006" xmlns:aink="http://schemas.microsoft.com/office/drawing/2016/ink" xmlns:am3d="http://schemas.microsoft.com/office/drawing/2017/model3d" xmlns:o="urn:schemas-microsoft-com:office:office" xmlns:oel="http://schemas.microsoft.com/office/2019/extlst" xmlns:r="http://schemas.openxmlformats.org/officeDocument/2006/relationships" xmlns:m="http://schemas.openxmlformats.org/officeDocument/2006/math" xmlns:v="urn:schemas-microsoft-com:vml" xmlns:wp14="http://schemas.microsoft.com/office/word/2010/wordprocessingDrawing" xmlns:wp="http://schemas.openxmlformats.org/drawingml/2006/wordprocessingDrawing" xmlns:w10="urn:schemas-microsoft-com:office:word" xmlns:w="http://schemas.openxmlformats.org/wordprocessingml/2006/main" xmlns:w14="http://schemas.microsoft.com/office/word/2010/wordml" xmlns:w15="http://schemas.microsoft.com/office/word/2012/wordml" xmlns:w16cex="http://schemas.microsoft.com/office/word/2018/wordml/cex" xmlns:w16cid="http://schemas.microsoft.com/office/word/2016/wordml/cid" xmlns:w16="http://schemas.microsoft.com/office/word/2018/wordml" xmlns:w16du="http://schemas.microsoft.com/office/word/2023/wordml/word16du" xmlns:w16sdtdh="http://schemas.microsoft.com/office/word/2020/wordml/sdtdatahash" xmlns:w16sdtfl="http://schemas.microsoft.com/office/word/2024/wordml/sdtformatlock" xmlns:w16se="http://schemas.microsoft.com/office/word/2015/wordml/symex" xmlns:wpg="http://schemas.microsoft.com/office/word/2010/wordprocessingGroup" xmlns:wpi="http://schemas.microsoft.com/office/word/2010/wordprocessingInk" xmlns:wne="http://schemas.microsoft.com/office/word/2006/wordml" xmlns:wps="http://schemas.microsoft.com/office/word/2010/wordprocessingShape" mc:Ignorable="w14 w15 w16se w16cid w16 w16cex w16sdtdh w16sdtfl w16du wp14">
+  <w:p>
+    <w:pPr>
+      <w:pStyle w:val="Footer"/>
+    </w:pPr>
+  </w:p>
+</w:ftr>
+</file>
+
+<file path=word/footer4.xml><?xml version="1.0" encoding="utf-8"?>
+<w:ftr xmlns:wpc="http://schemas.microsoft.com/office/word/2010/wordprocessingCanvas" xmlns:cx="http://schemas.microsoft.com/office/drawing/2014/chartex" xmlns:cx1="http://schemas.microsoft.com/office/drawing/2015/9/8/chartex" xmlns:cx2="http://schemas.microsoft.com/office/drawing/2015/10/21/chartex" xmlns:cx3="http://schemas.microsoft.com/office/drawing/2016/5/9/chartex" xmlns:cx4="http://schemas.microsoft.com/office/drawing/2016/5/10/chartex" xmlns:cx5="http://schemas.microsoft.com/office/drawing/2016/5/11/chartex" xmlns:cx6="http://schemas.microsoft.com/office/drawing/2016/5/12/chartex" xmlns:cx7="http://schemas.microsoft.com/office/drawing/2016/5/13/chartex" xmlns:cx8="http://schemas.microsoft.com/office/drawing/2016/5/14/chartex" xmlns:mc="http://schemas.openxmlformats.org/markup-compatibility/2006" xmlns:aink="http://schemas.microsoft.com/office/drawing/2016/ink" xmlns:am3d="http://schemas.microsoft.com/office/drawing/2017/model3d" xmlns:o="urn:schemas-microsoft-com:office:office" xmlns:oel="http://schemas.microsoft.com/office/2019/extlst" xmlns:r="http://schemas.openxmlformats.org/officeDocument/2006/relationships" xmlns:m="http://schemas.openxmlformats.org/officeDocument/2006/math" xmlns:v="urn:schemas-microsoft-com:vml" xmlns:wp14="http://schemas.microsoft.com/office/word/2010/wordprocessingDrawing" xmlns:wp="http://schemas.openxmlformats.org/drawingml/2006/wordprocessingDrawing" xmlns:w10="urn:schemas-microsoft-com:office:word" xmlns:w="http://schemas.openxmlformats.org/wordprocessingml/2006/main" xmlns:w14="http://schemas.microsoft.com/office/word/2010/wordml" xmlns:w15="http://schemas.microsoft.com/office/word/2012/wordml" xmlns:w16cex="http://schemas.microsoft.com/office/word/2018/wordml/cex" xmlns:w16cid="http://schemas.microsoft.com/office/word/2016/wordml/cid" xmlns:w16="http://schemas.microsoft.com/office/word/2018/wordml" xmlns:w16du="http://schemas.microsoft.com/office/word/2023/wordml/word16du" xmlns:w16sdtdh="http://schemas.microsoft.com/office/word/2020/wordml/sdtdatahash" xmlns:w16sdtfl="http://schemas.microsoft.com/office/word/2024/wordml/sdtformatlock" xmlns:w16se="http://schemas.microsoft.com/office/word/2015/wordml/symex" xmlns:wpg="http://schemas.microsoft.com/office/word/2010/wordprocessingGroup" xmlns:wpi="http://schemas.microsoft.com/office/word/2010/wordprocessingInk" xmlns:wne="http://schemas.microsoft.com/office/word/2006/wordml" xmlns:wps="http://schemas.microsoft.com/office/word/2010/wordprocessingShape" mc:Ignorable="w14 w15 w16se w16cid w16 w16cex w16sdtdh w16sdtfl w16du wp14">
+  <w:sdt>
+    <w:sdtPr>
+      <w:id w:val="-1011225039"/>
+      <w:docPartObj>
+        <w:docPartGallery w:val="Page Numbers (Bottom of Page)"/>
+        <w:docPartUnique/>
+      </w:docPartObj>
+    </w:sdtPr>
+    <w:sdtEndPr>
+      <w:rPr>
+        <w:noProof/>
+      </w:rPr>
+    </w:sdtEndPr>
+    <w:sdtContent>
+      <w:p>
+        <w:pPr>
+          <w:pStyle w:val="Footer"/>
+          <w:jc w:val="center"/>
+        </w:pPr>
+        <w:r>
+          <w:fldChar w:fldCharType="begin"/>
+        </w:r>
+        <w:r>
+          <w:instrText xml:space="preserve"> PAGE   \* MERGEFORMAT </w:instrText>
+        </w:r>
+        <w:r>
+          <w:fldChar w:fldCharType="separate"/>
+        </w:r>
+        <w:r>
+          <w:rPr>
+            <w:noProof/>
+          </w:rPr>
+          <w:t>2</w:t>
+        </w:r>
+        <w:r>
+          <w:rPr>
+            <w:noProof/>
+          </w:rPr>
+          <w:fldChar w:fldCharType="end"/>
+        </w:r>
+      </w:p>
+    </w:sdtContent>
+  </w:sdt>
+  <w:p>
+    <w:pPr>
+      <w:pStyle w:val="Footer"/>
+    </w:pPr>
+  </w:p>
+</w:ftr>
+</file>
+
+<file path=word/footnotes.xml><?xml version="1.0" encoding="utf-8"?>
+<w:footnotes xmlns:wpc="http://schemas.microsoft.com/office/word/2010/wordprocessingCanvas" xmlns:cx="http://schemas.microsoft.com/office/drawing/2014/chartex" xmlns:cx1="http://schemas.microsoft.com/office/drawing/2015/9/8/chartex" xmlns:cx2="http://schemas.microsoft.com/office/drawing/2015/10/21/chartex" xmlns:cx3="http://schemas.microsoft.com/office/drawing/2016/5/9/chartex" xmlns:cx4="http://schemas.microsoft.com/office/drawing/2016/5/10/chartex" xmlns:cx5="http://schemas.microsoft.com/office/drawing/2016/5/11/chartex" xmlns:cx6="http://schemas.microsoft.com/office/drawing/2016/5/12/chartex" xmlns:cx7="http://schemas.microsoft.com/office/drawing/2016/5/13/chartex" xmlns:cx8="http://schemas.microsoft.com/office/drawing/2016/5/14/chartex" xmlns:mc="http://schemas.openxmlformats.org/markup-compatibility/2006" xmlns:aink="http://schemas.microsoft.com/office/drawing/2016/ink" xmlns:am3d="http://schemas.microsoft.com/office/drawing/2017/model3d" xmlns:o="urn:schemas-microsoft-com:office:office" xmlns:oel="http://schemas.microsoft.com/office/2019/extlst" xmlns:r="http://schemas.openxmlformats.org/officeDocument/2006/relationships" xmlns:m="http://schemas.openxmlformats.org/officeDocument/2006/math" xmlns:v="urn:schemas-microsoft-com:vml" xmlns:wp14="http://schemas.microsoft.com/office/word/2010/wordprocessingDrawing" xmlns:wp="http://schemas.openxmlformats.org/drawingml/2006/wordprocessingDrawing" xmlns:w10="urn:schemas-microsoft-com:office:word" xmlns:w="http://schemas.openxmlformats.org/wordprocessingml/2006/main" xmlns:w14="http://schemas.microsoft.com/office/word/2010/wordml" xmlns:w15="http://schemas.microsoft.com/office/word/2012/wordml" xmlns:w16cex="http://schemas.microsoft.com/office/word/2018/wordml/cex" xmlns:w16cid="http://schemas.microsoft.com/office/word/2016/wordml/cid" xmlns:w16="http://schemas.microsoft.com/office/word/2018/wordml" xmlns:w16du="http://schemas.microsoft.com/office/word/2023/wordml/word16du" xmlns:w16sdtdh="http://schemas.microsoft.com/office/word/2020/wordml/sdtdatahash" xmlns:w16sdtfl="http://schemas.microsoft.com/office/word/2024/wordml/sdtformatlock" xmlns:w16se="http://schemas.microsoft.com/office/word/2015/wordml/symex" xmlns:wpg="http://schemas.microsoft.com/office/word/2010/wordprocessingGroup" xmlns:wpi="http://schemas.microsoft.com/office/word/2010/wordprocessingInk" xmlns:wne="http://schemas.microsoft.com/office/word/2006/wordml" xmlns:wps="http://schemas.microsoft.com/office/word/2010/wordprocessingShape" mc:Ignorable="w14 w15 w16se w16cid w16 w16cex w16sdtdh w16sdtfl w16du wp14">
+  <w:footnote w:type="separator" w:id="-1">
+    <w:p>
+      <w:pPr>
+        <w:spacing w:after="0" w:line="240" w:lineRule="auto"/>
+      </w:pPr>
+      <w:r>
+        <w:separator/>
+      </w:r>
+    </w:p>
+  </w:footnote>
+  <w:footnote w:type="continuationSeparator" w:id="0">
+    <w:p>
+      <w:pPr>
+        <w:spacing w:after="0" w:line="240" w:lineRule="auto"/>
+      </w:pPr>
+      <w:r>
+        <w:continuationSeparator/>
+      </w:r>
+    </w:p>
+  </w:footnote>
+</w:footnotes>
 </file>
 
 <file path=word/numbering.xml><?xml version="1.0" encoding="utf-8"?>
@@ -4617,7 +7961,6 @@
   <w:style w:type="character" w:default="1" w:styleId="DefaultParagraphFont">
     <w:name w:val="Default Paragraph Font"/>
     <w:uiPriority w:val="1"/>
-    <w:semiHidden/>
     <w:unhideWhenUsed/>
   </w:style>
   <w:style w:type="table" w:default="1" w:styleId="TableNormal">
@@ -4929,6 +8272,113 @@
       <w:smallCaps/>
       <w:color w:val="0F4761" w:themeColor="accent1" w:themeShade="BF"/>
       <w:spacing w:val="5"/>
+    </w:rPr>
+  </w:style>
+  <w:style w:type="paragraph" w:styleId="TOCHeading">
+    <w:name w:val="TOC Heading"/>
+    <w:basedOn w:val="Heading1"/>
+    <w:next w:val="Normal"/>
+    <w:uiPriority w:val="39"/>
+    <w:unhideWhenUsed/>
+    <w:qFormat/>
+    <w:rsid w:val="00D62964"/>
+    <w:pPr>
+      <w:spacing w:before="240" w:after="0" w:line="259" w:lineRule="auto"/>
+      <w:outlineLvl w:val="9"/>
+    </w:pPr>
+    <w:rPr>
+      <w:rFonts w:asciiTheme="majorHAnsi" w:hAnsiTheme="majorHAnsi"/>
+      <w:b w:val="0"/>
+      <w:color w:val="0F4761" w:themeColor="accent1" w:themeShade="BF"/>
+      <w:kern w:val="0"/>
+      <w:szCs w:val="32"/>
+      <w14:ligatures w14:val="none"/>
+    </w:rPr>
+  </w:style>
+  <w:style w:type="paragraph" w:styleId="TOC1">
+    <w:name w:val="toc 1"/>
+    <w:basedOn w:val="Normal"/>
+    <w:next w:val="Normal"/>
+    <w:autoRedefine/>
+    <w:uiPriority w:val="39"/>
+    <w:unhideWhenUsed/>
+    <w:rsid w:val="00D62964"/>
+    <w:pPr>
+      <w:spacing w:after="100"/>
+    </w:pPr>
+  </w:style>
+  <w:style w:type="paragraph" w:styleId="TOC2">
+    <w:name w:val="toc 2"/>
+    <w:basedOn w:val="Normal"/>
+    <w:next w:val="Normal"/>
+    <w:autoRedefine/>
+    <w:uiPriority w:val="39"/>
+    <w:unhideWhenUsed/>
+    <w:rsid w:val="00D62964"/>
+    <w:pPr>
+      <w:spacing w:after="100"/>
+      <w:ind w:left="240"/>
+    </w:pPr>
+  </w:style>
+  <w:style w:type="character" w:styleId="Hyperlink">
+    <w:name w:val="Hyperlink"/>
+    <w:basedOn w:val="DefaultParagraphFont"/>
+    <w:uiPriority w:val="99"/>
+    <w:unhideWhenUsed/>
+    <w:rsid w:val="00D62964"/>
+    <w:rPr>
+      <w:color w:val="467886" w:themeColor="hyperlink"/>
+      <w:u w:val="single"/>
+    </w:rPr>
+  </w:style>
+  <w:style w:type="paragraph" w:styleId="Header">
+    <w:name w:val="header"/>
+    <w:basedOn w:val="Normal"/>
+    <w:link w:val="HeaderChar"/>
+    <w:uiPriority w:val="99"/>
+    <w:unhideWhenUsed/>
+    <w:rsid w:val="00D62964"/>
+    <w:pPr>
+      <w:tabs>
+        <w:tab w:val="center" w:pos="4680"/>
+        <w:tab w:val="right" w:pos="9360"/>
+      </w:tabs>
+      <w:spacing w:after="0" w:line="240" w:lineRule="auto"/>
+    </w:pPr>
+  </w:style>
+  <w:style w:type="character" w:customStyle="1" w:styleId="HeaderChar">
+    <w:name w:val="Header Char"/>
+    <w:basedOn w:val="DefaultParagraphFont"/>
+    <w:link w:val="Header"/>
+    <w:uiPriority w:val="99"/>
+    <w:rsid w:val="00D62964"/>
+    <w:rPr>
+      <w:rFonts w:ascii="Times New Roman" w:hAnsi="Times New Roman"/>
+    </w:rPr>
+  </w:style>
+  <w:style w:type="paragraph" w:styleId="Footer">
+    <w:name w:val="footer"/>
+    <w:basedOn w:val="Normal"/>
+    <w:link w:val="FooterChar"/>
+    <w:uiPriority w:val="99"/>
+    <w:unhideWhenUsed/>
+    <w:rsid w:val="00D62964"/>
+    <w:pPr>
+      <w:tabs>
+        <w:tab w:val="center" w:pos="4680"/>
+        <w:tab w:val="right" w:pos="9360"/>
+      </w:tabs>
+      <w:spacing w:after="0" w:line="240" w:lineRule="auto"/>
+    </w:pPr>
+  </w:style>
+  <w:style w:type="character" w:customStyle="1" w:styleId="FooterChar">
+    <w:name w:val="Footer Char"/>
+    <w:basedOn w:val="DefaultParagraphFont"/>
+    <w:link w:val="Footer"/>
+    <w:uiPriority w:val="99"/>
+    <w:rsid w:val="00D62964"/>
+    <w:rPr>
+      <w:rFonts w:ascii="Times New Roman" w:hAnsi="Times New Roman"/>
     </w:rPr>
   </w:style>
 </w:styles>
@@ -5247,4 +8697,16 @@
     </a:ext>
   </a:extLst>
 </a:theme>
+</file>
+
+<file path=customXml/item1.xml><?xml version="1.0" encoding="utf-8"?>
+<b:Sources xmlns:b="http://schemas.openxmlformats.org/officeDocument/2006/bibliography" xmlns="http://schemas.openxmlformats.org/officeDocument/2006/bibliography" SelectedStyle="\APASixthEditionOfficeOnline.xsl" StyleName="APA" Version="6"/>
+</file>
+
+<file path=customXml/itemProps1.xml><?xml version="1.0" encoding="utf-8"?>
+<ds:datastoreItem xmlns:ds="http://schemas.openxmlformats.org/officeDocument/2006/customXml" ds:itemID="{B0F1295F-F213-41B1-A119-2936C6C16CC5}">
+  <ds:schemaRefs>
+    <ds:schemaRef ds:uri="http://schemas.openxmlformats.org/officeDocument/2006/bibliography"/>
+  </ds:schemaRefs>
+</ds:datastoreItem>
 </file>
--- a/CSC326-System-Analysis-And-Design/Project/nutrition-tracker-report.docx
+++ b/CSC326-System-Analysis-And-Design/Project/nutrition-tracker-report.docx
@@ -4694,6 +4694,68 @@
     </w:p>
     <w:p>
       <w:pPr>
+        <w:keepNext/>
+      </w:pPr>
+      <w:r>
+        <w:drawing>
+          <wp:inline distT="0" distB="0" distL="0" distR="0" wp14:anchorId="36C26565" wp14:editId="3A9249EA">
+            <wp:extent cx="5943600" cy="5746115"/>
+            <wp:effectExtent l="0" t="0" r="0" b="6985"/>
+            <wp:docPr id="1948683593" name="Picture 1"/>
+            <wp:cNvGraphicFramePr>
+              <a:graphicFrameLocks xmlns:a="http://schemas.openxmlformats.org/drawingml/2006/main" noChangeAspect="1"/>
+            </wp:cNvGraphicFramePr>
+            <a:graphic xmlns:a="http://schemas.openxmlformats.org/drawingml/2006/main">
+              <a:graphicData uri="http://schemas.openxmlformats.org/drawingml/2006/picture">
+                <pic:pic xmlns:pic="http://schemas.openxmlformats.org/drawingml/2006/picture">
+                  <pic:nvPicPr>
+                    <pic:cNvPr id="1948683593" name=""/>
+                    <pic:cNvPicPr/>
+                  </pic:nvPicPr>
+                  <pic:blipFill>
+                    <a:blip r:embed="rId11"/>
+                    <a:stretch>
+                      <a:fillRect/>
+                    </a:stretch>
+                  </pic:blipFill>
+                  <pic:spPr>
+                    <a:xfrm>
+                      <a:off x="0" y="0"/>
+                      <a:ext cx="5943600" cy="5746115"/>
+                    </a:xfrm>
+                    <a:prstGeom prst="rect">
+                      <a:avLst/>
+                    </a:prstGeom>
+                  </pic:spPr>
+                </pic:pic>
+              </a:graphicData>
+            </a:graphic>
+          </wp:inline>
+        </w:drawing>
+      </w:r>
+    </w:p>
+    <w:p>
+      <w:pPr>
+        <w:pStyle w:val="Caption"/>
+        <w:jc w:val="center"/>
+      </w:pPr>
+      <w:r>
+        <w:t xml:space="preserve">Figure </w:t>
+      </w:r>
+      <w:fldSimple w:instr=" SEQ Figure \* ARABIC ">
+        <w:r>
+          <w:rPr>
+            <w:noProof/>
+          </w:rPr>
+          <w:t>1</w:t>
+        </w:r>
+      </w:fldSimple>
+      <w:r>
+        <w:t>: ER diagram</w:t>
+      </w:r>
+    </w:p>
+    <w:p>
+      <w:pPr>
         <w:spacing w:after="0" w:line="276" w:lineRule="auto"/>
         <w:rPr>
           <w:rFonts w:eastAsiaTheme="majorEastAsia" w:cs="Times New Roman"/>
@@ -4703,6 +4765,211 @@
           <w:szCs w:val="40"/>
         </w:rPr>
       </w:pPr>
+      <w:r>
+        <w:rPr>
+          <w:rFonts w:cs="Times New Roman"/>
+        </w:rPr>
+        <w:lastRenderedPageBreak/>
+        <w:drawing>
+          <wp:inline distT="0" distB="0" distL="0" distR="0" wp14:anchorId="122596B3" wp14:editId="47130673">
+            <wp:extent cx="5150485" cy="8229600"/>
+            <wp:effectExtent l="0" t="0" r="0" b="0"/>
+            <wp:docPr id="937817967" name="Picture 1"/>
+            <wp:cNvGraphicFramePr>
+              <a:graphicFrameLocks xmlns:a="http://schemas.openxmlformats.org/drawingml/2006/main" noChangeAspect="1"/>
+            </wp:cNvGraphicFramePr>
+            <a:graphic xmlns:a="http://schemas.openxmlformats.org/drawingml/2006/main">
+              <a:graphicData uri="http://schemas.openxmlformats.org/drawingml/2006/picture">
+                <pic:pic xmlns:pic="http://schemas.openxmlformats.org/drawingml/2006/picture">
+                  <pic:nvPicPr>
+                    <pic:cNvPr id="937817967" name=""/>
+                    <pic:cNvPicPr/>
+                  </pic:nvPicPr>
+                  <pic:blipFill>
+                    <a:blip r:embed="rId12"/>
+                    <a:stretch>
+                      <a:fillRect/>
+                    </a:stretch>
+                  </pic:blipFill>
+                  <pic:spPr>
+                    <a:xfrm>
+                      <a:off x="0" y="0"/>
+                      <a:ext cx="5150485" cy="8229600"/>
+                    </a:xfrm>
+                    <a:prstGeom prst="rect">
+                      <a:avLst/>
+                    </a:prstGeom>
+                  </pic:spPr>
+                </pic:pic>
+              </a:graphicData>
+            </a:graphic>
+          </wp:inline>
+        </w:drawing>
+      </w:r>
+      <w:r>
+        <w:rPr>
+          <w:rFonts w:cs="Times New Roman"/>
+        </w:rPr>
+        <w:lastRenderedPageBreak/>
+        <w:drawing>
+          <wp:inline distT="0" distB="0" distL="0" distR="0" wp14:anchorId="1CB1E407" wp14:editId="6F85A0E7">
+            <wp:extent cx="5782482" cy="4972744"/>
+            <wp:effectExtent l="0" t="0" r="8890" b="0"/>
+            <wp:docPr id="1258149154" name="Picture 1"/>
+            <wp:cNvGraphicFramePr>
+              <a:graphicFrameLocks xmlns:a="http://schemas.openxmlformats.org/drawingml/2006/main" noChangeAspect="1"/>
+            </wp:cNvGraphicFramePr>
+            <a:graphic xmlns:a="http://schemas.openxmlformats.org/drawingml/2006/main">
+              <a:graphicData uri="http://schemas.openxmlformats.org/drawingml/2006/picture">
+                <pic:pic xmlns:pic="http://schemas.openxmlformats.org/drawingml/2006/picture">
+                  <pic:nvPicPr>
+                    <pic:cNvPr id="1258149154" name=""/>
+                    <pic:cNvPicPr/>
+                  </pic:nvPicPr>
+                  <pic:blipFill>
+                    <a:blip r:embed="rId13"/>
+                    <a:stretch>
+                      <a:fillRect/>
+                    </a:stretch>
+                  </pic:blipFill>
+                  <pic:spPr>
+                    <a:xfrm>
+                      <a:off x="0" y="0"/>
+                      <a:ext cx="5782482" cy="4972744"/>
+                    </a:xfrm>
+                    <a:prstGeom prst="rect">
+                      <a:avLst/>
+                    </a:prstGeom>
+                  </pic:spPr>
+                </pic:pic>
+              </a:graphicData>
+            </a:graphic>
+          </wp:inline>
+        </w:drawing>
+      </w:r>
+      <w:r>
+        <w:rPr>
+          <w:rFonts w:cs="Times New Roman"/>
+        </w:rPr>
+        <w:lastRenderedPageBreak/>
+        <w:drawing>
+          <wp:inline distT="0" distB="0" distL="0" distR="0" wp14:anchorId="18130EE4" wp14:editId="2E2F058A">
+            <wp:extent cx="3991532" cy="3696216"/>
+            <wp:effectExtent l="0" t="0" r="9525" b="0"/>
+            <wp:docPr id="1105903161" name="Picture 1"/>
+            <wp:cNvGraphicFramePr>
+              <a:graphicFrameLocks xmlns:a="http://schemas.openxmlformats.org/drawingml/2006/main" noChangeAspect="1"/>
+            </wp:cNvGraphicFramePr>
+            <a:graphic xmlns:a="http://schemas.openxmlformats.org/drawingml/2006/main">
+              <a:graphicData uri="http://schemas.openxmlformats.org/drawingml/2006/picture">
+                <pic:pic xmlns:pic="http://schemas.openxmlformats.org/drawingml/2006/picture">
+                  <pic:nvPicPr>
+                    <pic:cNvPr id="1105903161" name=""/>
+                    <pic:cNvPicPr/>
+                  </pic:nvPicPr>
+                  <pic:blipFill>
+                    <a:blip r:embed="rId14"/>
+                    <a:stretch>
+                      <a:fillRect/>
+                    </a:stretch>
+                  </pic:blipFill>
+                  <pic:spPr>
+                    <a:xfrm>
+                      <a:off x="0" y="0"/>
+                      <a:ext cx="3991532" cy="3696216"/>
+                    </a:xfrm>
+                    <a:prstGeom prst="rect">
+                      <a:avLst/>
+                    </a:prstGeom>
+                  </pic:spPr>
+                </pic:pic>
+              </a:graphicData>
+            </a:graphic>
+          </wp:inline>
+        </w:drawing>
+      </w:r>
+      <w:r>
+        <w:rPr>
+          <w:rFonts w:cs="Times New Roman"/>
+        </w:rPr>
+        <w:lastRenderedPageBreak/>
+        <w:drawing>
+          <wp:inline distT="0" distB="0" distL="0" distR="0" wp14:anchorId="6D285030" wp14:editId="3E993367">
+            <wp:extent cx="5839640" cy="6773220"/>
+            <wp:effectExtent l="0" t="0" r="8890" b="8890"/>
+            <wp:docPr id="1029000130" name="Picture 1"/>
+            <wp:cNvGraphicFramePr>
+              <a:graphicFrameLocks xmlns:a="http://schemas.openxmlformats.org/drawingml/2006/main" noChangeAspect="1"/>
+            </wp:cNvGraphicFramePr>
+            <a:graphic xmlns:a="http://schemas.openxmlformats.org/drawingml/2006/main">
+              <a:graphicData uri="http://schemas.openxmlformats.org/drawingml/2006/picture">
+                <pic:pic xmlns:pic="http://schemas.openxmlformats.org/drawingml/2006/picture">
+                  <pic:nvPicPr>
+                    <pic:cNvPr id="1029000130" name=""/>
+                    <pic:cNvPicPr/>
+                  </pic:nvPicPr>
+                  <pic:blipFill>
+                    <a:blip r:embed="rId15"/>
+                    <a:stretch>
+                      <a:fillRect/>
+                    </a:stretch>
+                  </pic:blipFill>
+                  <pic:spPr>
+                    <a:xfrm>
+                      <a:off x="0" y="0"/>
+                      <a:ext cx="5839640" cy="6773220"/>
+                    </a:xfrm>
+                    <a:prstGeom prst="rect">
+                      <a:avLst/>
+                    </a:prstGeom>
+                  </pic:spPr>
+                </pic:pic>
+              </a:graphicData>
+            </a:graphic>
+          </wp:inline>
+        </w:drawing>
+      </w:r>
+      <w:r>
+        <w:rPr>
+          <w:rFonts w:cs="Times New Roman"/>
+        </w:rPr>
+        <w:lastRenderedPageBreak/>
+        <w:drawing>
+          <wp:inline distT="0" distB="0" distL="0" distR="0" wp14:anchorId="3A1E24E1" wp14:editId="7935B288">
+            <wp:extent cx="5943600" cy="6396990"/>
+            <wp:effectExtent l="0" t="0" r="0" b="3810"/>
+            <wp:docPr id="111928959" name="Picture 1"/>
+            <wp:cNvGraphicFramePr>
+              <a:graphicFrameLocks xmlns:a="http://schemas.openxmlformats.org/drawingml/2006/main" noChangeAspect="1"/>
+            </wp:cNvGraphicFramePr>
+            <a:graphic xmlns:a="http://schemas.openxmlformats.org/drawingml/2006/main">
+              <a:graphicData uri="http://schemas.openxmlformats.org/drawingml/2006/picture">
+                <pic:pic xmlns:pic="http://schemas.openxmlformats.org/drawingml/2006/picture">
+                  <pic:nvPicPr>
+                    <pic:cNvPr id="111928959" name=""/>
+                    <pic:cNvPicPr/>
+                  </pic:nvPicPr>
+                  <pic:blipFill>
+                    <a:blip r:embed="rId16"/>
+                    <a:stretch>
+                      <a:fillRect/>
+                    </a:stretch>
+                  </pic:blipFill>
+                  <pic:spPr>
+                    <a:xfrm>
+                      <a:off x="0" y="0"/>
+                      <a:ext cx="5943600" cy="6396990"/>
+                    </a:xfrm>
+                    <a:prstGeom prst="rect">
+                      <a:avLst/>
+                    </a:prstGeom>
+                  </pic:spPr>
+                </pic:pic>
+              </a:graphicData>
+            </a:graphic>
+          </wp:inline>
+        </w:drawing>
+      </w:r>
       <w:r>
         <w:rPr>
           <w:rFonts w:cs="Times New Roman"/>
@@ -5677,7 +5944,7 @@
       </w:r>
     </w:p>
     <w:sectPr>
-      <w:footerReference w:type="first" r:id="rId11"/>
+      <w:footerReference w:type="first" r:id="rId17"/>
       <w:pgSz w:w="12240" w:h="15840"/>
       <w:pgMar w:top="1440" w:right="1440" w:bottom="1440" w:left="1440" w:header="708" w:footer="708" w:gutter="0"/>
       <w:pgNumType w:start="1"/>
@@ -7961,6 +8228,7 @@
   <w:style w:type="character" w:default="1" w:styleId="DefaultParagraphFont">
     <w:name w:val="Default Paragraph Font"/>
     <w:uiPriority w:val="1"/>
+    <w:semiHidden/>
     <w:unhideWhenUsed/>
   </w:style>
   <w:style w:type="table" w:default="1" w:styleId="TableNormal">
@@ -8381,6 +8649,25 @@
       <w:rFonts w:ascii="Times New Roman" w:hAnsi="Times New Roman"/>
     </w:rPr>
   </w:style>
+  <w:style w:type="paragraph" w:styleId="Caption">
+    <w:name w:val="caption"/>
+    <w:basedOn w:val="Normal"/>
+    <w:next w:val="Normal"/>
+    <w:uiPriority w:val="35"/>
+    <w:unhideWhenUsed/>
+    <w:qFormat/>
+    <w:rsid w:val="00A25A24"/>
+    <w:pPr>
+      <w:spacing w:after="200" w:line="240" w:lineRule="auto"/>
+    </w:pPr>
+    <w:rPr>
+      <w:i/>
+      <w:iCs/>
+      <w:color w:val="0E2841" w:themeColor="text2"/>
+      <w:sz w:val="18"/>
+      <w:szCs w:val="18"/>
+    </w:rPr>
+  </w:style>
 </w:styles>
 </file>
 

--- a/CSC326-System-Analysis-And-Design/Project/nutrition-tracker-report.docx
+++ b/CSC326-System-Analysis-And-Design/Project/nutrition-tracker-report.docx
@@ -6,14 +6,365 @@
       <w:pPr>
         <w:jc w:val="center"/>
         <w:rPr>
+          <w:b/>
+          <w:sz w:val="32"/>
+        </w:rPr>
+      </w:pPr>
+      <w:r>
+        <w:rPr>
+          <w:b/>
+          <w:sz w:val="32"/>
+        </w:rPr>
+        <w:t>National College of Computer Studies</w:t>
+      </w:r>
+    </w:p>
+    <w:p>
+      <w:pPr>
+        <w:jc w:val="center"/>
+        <w:rPr>
+          <w:b/>
+          <w:sz w:val="32"/>
+        </w:rPr>
+      </w:pPr>
+      <w:r>
+        <w:rPr>
+          <w:b/>
+          <w:sz w:val="32"/>
+        </w:rPr>
+        <w:t>Tribhuvan University</w:t>
+      </w:r>
+    </w:p>
+    <w:p>
+      <w:pPr>
+        <w:spacing w:after="0"/>
+        <w:jc w:val="center"/>
+        <w:rPr>
+          <w:b/>
+          <w:bCs/>
+        </w:rPr>
+      </w:pPr>
+    </w:p>
+    <w:p>
+      <w:pPr>
+        <w:spacing w:after="0"/>
+        <w:jc w:val="center"/>
+        <w:rPr>
+          <w:b/>
+          <w:bCs/>
+        </w:rPr>
+      </w:pPr>
+      <w:r>
+        <w:rPr>
+          <w:b/>
+          <w:noProof/>
+          <w:sz w:val="32"/>
+        </w:rPr>
+        <w:drawing>
+          <wp:inline distT="0" distB="0" distL="0" distR="0" wp14:anchorId="674B82F7" wp14:editId="56EC33AB">
+            <wp:extent cx="2727891" cy="3159760"/>
+            <wp:effectExtent l="0" t="0" r="0" b="2540"/>
+            <wp:docPr id="6" name="Picture 6"/>
+            <wp:cNvGraphicFramePr>
+              <a:graphicFrameLocks xmlns:a="http://schemas.openxmlformats.org/drawingml/2006/main" noChangeAspect="1"/>
+            </wp:cNvGraphicFramePr>
+            <a:graphic xmlns:a="http://schemas.openxmlformats.org/drawingml/2006/main">
+              <a:graphicData uri="http://schemas.openxmlformats.org/drawingml/2006/picture">
+                <pic:pic xmlns:pic="http://schemas.openxmlformats.org/drawingml/2006/picture">
+                  <pic:nvPicPr>
+                    <pic:cNvPr id="0" name="Picture 5"/>
+                    <pic:cNvPicPr>
+                      <a:picLocks noChangeAspect="1" noChangeArrowheads="1"/>
+                    </pic:cNvPicPr>
+                  </pic:nvPicPr>
+                  <pic:blipFill>
+                    <a:blip r:embed="rId8">
+                      <a:extLst>
+                        <a:ext uri="{28A0092B-C50C-407E-A947-70E740481C1C}">
+                          <a14:useLocalDpi xmlns:a14="http://schemas.microsoft.com/office/drawing/2010/main" val="0"/>
+                        </a:ext>
+                      </a:extLst>
+                    </a:blip>
+                    <a:srcRect/>
+                    <a:stretch>
+                      <a:fillRect/>
+                    </a:stretch>
+                  </pic:blipFill>
+                  <pic:spPr bwMode="auto">
+                    <a:xfrm>
+                      <a:off x="0" y="0"/>
+                      <a:ext cx="2766793" cy="3204821"/>
+                    </a:xfrm>
+                    <a:prstGeom prst="rect">
+                      <a:avLst/>
+                    </a:prstGeom>
+                    <a:noFill/>
+                    <a:ln>
+                      <a:noFill/>
+                    </a:ln>
+                  </pic:spPr>
+                </pic:pic>
+              </a:graphicData>
+            </a:graphic>
+          </wp:inline>
+        </w:drawing>
+      </w:r>
+    </w:p>
+    <w:p/>
+    <w:p>
+      <w:pPr>
+        <w:jc w:val="center"/>
+        <w:rPr>
+          <w:b/>
+          <w:sz w:val="28"/>
+        </w:rPr>
+      </w:pPr>
+      <w:r>
+        <w:rPr>
+          <w:b/>
+          <w:sz w:val="28"/>
+        </w:rPr>
+        <w:t>Bsc. CSIT</w:t>
+      </w:r>
+    </w:p>
+    <w:p>
+      <w:pPr>
+        <w:jc w:val="center"/>
+        <w:rPr>
+          <w:b/>
+          <w:sz w:val="28"/>
+        </w:rPr>
+      </w:pPr>
+      <w:r>
+        <w:rPr>
+          <w:b/>
+          <w:sz w:val="28"/>
+        </w:rPr>
+        <w:t>Fifth Semester</w:t>
+      </w:r>
+    </w:p>
+    <w:p>
+      <w:pPr>
+        <w:jc w:val="center"/>
+        <w:rPr>
+          <w:b/>
+          <w:sz w:val="28"/>
+        </w:rPr>
+      </w:pPr>
+      <w:r>
+        <w:rPr>
+          <w:b/>
+          <w:sz w:val="28"/>
+        </w:rPr>
+        <w:t>Documentation Report on: Nutrition Tracker System</w:t>
+      </w:r>
+    </w:p>
+    <w:p/>
+    <w:tbl>
+      <w:tblPr>
+        <w:tblW w:w="0" w:type="auto"/>
+        <w:jc w:val="center"/>
+        <w:tblLook w:val="04A0" w:firstRow="1" w:lastRow="0" w:firstColumn="1" w:lastColumn="0" w:noHBand="0" w:noVBand="1"/>
+      </w:tblPr>
+      <w:tblGrid>
+        <w:gridCol w:w="5000"/>
+        <w:gridCol w:w="3614"/>
+      </w:tblGrid>
+      <w:tr>
+        <w:trPr>
+          <w:jc w:val="center"/>
+        </w:trPr>
+        <w:tc>
+          <w:tcPr>
+            <w:tcW w:w="5000" w:type="dxa"/>
+          </w:tcPr>
+          <w:p>
+            <w:pPr>
+              <w:spacing w:after="0"/>
+              <w:rPr>
+                <w:b/>
+              </w:rPr>
+            </w:pPr>
+          </w:p>
+          <w:p>
+            <w:pPr>
+              <w:spacing w:after="0"/>
+              <w:rPr>
+                <w:b/>
+              </w:rPr>
+            </w:pPr>
+          </w:p>
+          <w:p>
+            <w:pPr>
+              <w:spacing w:after="0"/>
+            </w:pPr>
+            <w:r>
+              <w:rPr>
+                <w:b/>
+              </w:rPr>
+              <w:t>Submitted By:</w:t>
+            </w:r>
+            <w:r>
+              <w:rPr>
+                <w:b/>
+              </w:rPr>
+              <w:br/>
+            </w:r>
+            <w:r>
+              <w:t xml:space="preserve">Name: </w:t>
+            </w:r>
+            <w:proofErr w:type="spellStart"/>
+            <w:r>
+              <w:t>Abhilekh</w:t>
+            </w:r>
+            <w:proofErr w:type="spellEnd"/>
+            <w:r>
+              <w:t xml:space="preserve"> Subedi, Ayush Tuladhar,</w:t>
+            </w:r>
+          </w:p>
+          <w:p>
+            <w:pPr>
+              <w:spacing w:after="0"/>
+            </w:pPr>
+            <w:r>
+              <w:t xml:space="preserve">              Krish Ghale</w:t>
+            </w:r>
+          </w:p>
+          <w:p>
+            <w:pPr>
+              <w:spacing w:after="0"/>
+            </w:pPr>
+            <w:r>
+              <w:t>Roll No: 1, 7, 13</w:t>
+            </w:r>
+            <w:r>
+              <w:br/>
+              <w:t>Section: A</w:t>
+            </w:r>
+          </w:p>
+        </w:tc>
+        <w:tc>
+          <w:tcPr>
+            <w:tcW w:w="3614" w:type="dxa"/>
+          </w:tcPr>
+          <w:p>
+            <w:pPr>
+              <w:ind w:left="-126"/>
+              <w:rPr>
+                <w:b/>
+              </w:rPr>
+            </w:pPr>
+          </w:p>
+          <w:p>
+            <w:pPr>
+              <w:spacing w:after="0"/>
+              <w:ind w:left="-126"/>
+              <w:rPr>
+                <w:b/>
+              </w:rPr>
+            </w:pPr>
+            <w:r>
+              <w:rPr>
+                <w:b/>
+              </w:rPr>
+              <w:t>Submitted To:</w:t>
+            </w:r>
+          </w:p>
+          <w:p>
+            <w:pPr>
+              <w:spacing w:after="0"/>
+              <w:ind w:left="-126"/>
+            </w:pPr>
+            <w:r>
+              <w:rPr>
+                <w:bCs/>
+              </w:rPr>
+              <w:t>Pratikshya Poudel</w:t>
+            </w:r>
+            <w:r>
+              <w:rPr>
+                <w:b/>
+              </w:rPr>
+              <w:br/>
+            </w:r>
+            <w:r>
+              <w:t>Department of Computer Science and Information Technology</w:t>
+            </w:r>
+            <w:r>
+              <w:br/>
+              <w:t>National College of Computer Studies</w:t>
+            </w:r>
+          </w:p>
+          <w:p>
+            <w:pPr>
+              <w:spacing w:after="0"/>
+              <w:ind w:left="-126"/>
+            </w:pPr>
+            <w:r>
+              <w:t>Paknajol Marg, Kathmandu</w:t>
+            </w:r>
+          </w:p>
+          <w:p>
+            <w:pPr>
+              <w:spacing w:after="0"/>
+              <w:ind w:left="-126"/>
+            </w:pPr>
+          </w:p>
+          <w:p>
+            <w:pPr>
+              <w:spacing w:after="0"/>
+              <w:ind w:left="-126"/>
+            </w:pPr>
+            <w:r>
+              <w:t>………………………..</w:t>
+            </w:r>
+          </w:p>
+          <w:p>
+            <w:pPr>
+              <w:spacing w:after="0"/>
+              <w:ind w:left="-126"/>
+            </w:pPr>
+            <w:r>
+              <w:t>Signature</w:t>
+            </w:r>
+          </w:p>
+          <w:p>
+            <w:pPr>
+              <w:spacing w:after="0"/>
+              <w:ind w:left="-126"/>
+            </w:pPr>
+          </w:p>
+          <w:p>
+            <w:pPr>
+              <w:spacing w:after="0"/>
+              <w:ind w:left="-126"/>
+            </w:pPr>
+          </w:p>
+        </w:tc>
+      </w:tr>
+    </w:tbl>
+    <w:p>
+      <w:pPr>
+        <w:rPr>
           <w:rFonts w:cs="Times New Roman"/>
           <w:b/>
           <w:bCs/>
           <w:sz w:val="32"/>
           <w:szCs w:val="32"/>
         </w:rPr>
-      </w:pPr>
-      <w:r>
+        <w:sectPr>
+          <w:footerReference w:type="default" r:id="rId9"/>
+          <w:type w:val="continuous"/>
+          <w:pgSz w:w="11906" w:h="16838" w:code="9"/>
+          <w:pgMar w:top="1440" w:right="1440" w:bottom="1440" w:left="1440" w:header="708" w:footer="708" w:gutter="0"/>
+          <w:pgNumType w:fmt="lowerRoman" w:start="1"/>
+          <w:cols w:space="708"/>
+          <w:titlePg/>
+          <w:docGrid w:linePitch="360"/>
+        </w:sectPr>
+      </w:pPr>
+    </w:p>
+    <w:p>
+      <w:pPr>
         <w:rPr>
           <w:rFonts w:cs="Times New Roman"/>
           <w:b/>
@@ -21,9 +372,12 @@
           <w:sz w:val="32"/>
           <w:szCs w:val="32"/>
         </w:rPr>
-        <w:t>Ac</w:t>
-      </w:r>
-      <w:r>
+      </w:pPr>
+    </w:p>
+    <w:p>
+      <w:pPr>
+        <w:spacing w:before="240" w:line="276" w:lineRule="auto"/>
+        <w:jc w:val="center"/>
         <w:rPr>
           <w:rFonts w:cs="Times New Roman"/>
           <w:b/>
@@ -31,75 +385,8 @@
           <w:sz w:val="32"/>
           <w:szCs w:val="32"/>
         </w:rPr>
-        <w:t>knowledgement</w:t>
-      </w:r>
-    </w:p>
-    <w:p/>
-    <w:p>
-      <w:pPr>
-        <w:spacing w:after="0" w:line="276" w:lineRule="auto"/>
-        <w:rPr>
-          <w:rFonts w:cs="Times New Roman"/>
-        </w:rPr>
-      </w:pPr>
-      <w:r>
-        <w:rPr>
-          <w:rFonts w:cs="Times New Roman"/>
-        </w:rPr>
-        <w:tab/>
-      </w:r>
-      <w:r>
-        <w:rPr>
-          <w:rFonts w:cs="Times New Roman"/>
-        </w:rPr>
-        <w:t>I want to use this chance to express my thanks to my instructor for providing me with useful guidance during the designing and development of this project. It is due to the constructive criticism from my instructor that this report has come into existence.</w:t>
-      </w:r>
-    </w:p>
-    <w:p>
-      <w:pPr>
-        <w:spacing w:after="0" w:line="276" w:lineRule="auto"/>
-        <w:rPr>
-          <w:rFonts w:cs="Times New Roman"/>
-        </w:rPr>
-      </w:pPr>
-    </w:p>
-    <w:p>
-      <w:pPr>
-        <w:spacing w:after="0" w:line="276" w:lineRule="auto"/>
-        <w:rPr>
-          <w:rFonts w:cs="Times New Roman"/>
-        </w:rPr>
-      </w:pPr>
-      <w:r>
-        <w:rPr>
-          <w:rFonts w:cs="Times New Roman"/>
-        </w:rPr>
-        <w:tab/>
-      </w:r>
-      <w:r>
-        <w:rPr>
-          <w:rFonts w:cs="Times New Roman"/>
-        </w:rPr>
-        <w:t>I want to thank all my fellow students who assisted me in testing the Nutrition Tracker software application. This project has been based on understanding the basics of Java Desktop Application, MySQL Connectivity, DAO architecture, and Swing UI design.</w:t>
-      </w:r>
-    </w:p>
-    <w:p>
-      <w:pPr>
-        <w:spacing w:after="0" w:line="276" w:lineRule="auto"/>
-        <w:rPr>
-          <w:rFonts w:cs="Times New Roman"/>
-        </w:rPr>
-      </w:pPr>
-      <w:r>
-        <w:rPr>
-          <w:rFonts w:cs="Times New Roman"/>
-        </w:rPr>
-        <w:br w:type="page"/>
-      </w:r>
-    </w:p>
-    <w:p>
-      <w:pPr>
-        <w:jc w:val="center"/>
+      </w:pPr>
+      <w:r>
         <w:rPr>
           <w:rFonts w:cs="Times New Roman"/>
           <w:b/>
@@ -107,7 +394,8 @@
           <w:sz w:val="32"/>
           <w:szCs w:val="32"/>
         </w:rPr>
-      </w:pPr>
+        <w:t>Ac</w:t>
+      </w:r>
       <w:r>
         <w:rPr>
           <w:rFonts w:cs="Times New Roman"/>
@@ -116,14 +404,78 @@
           <w:sz w:val="32"/>
           <w:szCs w:val="32"/>
         </w:rPr>
+        <w:t>knowledgement</w:t>
+      </w:r>
+    </w:p>
+    <w:p>
+      <w:pPr>
+        <w:spacing w:before="240" w:line="276" w:lineRule="auto"/>
+        <w:rPr>
+          <w:rFonts w:cs="Times New Roman"/>
+        </w:rPr>
+      </w:pPr>
+      <w:r>
+        <w:rPr>
+          <w:rFonts w:cs="Times New Roman"/>
+        </w:rPr>
+        <w:t>I want to use this chance to express my thanks to my instructor for providing me with useful guidance during the designing and development of this project. It is due to the constructive criticism from my instructor that this report has come into existence.</w:t>
+      </w:r>
+    </w:p>
+    <w:p>
+      <w:pPr>
+        <w:spacing w:before="240" w:line="276" w:lineRule="auto"/>
+        <w:rPr>
+          <w:rFonts w:cs="Times New Roman"/>
+        </w:rPr>
+      </w:pPr>
+      <w:r>
+        <w:rPr>
+          <w:rFonts w:cs="Times New Roman"/>
+        </w:rPr>
+        <w:t>I want to thank all my fellow students who assisted me in testing the Nutrition Tracker software application. This project has been based on understanding the basics of Java Desktop Application, MySQL Connectivity, DAO architecture, and Swing UI design.</w:t>
+      </w:r>
+    </w:p>
+    <w:p>
+      <w:pPr>
+        <w:spacing w:before="240" w:line="276" w:lineRule="auto"/>
+        <w:rPr>
+          <w:rFonts w:cs="Times New Roman"/>
+        </w:rPr>
+      </w:pPr>
+      <w:r>
+        <w:rPr>
+          <w:rFonts w:cs="Times New Roman"/>
+        </w:rPr>
+        <w:br w:type="page"/>
+      </w:r>
+    </w:p>
+    <w:p>
+      <w:pPr>
+        <w:spacing w:before="240" w:line="276" w:lineRule="auto"/>
+        <w:jc w:val="center"/>
+        <w:rPr>
+          <w:rFonts w:cs="Times New Roman"/>
+          <w:b/>
+          <w:bCs/>
+          <w:sz w:val="32"/>
+          <w:szCs w:val="32"/>
+        </w:rPr>
+      </w:pPr>
+      <w:r>
+        <w:rPr>
+          <w:rFonts w:cs="Times New Roman"/>
+          <w:b/>
+          <w:bCs/>
+          <w:sz w:val="32"/>
+          <w:szCs w:val="32"/>
+        </w:rPr>
         <w:lastRenderedPageBreak/>
         <w:t>Abstract</w:t>
       </w:r>
     </w:p>
-    <w:p/>
-    <w:p>
-      <w:pPr>
-        <w:spacing w:after="0" w:line="276" w:lineRule="auto"/>
+    <w:p>
+      <w:pPr>
+        <w:spacing w:before="240" w:line="276" w:lineRule="auto"/>
         <w:rPr>
           <w:rFonts w:cs="Times New Roman"/>
         </w:rPr>
@@ -161,15 +513,14 @@
     </w:p>
     <w:p>
       <w:pPr>
-        <w:spacing w:after="0" w:line="276" w:lineRule="auto"/>
+        <w:spacing w:before="240" w:line="276" w:lineRule="auto"/>
         <w:rPr>
           <w:rFonts w:cs="Times New Roman"/>
         </w:rPr>
         <w:sectPr>
-          <w:footerReference w:type="default" r:id="rId8"/>
-          <w:pgSz w:w="12240" w:h="15840"/>
+          <w:pgSz w:w="11906" w:h="16838" w:code="9"/>
           <w:pgMar w:top="1440" w:right="1440" w:bottom="1440" w:left="1440" w:header="708" w:footer="708" w:gutter="0"/>
-          <w:pgNumType w:fmt="lowerRoman"/>
+          <w:pgNumType w:fmt="lowerRoman" w:start="1"/>
           <w:cols w:space="708"/>
           <w:docGrid w:linePitch="360"/>
         </w:sectPr>
@@ -178,15 +529,16 @@
         <w:rPr>
           <w:rFonts w:cs="Times New Roman"/>
         </w:rPr>
-        <w:br/>
-        <w:t>This documentation describes the software analysis and design of the Nutrition Tracker system. It describes the project objectives and scope, the background and existing systems, the overall description of the system including product features and user classes, the external interface requirements, database schema, system architecture and class structure and non-functional requirements</w:t>
-      </w:r>
-      <w:r>
-        <w:rPr>
-          <w:rFonts w:cs="Times New Roman"/>
-        </w:rPr>
-        <w:t>.</w:t>
-      </w:r>
+        <w:t xml:space="preserve">This documentation describes the software analysis and design of the Nutrition Tracker system. It describes the project objectives and scope, the background and existing systems, the overall description of the system including product features and user classes, the external interface requirements, database schema, system architecture and class structure and non-functional </w:t>
+      </w:r>
+      <w:proofErr w:type="spellStart"/>
+      <w:r>
+        <w:rPr>
+          <w:rFonts w:cs="Times New Roman"/>
+        </w:rPr>
+        <w:t>requiremen</w:t>
+      </w:r>
+      <w:proofErr w:type="spellEnd"/>
     </w:p>
     <w:sdt>
       <w:sdtPr>
@@ -206,7 +558,7 @@
       <w:sdtContent>
         <w:p>
           <w:pPr>
-            <w:pStyle w:val="ListParagraph"/>
+            <w:spacing w:before="240" w:line="276" w:lineRule="auto"/>
             <w:rPr>
               <w:rStyle w:val="Heading1Char"/>
             </w:rPr>
@@ -229,11 +581,12 @@
             <w:pStyle w:val="TOC1"/>
             <w:tabs>
               <w:tab w:val="left" w:pos="480"/>
-              <w:tab w:val="right" w:leader="dot" w:pos="9350"/>
+              <w:tab w:val="right" w:leader="dot" w:pos="9016"/>
             </w:tabs>
             <w:rPr>
               <w:rFonts w:asciiTheme="minorHAnsi" w:eastAsiaTheme="minorEastAsia" w:hAnsiTheme="minorHAnsi"/>
               <w:noProof/>
+              <w:lang w:val="en-GB" w:eastAsia="en-GB"/>
             </w:rPr>
           </w:pPr>
           <w:r>
@@ -245,7 +598,7 @@
           <w:r>
             <w:fldChar w:fldCharType="separate"/>
           </w:r>
-          <w:hyperlink w:anchor="_Toc234524394" w:history="1">
+          <w:hyperlink w:anchor="_Toc234548236" w:history="1">
             <w:r>
               <w:rPr>
                 <w:rStyle w:val="Hyperlink"/>
@@ -258,6 +611,7 @@
               <w:rPr>
                 <w:rFonts w:asciiTheme="minorHAnsi" w:eastAsiaTheme="minorEastAsia" w:hAnsiTheme="minorHAnsi"/>
                 <w:noProof/>
+                <w:lang w:val="en-GB" w:eastAsia="en-GB"/>
               </w:rPr>
               <w:tab/>
             </w:r>
@@ -288,7 +642,7 @@
                 <w:noProof/>
                 <w:webHidden/>
               </w:rPr>
-              <w:instrText xml:space="preserve"> PAGEREF _Toc234524394 \h </w:instrText>
+              <w:instrText xml:space="preserve"> PAGEREF _Toc234548236 \h </w:instrText>
             </w:r>
             <w:r>
               <w:rPr>
@@ -324,14 +678,15 @@
             <w:pStyle w:val="TOC2"/>
             <w:tabs>
               <w:tab w:val="left" w:pos="960"/>
-              <w:tab w:val="right" w:leader="dot" w:pos="9350"/>
+              <w:tab w:val="right" w:leader="dot" w:pos="9016"/>
             </w:tabs>
             <w:rPr>
               <w:rFonts w:asciiTheme="minorHAnsi" w:eastAsiaTheme="minorEastAsia" w:hAnsiTheme="minorHAnsi"/>
               <w:noProof/>
+              <w:lang w:val="en-GB" w:eastAsia="en-GB"/>
             </w:rPr>
           </w:pPr>
-          <w:hyperlink w:anchor="_Toc234524395" w:history="1">
+          <w:hyperlink w:anchor="_Toc234548237" w:history="1">
             <w:r>
               <w:rPr>
                 <w:rStyle w:val="Hyperlink"/>
@@ -344,6 +699,7 @@
               <w:rPr>
                 <w:rFonts w:asciiTheme="minorHAnsi" w:eastAsiaTheme="minorEastAsia" w:hAnsiTheme="minorHAnsi"/>
                 <w:noProof/>
+                <w:lang w:val="en-GB" w:eastAsia="en-GB"/>
               </w:rPr>
               <w:tab/>
             </w:r>
@@ -374,7 +730,7 @@
                 <w:noProof/>
                 <w:webHidden/>
               </w:rPr>
-              <w:instrText xml:space="preserve"> PAGEREF _Toc234524395 \h </w:instrText>
+              <w:instrText xml:space="preserve"> PAGEREF _Toc234548237 \h </w:instrText>
             </w:r>
             <w:r>
               <w:rPr>
@@ -410,14 +766,15 @@
             <w:pStyle w:val="TOC2"/>
             <w:tabs>
               <w:tab w:val="left" w:pos="960"/>
-              <w:tab w:val="right" w:leader="dot" w:pos="9350"/>
+              <w:tab w:val="right" w:leader="dot" w:pos="9016"/>
             </w:tabs>
             <w:rPr>
               <w:rFonts w:asciiTheme="minorHAnsi" w:eastAsiaTheme="minorEastAsia" w:hAnsiTheme="minorHAnsi"/>
               <w:noProof/>
+              <w:lang w:val="en-GB" w:eastAsia="en-GB"/>
             </w:rPr>
           </w:pPr>
-          <w:hyperlink w:anchor="_Toc234524396" w:history="1">
+          <w:hyperlink w:anchor="_Toc234548238" w:history="1">
             <w:r>
               <w:rPr>
                 <w:rStyle w:val="Hyperlink"/>
@@ -430,6 +787,7 @@
               <w:rPr>
                 <w:rFonts w:asciiTheme="minorHAnsi" w:eastAsiaTheme="minorEastAsia" w:hAnsiTheme="minorHAnsi"/>
                 <w:noProof/>
+                <w:lang w:val="en-GB" w:eastAsia="en-GB"/>
               </w:rPr>
               <w:tab/>
             </w:r>
@@ -460,7 +818,7 @@
                 <w:noProof/>
                 <w:webHidden/>
               </w:rPr>
-              <w:instrText xml:space="preserve"> PAGEREF _Toc234524396 \h </w:instrText>
+              <w:instrText xml:space="preserve"> PAGEREF _Toc234548238 \h </w:instrText>
             </w:r>
             <w:r>
               <w:rPr>
@@ -496,14 +854,15 @@
             <w:pStyle w:val="TOC2"/>
             <w:tabs>
               <w:tab w:val="left" w:pos="960"/>
-              <w:tab w:val="right" w:leader="dot" w:pos="9350"/>
+              <w:tab w:val="right" w:leader="dot" w:pos="9016"/>
             </w:tabs>
             <w:rPr>
               <w:rFonts w:asciiTheme="minorHAnsi" w:eastAsiaTheme="minorEastAsia" w:hAnsiTheme="minorHAnsi"/>
               <w:noProof/>
+              <w:lang w:val="en-GB" w:eastAsia="en-GB"/>
             </w:rPr>
           </w:pPr>
-          <w:hyperlink w:anchor="_Toc234524397" w:history="1">
+          <w:hyperlink w:anchor="_Toc234548239" w:history="1">
             <w:r>
               <w:rPr>
                 <w:rStyle w:val="Hyperlink"/>
@@ -516,6 +875,7 @@
               <w:rPr>
                 <w:rFonts w:asciiTheme="minorHAnsi" w:eastAsiaTheme="minorEastAsia" w:hAnsiTheme="minorHAnsi"/>
                 <w:noProof/>
+                <w:lang w:val="en-GB" w:eastAsia="en-GB"/>
               </w:rPr>
               <w:tab/>
             </w:r>
@@ -546,7 +906,7 @@
                 <w:noProof/>
                 <w:webHidden/>
               </w:rPr>
-              <w:instrText xml:space="preserve"> PAGEREF _Toc234524397 \h </w:instrText>
+              <w:instrText xml:space="preserve"> PAGEREF _Toc234548239 \h </w:instrText>
             </w:r>
             <w:r>
               <w:rPr>
@@ -582,14 +942,15 @@
             <w:pStyle w:val="TOC2"/>
             <w:tabs>
               <w:tab w:val="left" w:pos="960"/>
-              <w:tab w:val="right" w:leader="dot" w:pos="9350"/>
+              <w:tab w:val="right" w:leader="dot" w:pos="9016"/>
             </w:tabs>
             <w:rPr>
               <w:rFonts w:asciiTheme="minorHAnsi" w:eastAsiaTheme="minorEastAsia" w:hAnsiTheme="minorHAnsi"/>
               <w:noProof/>
+              <w:lang w:val="en-GB" w:eastAsia="en-GB"/>
             </w:rPr>
           </w:pPr>
-          <w:hyperlink w:anchor="_Toc234524398" w:history="1">
+          <w:hyperlink w:anchor="_Toc234548240" w:history="1">
             <w:r>
               <w:rPr>
                 <w:rStyle w:val="Hyperlink"/>
@@ -602,6 +963,7 @@
               <w:rPr>
                 <w:rFonts w:asciiTheme="minorHAnsi" w:eastAsiaTheme="minorEastAsia" w:hAnsiTheme="minorHAnsi"/>
                 <w:noProof/>
+                <w:lang w:val="en-GB" w:eastAsia="en-GB"/>
               </w:rPr>
               <w:tab/>
             </w:r>
@@ -632,7 +994,7 @@
                 <w:noProof/>
                 <w:webHidden/>
               </w:rPr>
-              <w:instrText xml:space="preserve"> PAGEREF _Toc234524398 \h </w:instrText>
+              <w:instrText xml:space="preserve"> PAGEREF _Toc234548240 \h </w:instrText>
             </w:r>
             <w:r>
               <w:rPr>
@@ -668,14 +1030,15 @@
             <w:pStyle w:val="TOC1"/>
             <w:tabs>
               <w:tab w:val="left" w:pos="480"/>
-              <w:tab w:val="right" w:leader="dot" w:pos="9350"/>
+              <w:tab w:val="right" w:leader="dot" w:pos="9016"/>
             </w:tabs>
             <w:rPr>
               <w:rFonts w:asciiTheme="minorHAnsi" w:eastAsiaTheme="minorEastAsia" w:hAnsiTheme="minorHAnsi"/>
               <w:noProof/>
+              <w:lang w:val="en-GB" w:eastAsia="en-GB"/>
             </w:rPr>
           </w:pPr>
-          <w:hyperlink w:anchor="_Toc234524399" w:history="1">
+          <w:hyperlink w:anchor="_Toc234548241" w:history="1">
             <w:r>
               <w:rPr>
                 <w:rStyle w:val="Hyperlink"/>
@@ -688,6 +1051,7 @@
               <w:rPr>
                 <w:rFonts w:asciiTheme="minorHAnsi" w:eastAsiaTheme="minorEastAsia" w:hAnsiTheme="minorHAnsi"/>
                 <w:noProof/>
+                <w:lang w:val="en-GB" w:eastAsia="en-GB"/>
               </w:rPr>
               <w:tab/>
             </w:r>
@@ -718,7 +1082,7 @@
                 <w:noProof/>
                 <w:webHidden/>
               </w:rPr>
-              <w:instrText xml:space="preserve"> PAGEREF _Toc234524399 \h </w:instrText>
+              <w:instrText xml:space="preserve"> PAGEREF _Toc234548241 \h </w:instrText>
             </w:r>
             <w:r>
               <w:rPr>
@@ -754,14 +1118,15 @@
             <w:pStyle w:val="TOC2"/>
             <w:tabs>
               <w:tab w:val="left" w:pos="960"/>
-              <w:tab w:val="right" w:leader="dot" w:pos="9350"/>
+              <w:tab w:val="right" w:leader="dot" w:pos="9016"/>
             </w:tabs>
             <w:rPr>
               <w:rFonts w:asciiTheme="minorHAnsi" w:eastAsiaTheme="minorEastAsia" w:hAnsiTheme="minorHAnsi"/>
               <w:noProof/>
+              <w:lang w:val="en-GB" w:eastAsia="en-GB"/>
             </w:rPr>
           </w:pPr>
-          <w:hyperlink w:anchor="_Toc234524400" w:history="1">
+          <w:hyperlink w:anchor="_Toc234548242" w:history="1">
             <w:r>
               <w:rPr>
                 <w:rStyle w:val="Hyperlink"/>
@@ -774,6 +1139,7 @@
               <w:rPr>
                 <w:rFonts w:asciiTheme="minorHAnsi" w:eastAsiaTheme="minorEastAsia" w:hAnsiTheme="minorHAnsi"/>
                 <w:noProof/>
+                <w:lang w:val="en-GB" w:eastAsia="en-GB"/>
               </w:rPr>
               <w:tab/>
             </w:r>
@@ -804,7 +1170,7 @@
                 <w:noProof/>
                 <w:webHidden/>
               </w:rPr>
-              <w:instrText xml:space="preserve"> PAGEREF _Toc234524400 \h </w:instrText>
+              <w:instrText xml:space="preserve"> PAGEREF _Toc234548242 \h </w:instrText>
             </w:r>
             <w:r>
               <w:rPr>
@@ -840,14 +1206,15 @@
             <w:pStyle w:val="TOC2"/>
             <w:tabs>
               <w:tab w:val="left" w:pos="960"/>
-              <w:tab w:val="right" w:leader="dot" w:pos="9350"/>
+              <w:tab w:val="right" w:leader="dot" w:pos="9016"/>
             </w:tabs>
             <w:rPr>
               <w:rFonts w:asciiTheme="minorHAnsi" w:eastAsiaTheme="minorEastAsia" w:hAnsiTheme="minorHAnsi"/>
               <w:noProof/>
+              <w:lang w:val="en-GB" w:eastAsia="en-GB"/>
             </w:rPr>
           </w:pPr>
-          <w:hyperlink w:anchor="_Toc234524401" w:history="1">
+          <w:hyperlink w:anchor="_Toc234548243" w:history="1">
             <w:r>
               <w:rPr>
                 <w:rStyle w:val="Hyperlink"/>
@@ -860,6 +1227,7 @@
               <w:rPr>
                 <w:rFonts w:asciiTheme="minorHAnsi" w:eastAsiaTheme="minorEastAsia" w:hAnsiTheme="minorHAnsi"/>
                 <w:noProof/>
+                <w:lang w:val="en-GB" w:eastAsia="en-GB"/>
               </w:rPr>
               <w:tab/>
             </w:r>
@@ -890,7 +1258,7 @@
                 <w:noProof/>
                 <w:webHidden/>
               </w:rPr>
-              <w:instrText xml:space="preserve"> PAGEREF _Toc234524401 \h </w:instrText>
+              <w:instrText xml:space="preserve"> PAGEREF _Toc234548243 \h </w:instrText>
             </w:r>
             <w:r>
               <w:rPr>
@@ -926,14 +1294,15 @@
             <w:pStyle w:val="TOC2"/>
             <w:tabs>
               <w:tab w:val="left" w:pos="960"/>
-              <w:tab w:val="right" w:leader="dot" w:pos="9350"/>
+              <w:tab w:val="right" w:leader="dot" w:pos="9016"/>
             </w:tabs>
             <w:rPr>
               <w:rFonts w:asciiTheme="minorHAnsi" w:eastAsiaTheme="minorEastAsia" w:hAnsiTheme="minorHAnsi"/>
               <w:noProof/>
+              <w:lang w:val="en-GB" w:eastAsia="en-GB"/>
             </w:rPr>
           </w:pPr>
-          <w:hyperlink w:anchor="_Toc234524402" w:history="1">
+          <w:hyperlink w:anchor="_Toc234548244" w:history="1">
             <w:r>
               <w:rPr>
                 <w:rStyle w:val="Hyperlink"/>
@@ -946,6 +1315,7 @@
               <w:rPr>
                 <w:rFonts w:asciiTheme="minorHAnsi" w:eastAsiaTheme="minorEastAsia" w:hAnsiTheme="minorHAnsi"/>
                 <w:noProof/>
+                <w:lang w:val="en-GB" w:eastAsia="en-GB"/>
               </w:rPr>
               <w:tab/>
             </w:r>
@@ -976,7 +1346,7 @@
                 <w:noProof/>
                 <w:webHidden/>
               </w:rPr>
-              <w:instrText xml:space="preserve"> PAGEREF _Toc234524402 \h </w:instrText>
+              <w:instrText xml:space="preserve"> PAGEREF _Toc234548244 \h </w:instrText>
             </w:r>
             <w:r>
               <w:rPr>
@@ -1012,14 +1382,15 @@
             <w:pStyle w:val="TOC1"/>
             <w:tabs>
               <w:tab w:val="left" w:pos="480"/>
-              <w:tab w:val="right" w:leader="dot" w:pos="9350"/>
+              <w:tab w:val="right" w:leader="dot" w:pos="9016"/>
             </w:tabs>
             <w:rPr>
               <w:rFonts w:asciiTheme="minorHAnsi" w:eastAsiaTheme="minorEastAsia" w:hAnsiTheme="minorHAnsi"/>
               <w:noProof/>
+              <w:lang w:val="en-GB" w:eastAsia="en-GB"/>
             </w:rPr>
           </w:pPr>
-          <w:hyperlink w:anchor="_Toc234524403" w:history="1">
+          <w:hyperlink w:anchor="_Toc234548245" w:history="1">
             <w:r>
               <w:rPr>
                 <w:rStyle w:val="Hyperlink"/>
@@ -1032,6 +1403,7 @@
               <w:rPr>
                 <w:rFonts w:asciiTheme="minorHAnsi" w:eastAsiaTheme="minorEastAsia" w:hAnsiTheme="minorHAnsi"/>
                 <w:noProof/>
+                <w:lang w:val="en-GB" w:eastAsia="en-GB"/>
               </w:rPr>
               <w:tab/>
             </w:r>
@@ -1062,7 +1434,7 @@
                 <w:noProof/>
                 <w:webHidden/>
               </w:rPr>
-              <w:instrText xml:space="preserve"> PAGEREF _Toc234524403 \h </w:instrText>
+              <w:instrText xml:space="preserve"> PAGEREF _Toc234548245 \h </w:instrText>
             </w:r>
             <w:r>
               <w:rPr>
@@ -1098,14 +1470,15 @@
             <w:pStyle w:val="TOC2"/>
             <w:tabs>
               <w:tab w:val="left" w:pos="960"/>
-              <w:tab w:val="right" w:leader="dot" w:pos="9350"/>
+              <w:tab w:val="right" w:leader="dot" w:pos="9016"/>
             </w:tabs>
             <w:rPr>
               <w:rFonts w:asciiTheme="minorHAnsi" w:eastAsiaTheme="minorEastAsia" w:hAnsiTheme="minorHAnsi"/>
               <w:noProof/>
+              <w:lang w:val="en-GB" w:eastAsia="en-GB"/>
             </w:rPr>
           </w:pPr>
-          <w:hyperlink w:anchor="_Toc234524404" w:history="1">
+          <w:hyperlink w:anchor="_Toc234548246" w:history="1">
             <w:r>
               <w:rPr>
                 <w:rStyle w:val="Hyperlink"/>
@@ -1118,6 +1491,7 @@
               <w:rPr>
                 <w:rFonts w:asciiTheme="minorHAnsi" w:eastAsiaTheme="minorEastAsia" w:hAnsiTheme="minorHAnsi"/>
                 <w:noProof/>
+                <w:lang w:val="en-GB" w:eastAsia="en-GB"/>
               </w:rPr>
               <w:tab/>
             </w:r>
@@ -1148,7 +1522,7 @@
                 <w:noProof/>
                 <w:webHidden/>
               </w:rPr>
-              <w:instrText xml:space="preserve"> PAGEREF _Toc234524404 \h </w:instrText>
+              <w:instrText xml:space="preserve"> PAGEREF _Toc234548246 \h </w:instrText>
             </w:r>
             <w:r>
               <w:rPr>
@@ -1184,14 +1558,15 @@
             <w:pStyle w:val="TOC2"/>
             <w:tabs>
               <w:tab w:val="left" w:pos="960"/>
-              <w:tab w:val="right" w:leader="dot" w:pos="9350"/>
+              <w:tab w:val="right" w:leader="dot" w:pos="9016"/>
             </w:tabs>
             <w:rPr>
               <w:rFonts w:asciiTheme="minorHAnsi" w:eastAsiaTheme="minorEastAsia" w:hAnsiTheme="minorHAnsi"/>
               <w:noProof/>
+              <w:lang w:val="en-GB" w:eastAsia="en-GB"/>
             </w:rPr>
           </w:pPr>
-          <w:hyperlink w:anchor="_Toc234524405" w:history="1">
+          <w:hyperlink w:anchor="_Toc234548247" w:history="1">
             <w:r>
               <w:rPr>
                 <w:rStyle w:val="Hyperlink"/>
@@ -1204,6 +1579,7 @@
               <w:rPr>
                 <w:rFonts w:asciiTheme="minorHAnsi" w:eastAsiaTheme="minorEastAsia" w:hAnsiTheme="minorHAnsi"/>
                 <w:noProof/>
+                <w:lang w:val="en-GB" w:eastAsia="en-GB"/>
               </w:rPr>
               <w:tab/>
             </w:r>
@@ -1234,7 +1610,7 @@
                 <w:noProof/>
                 <w:webHidden/>
               </w:rPr>
-              <w:instrText xml:space="preserve"> PAGEREF _Toc234524405 \h </w:instrText>
+              <w:instrText xml:space="preserve"> PAGEREF _Toc234548247 \h </w:instrText>
             </w:r>
             <w:r>
               <w:rPr>
@@ -1270,14 +1646,15 @@
             <w:pStyle w:val="TOC2"/>
             <w:tabs>
               <w:tab w:val="left" w:pos="960"/>
-              <w:tab w:val="right" w:leader="dot" w:pos="9350"/>
+              <w:tab w:val="right" w:leader="dot" w:pos="9016"/>
             </w:tabs>
             <w:rPr>
               <w:rFonts w:asciiTheme="minorHAnsi" w:eastAsiaTheme="minorEastAsia" w:hAnsiTheme="minorHAnsi"/>
               <w:noProof/>
+              <w:lang w:val="en-GB" w:eastAsia="en-GB"/>
             </w:rPr>
           </w:pPr>
-          <w:hyperlink w:anchor="_Toc234524406" w:history="1">
+          <w:hyperlink w:anchor="_Toc234548248" w:history="1">
             <w:r>
               <w:rPr>
                 <w:rStyle w:val="Hyperlink"/>
@@ -1290,6 +1667,7 @@
               <w:rPr>
                 <w:rFonts w:asciiTheme="minorHAnsi" w:eastAsiaTheme="minorEastAsia" w:hAnsiTheme="minorHAnsi"/>
                 <w:noProof/>
+                <w:lang w:val="en-GB" w:eastAsia="en-GB"/>
               </w:rPr>
               <w:tab/>
             </w:r>
@@ -1320,7 +1698,7 @@
                 <w:noProof/>
                 <w:webHidden/>
               </w:rPr>
-              <w:instrText xml:space="preserve"> PAGEREF _Toc234524406 \h </w:instrText>
+              <w:instrText xml:space="preserve"> PAGEREF _Toc234548248 \h </w:instrText>
             </w:r>
             <w:r>
               <w:rPr>
@@ -1356,14 +1734,15 @@
             <w:pStyle w:val="TOC2"/>
             <w:tabs>
               <w:tab w:val="left" w:pos="960"/>
-              <w:tab w:val="right" w:leader="dot" w:pos="9350"/>
+              <w:tab w:val="right" w:leader="dot" w:pos="9016"/>
             </w:tabs>
             <w:rPr>
               <w:rFonts w:asciiTheme="minorHAnsi" w:eastAsiaTheme="minorEastAsia" w:hAnsiTheme="minorHAnsi"/>
               <w:noProof/>
+              <w:lang w:val="en-GB" w:eastAsia="en-GB"/>
             </w:rPr>
           </w:pPr>
-          <w:hyperlink w:anchor="_Toc234524407" w:history="1">
+          <w:hyperlink w:anchor="_Toc234548249" w:history="1">
             <w:r>
               <w:rPr>
                 <w:rStyle w:val="Hyperlink"/>
@@ -1376,6 +1755,7 @@
               <w:rPr>
                 <w:rFonts w:asciiTheme="minorHAnsi" w:eastAsiaTheme="minorEastAsia" w:hAnsiTheme="minorHAnsi"/>
                 <w:noProof/>
+                <w:lang w:val="en-GB" w:eastAsia="en-GB"/>
               </w:rPr>
               <w:tab/>
             </w:r>
@@ -1406,7 +1786,7 @@
                 <w:noProof/>
                 <w:webHidden/>
               </w:rPr>
-              <w:instrText xml:space="preserve"> PAGEREF _Toc234524407 \h </w:instrText>
+              <w:instrText xml:space="preserve"> PAGEREF _Toc234548249 \h </w:instrText>
             </w:r>
             <w:r>
               <w:rPr>
@@ -1442,14 +1822,15 @@
             <w:pStyle w:val="TOC2"/>
             <w:tabs>
               <w:tab w:val="left" w:pos="960"/>
-              <w:tab w:val="right" w:leader="dot" w:pos="9350"/>
+              <w:tab w:val="right" w:leader="dot" w:pos="9016"/>
             </w:tabs>
             <w:rPr>
               <w:rFonts w:asciiTheme="minorHAnsi" w:eastAsiaTheme="minorEastAsia" w:hAnsiTheme="minorHAnsi"/>
               <w:noProof/>
+              <w:lang w:val="en-GB" w:eastAsia="en-GB"/>
             </w:rPr>
           </w:pPr>
-          <w:hyperlink w:anchor="_Toc234524408" w:history="1">
+          <w:hyperlink w:anchor="_Toc234548250" w:history="1">
             <w:r>
               <w:rPr>
                 <w:rStyle w:val="Hyperlink"/>
@@ -1462,6 +1843,7 @@
               <w:rPr>
                 <w:rFonts w:asciiTheme="minorHAnsi" w:eastAsiaTheme="minorEastAsia" w:hAnsiTheme="minorHAnsi"/>
                 <w:noProof/>
+                <w:lang w:val="en-GB" w:eastAsia="en-GB"/>
               </w:rPr>
               <w:tab/>
             </w:r>
@@ -1492,7 +1874,7 @@
                 <w:noProof/>
                 <w:webHidden/>
               </w:rPr>
-              <w:instrText xml:space="preserve"> PAGEREF _Toc234524408 \h </w:instrText>
+              <w:instrText xml:space="preserve"> PAGEREF _Toc234548250 \h </w:instrText>
             </w:r>
             <w:r>
               <w:rPr>
@@ -1528,14 +1910,15 @@
             <w:pStyle w:val="TOC2"/>
             <w:tabs>
               <w:tab w:val="left" w:pos="960"/>
-              <w:tab w:val="right" w:leader="dot" w:pos="9350"/>
+              <w:tab w:val="right" w:leader="dot" w:pos="9016"/>
             </w:tabs>
             <w:rPr>
               <w:rFonts w:asciiTheme="minorHAnsi" w:eastAsiaTheme="minorEastAsia" w:hAnsiTheme="minorHAnsi"/>
               <w:noProof/>
+              <w:lang w:val="en-GB" w:eastAsia="en-GB"/>
             </w:rPr>
           </w:pPr>
-          <w:hyperlink w:anchor="_Toc234524409" w:history="1">
+          <w:hyperlink w:anchor="_Toc234548251" w:history="1">
             <w:r>
               <w:rPr>
                 <w:rStyle w:val="Hyperlink"/>
@@ -1548,6 +1931,7 @@
               <w:rPr>
                 <w:rFonts w:asciiTheme="minorHAnsi" w:eastAsiaTheme="minorEastAsia" w:hAnsiTheme="minorHAnsi"/>
                 <w:noProof/>
+                <w:lang w:val="en-GB" w:eastAsia="en-GB"/>
               </w:rPr>
               <w:tab/>
             </w:r>
@@ -1578,7 +1962,7 @@
                 <w:noProof/>
                 <w:webHidden/>
               </w:rPr>
-              <w:instrText xml:space="preserve"> PAGEREF _Toc234524409 \h </w:instrText>
+              <w:instrText xml:space="preserve"> PAGEREF _Toc234548251 \h </w:instrText>
             </w:r>
             <w:r>
               <w:rPr>
@@ -1614,14 +1998,15 @@
             <w:pStyle w:val="TOC1"/>
             <w:tabs>
               <w:tab w:val="left" w:pos="480"/>
-              <w:tab w:val="right" w:leader="dot" w:pos="9350"/>
+              <w:tab w:val="right" w:leader="dot" w:pos="9016"/>
             </w:tabs>
             <w:rPr>
               <w:rFonts w:asciiTheme="minorHAnsi" w:eastAsiaTheme="minorEastAsia" w:hAnsiTheme="minorHAnsi"/>
               <w:noProof/>
+              <w:lang w:val="en-GB" w:eastAsia="en-GB"/>
             </w:rPr>
           </w:pPr>
-          <w:hyperlink w:anchor="_Toc234524410" w:history="1">
+          <w:hyperlink w:anchor="_Toc234548252" w:history="1">
             <w:r>
               <w:rPr>
                 <w:rStyle w:val="Hyperlink"/>
@@ -1634,6 +2019,7 @@
               <w:rPr>
                 <w:rFonts w:asciiTheme="minorHAnsi" w:eastAsiaTheme="minorEastAsia" w:hAnsiTheme="minorHAnsi"/>
                 <w:noProof/>
+                <w:lang w:val="en-GB" w:eastAsia="en-GB"/>
               </w:rPr>
               <w:tab/>
             </w:r>
@@ -1664,7 +2050,7 @@
                 <w:noProof/>
                 <w:webHidden/>
               </w:rPr>
-              <w:instrText xml:space="preserve"> PAGEREF _Toc234524410 \h </w:instrText>
+              <w:instrText xml:space="preserve"> PAGEREF _Toc234548252 \h </w:instrText>
             </w:r>
             <w:r>
               <w:rPr>
@@ -1700,14 +2086,15 @@
             <w:pStyle w:val="TOC2"/>
             <w:tabs>
               <w:tab w:val="left" w:pos="960"/>
-              <w:tab w:val="right" w:leader="dot" w:pos="9350"/>
+              <w:tab w:val="right" w:leader="dot" w:pos="9016"/>
             </w:tabs>
             <w:rPr>
               <w:rFonts w:asciiTheme="minorHAnsi" w:eastAsiaTheme="minorEastAsia" w:hAnsiTheme="minorHAnsi"/>
               <w:noProof/>
+              <w:lang w:val="en-GB" w:eastAsia="en-GB"/>
             </w:rPr>
           </w:pPr>
-          <w:hyperlink w:anchor="_Toc234524411" w:history="1">
+          <w:hyperlink w:anchor="_Toc234548253" w:history="1">
             <w:r>
               <w:rPr>
                 <w:rStyle w:val="Hyperlink"/>
@@ -1720,6 +2107,7 @@
               <w:rPr>
                 <w:rFonts w:asciiTheme="minorHAnsi" w:eastAsiaTheme="minorEastAsia" w:hAnsiTheme="minorHAnsi"/>
                 <w:noProof/>
+                <w:lang w:val="en-GB" w:eastAsia="en-GB"/>
               </w:rPr>
               <w:tab/>
             </w:r>
@@ -1750,7 +2138,7 @@
                 <w:noProof/>
                 <w:webHidden/>
               </w:rPr>
-              <w:instrText xml:space="preserve"> PAGEREF _Toc234524411 \h </w:instrText>
+              <w:instrText xml:space="preserve"> PAGEREF _Toc234548253 \h </w:instrText>
             </w:r>
             <w:r>
               <w:rPr>
@@ -1786,14 +2174,15 @@
             <w:pStyle w:val="TOC2"/>
             <w:tabs>
               <w:tab w:val="left" w:pos="960"/>
-              <w:tab w:val="right" w:leader="dot" w:pos="9350"/>
+              <w:tab w:val="right" w:leader="dot" w:pos="9016"/>
             </w:tabs>
             <w:rPr>
               <w:rFonts w:asciiTheme="minorHAnsi" w:eastAsiaTheme="minorEastAsia" w:hAnsiTheme="minorHAnsi"/>
               <w:noProof/>
+              <w:lang w:val="en-GB" w:eastAsia="en-GB"/>
             </w:rPr>
           </w:pPr>
-          <w:hyperlink w:anchor="_Toc234524412" w:history="1">
+          <w:hyperlink w:anchor="_Toc234548254" w:history="1">
             <w:r>
               <w:rPr>
                 <w:rStyle w:val="Hyperlink"/>
@@ -1806,6 +2195,7 @@
               <w:rPr>
                 <w:rFonts w:asciiTheme="minorHAnsi" w:eastAsiaTheme="minorEastAsia" w:hAnsiTheme="minorHAnsi"/>
                 <w:noProof/>
+                <w:lang w:val="en-GB" w:eastAsia="en-GB"/>
               </w:rPr>
               <w:tab/>
             </w:r>
@@ -1836,7 +2226,7 @@
                 <w:noProof/>
                 <w:webHidden/>
               </w:rPr>
-              <w:instrText xml:space="preserve"> PAGEREF _Toc234524412 \h </w:instrText>
+              <w:instrText xml:space="preserve"> PAGEREF _Toc234548254 \h </w:instrText>
             </w:r>
             <w:r>
               <w:rPr>
@@ -1872,14 +2262,15 @@
             <w:pStyle w:val="TOC2"/>
             <w:tabs>
               <w:tab w:val="left" w:pos="960"/>
-              <w:tab w:val="right" w:leader="dot" w:pos="9350"/>
+              <w:tab w:val="right" w:leader="dot" w:pos="9016"/>
             </w:tabs>
             <w:rPr>
               <w:rFonts w:asciiTheme="minorHAnsi" w:eastAsiaTheme="minorEastAsia" w:hAnsiTheme="minorHAnsi"/>
               <w:noProof/>
+              <w:lang w:val="en-GB" w:eastAsia="en-GB"/>
             </w:rPr>
           </w:pPr>
-          <w:hyperlink w:anchor="_Toc234524413" w:history="1">
+          <w:hyperlink w:anchor="_Toc234548255" w:history="1">
             <w:r>
               <w:rPr>
                 <w:rStyle w:val="Hyperlink"/>
@@ -1892,6 +2283,7 @@
               <w:rPr>
                 <w:rFonts w:asciiTheme="minorHAnsi" w:eastAsiaTheme="minorEastAsia" w:hAnsiTheme="minorHAnsi"/>
                 <w:noProof/>
+                <w:lang w:val="en-GB" w:eastAsia="en-GB"/>
               </w:rPr>
               <w:tab/>
             </w:r>
@@ -1922,7 +2314,7 @@
                 <w:noProof/>
                 <w:webHidden/>
               </w:rPr>
-              <w:instrText xml:space="preserve"> PAGEREF _Toc234524413 \h </w:instrText>
+              <w:instrText xml:space="preserve"> PAGEREF _Toc234548255 \h </w:instrText>
             </w:r>
             <w:r>
               <w:rPr>
@@ -1958,14 +2350,15 @@
             <w:pStyle w:val="TOC2"/>
             <w:tabs>
               <w:tab w:val="left" w:pos="960"/>
-              <w:tab w:val="right" w:leader="dot" w:pos="9350"/>
+              <w:tab w:val="right" w:leader="dot" w:pos="9016"/>
             </w:tabs>
             <w:rPr>
               <w:rFonts w:asciiTheme="minorHAnsi" w:eastAsiaTheme="minorEastAsia" w:hAnsiTheme="minorHAnsi"/>
               <w:noProof/>
+              <w:lang w:val="en-GB" w:eastAsia="en-GB"/>
             </w:rPr>
           </w:pPr>
-          <w:hyperlink w:anchor="_Toc234524414" w:history="1">
+          <w:hyperlink w:anchor="_Toc234548256" w:history="1">
             <w:r>
               <w:rPr>
                 <w:rStyle w:val="Hyperlink"/>
@@ -1978,6 +2371,7 @@
               <w:rPr>
                 <w:rFonts w:asciiTheme="minorHAnsi" w:eastAsiaTheme="minorEastAsia" w:hAnsiTheme="minorHAnsi"/>
                 <w:noProof/>
+                <w:lang w:val="en-GB" w:eastAsia="en-GB"/>
               </w:rPr>
               <w:tab/>
             </w:r>
@@ -2008,7 +2402,7 @@
                 <w:noProof/>
                 <w:webHidden/>
               </w:rPr>
-              <w:instrText xml:space="preserve"> PAGEREF _Toc234524414 \h </w:instrText>
+              <w:instrText xml:space="preserve"> PAGEREF _Toc234548256 \h </w:instrText>
             </w:r>
             <w:r>
               <w:rPr>
@@ -2044,14 +2438,15 @@
             <w:pStyle w:val="TOC1"/>
             <w:tabs>
               <w:tab w:val="left" w:pos="480"/>
-              <w:tab w:val="right" w:leader="dot" w:pos="9350"/>
+              <w:tab w:val="right" w:leader="dot" w:pos="9016"/>
             </w:tabs>
             <w:rPr>
               <w:rFonts w:asciiTheme="minorHAnsi" w:eastAsiaTheme="minorEastAsia" w:hAnsiTheme="minorHAnsi"/>
               <w:noProof/>
+              <w:lang w:val="en-GB" w:eastAsia="en-GB"/>
             </w:rPr>
           </w:pPr>
-          <w:hyperlink w:anchor="_Toc234524415" w:history="1">
+          <w:hyperlink w:anchor="_Toc234548257" w:history="1">
             <w:r>
               <w:rPr>
                 <w:rStyle w:val="Hyperlink"/>
@@ -2064,6 +2459,7 @@
               <w:rPr>
                 <w:rFonts w:asciiTheme="minorHAnsi" w:eastAsiaTheme="minorEastAsia" w:hAnsiTheme="minorHAnsi"/>
                 <w:noProof/>
+                <w:lang w:val="en-GB" w:eastAsia="en-GB"/>
               </w:rPr>
               <w:tab/>
             </w:r>
@@ -2094,7 +2490,7 @@
                 <w:noProof/>
                 <w:webHidden/>
               </w:rPr>
-              <w:instrText xml:space="preserve"> PAGEREF _Toc234524415 \h </w:instrText>
+              <w:instrText xml:space="preserve"> PAGEREF _Toc234548257 \h </w:instrText>
             </w:r>
             <w:r>
               <w:rPr>
@@ -2115,6 +2511,358 @@
                 <w:webHidden/>
               </w:rPr>
               <w:t>6</w:t>
+            </w:r>
+            <w:r>
+              <w:rPr>
+                <w:noProof/>
+                <w:webHidden/>
+              </w:rPr>
+              <w:fldChar w:fldCharType="end"/>
+            </w:r>
+          </w:hyperlink>
+        </w:p>
+        <w:p>
+          <w:pPr>
+            <w:pStyle w:val="TOC2"/>
+            <w:tabs>
+              <w:tab w:val="left" w:pos="960"/>
+              <w:tab w:val="right" w:leader="dot" w:pos="9016"/>
+            </w:tabs>
+            <w:rPr>
+              <w:rFonts w:asciiTheme="minorHAnsi" w:eastAsiaTheme="minorEastAsia" w:hAnsiTheme="minorHAnsi"/>
+              <w:noProof/>
+              <w:lang w:val="en-GB" w:eastAsia="en-GB"/>
+            </w:rPr>
+          </w:pPr>
+          <w:hyperlink w:anchor="_Toc234548258" w:history="1">
+            <w:r>
+              <w:rPr>
+                <w:rStyle w:val="Hyperlink"/>
+                <w:rFonts w:cs="Times New Roman"/>
+                <w:noProof/>
+              </w:rPr>
+              <w:t>5.1.</w:t>
+            </w:r>
+            <w:r>
+              <w:rPr>
+                <w:rFonts w:asciiTheme="minorHAnsi" w:eastAsiaTheme="minorEastAsia" w:hAnsiTheme="minorHAnsi"/>
+                <w:noProof/>
+                <w:lang w:val="en-GB" w:eastAsia="en-GB"/>
+              </w:rPr>
+              <w:tab/>
+            </w:r>
+            <w:r>
+              <w:rPr>
+                <w:rStyle w:val="Hyperlink"/>
+                <w:rFonts w:cs="Times New Roman"/>
+                <w:noProof/>
+              </w:rPr>
+              <w:t>Use Case Diagram for Nutrition Tracker System:</w:t>
+            </w:r>
+            <w:r>
+              <w:rPr>
+                <w:noProof/>
+                <w:webHidden/>
+              </w:rPr>
+              <w:tab/>
+            </w:r>
+            <w:r>
+              <w:rPr>
+                <w:noProof/>
+                <w:webHidden/>
+              </w:rPr>
+              <w:fldChar w:fldCharType="begin"/>
+            </w:r>
+            <w:r>
+              <w:rPr>
+                <w:noProof/>
+                <w:webHidden/>
+              </w:rPr>
+              <w:instrText xml:space="preserve"> PAGEREF _Toc234548258 \h </w:instrText>
+            </w:r>
+            <w:r>
+              <w:rPr>
+                <w:noProof/>
+                <w:webHidden/>
+              </w:rPr>
+            </w:r>
+            <w:r>
+              <w:rPr>
+                <w:noProof/>
+                <w:webHidden/>
+              </w:rPr>
+              <w:fldChar w:fldCharType="separate"/>
+            </w:r>
+            <w:r>
+              <w:rPr>
+                <w:noProof/>
+                <w:webHidden/>
+              </w:rPr>
+              <w:t>6</w:t>
+            </w:r>
+            <w:r>
+              <w:rPr>
+                <w:noProof/>
+                <w:webHidden/>
+              </w:rPr>
+              <w:fldChar w:fldCharType="end"/>
+            </w:r>
+          </w:hyperlink>
+        </w:p>
+        <w:p>
+          <w:pPr>
+            <w:pStyle w:val="TOC2"/>
+            <w:tabs>
+              <w:tab w:val="left" w:pos="960"/>
+              <w:tab w:val="right" w:leader="dot" w:pos="9016"/>
+            </w:tabs>
+            <w:rPr>
+              <w:rFonts w:asciiTheme="minorHAnsi" w:eastAsiaTheme="minorEastAsia" w:hAnsiTheme="minorHAnsi"/>
+              <w:noProof/>
+              <w:lang w:val="en-GB" w:eastAsia="en-GB"/>
+            </w:rPr>
+          </w:pPr>
+          <w:hyperlink w:anchor="_Toc234548259" w:history="1">
+            <w:r>
+              <w:rPr>
+                <w:rStyle w:val="Hyperlink"/>
+                <w:rFonts w:cs="Times New Roman"/>
+                <w:noProof/>
+              </w:rPr>
+              <w:t>5.2.</w:t>
+            </w:r>
+            <w:r>
+              <w:rPr>
+                <w:rFonts w:asciiTheme="minorHAnsi" w:eastAsiaTheme="minorEastAsia" w:hAnsiTheme="minorHAnsi"/>
+                <w:noProof/>
+                <w:lang w:val="en-GB" w:eastAsia="en-GB"/>
+              </w:rPr>
+              <w:tab/>
+            </w:r>
+            <w:r>
+              <w:rPr>
+                <w:rStyle w:val="Hyperlink"/>
+                <w:rFonts w:cs="Times New Roman"/>
+                <w:noProof/>
+              </w:rPr>
+              <w:t>ER Diagram for Nutrition Tracker System:</w:t>
+            </w:r>
+            <w:r>
+              <w:rPr>
+                <w:noProof/>
+                <w:webHidden/>
+              </w:rPr>
+              <w:tab/>
+            </w:r>
+            <w:r>
+              <w:rPr>
+                <w:noProof/>
+                <w:webHidden/>
+              </w:rPr>
+              <w:fldChar w:fldCharType="begin"/>
+            </w:r>
+            <w:r>
+              <w:rPr>
+                <w:noProof/>
+                <w:webHidden/>
+              </w:rPr>
+              <w:instrText xml:space="preserve"> PAGEREF _Toc234548259 \h </w:instrText>
+            </w:r>
+            <w:r>
+              <w:rPr>
+                <w:noProof/>
+                <w:webHidden/>
+              </w:rPr>
+            </w:r>
+            <w:r>
+              <w:rPr>
+                <w:noProof/>
+                <w:webHidden/>
+              </w:rPr>
+              <w:fldChar w:fldCharType="separate"/>
+            </w:r>
+            <w:r>
+              <w:rPr>
+                <w:noProof/>
+                <w:webHidden/>
+              </w:rPr>
+              <w:t>7</w:t>
+            </w:r>
+            <w:r>
+              <w:rPr>
+                <w:noProof/>
+                <w:webHidden/>
+              </w:rPr>
+              <w:fldChar w:fldCharType="end"/>
+            </w:r>
+          </w:hyperlink>
+        </w:p>
+        <w:p>
+          <w:pPr>
+            <w:pStyle w:val="TOC2"/>
+            <w:tabs>
+              <w:tab w:val="left" w:pos="960"/>
+              <w:tab w:val="right" w:leader="dot" w:pos="9016"/>
+            </w:tabs>
+            <w:rPr>
+              <w:rFonts w:asciiTheme="minorHAnsi" w:eastAsiaTheme="minorEastAsia" w:hAnsiTheme="minorHAnsi"/>
+              <w:noProof/>
+              <w:lang w:val="en-GB" w:eastAsia="en-GB"/>
+            </w:rPr>
+          </w:pPr>
+          <w:hyperlink w:anchor="_Toc234548260" w:history="1">
+            <w:r>
+              <w:rPr>
+                <w:rStyle w:val="Hyperlink"/>
+                <w:rFonts w:cs="Times New Roman"/>
+                <w:noProof/>
+              </w:rPr>
+              <w:t>5.3.</w:t>
+            </w:r>
+            <w:r>
+              <w:rPr>
+                <w:rFonts w:asciiTheme="minorHAnsi" w:eastAsiaTheme="minorEastAsia" w:hAnsiTheme="minorHAnsi"/>
+                <w:noProof/>
+                <w:lang w:val="en-GB" w:eastAsia="en-GB"/>
+              </w:rPr>
+              <w:tab/>
+            </w:r>
+            <w:r>
+              <w:rPr>
+                <w:rStyle w:val="Hyperlink"/>
+                <w:rFonts w:cs="Times New Roman"/>
+                <w:noProof/>
+              </w:rPr>
+              <w:t>Class Diagram for Nutrition Tracker System:</w:t>
+            </w:r>
+            <w:r>
+              <w:rPr>
+                <w:noProof/>
+                <w:webHidden/>
+              </w:rPr>
+              <w:tab/>
+            </w:r>
+            <w:r>
+              <w:rPr>
+                <w:noProof/>
+                <w:webHidden/>
+              </w:rPr>
+              <w:fldChar w:fldCharType="begin"/>
+            </w:r>
+            <w:r>
+              <w:rPr>
+                <w:noProof/>
+                <w:webHidden/>
+              </w:rPr>
+              <w:instrText xml:space="preserve"> PAGEREF _Toc234548260 \h </w:instrText>
+            </w:r>
+            <w:r>
+              <w:rPr>
+                <w:noProof/>
+                <w:webHidden/>
+              </w:rPr>
+            </w:r>
+            <w:r>
+              <w:rPr>
+                <w:noProof/>
+                <w:webHidden/>
+              </w:rPr>
+              <w:fldChar w:fldCharType="separate"/>
+            </w:r>
+            <w:r>
+              <w:rPr>
+                <w:noProof/>
+                <w:webHidden/>
+              </w:rPr>
+              <w:t>8</w:t>
+            </w:r>
+            <w:r>
+              <w:rPr>
+                <w:noProof/>
+                <w:webHidden/>
+              </w:rPr>
+              <w:fldChar w:fldCharType="end"/>
+            </w:r>
+          </w:hyperlink>
+        </w:p>
+        <w:p>
+          <w:pPr>
+            <w:pStyle w:val="TOC2"/>
+            <w:tabs>
+              <w:tab w:val="left" w:pos="960"/>
+              <w:tab w:val="right" w:leader="dot" w:pos="9016"/>
+            </w:tabs>
+            <w:rPr>
+              <w:rFonts w:asciiTheme="minorHAnsi" w:eastAsiaTheme="minorEastAsia" w:hAnsiTheme="minorHAnsi"/>
+              <w:noProof/>
+              <w:lang w:val="en-GB" w:eastAsia="en-GB"/>
+            </w:rPr>
+          </w:pPr>
+          <w:hyperlink w:anchor="_Toc234548261" w:history="1">
+            <w:r>
+              <w:rPr>
+                <w:rStyle w:val="Hyperlink"/>
+                <w:rFonts w:cs="Times New Roman"/>
+                <w:noProof/>
+              </w:rPr>
+              <w:t>5.4.</w:t>
+            </w:r>
+            <w:r>
+              <w:rPr>
+                <w:rFonts w:asciiTheme="minorHAnsi" w:eastAsiaTheme="minorEastAsia" w:hAnsiTheme="minorHAnsi"/>
+                <w:noProof/>
+                <w:lang w:val="en-GB" w:eastAsia="en-GB"/>
+              </w:rPr>
+              <w:tab/>
+            </w:r>
+            <w:r>
+              <w:rPr>
+                <w:rStyle w:val="Hyperlink"/>
+                <w:rFonts w:cs="Times New Roman"/>
+                <w:noProof/>
+              </w:rPr>
+              <w:t>Data Flow Diagram for Nutrition Tracker System:</w:t>
+            </w:r>
+            <w:r>
+              <w:rPr>
+                <w:noProof/>
+                <w:webHidden/>
+              </w:rPr>
+              <w:tab/>
+            </w:r>
+            <w:r>
+              <w:rPr>
+                <w:noProof/>
+                <w:webHidden/>
+              </w:rPr>
+              <w:fldChar w:fldCharType="begin"/>
+            </w:r>
+            <w:r>
+              <w:rPr>
+                <w:noProof/>
+                <w:webHidden/>
+              </w:rPr>
+              <w:instrText xml:space="preserve"> PAGEREF _Toc234548261 \h </w:instrText>
+            </w:r>
+            <w:r>
+              <w:rPr>
+                <w:noProof/>
+                <w:webHidden/>
+              </w:rPr>
+            </w:r>
+            <w:r>
+              <w:rPr>
+                <w:noProof/>
+                <w:webHidden/>
+              </w:rPr>
+              <w:fldChar w:fldCharType="separate"/>
+            </w:r>
+            <w:r>
+              <w:rPr>
+                <w:noProof/>
+                <w:webHidden/>
+              </w:rPr>
+              <w:t>9</w:t>
             </w:r>
             <w:r>
               <w:rPr>
@@ -2130,14 +2878,15 @@
             <w:pStyle w:val="TOC1"/>
             <w:tabs>
               <w:tab w:val="left" w:pos="480"/>
-              <w:tab w:val="right" w:leader="dot" w:pos="9350"/>
+              <w:tab w:val="right" w:leader="dot" w:pos="9016"/>
             </w:tabs>
             <w:rPr>
               <w:rFonts w:asciiTheme="minorHAnsi" w:eastAsiaTheme="minorEastAsia" w:hAnsiTheme="minorHAnsi"/>
               <w:noProof/>
+              <w:lang w:val="en-GB" w:eastAsia="en-GB"/>
             </w:rPr>
           </w:pPr>
-          <w:hyperlink w:anchor="_Toc234524416" w:history="1">
+          <w:hyperlink w:anchor="_Toc234548262" w:history="1">
             <w:r>
               <w:rPr>
                 <w:rStyle w:val="Hyperlink"/>
@@ -2150,6 +2899,7 @@
               <w:rPr>
                 <w:rFonts w:asciiTheme="minorHAnsi" w:eastAsiaTheme="minorEastAsia" w:hAnsiTheme="minorHAnsi"/>
                 <w:noProof/>
+                <w:lang w:val="en-GB" w:eastAsia="en-GB"/>
               </w:rPr>
               <w:tab/>
             </w:r>
@@ -2180,7 +2930,7 @@
                 <w:noProof/>
                 <w:webHidden/>
               </w:rPr>
-              <w:instrText xml:space="preserve"> PAGEREF _Toc234524416 \h </w:instrText>
+              <w:instrText xml:space="preserve"> PAGEREF _Toc234548262 \h </w:instrText>
             </w:r>
             <w:r>
               <w:rPr>
@@ -2200,7 +2950,7 @@
                 <w:noProof/>
                 <w:webHidden/>
               </w:rPr>
-              <w:t>7</w:t>
+              <w:t>12</w:t>
             </w:r>
             <w:r>
               <w:rPr>
@@ -2216,14 +2966,15 @@
             <w:pStyle w:val="TOC2"/>
             <w:tabs>
               <w:tab w:val="left" w:pos="960"/>
-              <w:tab w:val="right" w:leader="dot" w:pos="9350"/>
+              <w:tab w:val="right" w:leader="dot" w:pos="9016"/>
             </w:tabs>
             <w:rPr>
               <w:rFonts w:asciiTheme="minorHAnsi" w:eastAsiaTheme="minorEastAsia" w:hAnsiTheme="minorHAnsi"/>
               <w:noProof/>
+              <w:lang w:val="en-GB" w:eastAsia="en-GB"/>
             </w:rPr>
           </w:pPr>
-          <w:hyperlink w:anchor="_Toc234524417" w:history="1">
+          <w:hyperlink w:anchor="_Toc234548263" w:history="1">
             <w:r>
               <w:rPr>
                 <w:rStyle w:val="Hyperlink"/>
@@ -2236,6 +2987,7 @@
               <w:rPr>
                 <w:rFonts w:asciiTheme="minorHAnsi" w:eastAsiaTheme="minorEastAsia" w:hAnsiTheme="minorHAnsi"/>
                 <w:noProof/>
+                <w:lang w:val="en-GB" w:eastAsia="en-GB"/>
               </w:rPr>
               <w:tab/>
             </w:r>
@@ -2266,7 +3018,7 @@
                 <w:noProof/>
                 <w:webHidden/>
               </w:rPr>
-              <w:instrText xml:space="preserve"> PAGEREF _Toc234524417 \h </w:instrText>
+              <w:instrText xml:space="preserve"> PAGEREF _Toc234548263 \h </w:instrText>
             </w:r>
             <w:r>
               <w:rPr>
@@ -2286,7 +3038,7 @@
                 <w:noProof/>
                 <w:webHidden/>
               </w:rPr>
-              <w:t>7</w:t>
+              <w:t>12</w:t>
             </w:r>
             <w:r>
               <w:rPr>
@@ -2302,14 +3054,15 @@
             <w:pStyle w:val="TOC2"/>
             <w:tabs>
               <w:tab w:val="left" w:pos="960"/>
-              <w:tab w:val="right" w:leader="dot" w:pos="9350"/>
+              <w:tab w:val="right" w:leader="dot" w:pos="9016"/>
             </w:tabs>
             <w:rPr>
               <w:rFonts w:asciiTheme="minorHAnsi" w:eastAsiaTheme="minorEastAsia" w:hAnsiTheme="minorHAnsi"/>
               <w:noProof/>
+              <w:lang w:val="en-GB" w:eastAsia="en-GB"/>
             </w:rPr>
           </w:pPr>
-          <w:hyperlink w:anchor="_Toc234524418" w:history="1">
+          <w:hyperlink w:anchor="_Toc234548264" w:history="1">
             <w:r>
               <w:rPr>
                 <w:rStyle w:val="Hyperlink"/>
@@ -2322,6 +3075,7 @@
               <w:rPr>
                 <w:rFonts w:asciiTheme="minorHAnsi" w:eastAsiaTheme="minorEastAsia" w:hAnsiTheme="minorHAnsi"/>
                 <w:noProof/>
+                <w:lang w:val="en-GB" w:eastAsia="en-GB"/>
               </w:rPr>
               <w:tab/>
             </w:r>
@@ -2352,7 +3106,7 @@
                 <w:noProof/>
                 <w:webHidden/>
               </w:rPr>
-              <w:instrText xml:space="preserve"> PAGEREF _Toc234524418 \h </w:instrText>
+              <w:instrText xml:space="preserve"> PAGEREF _Toc234548264 \h </w:instrText>
             </w:r>
             <w:r>
               <w:rPr>
@@ -2372,7 +3126,7 @@
                 <w:noProof/>
                 <w:webHidden/>
               </w:rPr>
-              <w:t>7</w:t>
+              <w:t>12</w:t>
             </w:r>
             <w:r>
               <w:rPr>
@@ -2388,14 +3142,15 @@
             <w:pStyle w:val="TOC2"/>
             <w:tabs>
               <w:tab w:val="left" w:pos="960"/>
-              <w:tab w:val="right" w:leader="dot" w:pos="9350"/>
+              <w:tab w:val="right" w:leader="dot" w:pos="9016"/>
             </w:tabs>
             <w:rPr>
               <w:rFonts w:asciiTheme="minorHAnsi" w:eastAsiaTheme="minorEastAsia" w:hAnsiTheme="minorHAnsi"/>
               <w:noProof/>
+              <w:lang w:val="en-GB" w:eastAsia="en-GB"/>
             </w:rPr>
           </w:pPr>
-          <w:hyperlink w:anchor="_Toc234524419" w:history="1">
+          <w:hyperlink w:anchor="_Toc234548265" w:history="1">
             <w:r>
               <w:rPr>
                 <w:rStyle w:val="Hyperlink"/>
@@ -2408,6 +3163,7 @@
               <w:rPr>
                 <w:rFonts w:asciiTheme="minorHAnsi" w:eastAsiaTheme="minorEastAsia" w:hAnsiTheme="minorHAnsi"/>
                 <w:noProof/>
+                <w:lang w:val="en-GB" w:eastAsia="en-GB"/>
               </w:rPr>
               <w:tab/>
             </w:r>
@@ -2438,7 +3194,7 @@
                 <w:noProof/>
                 <w:webHidden/>
               </w:rPr>
-              <w:instrText xml:space="preserve"> PAGEREF _Toc234524419 \h </w:instrText>
+              <w:instrText xml:space="preserve"> PAGEREF _Toc234548265 \h </w:instrText>
             </w:r>
             <w:r>
               <w:rPr>
@@ -2458,7 +3214,7 @@
                 <w:noProof/>
                 <w:webHidden/>
               </w:rPr>
-              <w:t>7</w:t>
+              <w:t>12</w:t>
             </w:r>
             <w:r>
               <w:rPr>
@@ -2474,14 +3230,15 @@
             <w:pStyle w:val="TOC2"/>
             <w:tabs>
               <w:tab w:val="left" w:pos="960"/>
-              <w:tab w:val="right" w:leader="dot" w:pos="9350"/>
+              <w:tab w:val="right" w:leader="dot" w:pos="9016"/>
             </w:tabs>
             <w:rPr>
               <w:rFonts w:asciiTheme="minorHAnsi" w:eastAsiaTheme="minorEastAsia" w:hAnsiTheme="minorHAnsi"/>
               <w:noProof/>
+              <w:lang w:val="en-GB" w:eastAsia="en-GB"/>
             </w:rPr>
           </w:pPr>
-          <w:hyperlink w:anchor="_Toc234524420" w:history="1">
+          <w:hyperlink w:anchor="_Toc234548266" w:history="1">
             <w:r>
               <w:rPr>
                 <w:rStyle w:val="Hyperlink"/>
@@ -2494,6 +3251,7 @@
               <w:rPr>
                 <w:rFonts w:asciiTheme="minorHAnsi" w:eastAsiaTheme="minorEastAsia" w:hAnsiTheme="minorHAnsi"/>
                 <w:noProof/>
+                <w:lang w:val="en-GB" w:eastAsia="en-GB"/>
               </w:rPr>
               <w:tab/>
             </w:r>
@@ -2524,7 +3282,7 @@
                 <w:noProof/>
                 <w:webHidden/>
               </w:rPr>
-              <w:instrText xml:space="preserve"> PAGEREF _Toc234524420 \h </w:instrText>
+              <w:instrText xml:space="preserve"> PAGEREF _Toc234548266 \h </w:instrText>
             </w:r>
             <w:r>
               <w:rPr>
@@ -2544,7 +3302,7 @@
                 <w:noProof/>
                 <w:webHidden/>
               </w:rPr>
-              <w:t>7</w:t>
+              <w:t>12</w:t>
             </w:r>
             <w:r>
               <w:rPr>
@@ -2560,14 +3318,15 @@
             <w:pStyle w:val="TOC1"/>
             <w:tabs>
               <w:tab w:val="left" w:pos="480"/>
-              <w:tab w:val="right" w:leader="dot" w:pos="9350"/>
+              <w:tab w:val="right" w:leader="dot" w:pos="9016"/>
             </w:tabs>
             <w:rPr>
               <w:rFonts w:asciiTheme="minorHAnsi" w:eastAsiaTheme="minorEastAsia" w:hAnsiTheme="minorHAnsi"/>
               <w:noProof/>
+              <w:lang w:val="en-GB" w:eastAsia="en-GB"/>
             </w:rPr>
           </w:pPr>
-          <w:hyperlink w:anchor="_Toc234524421" w:history="1">
+          <w:hyperlink w:anchor="_Toc234548267" w:history="1">
             <w:r>
               <w:rPr>
                 <w:rStyle w:val="Hyperlink"/>
@@ -2580,6 +3339,7 @@
               <w:rPr>
                 <w:rFonts w:asciiTheme="minorHAnsi" w:eastAsiaTheme="minorEastAsia" w:hAnsiTheme="minorHAnsi"/>
                 <w:noProof/>
+                <w:lang w:val="en-GB" w:eastAsia="en-GB"/>
               </w:rPr>
               <w:tab/>
             </w:r>
@@ -2610,7 +3370,7 @@
                 <w:noProof/>
                 <w:webHidden/>
               </w:rPr>
-              <w:instrText xml:space="preserve"> PAGEREF _Toc234524421 \h </w:instrText>
+              <w:instrText xml:space="preserve"> PAGEREF _Toc234548267 \h </w:instrText>
             </w:r>
             <w:r>
               <w:rPr>
@@ -2630,7 +3390,7 @@
                 <w:noProof/>
                 <w:webHidden/>
               </w:rPr>
-              <w:t>8</w:t>
+              <w:t>13</w:t>
             </w:r>
             <w:r>
               <w:rPr>
@@ -2646,14 +3406,15 @@
             <w:pStyle w:val="TOC1"/>
             <w:tabs>
               <w:tab w:val="left" w:pos="480"/>
-              <w:tab w:val="right" w:leader="dot" w:pos="9350"/>
+              <w:tab w:val="right" w:leader="dot" w:pos="9016"/>
             </w:tabs>
             <w:rPr>
               <w:rFonts w:asciiTheme="minorHAnsi" w:eastAsiaTheme="minorEastAsia" w:hAnsiTheme="minorHAnsi"/>
               <w:noProof/>
+              <w:lang w:val="en-GB" w:eastAsia="en-GB"/>
             </w:rPr>
           </w:pPr>
-          <w:hyperlink w:anchor="_Toc234524422" w:history="1">
+          <w:hyperlink w:anchor="_Toc234548268" w:history="1">
             <w:r>
               <w:rPr>
                 <w:rStyle w:val="Hyperlink"/>
@@ -2666,6 +3427,7 @@
               <w:rPr>
                 <w:rFonts w:asciiTheme="minorHAnsi" w:eastAsiaTheme="minorEastAsia" w:hAnsiTheme="minorHAnsi"/>
                 <w:noProof/>
+                <w:lang w:val="en-GB" w:eastAsia="en-GB"/>
               </w:rPr>
               <w:tab/>
             </w:r>
@@ -2696,7 +3458,7 @@
                 <w:noProof/>
                 <w:webHidden/>
               </w:rPr>
-              <w:instrText xml:space="preserve"> PAGEREF _Toc234524422 \h </w:instrText>
+              <w:instrText xml:space="preserve"> PAGEREF _Toc234548268 \h </w:instrText>
             </w:r>
             <w:r>
               <w:rPr>
@@ -2716,7 +3478,7 @@
                 <w:noProof/>
                 <w:webHidden/>
               </w:rPr>
-              <w:t>9</w:t>
+              <w:t>14</w:t>
             </w:r>
             <w:r>
               <w:rPr>
@@ -2732,14 +3494,15 @@
             <w:pStyle w:val="TOC1"/>
             <w:tabs>
               <w:tab w:val="left" w:pos="480"/>
-              <w:tab w:val="right" w:leader="dot" w:pos="9350"/>
+              <w:tab w:val="right" w:leader="dot" w:pos="9016"/>
             </w:tabs>
             <w:rPr>
               <w:rFonts w:asciiTheme="minorHAnsi" w:eastAsiaTheme="minorEastAsia" w:hAnsiTheme="minorHAnsi"/>
               <w:noProof/>
+              <w:lang w:val="en-GB" w:eastAsia="en-GB"/>
             </w:rPr>
           </w:pPr>
-          <w:hyperlink w:anchor="_Toc234524423" w:history="1">
+          <w:hyperlink w:anchor="_Toc234548269" w:history="1">
             <w:r>
               <w:rPr>
                 <w:rStyle w:val="Hyperlink"/>
@@ -2752,6 +3515,7 @@
               <w:rPr>
                 <w:rFonts w:asciiTheme="minorHAnsi" w:eastAsiaTheme="minorEastAsia" w:hAnsiTheme="minorHAnsi"/>
                 <w:noProof/>
+                <w:lang w:val="en-GB" w:eastAsia="en-GB"/>
               </w:rPr>
               <w:tab/>
             </w:r>
@@ -2782,7 +3546,7 @@
                 <w:noProof/>
                 <w:webHidden/>
               </w:rPr>
-              <w:instrText xml:space="preserve"> PAGEREF _Toc234524423 \h </w:instrText>
+              <w:instrText xml:space="preserve"> PAGEREF _Toc234548269 \h </w:instrText>
             </w:r>
             <w:r>
               <w:rPr>
@@ -2802,7 +3566,7 @@
                 <w:noProof/>
                 <w:webHidden/>
               </w:rPr>
-              <w:t>10</w:t>
+              <w:t>15</w:t>
             </w:r>
             <w:r>
               <w:rPr>
@@ -2818,14 +3582,15 @@
             <w:pStyle w:val="TOC1"/>
             <w:tabs>
               <w:tab w:val="left" w:pos="720"/>
-              <w:tab w:val="right" w:leader="dot" w:pos="9350"/>
+              <w:tab w:val="right" w:leader="dot" w:pos="9016"/>
             </w:tabs>
             <w:rPr>
               <w:rFonts w:asciiTheme="minorHAnsi" w:eastAsiaTheme="minorEastAsia" w:hAnsiTheme="minorHAnsi"/>
               <w:noProof/>
+              <w:lang w:val="en-GB" w:eastAsia="en-GB"/>
             </w:rPr>
           </w:pPr>
-          <w:hyperlink w:anchor="_Toc234524424" w:history="1">
+          <w:hyperlink w:anchor="_Toc234548270" w:history="1">
             <w:r>
               <w:rPr>
                 <w:rStyle w:val="Hyperlink"/>
@@ -2838,6 +3603,7 @@
               <w:rPr>
                 <w:rFonts w:asciiTheme="minorHAnsi" w:eastAsiaTheme="minorEastAsia" w:hAnsiTheme="minorHAnsi"/>
                 <w:noProof/>
+                <w:lang w:val="en-GB" w:eastAsia="en-GB"/>
               </w:rPr>
               <w:tab/>
             </w:r>
@@ -2868,7 +3634,7 @@
                 <w:noProof/>
                 <w:webHidden/>
               </w:rPr>
-              <w:instrText xml:space="preserve"> PAGEREF _Toc234524424 \h </w:instrText>
+              <w:instrText xml:space="preserve"> PAGEREF _Toc234548270 \h </w:instrText>
             </w:r>
             <w:r>
               <w:rPr>
@@ -2888,7 +3654,7 @@
                 <w:noProof/>
                 <w:webHidden/>
               </w:rPr>
-              <w:t>11</w:t>
+              <w:t>16</w:t>
             </w:r>
             <w:r>
               <w:rPr>
@@ -2900,6 +3666,9 @@
           </w:hyperlink>
         </w:p>
         <w:p>
+          <w:pPr>
+            <w:spacing w:before="240" w:line="276" w:lineRule="auto"/>
+          </w:pPr>
           <w:r>
             <w:rPr>
               <w:b/>
@@ -2913,35 +3682,41 @@
     </w:sdt>
     <w:p>
       <w:pPr>
-        <w:rPr>
-          <w:rFonts w:cs="Times New Roman"/>
-        </w:rPr>
-        <w:sectPr>
-          <w:footerReference w:type="default" r:id="rId9"/>
-          <w:footerReference w:type="first" r:id="rId10"/>
-          <w:pgSz w:w="12240" w:h="15840"/>
-          <w:pgMar w:top="1440" w:right="1440" w:bottom="1440" w:left="1440" w:header="708" w:footer="708" w:gutter="0"/>
-          <w:pgNumType w:start="1"/>
-          <w:cols w:space="708"/>
-          <w:titlePg/>
-          <w:docGrid w:linePitch="360"/>
-        </w:sectPr>
-      </w:pPr>
-    </w:p>
-    <w:p>
-      <w:pPr>
         <w:pStyle w:val="Heading1"/>
         <w:numPr>
           <w:ilvl w:val="0"/>
           <w:numId w:val="1"/>
         </w:numPr>
-        <w:spacing w:before="0" w:after="0" w:line="276" w:lineRule="auto"/>
+        <w:spacing w:before="240" w:after="160" w:line="276" w:lineRule="auto"/>
         <w:jc w:val="center"/>
         <w:rPr>
           <w:rFonts w:cs="Times New Roman"/>
         </w:rPr>
-      </w:pPr>
-      <w:bookmarkStart w:id="0" w:name="_Toc234524394"/>
+        <w:sectPr>
+          <w:footerReference w:type="default" r:id="rId10"/>
+          <w:footerReference w:type="first" r:id="rId11"/>
+          <w:pgSz w:w="11906" w:h="16838" w:code="9"/>
+          <w:pgMar w:top="1440" w:right="1440" w:bottom="1440" w:left="1440" w:header="708" w:footer="708" w:gutter="0"/>
+          <w:pgNumType w:start="1"/>
+          <w:cols w:space="708"/>
+          <w:docGrid w:linePitch="360"/>
+        </w:sectPr>
+      </w:pPr>
+    </w:p>
+    <w:p>
+      <w:pPr>
+        <w:pStyle w:val="Heading1"/>
+        <w:numPr>
+          <w:ilvl w:val="0"/>
+          <w:numId w:val="1"/>
+        </w:numPr>
+        <w:spacing w:before="240" w:after="160" w:line="276" w:lineRule="auto"/>
+        <w:jc w:val="center"/>
+        <w:rPr>
+          <w:rFonts w:cs="Times New Roman"/>
+        </w:rPr>
+      </w:pPr>
+      <w:bookmarkStart w:id="0" w:name="_Toc234548236"/>
       <w:r>
         <w:rPr>
           <w:rFonts w:cs="Times New Roman"/>
@@ -2951,10 +3726,9 @@
       </w:r>
       <w:bookmarkEnd w:id="0"/>
     </w:p>
-    <w:p/>
-    <w:p>
-      <w:pPr>
-        <w:spacing w:after="0" w:line="276" w:lineRule="auto"/>
+    <w:p>
+      <w:pPr>
+        <w:spacing w:before="240" w:line="276" w:lineRule="auto"/>
         <w:rPr>
           <w:rFonts w:cs="Times New Roman"/>
         </w:rPr>
@@ -2965,14 +3739,6 @@
         </w:rPr>
         <w:t>Nutrition Tracker is a desktop application, used by a user to track the consumed foods throughout the day and record progress made towards their specific nutritional targets. The system has a structured view that allows the user to create their own food entries including their nutritional values, log meals specifying exact gram values, and viewing nutrition summary for any particular date. The system enables administrators to maintain users and send dietary notes.</w:t>
       </w:r>
-    </w:p>
-    <w:p>
-      <w:pPr>
-        <w:spacing w:after="0" w:line="276" w:lineRule="auto"/>
-        <w:rPr>
-          <w:rFonts w:cs="Times New Roman"/>
-        </w:rPr>
-      </w:pPr>
     </w:p>
     <w:p>
       <w:pPr>
@@ -2981,12 +3747,12 @@
           <w:ilvl w:val="1"/>
           <w:numId w:val="1"/>
         </w:numPr>
-        <w:spacing w:before="0" w:after="0" w:line="276" w:lineRule="auto"/>
-        <w:rPr>
-          <w:rFonts w:cs="Times New Roman"/>
-        </w:rPr>
-      </w:pPr>
-      <w:bookmarkStart w:id="1" w:name="_Toc234524395"/>
+        <w:spacing w:before="240" w:after="160" w:line="276" w:lineRule="auto"/>
+        <w:rPr>
+          <w:rFonts w:cs="Times New Roman"/>
+        </w:rPr>
+      </w:pPr>
+      <w:bookmarkStart w:id="1" w:name="_Toc234548237"/>
       <w:r>
         <w:rPr>
           <w:rFonts w:cs="Times New Roman"/>
@@ -2997,7 +3763,7 @@
     </w:p>
     <w:p>
       <w:pPr>
-        <w:spacing w:after="0" w:line="276" w:lineRule="auto"/>
+        <w:spacing w:before="240" w:line="276" w:lineRule="auto"/>
         <w:rPr>
           <w:rFonts w:cs="Times New Roman"/>
         </w:rPr>
@@ -3008,14 +3774,6 @@
         </w:rPr>
         <w:t>This project aims to be an approachable, usable, desktop application tool for people to keep track of their eating. This alleviates dependence on outside spreadsheet documents or manually kept records, as a single database-driven application, with role-based authentication, will be the foundation. The scope ranges from personal health tracking to the ability for a trainer/nutritionist to take a very light look at administrative oversite.</w:t>
       </w:r>
-    </w:p>
-    <w:p>
-      <w:pPr>
-        <w:spacing w:after="0" w:line="276" w:lineRule="auto"/>
-        <w:rPr>
-          <w:rFonts w:cs="Times New Roman"/>
-        </w:rPr>
-      </w:pPr>
     </w:p>
     <w:p>
       <w:pPr>
@@ -3024,12 +3782,12 @@
           <w:ilvl w:val="1"/>
           <w:numId w:val="1"/>
         </w:numPr>
-        <w:spacing w:before="0" w:after="0" w:line="276" w:lineRule="auto"/>
-        <w:rPr>
-          <w:rFonts w:cs="Times New Roman"/>
-        </w:rPr>
-      </w:pPr>
-      <w:bookmarkStart w:id="2" w:name="_Toc234524396"/>
+        <w:spacing w:before="240" w:after="160" w:line="276" w:lineRule="auto"/>
+        <w:rPr>
+          <w:rFonts w:cs="Times New Roman"/>
+        </w:rPr>
+      </w:pPr>
+      <w:bookmarkStart w:id="2" w:name="_Toc234548238"/>
       <w:r>
         <w:rPr>
           <w:rFonts w:cs="Times New Roman"/>
@@ -3040,7 +3798,7 @@
     </w:p>
     <w:p>
       <w:pPr>
-        <w:spacing w:after="0" w:line="276" w:lineRule="auto"/>
+        <w:spacing w:before="240" w:line="276" w:lineRule="auto"/>
         <w:rPr>
           <w:rFonts w:cs="Times New Roman"/>
         </w:rPr>
@@ -3062,7 +3820,7 @@
           <w:ilvl w:val="0"/>
           <w:numId w:val="3"/>
         </w:numPr>
-        <w:spacing w:after="0" w:line="276" w:lineRule="auto"/>
+        <w:spacing w:before="240" w:line="276" w:lineRule="auto"/>
         <w:contextualSpacing w:val="0"/>
         <w:rPr>
           <w:rFonts w:cs="Times New Roman"/>
@@ -3085,7 +3843,7 @@
           <w:ilvl w:val="0"/>
           <w:numId w:val="3"/>
         </w:numPr>
-        <w:spacing w:after="0" w:line="276" w:lineRule="auto"/>
+        <w:spacing w:before="240" w:line="276" w:lineRule="auto"/>
         <w:contextualSpacing w:val="0"/>
         <w:rPr>
           <w:rFonts w:cs="Times New Roman"/>
@@ -3108,7 +3866,7 @@
           <w:ilvl w:val="0"/>
           <w:numId w:val="3"/>
         </w:numPr>
-        <w:spacing w:after="0" w:line="276" w:lineRule="auto"/>
+        <w:spacing w:before="240" w:line="276" w:lineRule="auto"/>
         <w:contextualSpacing w:val="0"/>
         <w:rPr>
           <w:rFonts w:cs="Times New Roman"/>
@@ -3131,7 +3889,7 @@
           <w:ilvl w:val="0"/>
           <w:numId w:val="3"/>
         </w:numPr>
-        <w:spacing w:after="0" w:line="276" w:lineRule="auto"/>
+        <w:spacing w:before="240" w:line="276" w:lineRule="auto"/>
         <w:contextualSpacing w:val="0"/>
         <w:rPr>
           <w:rFonts w:cs="Times New Roman"/>
@@ -3154,7 +3912,7 @@
           <w:ilvl w:val="0"/>
           <w:numId w:val="3"/>
         </w:numPr>
-        <w:spacing w:after="0" w:line="276" w:lineRule="auto"/>
+        <w:spacing w:before="240" w:line="276" w:lineRule="auto"/>
         <w:contextualSpacing w:val="0"/>
         <w:rPr>
           <w:rFonts w:cs="Times New Roman"/>
@@ -3177,7 +3935,7 @@
           <w:ilvl w:val="0"/>
           <w:numId w:val="3"/>
         </w:numPr>
-        <w:spacing w:after="0" w:line="276" w:lineRule="auto"/>
+        <w:spacing w:before="240" w:line="276" w:lineRule="auto"/>
         <w:contextualSpacing w:val="0"/>
         <w:rPr>
           <w:rFonts w:cs="Times New Roman"/>
@@ -3192,14 +3950,6 @@
         </w:rPr>
         <w:t>Admin: user account management and notes dispatch</w:t>
       </w:r>
-    </w:p>
-    <w:p>
-      <w:pPr>
-        <w:spacing w:after="0" w:line="276" w:lineRule="auto"/>
-        <w:rPr>
-          <w:rFonts w:cs="Times New Roman"/>
-        </w:rPr>
-      </w:pPr>
     </w:p>
     <w:p>
       <w:pPr>
@@ -3208,12 +3958,12 @@
           <w:ilvl w:val="1"/>
           <w:numId w:val="1"/>
         </w:numPr>
-        <w:spacing w:before="0" w:after="0" w:line="276" w:lineRule="auto"/>
-        <w:rPr>
-          <w:rFonts w:cs="Times New Roman"/>
-        </w:rPr>
-      </w:pPr>
-      <w:bookmarkStart w:id="3" w:name="_Toc234524397"/>
+        <w:spacing w:before="240" w:after="160" w:line="276" w:lineRule="auto"/>
+        <w:rPr>
+          <w:rFonts w:cs="Times New Roman"/>
+        </w:rPr>
+      </w:pPr>
+      <w:bookmarkStart w:id="3" w:name="_Toc234548239"/>
       <w:r>
         <w:rPr>
           <w:rFonts w:cs="Times New Roman"/>
@@ -3224,7 +3974,7 @@
     </w:p>
     <w:p>
       <w:pPr>
-        <w:spacing w:after="0" w:line="276" w:lineRule="auto"/>
+        <w:spacing w:before="240" w:line="276" w:lineRule="auto"/>
         <w:rPr>
           <w:rFonts w:cs="Times New Roman"/>
         </w:rPr>
@@ -3235,14 +3985,6 @@
         </w:rPr>
         <w:t>This document follows a Software Analysis and Design report format. The main text uses Times New Roman, 12 pt font, with clear numbered headings and aligned page numbers in the footer. Diagrams are captioned and placed in the Other Requirements section.</w:t>
       </w:r>
-    </w:p>
-    <w:p>
-      <w:pPr>
-        <w:spacing w:after="0" w:line="276" w:lineRule="auto"/>
-        <w:rPr>
-          <w:rFonts w:cs="Times New Roman"/>
-        </w:rPr>
-      </w:pPr>
     </w:p>
     <w:p>
       <w:pPr>
@@ -3251,12 +3993,12 @@
           <w:ilvl w:val="1"/>
           <w:numId w:val="1"/>
         </w:numPr>
-        <w:spacing w:before="0" w:after="0" w:line="276" w:lineRule="auto"/>
-        <w:rPr>
-          <w:rFonts w:cs="Times New Roman"/>
-        </w:rPr>
-      </w:pPr>
-      <w:bookmarkStart w:id="4" w:name="_Toc234524398"/>
+        <w:spacing w:before="240" w:after="160" w:line="276" w:lineRule="auto"/>
+        <w:rPr>
+          <w:rFonts w:cs="Times New Roman"/>
+        </w:rPr>
+      </w:pPr>
+      <w:bookmarkStart w:id="4" w:name="_Toc234548240"/>
       <w:r>
         <w:rPr>
           <w:rFonts w:cs="Times New Roman"/>
@@ -3267,7 +4009,7 @@
     </w:p>
     <w:p>
       <w:pPr>
-        <w:spacing w:after="0" w:line="276" w:lineRule="auto"/>
+        <w:spacing w:before="240" w:line="276" w:lineRule="auto"/>
         <w:rPr>
           <w:rFonts w:cs="Times New Roman"/>
         </w:rPr>
@@ -3278,13 +4020,6 @@
         </w:rPr>
         <w:t>The system is implemented in Java with Swing GUI toolkit for user interface and JDBC with a MySQL database for the persistent storage. The project is developed in a NetBeans project and implements the DAO (Data Access Object) design pattern to separate data access logic from the presentation layer. The distribution includes the MySQL Connector/J 8.0.23 driver.</w:t>
       </w:r>
-    </w:p>
-    <w:p>
-      <w:pPr>
-        <w:rPr>
-          <w:rFonts w:cs="Times New Roman"/>
-        </w:rPr>
-      </w:pPr>
       <w:r>
         <w:rPr>
           <w:rFonts w:cs="Times New Roman"/>
@@ -3299,13 +4034,13 @@
           <w:ilvl w:val="0"/>
           <w:numId w:val="1"/>
         </w:numPr>
-        <w:spacing w:before="0" w:after="0" w:line="276" w:lineRule="auto"/>
+        <w:spacing w:before="240" w:after="160" w:line="276" w:lineRule="auto"/>
         <w:jc w:val="center"/>
         <w:rPr>
           <w:rFonts w:cs="Times New Roman"/>
         </w:rPr>
       </w:pPr>
-      <w:bookmarkStart w:id="5" w:name="_Toc234524399"/>
+      <w:bookmarkStart w:id="5" w:name="_Toc234548241"/>
       <w:r>
         <w:rPr>
           <w:rFonts w:cs="Times New Roman"/>
@@ -3315,7 +4050,6 @@
       </w:r>
       <w:bookmarkEnd w:id="5"/>
     </w:p>
-    <w:p/>
     <w:p>
       <w:pPr>
         <w:pStyle w:val="Heading2"/>
@@ -3323,12 +4057,12 @@
           <w:ilvl w:val="1"/>
           <w:numId w:val="1"/>
         </w:numPr>
-        <w:spacing w:before="0" w:after="0" w:line="276" w:lineRule="auto"/>
-        <w:rPr>
-          <w:rFonts w:cs="Times New Roman"/>
-        </w:rPr>
-      </w:pPr>
-      <w:bookmarkStart w:id="6" w:name="_Toc234524400"/>
+        <w:spacing w:before="240" w:after="160" w:line="276" w:lineRule="auto"/>
+        <w:rPr>
+          <w:rFonts w:cs="Times New Roman"/>
+        </w:rPr>
+      </w:pPr>
+      <w:bookmarkStart w:id="6" w:name="_Toc234548242"/>
       <w:r>
         <w:rPr>
           <w:rFonts w:cs="Times New Roman"/>
@@ -3339,7 +4073,7 @@
     </w:p>
     <w:p>
       <w:pPr>
-        <w:spacing w:after="0" w:line="276" w:lineRule="auto"/>
+        <w:spacing w:before="240" w:line="276" w:lineRule="auto"/>
         <w:rPr>
           <w:rFonts w:cs="Times New Roman"/>
         </w:rPr>
@@ -3365,7 +4099,7 @@
     </w:p>
     <w:p>
       <w:pPr>
-        <w:spacing w:after="0" w:line="276" w:lineRule="auto"/>
+        <w:spacing w:before="240" w:line="276" w:lineRule="auto"/>
         <w:rPr>
           <w:rFonts w:cs="Times New Roman"/>
         </w:rPr>
@@ -3400,14 +4134,6 @@
         </w:rPr>
         <w:t xml:space="preserve"> and fiber.</w:t>
       </w:r>
-    </w:p>
-    <w:p>
-      <w:pPr>
-        <w:spacing w:after="0" w:line="276" w:lineRule="auto"/>
-        <w:rPr>
-          <w:rFonts w:cs="Times New Roman"/>
-        </w:rPr>
-      </w:pPr>
     </w:p>
     <w:p>
       <w:pPr>
@@ -3416,12 +4142,12 @@
           <w:ilvl w:val="1"/>
           <w:numId w:val="1"/>
         </w:numPr>
-        <w:spacing w:before="0" w:after="0" w:line="276" w:lineRule="auto"/>
-        <w:rPr>
-          <w:rFonts w:cs="Times New Roman"/>
-        </w:rPr>
-      </w:pPr>
-      <w:bookmarkStart w:id="7" w:name="_Toc234524401"/>
+        <w:spacing w:before="240" w:after="160" w:line="276" w:lineRule="auto"/>
+        <w:rPr>
+          <w:rFonts w:cs="Times New Roman"/>
+        </w:rPr>
+      </w:pPr>
+      <w:bookmarkStart w:id="7" w:name="_Toc234548243"/>
       <w:r>
         <w:rPr>
           <w:rFonts w:cs="Times New Roman"/>
@@ -3432,7 +4158,7 @@
     </w:p>
     <w:p>
       <w:pPr>
-        <w:spacing w:after="0" w:line="276" w:lineRule="auto"/>
+        <w:spacing w:before="240" w:line="276" w:lineRule="auto"/>
         <w:rPr>
           <w:rFonts w:cs="Times New Roman"/>
         </w:rPr>
@@ -3467,14 +4193,6 @@
         </w:rPr>
         <w:t xml:space="preserve"> and log records with foreign key relationships. This allows for data consistency and cascade deletion. Health apps often use role-based access as a design pattern, letting users use the app for themselves or to manage the diet of a person under the supervision of a trainer or nutritionist. The DAO pattern is a common pattern in Java applications to abstract the persistence logic and make the application more testable and maintainable.</w:t>
       </w:r>
-    </w:p>
-    <w:p>
-      <w:pPr>
-        <w:spacing w:after="0" w:line="276" w:lineRule="auto"/>
-        <w:rPr>
-          <w:rFonts w:cs="Times New Roman"/>
-        </w:rPr>
-      </w:pPr>
     </w:p>
     <w:p>
       <w:pPr>
@@ -3483,12 +4201,12 @@
           <w:ilvl w:val="1"/>
           <w:numId w:val="1"/>
         </w:numPr>
-        <w:spacing w:before="0" w:after="0" w:line="276" w:lineRule="auto"/>
-        <w:rPr>
-          <w:rFonts w:cs="Times New Roman"/>
-        </w:rPr>
-      </w:pPr>
-      <w:bookmarkStart w:id="8" w:name="_Toc234524402"/>
+        <w:spacing w:before="240" w:after="160" w:line="276" w:lineRule="auto"/>
+        <w:rPr>
+          <w:rFonts w:cs="Times New Roman"/>
+        </w:rPr>
+      </w:pPr>
+      <w:bookmarkStart w:id="8" w:name="_Toc234548244"/>
       <w:r>
         <w:rPr>
           <w:rFonts w:cs="Times New Roman"/>
@@ -3499,7 +4217,7 @@
     </w:p>
     <w:p>
       <w:pPr>
-        <w:spacing w:after="0" w:line="276" w:lineRule="auto"/>
+        <w:spacing w:before="240" w:line="276" w:lineRule="auto"/>
         <w:rPr>
           <w:rFonts w:cs="Times New Roman"/>
         </w:rPr>
@@ -3525,7 +4243,7 @@
     </w:p>
     <w:p>
       <w:pPr>
-        <w:spacing w:after="0" w:line="276" w:lineRule="auto"/>
+        <w:spacing w:before="240" w:line="276" w:lineRule="auto"/>
         <w:rPr>
           <w:rFonts w:cs="Times New Roman"/>
         </w:rPr>
@@ -3544,13 +4262,13 @@
           <w:ilvl w:val="0"/>
           <w:numId w:val="1"/>
         </w:numPr>
-        <w:spacing w:before="0" w:after="0" w:line="276" w:lineRule="auto"/>
+        <w:spacing w:before="240" w:after="160" w:line="276" w:lineRule="auto"/>
         <w:jc w:val="center"/>
         <w:rPr>
           <w:rFonts w:cs="Times New Roman"/>
         </w:rPr>
       </w:pPr>
-      <w:bookmarkStart w:id="9" w:name="_Toc234524403"/>
+      <w:bookmarkStart w:id="9" w:name="_Toc234548245"/>
       <w:r>
         <w:rPr>
           <w:rFonts w:cs="Times New Roman"/>
@@ -3560,10 +4278,9 @@
       </w:r>
       <w:bookmarkEnd w:id="9"/>
     </w:p>
-    <w:p/>
-    <w:p>
-      <w:pPr>
-        <w:spacing w:after="0" w:line="276" w:lineRule="auto"/>
+    <w:p>
+      <w:pPr>
+        <w:spacing w:before="240" w:line="276" w:lineRule="auto"/>
         <w:rPr>
           <w:rFonts w:cs="Times New Roman"/>
         </w:rPr>
@@ -3584,16 +4301,22 @@
         <w:rPr>
           <w:rFonts w:cs="Times New Roman"/>
         </w:rPr>
-        <w:t xml:space="preserve"> and administrator. The app then opens up to a login screen and then directs the authenticated user to either the User Dashboard or the Admin Dashboard depending on their role. All data is stored in a MySQL database named nutritiondb.</w:t>
-      </w:r>
-    </w:p>
-    <w:p>
-      <w:pPr>
-        <w:spacing w:after="0" w:line="276" w:lineRule="auto"/>
-        <w:rPr>
-          <w:rFonts w:cs="Times New Roman"/>
-        </w:rPr>
-      </w:pPr>
+        <w:t xml:space="preserve"> and administrator. The app then opens up to a login screen and then directs the authenticated user to either the User Dashboard or the Admin Dashboard depending on their role. All data is stored in a MySQL database named </w:t>
+      </w:r>
+      <w:proofErr w:type="spellStart"/>
+      <w:r>
+        <w:rPr>
+          <w:rFonts w:cs="Times New Roman"/>
+        </w:rPr>
+        <w:t>nutritiondb</w:t>
+      </w:r>
+      <w:proofErr w:type="spellEnd"/>
+      <w:r>
+        <w:rPr>
+          <w:rFonts w:cs="Times New Roman"/>
+        </w:rPr>
+        <w:t>.</w:t>
+      </w:r>
     </w:p>
     <w:p>
       <w:pPr>
@@ -3602,12 +4325,12 @@
           <w:ilvl w:val="1"/>
           <w:numId w:val="1"/>
         </w:numPr>
-        <w:spacing w:before="0" w:after="0" w:line="276" w:lineRule="auto"/>
-        <w:rPr>
-          <w:rFonts w:cs="Times New Roman"/>
-        </w:rPr>
-      </w:pPr>
-      <w:bookmarkStart w:id="10" w:name="_Toc234524404"/>
+        <w:spacing w:before="240" w:after="160" w:line="276" w:lineRule="auto"/>
+        <w:rPr>
+          <w:rFonts w:cs="Times New Roman"/>
+        </w:rPr>
+      </w:pPr>
+      <w:bookmarkStart w:id="10" w:name="_Toc234548246"/>
       <w:r>
         <w:rPr>
           <w:rFonts w:cs="Times New Roman"/>
@@ -3618,7 +4341,7 @@
     </w:p>
     <w:p>
       <w:pPr>
-        <w:spacing w:after="0" w:line="276" w:lineRule="auto"/>
+        <w:spacing w:before="240" w:line="276" w:lineRule="auto"/>
         <w:rPr>
           <w:rFonts w:cs="Times New Roman"/>
         </w:rPr>
@@ -3663,7 +4386,21 @@
         <w:rPr>
           <w:rFonts w:cs="Times New Roman"/>
         </w:rPr>
-        <w:t xml:space="preserve"> depend on any external web service. It uses JDBC to connect directly to a MySQL instance, either local or hosted on the network. The DatabaseConnection class is used to handle the singleton connection, and will auto-create the database, </w:t>
+        <w:t xml:space="preserve"> depend on any external web service. It uses JDBC to connect directly to a MySQL instance, either local or hosted on the network. The </w:t>
+      </w:r>
+      <w:proofErr w:type="spellStart"/>
+      <w:r>
+        <w:rPr>
+          <w:rFonts w:cs="Times New Roman"/>
+        </w:rPr>
+        <w:t>DatabaseConnection</w:t>
+      </w:r>
+      <w:proofErr w:type="spellEnd"/>
+      <w:r>
+        <w:rPr>
+          <w:rFonts w:cs="Times New Roman"/>
+        </w:rPr>
+        <w:t xml:space="preserve"> class is used to handle the singleton connection, and will auto-create the database, </w:t>
       </w:r>
       <w:r>
         <w:rPr>
@@ -3689,14 +4426,6 @@
         </w:rPr>
         <w:t xml:space="preserve"> exist.</w:t>
       </w:r>
-    </w:p>
-    <w:p>
-      <w:pPr>
-        <w:spacing w:after="0" w:line="276" w:lineRule="auto"/>
-        <w:rPr>
-          <w:rFonts w:cs="Times New Roman"/>
-        </w:rPr>
-      </w:pPr>
     </w:p>
     <w:p>
       <w:pPr>
@@ -3705,12 +4434,12 @@
           <w:ilvl w:val="1"/>
           <w:numId w:val="1"/>
         </w:numPr>
-        <w:spacing w:before="0" w:after="0" w:line="276" w:lineRule="auto"/>
-        <w:rPr>
-          <w:rFonts w:cs="Times New Roman"/>
-        </w:rPr>
-      </w:pPr>
-      <w:bookmarkStart w:id="11" w:name="_Toc234524405"/>
+        <w:spacing w:before="240" w:after="160" w:line="276" w:lineRule="auto"/>
+        <w:rPr>
+          <w:rFonts w:cs="Times New Roman"/>
+        </w:rPr>
+      </w:pPr>
+      <w:bookmarkStart w:id="11" w:name="_Toc234548247"/>
       <w:r>
         <w:rPr>
           <w:rFonts w:cs="Times New Roman"/>
@@ -3721,7 +4450,7 @@
     </w:p>
     <w:p>
       <w:pPr>
-        <w:spacing w:after="0" w:line="276" w:lineRule="auto"/>
+        <w:spacing w:before="240" w:line="276" w:lineRule="auto"/>
         <w:rPr>
           <w:rFonts w:cs="Times New Roman"/>
           <w:b/>
@@ -3768,7 +4497,7 @@
           <w:ilvl w:val="0"/>
           <w:numId w:val="4"/>
         </w:numPr>
-        <w:spacing w:after="0" w:line="276" w:lineRule="auto"/>
+        <w:spacing w:before="240" w:line="276" w:lineRule="auto"/>
         <w:rPr>
           <w:rFonts w:cs="Times New Roman"/>
         </w:rPr>
@@ -3787,7 +4516,7 @@
           <w:ilvl w:val="0"/>
           <w:numId w:val="4"/>
         </w:numPr>
-        <w:spacing w:after="0" w:line="276" w:lineRule="auto"/>
+        <w:spacing w:before="240" w:line="276" w:lineRule="auto"/>
         <w:rPr>
           <w:rFonts w:cs="Times New Roman"/>
         </w:rPr>
@@ -3806,7 +4535,7 @@
           <w:ilvl w:val="0"/>
           <w:numId w:val="4"/>
         </w:numPr>
-        <w:spacing w:after="0" w:line="276" w:lineRule="auto"/>
+        <w:spacing w:before="240" w:line="276" w:lineRule="auto"/>
         <w:rPr>
           <w:rFonts w:cs="Times New Roman"/>
         </w:rPr>
@@ -3825,7 +4554,7 @@
           <w:ilvl w:val="0"/>
           <w:numId w:val="4"/>
         </w:numPr>
-        <w:spacing w:after="0" w:line="276" w:lineRule="auto"/>
+        <w:spacing w:before="240" w:line="276" w:lineRule="auto"/>
         <w:rPr>
           <w:rFonts w:cs="Times New Roman"/>
         </w:rPr>
@@ -3844,7 +4573,7 @@
           <w:ilvl w:val="0"/>
           <w:numId w:val="4"/>
         </w:numPr>
-        <w:spacing w:after="0" w:line="276" w:lineRule="auto"/>
+        <w:spacing w:before="240" w:line="276" w:lineRule="auto"/>
         <w:rPr>
           <w:rFonts w:cs="Times New Roman"/>
         </w:rPr>
@@ -3863,7 +4592,7 @@
           <w:ilvl w:val="0"/>
           <w:numId w:val="4"/>
         </w:numPr>
-        <w:spacing w:after="0" w:line="276" w:lineRule="auto"/>
+        <w:spacing w:before="240" w:line="276" w:lineRule="auto"/>
         <w:rPr>
           <w:rFonts w:cs="Times New Roman"/>
         </w:rPr>
@@ -3877,16 +4606,7 @@
     </w:p>
     <w:p>
       <w:pPr>
-        <w:pStyle w:val="ListParagraph"/>
-        <w:spacing w:after="0" w:line="276" w:lineRule="auto"/>
-        <w:rPr>
-          <w:rFonts w:cs="Times New Roman"/>
-        </w:rPr>
-      </w:pPr>
-    </w:p>
-    <w:p>
-      <w:pPr>
-        <w:spacing w:after="0" w:line="276" w:lineRule="auto"/>
+        <w:spacing w:before="240" w:line="276" w:lineRule="auto"/>
         <w:rPr>
           <w:rFonts w:cs="Times New Roman"/>
           <w:b/>
@@ -3933,7 +4653,7 @@
           <w:ilvl w:val="0"/>
           <w:numId w:val="5"/>
         </w:numPr>
-        <w:spacing w:after="0" w:line="276" w:lineRule="auto"/>
+        <w:spacing w:before="240" w:line="276" w:lineRule="auto"/>
         <w:rPr>
           <w:rFonts w:cs="Times New Roman"/>
         </w:rPr>
@@ -3952,7 +4672,7 @@
           <w:ilvl w:val="0"/>
           <w:numId w:val="5"/>
         </w:numPr>
-        <w:spacing w:after="0" w:line="276" w:lineRule="auto"/>
+        <w:spacing w:before="240" w:line="276" w:lineRule="auto"/>
         <w:rPr>
           <w:rFonts w:cs="Times New Roman"/>
         </w:rPr>
@@ -3971,7 +4691,7 @@
           <w:ilvl w:val="0"/>
           <w:numId w:val="5"/>
         </w:numPr>
-        <w:spacing w:after="0" w:line="276" w:lineRule="auto"/>
+        <w:spacing w:before="240" w:line="276" w:lineRule="auto"/>
         <w:rPr>
           <w:rFonts w:cs="Times New Roman"/>
         </w:rPr>
@@ -3990,7 +4710,7 @@
           <w:ilvl w:val="0"/>
           <w:numId w:val="5"/>
         </w:numPr>
-        <w:spacing w:after="0" w:line="276" w:lineRule="auto"/>
+        <w:spacing w:before="240" w:line="276" w:lineRule="auto"/>
         <w:rPr>
           <w:rFonts w:cs="Times New Roman"/>
         </w:rPr>
@@ -4009,7 +4729,7 @@
           <w:ilvl w:val="0"/>
           <w:numId w:val="5"/>
         </w:numPr>
-        <w:spacing w:after="0" w:line="276" w:lineRule="auto"/>
+        <w:spacing w:before="240" w:line="276" w:lineRule="auto"/>
         <w:rPr>
           <w:rFonts w:cs="Times New Roman"/>
         </w:rPr>
@@ -4028,7 +4748,7 @@
           <w:ilvl w:val="0"/>
           <w:numId w:val="5"/>
         </w:numPr>
-        <w:spacing w:after="0" w:line="276" w:lineRule="auto"/>
+        <w:spacing w:before="240" w:line="276" w:lineRule="auto"/>
         <w:rPr>
           <w:rFonts w:cs="Times New Roman"/>
         </w:rPr>
@@ -4047,7 +4767,7 @@
           <w:ilvl w:val="0"/>
           <w:numId w:val="5"/>
         </w:numPr>
-        <w:spacing w:after="0" w:line="276" w:lineRule="auto"/>
+        <w:spacing w:before="240" w:line="276" w:lineRule="auto"/>
         <w:rPr>
           <w:rFonts w:cs="Times New Roman"/>
         </w:rPr>
@@ -4058,14 +4778,6 @@
         </w:rPr>
         <w:t>Deactivate or delete user accounts as needed.</w:t>
       </w:r>
-    </w:p>
-    <w:p>
-      <w:pPr>
-        <w:spacing w:after="0" w:line="276" w:lineRule="auto"/>
-        <w:rPr>
-          <w:rFonts w:cs="Times New Roman"/>
-        </w:rPr>
-      </w:pPr>
     </w:p>
     <w:p>
       <w:pPr>
@@ -4074,12 +4786,12 @@
           <w:ilvl w:val="1"/>
           <w:numId w:val="1"/>
         </w:numPr>
-        <w:spacing w:before="0" w:after="0" w:line="276" w:lineRule="auto"/>
-        <w:rPr>
-          <w:rFonts w:cs="Times New Roman"/>
-        </w:rPr>
-      </w:pPr>
-      <w:bookmarkStart w:id="12" w:name="_Toc234524406"/>
+        <w:spacing w:before="240" w:after="160" w:line="276" w:lineRule="auto"/>
+        <w:rPr>
+          <w:rFonts w:cs="Times New Roman"/>
+        </w:rPr>
+      </w:pPr>
+      <w:bookmarkStart w:id="12" w:name="_Toc234548248"/>
       <w:r>
         <w:rPr>
           <w:rFonts w:cs="Times New Roman"/>
@@ -4090,7 +4802,7 @@
     </w:p>
     <w:p>
       <w:pPr>
-        <w:spacing w:after="0" w:line="276" w:lineRule="auto"/>
+        <w:spacing w:before="240" w:line="276" w:lineRule="auto"/>
         <w:rPr>
           <w:rFonts w:cs="Times New Roman"/>
         </w:rPr>
@@ -4111,21 +4823,7 @@
         <w:rPr>
           <w:rFonts w:cs="Times New Roman"/>
         </w:rPr>
-        <w:t xml:space="preserve"> and tracking their progress towards meeting nutrition goals through </w:t>
-      </w:r>
-      <w:proofErr w:type="gramStart"/>
-      <w:r>
-        <w:rPr>
-          <w:rFonts w:cs="Times New Roman"/>
-        </w:rPr>
-        <w:t>the food</w:t>
-      </w:r>
-      <w:proofErr w:type="gramEnd"/>
-      <w:r>
-        <w:rPr>
-          <w:rFonts w:cs="Times New Roman"/>
-        </w:rPr>
-        <w:t xml:space="preserve"> management, </w:t>
+        <w:t xml:space="preserve"> and tracking their progress towards meeting nutrition goals through the food management, </w:t>
       </w:r>
       <w:r>
         <w:rPr>
@@ -4142,39 +4840,23 @@
     </w:p>
     <w:p>
       <w:pPr>
-        <w:rPr>
-          <w:rFonts w:cs="Times New Roman"/>
-        </w:rPr>
-      </w:pPr>
+        <w:spacing w:before="240" w:line="276" w:lineRule="auto"/>
+        <w:rPr>
+          <w:rFonts w:cs="Times New Roman"/>
+        </w:rPr>
+      </w:pPr>
+      <w:r>
+        <w:rPr>
+          <w:rFonts w:cs="Times New Roman"/>
+        </w:rPr>
+        <w:t>Administrators (including registered dietitians; trainers; support staff who manage customer accounts and provide nutritional advice) use the administration dashboard to review user profiles and send notes.</w:t>
+      </w:r>
       <w:r>
         <w:rPr>
           <w:rFonts w:cs="Times New Roman"/>
         </w:rPr>
         <w:br w:type="page"/>
       </w:r>
-    </w:p>
-    <w:p>
-      <w:pPr>
-        <w:spacing w:after="0" w:line="276" w:lineRule="auto"/>
-        <w:rPr>
-          <w:rFonts w:cs="Times New Roman"/>
-        </w:rPr>
-      </w:pPr>
-      <w:r>
-        <w:rPr>
-          <w:rFonts w:cs="Times New Roman"/>
-        </w:rPr>
-        <w:lastRenderedPageBreak/>
-        <w:t>Administrators (including registered dietitians; trainers; support staff who manage customer accounts and provide nutritional advice) use the administration dashboard to review user profiles and send notes.</w:t>
-      </w:r>
-    </w:p>
-    <w:p>
-      <w:pPr>
-        <w:spacing w:after="0" w:line="276" w:lineRule="auto"/>
-        <w:rPr>
-          <w:rFonts w:cs="Times New Roman"/>
-        </w:rPr>
-      </w:pPr>
     </w:p>
     <w:p>
       <w:pPr>
@@ -4183,23 +4865,24 @@
           <w:ilvl w:val="1"/>
           <w:numId w:val="1"/>
         </w:numPr>
-        <w:spacing w:before="0" w:after="0" w:line="276" w:lineRule="auto"/>
-        <w:rPr>
-          <w:rFonts w:cs="Times New Roman"/>
-        </w:rPr>
-      </w:pPr>
-      <w:bookmarkStart w:id="13" w:name="_Toc234524407"/>
-      <w:r>
-        <w:rPr>
-          <w:rFonts w:cs="Times New Roman"/>
-        </w:rPr>
+        <w:spacing w:before="240" w:after="160" w:line="276" w:lineRule="auto"/>
+        <w:rPr>
+          <w:rFonts w:cs="Times New Roman"/>
+        </w:rPr>
+      </w:pPr>
+      <w:bookmarkStart w:id="13" w:name="_Toc234548249"/>
+      <w:r>
+        <w:rPr>
+          <w:rFonts w:cs="Times New Roman"/>
+        </w:rPr>
+        <w:lastRenderedPageBreak/>
         <w:t>Operating Environment</w:t>
       </w:r>
       <w:bookmarkEnd w:id="13"/>
     </w:p>
     <w:p>
       <w:pPr>
-        <w:spacing w:after="0" w:line="276" w:lineRule="auto"/>
+        <w:spacing w:before="240" w:line="276" w:lineRule="auto"/>
         <w:rPr>
           <w:rFonts w:cs="Times New Roman"/>
         </w:rPr>
@@ -4210,14 +4893,6 @@
         </w:rPr>
         <w:t>The system has been developed in a desktop-based environment using Java and Java Swing for the user interface graphics and MySQL as the backend database system. It runs on Windows, macOS and Linux, if you have Java JDK 8 or newer installed. Database connectivity is done using MySQL Connector / J and project compilation and management is done using Apache Ant inside the development environment of NetBeans. The system is accessed through a graphical desktop interface on the local machine or network environment.</w:t>
       </w:r>
-    </w:p>
-    <w:p>
-      <w:pPr>
-        <w:spacing w:after="0" w:line="276" w:lineRule="auto"/>
-        <w:rPr>
-          <w:rFonts w:cs="Times New Roman"/>
-        </w:rPr>
-      </w:pPr>
     </w:p>
     <w:p>
       <w:pPr>
@@ -4226,12 +4901,12 @@
           <w:ilvl w:val="1"/>
           <w:numId w:val="1"/>
         </w:numPr>
-        <w:spacing w:before="0" w:after="0" w:line="276" w:lineRule="auto"/>
-        <w:rPr>
-          <w:rFonts w:cs="Times New Roman"/>
-        </w:rPr>
-      </w:pPr>
-      <w:bookmarkStart w:id="14" w:name="_Toc234524408"/>
+        <w:spacing w:before="240" w:after="160" w:line="276" w:lineRule="auto"/>
+        <w:rPr>
+          <w:rFonts w:cs="Times New Roman"/>
+        </w:rPr>
+      </w:pPr>
+      <w:bookmarkStart w:id="14" w:name="_Toc234548250"/>
       <w:r>
         <w:rPr>
           <w:rFonts w:cs="Times New Roman"/>
@@ -4247,7 +4922,7 @@
           <w:ilvl w:val="0"/>
           <w:numId w:val="6"/>
         </w:numPr>
-        <w:spacing w:after="0" w:line="276" w:lineRule="auto"/>
+        <w:spacing w:before="240" w:line="276" w:lineRule="auto"/>
         <w:rPr>
           <w:rFonts w:cs="Times New Roman"/>
         </w:rPr>
@@ -4266,7 +4941,7 @@
           <w:ilvl w:val="0"/>
           <w:numId w:val="6"/>
         </w:numPr>
-        <w:spacing w:after="0" w:line="276" w:lineRule="auto"/>
+        <w:spacing w:before="240" w:line="276" w:lineRule="auto"/>
         <w:rPr>
           <w:rFonts w:cs="Times New Roman"/>
         </w:rPr>
@@ -4292,7 +4967,7 @@
           <w:ilvl w:val="0"/>
           <w:numId w:val="6"/>
         </w:numPr>
-        <w:spacing w:after="0" w:line="276" w:lineRule="auto"/>
+        <w:spacing w:before="240" w:line="276" w:lineRule="auto"/>
         <w:rPr>
           <w:rFonts w:cs="Times New Roman"/>
         </w:rPr>
@@ -4318,7 +4993,7 @@
           <w:ilvl w:val="0"/>
           <w:numId w:val="6"/>
         </w:numPr>
-        <w:spacing w:after="0" w:line="276" w:lineRule="auto"/>
+        <w:spacing w:before="240" w:line="276" w:lineRule="auto"/>
         <w:contextualSpacing w:val="0"/>
         <w:rPr>
           <w:rFonts w:cs="Times New Roman"/>
@@ -4339,7 +5014,7 @@
           <w:ilvl w:val="0"/>
           <w:numId w:val="6"/>
         </w:numPr>
-        <w:spacing w:after="0" w:line="276" w:lineRule="auto"/>
+        <w:spacing w:before="240" w:line="276" w:lineRule="auto"/>
         <w:rPr>
           <w:rFonts w:cs="Times New Roman"/>
         </w:rPr>
@@ -4357,14 +5032,6 @@
         </w:rPr>
         <w:t xml:space="preserve"> are currently stored as plain text; a hashing mechanism is planned for future versions.</w:t>
       </w:r>
-    </w:p>
-    <w:p>
-      <w:pPr>
-        <w:spacing w:after="0" w:line="276" w:lineRule="auto"/>
-        <w:rPr>
-          <w:rFonts w:cs="Times New Roman"/>
-        </w:rPr>
-      </w:pPr>
     </w:p>
     <w:p>
       <w:pPr>
@@ -4373,12 +5040,12 @@
           <w:ilvl w:val="1"/>
           <w:numId w:val="1"/>
         </w:numPr>
-        <w:spacing w:before="0" w:after="0" w:line="276" w:lineRule="auto"/>
-        <w:rPr>
-          <w:rFonts w:cs="Times New Roman"/>
-        </w:rPr>
-      </w:pPr>
-      <w:bookmarkStart w:id="15" w:name="_Toc234524409"/>
+        <w:spacing w:before="240" w:after="160" w:line="276" w:lineRule="auto"/>
+        <w:rPr>
+          <w:rFonts w:cs="Times New Roman"/>
+        </w:rPr>
+      </w:pPr>
+      <w:bookmarkStart w:id="15" w:name="_Toc234548251"/>
       <w:r>
         <w:rPr>
           <w:rFonts w:cs="Times New Roman"/>
@@ -4389,7 +5056,7 @@
     </w:p>
     <w:p>
       <w:pPr>
-        <w:spacing w:after="0" w:line="276" w:lineRule="auto"/>
+        <w:spacing w:before="240" w:line="276" w:lineRule="auto"/>
         <w:jc w:val="both"/>
         <w:rPr>
           <w:rFonts w:cs="Times New Roman"/>
@@ -4404,7 +5071,7 @@
     </w:p>
     <w:p>
       <w:pPr>
-        <w:spacing w:after="0" w:line="276" w:lineRule="auto"/>
+        <w:spacing w:before="240" w:line="276" w:lineRule="auto"/>
         <w:rPr>
           <w:rFonts w:eastAsiaTheme="majorEastAsia" w:cs="Times New Roman"/>
           <w:b/>
@@ -4427,13 +5094,13 @@
           <w:ilvl w:val="0"/>
           <w:numId w:val="1"/>
         </w:numPr>
-        <w:spacing w:before="0" w:after="0" w:line="276" w:lineRule="auto"/>
+        <w:spacing w:before="240" w:after="160" w:line="276" w:lineRule="auto"/>
         <w:jc w:val="center"/>
         <w:rPr>
           <w:rFonts w:cs="Times New Roman"/>
         </w:rPr>
       </w:pPr>
-      <w:bookmarkStart w:id="16" w:name="_Toc234524410"/>
+      <w:bookmarkStart w:id="16" w:name="_Toc234548252"/>
       <w:r>
         <w:rPr>
           <w:rFonts w:cs="Times New Roman"/>
@@ -4443,7 +5110,6 @@
       </w:r>
       <w:bookmarkEnd w:id="16"/>
     </w:p>
-    <w:p/>
     <w:p>
       <w:pPr>
         <w:pStyle w:val="Heading2"/>
@@ -4451,12 +5117,12 @@
           <w:ilvl w:val="1"/>
           <w:numId w:val="1"/>
         </w:numPr>
-        <w:spacing w:before="0" w:after="0" w:line="276" w:lineRule="auto"/>
-        <w:rPr>
-          <w:rFonts w:cs="Times New Roman"/>
-        </w:rPr>
-      </w:pPr>
-      <w:bookmarkStart w:id="17" w:name="_Toc234524411"/>
+        <w:spacing w:before="240" w:after="160" w:line="276" w:lineRule="auto"/>
+        <w:rPr>
+          <w:rFonts w:cs="Times New Roman"/>
+        </w:rPr>
+      </w:pPr>
+      <w:bookmarkStart w:id="17" w:name="_Toc234548253"/>
       <w:r>
         <w:rPr>
           <w:rFonts w:cs="Times New Roman"/>
@@ -4467,16 +5133,44 @@
     </w:p>
     <w:p>
       <w:pPr>
-        <w:spacing w:after="0" w:line="276" w:lineRule="auto"/>
-        <w:rPr>
-          <w:rFonts w:cs="Times New Roman"/>
-        </w:rPr>
-      </w:pPr>
-      <w:r>
-        <w:rPr>
-          <w:rFonts w:cs="Times New Roman"/>
-        </w:rPr>
-        <w:t xml:space="preserve">Application screens are implemented in Java Swing with the use of JFrame and JPanel components. These are Login Frame with stylized authentication fields, User and Admin Dashboards with side navigation, Add Food Frame to input nutritional information and Log Food Frame to track food consumption. Users can view daily and historical food logs in the Food Today and Food History Frames. Administrators have dedicated admin screens to </w:t>
+        <w:spacing w:before="240" w:line="276" w:lineRule="auto"/>
+        <w:rPr>
+          <w:rFonts w:cs="Times New Roman"/>
+        </w:rPr>
+      </w:pPr>
+      <w:r>
+        <w:rPr>
+          <w:rFonts w:cs="Times New Roman"/>
+        </w:rPr>
+        <w:t xml:space="preserve">Application screens are implemented in Java Swing with the use of </w:t>
+      </w:r>
+      <w:proofErr w:type="spellStart"/>
+      <w:r>
+        <w:rPr>
+          <w:rFonts w:cs="Times New Roman"/>
+        </w:rPr>
+        <w:t>JFrame</w:t>
+      </w:r>
+      <w:proofErr w:type="spellEnd"/>
+      <w:r>
+        <w:rPr>
+          <w:rFonts w:cs="Times New Roman"/>
+        </w:rPr>
+        <w:t xml:space="preserve"> and </w:t>
+      </w:r>
+      <w:proofErr w:type="spellStart"/>
+      <w:r>
+        <w:rPr>
+          <w:rFonts w:cs="Times New Roman"/>
+        </w:rPr>
+        <w:t>JPanel</w:t>
+      </w:r>
+      <w:proofErr w:type="spellEnd"/>
+      <w:r>
+        <w:rPr>
+          <w:rFonts w:cs="Times New Roman"/>
+        </w:rPr>
+        <w:t xml:space="preserve"> components. These are Login Frame with stylized authentication fields, User and Admin Dashboards with side navigation, Add Food Frame to input nutritional information and Log Food Frame to track food consumption. Users can view daily and historical food logs in the Food Today and Food History Frames. Administrators have dedicated admin screens to </w:t>
       </w:r>
       <w:r>
         <w:rPr>
@@ -4502,14 +5196,6 @@
         </w:rPr>
         <w:t xml:space="preserve"> individual logs and notes.</w:t>
       </w:r>
-    </w:p>
-    <w:p>
-      <w:pPr>
-        <w:spacing w:after="0" w:line="276" w:lineRule="auto"/>
-        <w:rPr>
-          <w:rFonts w:cs="Times New Roman"/>
-        </w:rPr>
-      </w:pPr>
     </w:p>
     <w:p>
       <w:pPr>
@@ -4518,12 +5204,12 @@
           <w:ilvl w:val="1"/>
           <w:numId w:val="1"/>
         </w:numPr>
-        <w:spacing w:before="0" w:after="0" w:line="276" w:lineRule="auto"/>
-        <w:rPr>
-          <w:rFonts w:cs="Times New Roman"/>
-        </w:rPr>
-      </w:pPr>
-      <w:bookmarkStart w:id="18" w:name="_Toc234524412"/>
+        <w:spacing w:before="240" w:after="160" w:line="276" w:lineRule="auto"/>
+        <w:rPr>
+          <w:rFonts w:cs="Times New Roman"/>
+        </w:rPr>
+      </w:pPr>
+      <w:bookmarkStart w:id="18" w:name="_Toc234548254"/>
       <w:r>
         <w:rPr>
           <w:rFonts w:cs="Times New Roman"/>
@@ -4534,7 +5220,7 @@
     </w:p>
     <w:p>
       <w:pPr>
-        <w:spacing w:after="0" w:line="276" w:lineRule="auto"/>
+        <w:spacing w:before="240" w:line="276" w:lineRule="auto"/>
         <w:rPr>
           <w:rFonts w:cs="Times New Roman"/>
         </w:rPr>
@@ -4557,14 +5243,6 @@
         </w:rPr>
         <w:t>desktop or laptop computer with a keyboard and mouse is sufficient. Sufficient disk space is needed for the Java runtime, the JAR file, and the MySQL database files. A network interface is required only if MySQL is hosted on a remote server.</w:t>
       </w:r>
-    </w:p>
-    <w:p>
-      <w:pPr>
-        <w:spacing w:after="0" w:line="276" w:lineRule="auto"/>
-        <w:rPr>
-          <w:rFonts w:cs="Times New Roman"/>
-        </w:rPr>
-      </w:pPr>
     </w:p>
     <w:p>
       <w:pPr>
@@ -4573,41 +5251,129 @@
           <w:ilvl w:val="1"/>
           <w:numId w:val="1"/>
         </w:numPr>
-        <w:spacing w:before="0" w:after="0" w:line="276" w:lineRule="auto"/>
-        <w:rPr>
-          <w:rFonts w:cs="Times New Roman"/>
-        </w:rPr>
-      </w:pPr>
-      <w:bookmarkStart w:id="19" w:name="_Toc234524413"/>
-      <w:r>
-        <w:rPr>
-          <w:rFonts w:cs="Times New Roman"/>
-        </w:rPr>
-        <w:t>Software Interfaces</w:t>
+        <w:spacing w:before="240" w:after="160" w:line="276" w:lineRule="auto"/>
+        <w:rPr>
+          <w:rFonts w:cs="Times New Roman"/>
+        </w:rPr>
+      </w:pPr>
+      <w:bookmarkStart w:id="19" w:name="_Toc234548255"/>
+      <w:r>
+        <w:rPr>
+          <w:rFonts w:cs="Times New Roman"/>
+        </w:rPr>
+        <w:t>So</w:t>
+      </w:r>
+      <w:r>
+        <w:rPr>
+          <w:rFonts w:cs="Times New Roman"/>
+        </w:rPr>
+        <w:t>f</w:t>
+      </w:r>
+      <w:r>
+        <w:rPr>
+          <w:rFonts w:cs="Times New Roman"/>
+        </w:rPr>
+        <w:t>tware Interfaces</w:t>
       </w:r>
       <w:bookmarkEnd w:id="19"/>
     </w:p>
     <w:p>
       <w:pPr>
-        <w:spacing w:after="0" w:line="276" w:lineRule="auto"/>
-        <w:rPr>
-          <w:rFonts w:cs="Times New Roman"/>
-        </w:rPr>
-      </w:pPr>
-      <w:r>
-        <w:rPr>
-          <w:rFonts w:cs="Times New Roman"/>
-        </w:rPr>
-        <w:t>The application interacts with several software components to support its functionality. It uses a MySQL database accessed through JDBC and uses PreparedStatements for all queries. MySQL Connector/J 8.0.23 and AbsoluteLayout are included in the project in dist/lib/ directory. It also uses the Java Standard Library, including javax.swing for the user interface, java.sql for database access and java.util for collections.</w:t>
-      </w:r>
-    </w:p>
-    <w:p>
-      <w:pPr>
-        <w:spacing w:after="0" w:line="276" w:lineRule="auto"/>
-        <w:rPr>
-          <w:rFonts w:cs="Times New Roman"/>
-        </w:rPr>
-      </w:pPr>
+        <w:spacing w:before="240" w:line="276" w:lineRule="auto"/>
+        <w:rPr>
+          <w:rFonts w:cs="Times New Roman"/>
+        </w:rPr>
+      </w:pPr>
+      <w:r>
+        <w:rPr>
+          <w:rFonts w:cs="Times New Roman"/>
+        </w:rPr>
+        <w:t xml:space="preserve">The application interacts with several software components to support its functionality. It uses a MySQL database accessed through JDBC and uses </w:t>
+      </w:r>
+      <w:proofErr w:type="spellStart"/>
+      <w:r>
+        <w:rPr>
+          <w:rFonts w:cs="Times New Roman"/>
+        </w:rPr>
+        <w:t>PreparedStatements</w:t>
+      </w:r>
+      <w:proofErr w:type="spellEnd"/>
+      <w:r>
+        <w:rPr>
+          <w:rFonts w:cs="Times New Roman"/>
+        </w:rPr>
+        <w:t xml:space="preserve"> for all queries. MySQL Connector/J 8.0.23 and </w:t>
+      </w:r>
+      <w:proofErr w:type="spellStart"/>
+      <w:r>
+        <w:rPr>
+          <w:rFonts w:cs="Times New Roman"/>
+        </w:rPr>
+        <w:t>AbsoluteLayout</w:t>
+      </w:r>
+      <w:proofErr w:type="spellEnd"/>
+      <w:r>
+        <w:rPr>
+          <w:rFonts w:cs="Times New Roman"/>
+        </w:rPr>
+        <w:t xml:space="preserve"> are included in the project in </w:t>
+      </w:r>
+      <w:proofErr w:type="spellStart"/>
+      <w:r>
+        <w:rPr>
+          <w:rFonts w:cs="Times New Roman"/>
+        </w:rPr>
+        <w:t>dist</w:t>
+      </w:r>
+      <w:proofErr w:type="spellEnd"/>
+      <w:r>
+        <w:rPr>
+          <w:rFonts w:cs="Times New Roman"/>
+        </w:rPr>
+        <w:t xml:space="preserve">/lib/ directory. It also uses the Java Standard Library, including </w:t>
+      </w:r>
+      <w:proofErr w:type="spellStart"/>
+      <w:r>
+        <w:rPr>
+          <w:rFonts w:cs="Times New Roman"/>
+        </w:rPr>
+        <w:t>javax.swing</w:t>
+      </w:r>
+      <w:proofErr w:type="spellEnd"/>
+      <w:r>
+        <w:rPr>
+          <w:rFonts w:cs="Times New Roman"/>
+        </w:rPr>
+        <w:t xml:space="preserve"> for the user interface, </w:t>
+      </w:r>
+      <w:proofErr w:type="spellStart"/>
+      <w:r>
+        <w:rPr>
+          <w:rFonts w:cs="Times New Roman"/>
+        </w:rPr>
+        <w:t>java.sql</w:t>
+      </w:r>
+      <w:proofErr w:type="spellEnd"/>
+      <w:r>
+        <w:rPr>
+          <w:rFonts w:cs="Times New Roman"/>
+        </w:rPr>
+        <w:t xml:space="preserve"> for database access and </w:t>
+      </w:r>
+      <w:proofErr w:type="spellStart"/>
+      <w:r>
+        <w:rPr>
+          <w:rFonts w:cs="Times New Roman"/>
+        </w:rPr>
+        <w:t>java.util</w:t>
+      </w:r>
+      <w:proofErr w:type="spellEnd"/>
+      <w:r>
+        <w:rPr>
+          <w:rFonts w:cs="Times New Roman"/>
+        </w:rPr>
+        <w:t xml:space="preserve"> for collections.</w:t>
+      </w:r>
     </w:p>
     <w:p>
       <w:pPr>
@@ -4616,12 +5382,12 @@
           <w:ilvl w:val="1"/>
           <w:numId w:val="1"/>
         </w:numPr>
-        <w:spacing w:before="0" w:after="0" w:line="276" w:lineRule="auto"/>
-        <w:rPr>
-          <w:rFonts w:cs="Times New Roman"/>
-        </w:rPr>
-      </w:pPr>
-      <w:bookmarkStart w:id="20" w:name="_Toc234524414"/>
+        <w:spacing w:before="240" w:after="160" w:line="276" w:lineRule="auto"/>
+        <w:rPr>
+          <w:rFonts w:cs="Times New Roman"/>
+        </w:rPr>
+      </w:pPr>
+      <w:bookmarkStart w:id="20" w:name="_Toc234548256"/>
       <w:r>
         <w:rPr>
           <w:rFonts w:cs="Times New Roman"/>
@@ -4632,16 +5398,44 @@
     </w:p>
     <w:p>
       <w:pPr>
-        <w:spacing w:after="0" w:line="276" w:lineRule="auto"/>
-        <w:rPr>
-          <w:rFonts w:cs="Times New Roman"/>
-        </w:rPr>
-      </w:pPr>
-      <w:r>
-        <w:rPr>
-          <w:rFonts w:cs="Times New Roman"/>
-        </w:rPr>
-        <w:t xml:space="preserve">Upon starting the application, the DatabaseConnection class opens a JDBC connection to MySQL and creates the nutritiondb database if it does not already exist, then runs DDL statements to create all the required tables and the default admin account. Subsequent user interactions, DAO method calls, perform parameterized SQL queries on the database. All UI events are processed on the Swing event dispatch thread; database calls are made from action </w:t>
+        <w:spacing w:before="240" w:line="276" w:lineRule="auto"/>
+        <w:rPr>
+          <w:rFonts w:cs="Times New Roman"/>
+        </w:rPr>
+      </w:pPr>
+      <w:r>
+        <w:rPr>
+          <w:rFonts w:cs="Times New Roman"/>
+        </w:rPr>
+        <w:t xml:space="preserve">Upon starting the application, the </w:t>
+      </w:r>
+      <w:proofErr w:type="spellStart"/>
+      <w:r>
+        <w:rPr>
+          <w:rFonts w:cs="Times New Roman"/>
+        </w:rPr>
+        <w:t>DatabaseConnection</w:t>
+      </w:r>
+      <w:proofErr w:type="spellEnd"/>
+      <w:r>
+        <w:rPr>
+          <w:rFonts w:cs="Times New Roman"/>
+        </w:rPr>
+        <w:t xml:space="preserve"> class opens a JDBC connection to MySQL and creates the </w:t>
+      </w:r>
+      <w:proofErr w:type="spellStart"/>
+      <w:r>
+        <w:rPr>
+          <w:rFonts w:cs="Times New Roman"/>
+        </w:rPr>
+        <w:t>nutritiondb</w:t>
+      </w:r>
+      <w:proofErr w:type="spellEnd"/>
+      <w:r>
+        <w:rPr>
+          <w:rFonts w:cs="Times New Roman"/>
+        </w:rPr>
+        <w:t xml:space="preserve"> database if it does not already exist, then runs DDL statements to create all the required tables and the default admin account. Subsequent user interactions, DAO method calls, perform parameterized SQL queries on the database. All UI events are processed on the Swing event dispatch thread; database calls are made from action </w:t>
       </w:r>
       <w:r>
         <w:rPr>
@@ -4658,7 +5452,7 @@
     </w:p>
     <w:p>
       <w:pPr>
-        <w:spacing w:after="0" w:line="276" w:lineRule="auto"/>
+        <w:spacing w:before="240" w:line="276" w:lineRule="auto"/>
         <w:rPr>
           <w:rFonts w:cs="Times New Roman"/>
         </w:rPr>
@@ -4677,12 +5471,13 @@
           <w:ilvl w:val="0"/>
           <w:numId w:val="1"/>
         </w:numPr>
-        <w:spacing w:before="0" w:after="0" w:line="276" w:lineRule="auto"/>
-        <w:rPr>
-          <w:rFonts w:cs="Times New Roman"/>
-        </w:rPr>
-      </w:pPr>
-      <w:bookmarkStart w:id="21" w:name="_Toc234524415"/>
+        <w:spacing w:before="240" w:after="160" w:line="276" w:lineRule="auto"/>
+        <w:jc w:val="center"/>
+        <w:rPr>
+          <w:rFonts w:cs="Times New Roman"/>
+        </w:rPr>
+      </w:pPr>
+      <w:bookmarkStart w:id="21" w:name="_Toc234548257"/>
       <w:r>
         <w:rPr>
           <w:rFonts w:cs="Times New Roman"/>
@@ -4694,86 +5489,40 @@
     </w:p>
     <w:p>
       <w:pPr>
+        <w:pStyle w:val="Heading2"/>
+        <w:numPr>
+          <w:ilvl w:val="1"/>
+          <w:numId w:val="1"/>
+        </w:numPr>
+        <w:spacing w:before="240" w:after="160" w:line="276" w:lineRule="auto"/>
+        <w:rPr>
+          <w:rFonts w:cs="Times New Roman"/>
+        </w:rPr>
+      </w:pPr>
+      <w:bookmarkStart w:id="22" w:name="_Toc234548258"/>
+      <w:r>
+        <w:rPr>
+          <w:rFonts w:cs="Times New Roman"/>
+        </w:rPr>
+        <w:t>Use Case Diagram for Nutrition Tracker System:</w:t>
+      </w:r>
+      <w:bookmarkEnd w:id="22"/>
+    </w:p>
+    <w:p>
+      <w:pPr>
         <w:keepNext/>
-      </w:pPr>
-      <w:r>
+        <w:spacing w:before="240" w:line="276" w:lineRule="auto"/>
+        <w:jc w:val="center"/>
+      </w:pPr>
+      <w:r>
+        <w:rPr>
+          <w:rFonts w:cs="Times New Roman"/>
+          <w:noProof/>
+        </w:rPr>
         <w:drawing>
-          <wp:inline distT="0" distB="0" distL="0" distR="0" wp14:anchorId="36C26565" wp14:editId="3A9249EA">
-            <wp:extent cx="5943600" cy="5746115"/>
-            <wp:effectExtent l="0" t="0" r="0" b="6985"/>
-            <wp:docPr id="1948683593" name="Picture 1"/>
-            <wp:cNvGraphicFramePr>
-              <a:graphicFrameLocks xmlns:a="http://schemas.openxmlformats.org/drawingml/2006/main" noChangeAspect="1"/>
-            </wp:cNvGraphicFramePr>
-            <a:graphic xmlns:a="http://schemas.openxmlformats.org/drawingml/2006/main">
-              <a:graphicData uri="http://schemas.openxmlformats.org/drawingml/2006/picture">
-                <pic:pic xmlns:pic="http://schemas.openxmlformats.org/drawingml/2006/picture">
-                  <pic:nvPicPr>
-                    <pic:cNvPr id="1948683593" name=""/>
-                    <pic:cNvPicPr/>
-                  </pic:nvPicPr>
-                  <pic:blipFill>
-                    <a:blip r:embed="rId11"/>
-                    <a:stretch>
-                      <a:fillRect/>
-                    </a:stretch>
-                  </pic:blipFill>
-                  <pic:spPr>
-                    <a:xfrm>
-                      <a:off x="0" y="0"/>
-                      <a:ext cx="5943600" cy="5746115"/>
-                    </a:xfrm>
-                    <a:prstGeom prst="rect">
-                      <a:avLst/>
-                    </a:prstGeom>
-                  </pic:spPr>
-                </pic:pic>
-              </a:graphicData>
-            </a:graphic>
-          </wp:inline>
-        </w:drawing>
-      </w:r>
-    </w:p>
-    <w:p>
-      <w:pPr>
-        <w:pStyle w:val="Caption"/>
-        <w:jc w:val="center"/>
-      </w:pPr>
-      <w:r>
-        <w:t xml:space="preserve">Figure </w:t>
-      </w:r>
-      <w:fldSimple w:instr=" SEQ Figure \* ARABIC ">
-        <w:r>
-          <w:rPr>
-            <w:noProof/>
-          </w:rPr>
-          <w:t>1</w:t>
-        </w:r>
-      </w:fldSimple>
-      <w:r>
-        <w:t>: ER diagram</w:t>
-      </w:r>
-    </w:p>
-    <w:p>
-      <w:pPr>
-        <w:spacing w:after="0" w:line="276" w:lineRule="auto"/>
-        <w:rPr>
-          <w:rFonts w:eastAsiaTheme="majorEastAsia" w:cs="Times New Roman"/>
-          <w:b/>
-          <w:color w:val="000000" w:themeColor="text1"/>
-          <w:sz w:val="32"/>
-          <w:szCs w:val="40"/>
-        </w:rPr>
-      </w:pPr>
-      <w:r>
-        <w:rPr>
-          <w:rFonts w:cs="Times New Roman"/>
-        </w:rPr>
-        <w:lastRenderedPageBreak/>
-        <w:drawing>
-          <wp:inline distT="0" distB="0" distL="0" distR="0" wp14:anchorId="122596B3" wp14:editId="47130673">
-            <wp:extent cx="5150485" cy="8229600"/>
-            <wp:effectExtent l="0" t="0" r="0" b="0"/>
+          <wp:inline distT="0" distB="0" distL="0" distR="0" wp14:anchorId="326476A3" wp14:editId="4A17774D">
+            <wp:extent cx="4419990" cy="7062395"/>
+            <wp:effectExtent l="0" t="0" r="0" b="5715"/>
             <wp:docPr id="937817967" name="Picture 1"/>
             <wp:cNvGraphicFramePr>
               <a:graphicFrameLocks xmlns:a="http://schemas.openxmlformats.org/drawingml/2006/main" noChangeAspect="1"/>
@@ -4794,7 +5543,7 @@
                   <pic:spPr>
                     <a:xfrm>
                       <a:off x="0" y="0"/>
-                      <a:ext cx="5150485" cy="8229600"/>
+                      <a:ext cx="4430056" cy="7078479"/>
                     </a:xfrm>
                     <a:prstGeom prst="rect">
                       <a:avLst/>
@@ -4806,15 +5555,185 @@
           </wp:inline>
         </w:drawing>
       </w:r>
+    </w:p>
+    <w:p>
+      <w:pPr>
+        <w:pStyle w:val="Caption"/>
+        <w:spacing w:before="240" w:after="160" w:line="276" w:lineRule="auto"/>
+        <w:jc w:val="center"/>
+      </w:pPr>
+      <w:r>
+        <w:t xml:space="preserve">Figure </w:t>
+      </w:r>
+      <w:fldSimple w:instr=" SEQ Figure \* ARABIC ">
+        <w:r>
+          <w:rPr>
+            <w:noProof/>
+          </w:rPr>
+          <w:t>1</w:t>
+        </w:r>
+      </w:fldSimple>
+      <w:r>
+        <w:t>: Use Case Diagram for Nutrition Tracker System</w:t>
+      </w:r>
+      <w:r>
+        <w:br w:type="page"/>
+      </w:r>
+    </w:p>
+    <w:p>
+      <w:pPr>
+        <w:pStyle w:val="Heading2"/>
+        <w:numPr>
+          <w:ilvl w:val="1"/>
+          <w:numId w:val="1"/>
+        </w:numPr>
+        <w:spacing w:before="240" w:after="160" w:line="276" w:lineRule="auto"/>
+        <w:rPr>
+          <w:rFonts w:cs="Times New Roman"/>
+        </w:rPr>
+      </w:pPr>
+      <w:bookmarkStart w:id="23" w:name="_Toc234548259"/>
       <w:r>
         <w:rPr>
           <w:rFonts w:cs="Times New Roman"/>
         </w:rPr>
         <w:lastRenderedPageBreak/>
+        <w:t>ER</w:t>
+      </w:r>
+      <w:r>
+        <w:rPr>
+          <w:rFonts w:cs="Times New Roman"/>
+        </w:rPr>
+        <w:t xml:space="preserve"> Diagram for Nutrition Tracker System:</w:t>
+      </w:r>
+      <w:bookmarkEnd w:id="23"/>
+    </w:p>
+    <w:p>
+      <w:pPr>
+        <w:keepNext/>
+        <w:spacing w:before="240" w:line="276" w:lineRule="auto"/>
+        <w:jc w:val="center"/>
+      </w:pPr>
+      <w:r>
+        <w:rPr>
+          <w:noProof/>
+        </w:rPr>
         <w:drawing>
-          <wp:inline distT="0" distB="0" distL="0" distR="0" wp14:anchorId="1CB1E407" wp14:editId="6F85A0E7">
-            <wp:extent cx="5782482" cy="4972744"/>
-            <wp:effectExtent l="0" t="0" r="8890" b="0"/>
+          <wp:inline distT="0" distB="0" distL="0" distR="0" wp14:anchorId="36C26565" wp14:editId="3FB26A6D">
+            <wp:extent cx="5943600" cy="5746115"/>
+            <wp:effectExtent l="0" t="0" r="0" b="6985"/>
+            <wp:docPr id="1948683593" name="Picture 1"/>
+            <wp:cNvGraphicFramePr>
+              <a:graphicFrameLocks xmlns:a="http://schemas.openxmlformats.org/drawingml/2006/main" noChangeAspect="1"/>
+            </wp:cNvGraphicFramePr>
+            <a:graphic xmlns:a="http://schemas.openxmlformats.org/drawingml/2006/main">
+              <a:graphicData uri="http://schemas.openxmlformats.org/drawingml/2006/picture">
+                <pic:pic xmlns:pic="http://schemas.openxmlformats.org/drawingml/2006/picture">
+                  <pic:nvPicPr>
+                    <pic:cNvPr id="1948683593" name=""/>
+                    <pic:cNvPicPr/>
+                  </pic:nvPicPr>
+                  <pic:blipFill>
+                    <a:blip r:embed="rId13"/>
+                    <a:stretch>
+                      <a:fillRect/>
+                    </a:stretch>
+                  </pic:blipFill>
+                  <pic:spPr>
+                    <a:xfrm>
+                      <a:off x="0" y="0"/>
+                      <a:ext cx="5943600" cy="5746115"/>
+                    </a:xfrm>
+                    <a:prstGeom prst="rect">
+                      <a:avLst/>
+                    </a:prstGeom>
+                  </pic:spPr>
+                </pic:pic>
+              </a:graphicData>
+            </a:graphic>
+          </wp:inline>
+        </w:drawing>
+      </w:r>
+    </w:p>
+    <w:p>
+      <w:pPr>
+        <w:pStyle w:val="Caption"/>
+        <w:spacing w:before="240" w:after="160" w:line="276" w:lineRule="auto"/>
+        <w:jc w:val="center"/>
+      </w:pPr>
+      <w:r>
+        <w:t xml:space="preserve">Figure </w:t>
+      </w:r>
+      <w:fldSimple w:instr=" SEQ Figure \* ARABIC ">
+        <w:r>
+          <w:rPr>
+            <w:noProof/>
+          </w:rPr>
+          <w:t>2</w:t>
+        </w:r>
+      </w:fldSimple>
+      <w:r>
+        <w:t>: ER diagram</w:t>
+      </w:r>
+      <w:r>
+        <w:t xml:space="preserve"> for Nutrition Tracker System</w:t>
+      </w:r>
+    </w:p>
+    <w:p>
+      <w:pPr>
+        <w:spacing w:before="240" w:line="276" w:lineRule="auto"/>
+        <w:rPr>
+          <w:i/>
+          <w:iCs/>
+          <w:color w:val="0E2841" w:themeColor="text2"/>
+          <w:sz w:val="18"/>
+          <w:szCs w:val="18"/>
+        </w:rPr>
+      </w:pPr>
+      <w:r>
+        <w:br w:type="page"/>
+      </w:r>
+    </w:p>
+    <w:p>
+      <w:pPr>
+        <w:pStyle w:val="Heading2"/>
+        <w:numPr>
+          <w:ilvl w:val="1"/>
+          <w:numId w:val="1"/>
+        </w:numPr>
+        <w:spacing w:before="240" w:after="160" w:line="276" w:lineRule="auto"/>
+        <w:rPr>
+          <w:rFonts w:cs="Times New Roman"/>
+        </w:rPr>
+      </w:pPr>
+      <w:bookmarkStart w:id="24" w:name="_Toc234548260"/>
+      <w:r>
+        <w:rPr>
+          <w:rFonts w:cs="Times New Roman"/>
+        </w:rPr>
+        <w:lastRenderedPageBreak/>
+        <w:t>Class</w:t>
+      </w:r>
+      <w:r>
+        <w:rPr>
+          <w:rFonts w:cs="Times New Roman"/>
+        </w:rPr>
+        <w:t xml:space="preserve"> Diagram for Nutrition Tracker System:</w:t>
+      </w:r>
+      <w:bookmarkEnd w:id="24"/>
+    </w:p>
+    <w:p>
+      <w:pPr>
+        <w:jc w:val="center"/>
+      </w:pPr>
+      <w:r>
+        <w:rPr>
+          <w:noProof/>
+        </w:rPr>
+        <w:drawing>
+          <wp:inline distT="0" distB="0" distL="0" distR="0" wp14:anchorId="1CB1E407" wp14:editId="35B7CDD2">
+            <wp:extent cx="5847609" cy="5029200"/>
+            <wp:effectExtent l="0" t="0" r="1270" b="0"/>
             <wp:docPr id="1258149154" name="Picture 1"/>
             <wp:cNvGraphicFramePr>
               <a:graphicFrameLocks xmlns:a="http://schemas.openxmlformats.org/drawingml/2006/main" noChangeAspect="1"/>
@@ -4827,7 +5746,13 @@
                     <pic:cNvPicPr/>
                   </pic:nvPicPr>
                   <pic:blipFill>
-                    <a:blip r:embed="rId13"/>
+                    <a:blip r:embed="rId14">
+                      <a:extLst>
+                        <a:ext uri="{28A0092B-C50C-407E-A947-70E740481C1C}">
+                          <a14:useLocalDpi xmlns:a14="http://schemas.microsoft.com/office/drawing/2010/main" val="0"/>
+                        </a:ext>
+                      </a:extLst>
+                    </a:blip>
                     <a:stretch>
                       <a:fillRect/>
                     </a:stretch>
@@ -4835,7 +5760,7 @@
                   <pic:spPr>
                     <a:xfrm>
                       <a:off x="0" y="0"/>
-                      <a:ext cx="5782482" cy="4972744"/>
+                      <a:ext cx="5848672" cy="5030114"/>
                     </a:xfrm>
                     <a:prstGeom prst="rect">
                       <a:avLst/>
@@ -4847,15 +5772,89 @@
           </wp:inline>
         </w:drawing>
       </w:r>
+    </w:p>
+    <w:p>
+      <w:pPr>
+        <w:pStyle w:val="Caption"/>
+        <w:spacing w:before="240" w:after="160" w:line="276" w:lineRule="auto"/>
+        <w:jc w:val="center"/>
+        <w:rPr>
+          <w:rFonts w:cs="Times New Roman"/>
+        </w:rPr>
+      </w:pPr>
+      <w:r>
+        <w:t xml:space="preserve">Figure </w:t>
+      </w:r>
+      <w:fldSimple w:instr=" SEQ Figure \* ARABIC ">
+        <w:r>
+          <w:rPr>
+            <w:noProof/>
+          </w:rPr>
+          <w:t>3</w:t>
+        </w:r>
+      </w:fldSimple>
+      <w:r>
+        <w:t>: Class Diagram for Nutrition Tracker System</w:t>
+      </w:r>
+    </w:p>
+    <w:p>
+      <w:pPr>
+        <w:spacing w:before="240" w:line="276" w:lineRule="auto"/>
+        <w:rPr>
+          <w:rFonts w:eastAsiaTheme="majorEastAsia" w:cs="Times New Roman"/>
+          <w:b/>
+          <w:color w:val="000000" w:themeColor="text1"/>
+          <w:sz w:val="28"/>
+          <w:szCs w:val="32"/>
+        </w:rPr>
+      </w:pPr>
+      <w:r>
+        <w:rPr>
+          <w:rFonts w:cs="Times New Roman"/>
+        </w:rPr>
+        <w:br w:type="page"/>
+      </w:r>
+    </w:p>
+    <w:p>
+      <w:pPr>
+        <w:pStyle w:val="Heading2"/>
+        <w:numPr>
+          <w:ilvl w:val="1"/>
+          <w:numId w:val="1"/>
+        </w:numPr>
+        <w:spacing w:before="240" w:after="160" w:line="276" w:lineRule="auto"/>
+        <w:rPr>
+          <w:rFonts w:cs="Times New Roman"/>
+        </w:rPr>
+      </w:pPr>
+      <w:bookmarkStart w:id="25" w:name="_Toc234548261"/>
       <w:r>
         <w:rPr>
           <w:rFonts w:cs="Times New Roman"/>
         </w:rPr>
         <w:lastRenderedPageBreak/>
+        <w:t>Data Flow</w:t>
+      </w:r>
+      <w:r>
+        <w:rPr>
+          <w:rFonts w:cs="Times New Roman"/>
+        </w:rPr>
+        <w:t xml:space="preserve"> Diagram for Nutrition Tracker System:</w:t>
+      </w:r>
+      <w:bookmarkEnd w:id="25"/>
+    </w:p>
+    <w:p>
+      <w:pPr>
+        <w:jc w:val="center"/>
+      </w:pPr>
+      <w:r>
+        <w:rPr>
+          <w:noProof/>
+        </w:rPr>
         <w:drawing>
-          <wp:inline distT="0" distB="0" distL="0" distR="0" wp14:anchorId="18130EE4" wp14:editId="2E2F058A">
-            <wp:extent cx="3991532" cy="3696216"/>
-            <wp:effectExtent l="0" t="0" r="9525" b="0"/>
+          <wp:inline distT="0" distB="0" distL="0" distR="0" wp14:anchorId="18130EE4" wp14:editId="46147E50">
+            <wp:extent cx="6045435" cy="5598160"/>
+            <wp:effectExtent l="0" t="0" r="0" b="2540"/>
             <wp:docPr id="1105903161" name="Picture 1"/>
             <wp:cNvGraphicFramePr>
               <a:graphicFrameLocks xmlns:a="http://schemas.openxmlformats.org/drawingml/2006/main" noChangeAspect="1"/>
@@ -4868,7 +5867,7 @@
                     <pic:cNvPicPr/>
                   </pic:nvPicPr>
                   <pic:blipFill>
-                    <a:blip r:embed="rId14"/>
+                    <a:blip r:embed="rId15"/>
                     <a:stretch>
                       <a:fillRect/>
                     </a:stretch>
@@ -4876,7 +5875,7 @@
                   <pic:spPr>
                     <a:xfrm>
                       <a:off x="0" y="0"/>
-                      <a:ext cx="3991532" cy="3696216"/>
+                      <a:ext cx="6065042" cy="5616316"/>
                     </a:xfrm>
                     <a:prstGeom prst="rect">
                       <a:avLst/>
@@ -4888,15 +5887,70 @@
           </wp:inline>
         </w:drawing>
       </w:r>
-      <w:r>
-        <w:rPr>
-          <w:rFonts w:cs="Times New Roman"/>
+    </w:p>
+    <w:p>
+      <w:pPr>
+        <w:pStyle w:val="Caption"/>
+        <w:spacing w:before="240" w:after="160" w:line="276" w:lineRule="auto"/>
+        <w:jc w:val="center"/>
+        <w:rPr>
+          <w:rFonts w:cs="Times New Roman"/>
+        </w:rPr>
+      </w:pPr>
+      <w:r>
+        <w:t xml:space="preserve">Figure </w:t>
+      </w:r>
+      <w:fldSimple w:instr=" SEQ Figure \* ARABIC ">
+        <w:r>
+          <w:rPr>
+            <w:noProof/>
+          </w:rPr>
+          <w:t>4</w:t>
+        </w:r>
+      </w:fldSimple>
+      <w:r>
+        <w:t>: Level 0 DFD for Nutrition Tracker</w:t>
+      </w:r>
+      <w:r>
+        <w:rPr>
+          <w:noProof/>
+        </w:rPr>
+        <w:t xml:space="preserve"> System</w:t>
+      </w:r>
+    </w:p>
+    <w:p>
+      <w:pPr>
+        <w:spacing w:before="240" w:line="276" w:lineRule="auto"/>
+        <w:rPr>
+          <w:rFonts w:eastAsiaTheme="majorEastAsia" w:cs="Times New Roman"/>
+          <w:b/>
+          <w:color w:val="000000" w:themeColor="text1"/>
+          <w:sz w:val="28"/>
+          <w:szCs w:val="32"/>
+        </w:rPr>
+      </w:pPr>
+      <w:r>
+        <w:rPr>
+          <w:rFonts w:cs="Times New Roman"/>
+        </w:rPr>
+        <w:br w:type="page"/>
+      </w:r>
+    </w:p>
+    <w:p>
+      <w:pPr>
+        <w:keepNext/>
+        <w:spacing w:before="240" w:line="276" w:lineRule="auto"/>
+        <w:jc w:val="center"/>
+      </w:pPr>
+      <w:r>
+        <w:rPr>
+          <w:noProof/>
         </w:rPr>
         <w:lastRenderedPageBreak/>
         <w:drawing>
-          <wp:inline distT="0" distB="0" distL="0" distR="0" wp14:anchorId="6D285030" wp14:editId="3E993367">
-            <wp:extent cx="5839640" cy="6773220"/>
-            <wp:effectExtent l="0" t="0" r="8890" b="8890"/>
+          <wp:inline distT="0" distB="0" distL="0" distR="0" wp14:anchorId="6D285030" wp14:editId="31E226CF">
+            <wp:extent cx="6087927" cy="7061200"/>
+            <wp:effectExtent l="0" t="0" r="8255" b="6350"/>
             <wp:docPr id="1029000130" name="Picture 1"/>
             <wp:cNvGraphicFramePr>
               <a:graphicFrameLocks xmlns:a="http://schemas.openxmlformats.org/drawingml/2006/main" noChangeAspect="1"/>
@@ -4909,7 +5963,7 @@
                     <pic:cNvPicPr/>
                   </pic:nvPicPr>
                   <pic:blipFill>
-                    <a:blip r:embed="rId15"/>
+                    <a:blip r:embed="rId16"/>
                     <a:stretch>
                       <a:fillRect/>
                     </a:stretch>
@@ -4917,7 +5971,7 @@
                   <pic:spPr>
                     <a:xfrm>
                       <a:off x="0" y="0"/>
-                      <a:ext cx="5839640" cy="6773220"/>
+                      <a:ext cx="6090906" cy="7064655"/>
                     </a:xfrm>
                     <a:prstGeom prst="rect">
                       <a:avLst/>
@@ -4929,15 +5983,66 @@
           </wp:inline>
         </w:drawing>
       </w:r>
-      <w:r>
-        <w:rPr>
-          <w:rFonts w:cs="Times New Roman"/>
+    </w:p>
+    <w:p>
+      <w:pPr>
+        <w:pStyle w:val="Caption"/>
+        <w:spacing w:before="240" w:after="160" w:line="276" w:lineRule="auto"/>
+        <w:jc w:val="center"/>
+        <w:rPr>
+          <w:rFonts w:cs="Times New Roman"/>
+        </w:rPr>
+      </w:pPr>
+      <w:r>
+        <w:t xml:space="preserve">Figure </w:t>
+      </w:r>
+      <w:fldSimple w:instr=" SEQ Figure \* ARABIC ">
+        <w:r>
+          <w:rPr>
+            <w:noProof/>
+          </w:rPr>
+          <w:t>5</w:t>
+        </w:r>
+      </w:fldSimple>
+      <w:r>
+        <w:t xml:space="preserve">: Level </w:t>
+      </w:r>
+      <w:r>
+        <w:t>1</w:t>
+      </w:r>
+      <w:r>
+        <w:t xml:space="preserve"> DFD for Nutrition Tracker System</w:t>
+      </w:r>
+    </w:p>
+    <w:p>
+      <w:pPr>
+        <w:spacing w:before="240" w:line="276" w:lineRule="auto"/>
+        <w:rPr>
+          <w:rFonts w:cs="Times New Roman"/>
+        </w:rPr>
+      </w:pPr>
+      <w:r>
+        <w:rPr>
+          <w:rFonts w:cs="Times New Roman"/>
+        </w:rPr>
+        <w:br w:type="page"/>
+      </w:r>
+    </w:p>
+    <w:p>
+      <w:pPr>
+        <w:keepNext/>
+        <w:spacing w:before="240" w:line="276" w:lineRule="auto"/>
+        <w:jc w:val="center"/>
+      </w:pPr>
+      <w:r>
+        <w:rPr>
+          <w:noProof/>
         </w:rPr>
         <w:lastRenderedPageBreak/>
         <w:drawing>
-          <wp:inline distT="0" distB="0" distL="0" distR="0" wp14:anchorId="3A1E24E1" wp14:editId="7935B288">
-            <wp:extent cx="5943600" cy="6396990"/>
-            <wp:effectExtent l="0" t="0" r="0" b="3810"/>
+          <wp:inline distT="0" distB="0" distL="0" distR="0" wp14:anchorId="3A1E24E1" wp14:editId="51DC0705">
+            <wp:extent cx="6305856" cy="6786880"/>
+            <wp:effectExtent l="0" t="0" r="0" b="0"/>
             <wp:docPr id="111928959" name="Picture 1"/>
             <wp:cNvGraphicFramePr>
               <a:graphicFrameLocks xmlns:a="http://schemas.openxmlformats.org/drawingml/2006/main" noChangeAspect="1"/>
@@ -4950,7 +6055,7 @@
                     <pic:cNvPicPr/>
                   </pic:nvPicPr>
                   <pic:blipFill>
-                    <a:blip r:embed="rId16"/>
+                    <a:blip r:embed="rId17"/>
                     <a:stretch>
                       <a:fillRect/>
                     </a:stretch>
@@ -4958,7 +6063,7 @@
                   <pic:spPr>
                     <a:xfrm>
                       <a:off x="0" y="0"/>
-                      <a:ext cx="5943600" cy="6396990"/>
+                      <a:ext cx="6311292" cy="6792731"/>
                     </a:xfrm>
                     <a:prstGeom prst="rect">
                       <a:avLst/>
@@ -4970,6 +6075,48 @@
           </wp:inline>
         </w:drawing>
       </w:r>
+    </w:p>
+    <w:p>
+      <w:pPr>
+        <w:pStyle w:val="Caption"/>
+        <w:spacing w:before="240" w:after="160" w:line="276" w:lineRule="auto"/>
+        <w:jc w:val="center"/>
+        <w:rPr>
+          <w:rFonts w:cs="Times New Roman"/>
+        </w:rPr>
+      </w:pPr>
+      <w:r>
+        <w:t xml:space="preserve">Figure </w:t>
+      </w:r>
+      <w:fldSimple w:instr=" SEQ Figure \* ARABIC ">
+        <w:r>
+          <w:rPr>
+            <w:noProof/>
+          </w:rPr>
+          <w:t>6</w:t>
+        </w:r>
+      </w:fldSimple>
+      <w:r>
+        <w:t xml:space="preserve">: Level </w:t>
+      </w:r>
+      <w:r>
+        <w:t>2</w:t>
+      </w:r>
+      <w:r>
+        <w:t xml:space="preserve"> DFD for Nutrition Tracker System</w:t>
+      </w:r>
+    </w:p>
+    <w:p>
+      <w:pPr>
+        <w:spacing w:before="240" w:line="276" w:lineRule="auto"/>
+        <w:rPr>
+          <w:rFonts w:eastAsiaTheme="majorEastAsia" w:cs="Times New Roman"/>
+          <w:b/>
+          <w:color w:val="000000" w:themeColor="text1"/>
+          <w:sz w:val="28"/>
+          <w:szCs w:val="32"/>
+        </w:rPr>
+      </w:pPr>
       <w:r>
         <w:rPr>
           <w:rFonts w:cs="Times New Roman"/>
@@ -4984,13 +6131,13 @@
           <w:ilvl w:val="0"/>
           <w:numId w:val="1"/>
         </w:numPr>
-        <w:spacing w:before="0" w:after="0" w:line="276" w:lineRule="auto"/>
+        <w:spacing w:before="240" w:after="160" w:line="276" w:lineRule="auto"/>
         <w:jc w:val="center"/>
         <w:rPr>
           <w:rFonts w:cs="Times New Roman"/>
         </w:rPr>
       </w:pPr>
-      <w:bookmarkStart w:id="22" w:name="_Toc234524416"/>
+      <w:bookmarkStart w:id="26" w:name="_Toc234548262"/>
       <w:r>
         <w:rPr>
           <w:rFonts w:cs="Times New Roman"/>
@@ -4998,9 +6145,8 @@
         <w:lastRenderedPageBreak/>
         <w:t>Non-Functional Requirements</w:t>
       </w:r>
-      <w:bookmarkEnd w:id="22"/>
-    </w:p>
-    <w:p/>
+      <w:bookmarkEnd w:id="26"/>
+    </w:p>
     <w:p>
       <w:pPr>
         <w:pStyle w:val="Heading2"/>
@@ -5008,19 +6154,19 @@
           <w:ilvl w:val="1"/>
           <w:numId w:val="1"/>
         </w:numPr>
-        <w:spacing w:before="0" w:after="0" w:line="276" w:lineRule="auto"/>
-        <w:rPr>
-          <w:rFonts w:cs="Times New Roman"/>
-        </w:rPr>
-      </w:pPr>
-      <w:bookmarkStart w:id="23" w:name="_Toc234524417"/>
+        <w:spacing w:before="240" w:after="160" w:line="276" w:lineRule="auto"/>
+        <w:rPr>
+          <w:rFonts w:cs="Times New Roman"/>
+        </w:rPr>
+      </w:pPr>
+      <w:bookmarkStart w:id="27" w:name="_Toc234548263"/>
       <w:r>
         <w:rPr>
           <w:rFonts w:cs="Times New Roman"/>
         </w:rPr>
         <w:t>Performance Requirements</w:t>
       </w:r>
-      <w:bookmarkEnd w:id="23"/>
+      <w:bookmarkEnd w:id="27"/>
     </w:p>
     <w:p>
       <w:pPr>
@@ -5029,7 +6175,7 @@
           <w:ilvl w:val="0"/>
           <w:numId w:val="9"/>
         </w:numPr>
-        <w:spacing w:after="0" w:line="276" w:lineRule="auto"/>
+        <w:spacing w:before="240" w:line="276" w:lineRule="auto"/>
         <w:rPr>
           <w:rFonts w:cs="Times New Roman"/>
         </w:rPr>
@@ -5055,7 +6201,7 @@
           <w:ilvl w:val="0"/>
           <w:numId w:val="7"/>
         </w:numPr>
-        <w:spacing w:after="0" w:line="276" w:lineRule="auto"/>
+        <w:spacing w:before="240" w:line="276" w:lineRule="auto"/>
         <w:rPr>
           <w:rFonts w:cs="Times New Roman"/>
         </w:rPr>
@@ -5081,7 +6227,7 @@
           <w:ilvl w:val="0"/>
           <w:numId w:val="7"/>
         </w:numPr>
-        <w:spacing w:after="0" w:line="276" w:lineRule="auto"/>
+        <w:spacing w:before="240" w:line="276" w:lineRule="auto"/>
         <w:rPr>
           <w:rFonts w:cs="Times New Roman"/>
         </w:rPr>
@@ -5099,15 +6245,6 @@
         </w:rPr>
         <w:t>application should remain responsive during database operations; long-running queries should not freeze the UI.</w:t>
       </w:r>
-    </w:p>
-    <w:p>
-      <w:pPr>
-        <w:pStyle w:val="ListParagraph"/>
-        <w:spacing w:after="0" w:line="276" w:lineRule="auto"/>
-        <w:rPr>
-          <w:rFonts w:cs="Times New Roman"/>
-        </w:rPr>
-      </w:pPr>
     </w:p>
     <w:p>
       <w:pPr>
@@ -5116,19 +6253,19 @@
           <w:ilvl w:val="1"/>
           <w:numId w:val="1"/>
         </w:numPr>
-        <w:spacing w:before="0" w:after="0" w:line="276" w:lineRule="auto"/>
-        <w:rPr>
-          <w:rFonts w:cs="Times New Roman"/>
-        </w:rPr>
-      </w:pPr>
-      <w:bookmarkStart w:id="24" w:name="_Toc234524418"/>
+        <w:spacing w:before="240" w:after="160" w:line="276" w:lineRule="auto"/>
+        <w:rPr>
+          <w:rFonts w:cs="Times New Roman"/>
+        </w:rPr>
+      </w:pPr>
+      <w:bookmarkStart w:id="28" w:name="_Toc234548264"/>
       <w:r>
         <w:rPr>
           <w:rFonts w:cs="Times New Roman"/>
         </w:rPr>
         <w:t>Safety requirements</w:t>
       </w:r>
-      <w:bookmarkEnd w:id="24"/>
+      <w:bookmarkEnd w:id="28"/>
     </w:p>
     <w:p>
       <w:pPr>
@@ -5137,7 +6274,7 @@
           <w:ilvl w:val="0"/>
           <w:numId w:val="11"/>
         </w:numPr>
-        <w:spacing w:after="0" w:line="276" w:lineRule="auto"/>
+        <w:spacing w:before="240" w:line="276" w:lineRule="auto"/>
         <w:rPr>
           <w:rFonts w:cs="Times New Roman"/>
         </w:rPr>
@@ -5163,7 +6300,7 @@
           <w:ilvl w:val="0"/>
           <w:numId w:val="10"/>
         </w:numPr>
-        <w:spacing w:after="0" w:line="276" w:lineRule="auto"/>
+        <w:spacing w:before="240" w:line="276" w:lineRule="auto"/>
         <w:rPr>
           <w:rFonts w:cs="Times New Roman"/>
         </w:rPr>
@@ -5179,7 +6316,23 @@
           <w:rFonts w:eastAsia="Arial" w:cs="Times New Roman"/>
           <w:color w:val="1A1A2E"/>
         </w:rPr>
-        <w:t>DELETE CASCADE constraints on food_log and notes prevent orphaned records when a user is deleted.</w:t>
+        <w:t xml:space="preserve">DELETE CASCADE constraints on </w:t>
+      </w:r>
+      <w:proofErr w:type="spellStart"/>
+      <w:r>
+        <w:rPr>
+          <w:rFonts w:eastAsia="Arial" w:cs="Times New Roman"/>
+          <w:color w:val="1A1A2E"/>
+        </w:rPr>
+        <w:t>food_log</w:t>
+      </w:r>
+      <w:proofErr w:type="spellEnd"/>
+      <w:r>
+        <w:rPr>
+          <w:rFonts w:eastAsia="Arial" w:cs="Times New Roman"/>
+          <w:color w:val="1A1A2E"/>
+        </w:rPr>
+        <w:t xml:space="preserve"> and notes prevent orphaned records when a user is deleted.</w:t>
       </w:r>
     </w:p>
     <w:p>
@@ -5189,7 +6342,7 @@
           <w:ilvl w:val="0"/>
           <w:numId w:val="3"/>
         </w:numPr>
-        <w:spacing w:after="0" w:line="276" w:lineRule="auto"/>
+        <w:spacing w:before="240" w:line="276" w:lineRule="auto"/>
         <w:contextualSpacing w:val="0"/>
         <w:rPr>
           <w:rFonts w:cs="Times New Roman"/>
@@ -5206,17 +6359,24 @@
           <w:rFonts w:eastAsia="Arial" w:cs="Times New Roman"/>
           <w:color w:val="1A1A2E"/>
         </w:rPr>
-        <w:t>unique constraint on (user_id, name) in the foods table prevents duplicate food entries per user.</w:t>
-      </w:r>
-    </w:p>
-    <w:p>
-      <w:pPr>
-        <w:pStyle w:val="ListParagraph"/>
-        <w:spacing w:after="0" w:line="276" w:lineRule="auto"/>
-        <w:rPr>
-          <w:rFonts w:cs="Times New Roman"/>
-        </w:rPr>
-      </w:pPr>
+        <w:t>unique constraint on (</w:t>
+      </w:r>
+      <w:proofErr w:type="spellStart"/>
+      <w:r>
+        <w:rPr>
+          <w:rFonts w:eastAsia="Arial" w:cs="Times New Roman"/>
+          <w:color w:val="1A1A2E"/>
+        </w:rPr>
+        <w:t>user_id</w:t>
+      </w:r>
+      <w:proofErr w:type="spellEnd"/>
+      <w:r>
+        <w:rPr>
+          <w:rFonts w:eastAsia="Arial" w:cs="Times New Roman"/>
+          <w:color w:val="1A1A2E"/>
+        </w:rPr>
+        <w:t>, name) in the foods table prevents duplicate food entries per user.</w:t>
+      </w:r>
     </w:p>
     <w:p>
       <w:pPr>
@@ -5225,19 +6385,19 @@
           <w:ilvl w:val="1"/>
           <w:numId w:val="1"/>
         </w:numPr>
-        <w:spacing w:before="0" w:after="0" w:line="276" w:lineRule="auto"/>
-        <w:rPr>
-          <w:rFonts w:cs="Times New Roman"/>
-        </w:rPr>
-      </w:pPr>
-      <w:bookmarkStart w:id="25" w:name="_Toc234524419"/>
+        <w:spacing w:before="240" w:after="160" w:line="276" w:lineRule="auto"/>
+        <w:rPr>
+          <w:rFonts w:cs="Times New Roman"/>
+        </w:rPr>
+      </w:pPr>
+      <w:bookmarkStart w:id="29" w:name="_Toc234548265"/>
       <w:r>
         <w:rPr>
           <w:rFonts w:cs="Times New Roman"/>
         </w:rPr>
         <w:t>Security Requirements</w:t>
       </w:r>
-      <w:bookmarkEnd w:id="25"/>
+      <w:bookmarkEnd w:id="29"/>
     </w:p>
     <w:p>
       <w:pPr>
@@ -5246,7 +6406,7 @@
           <w:ilvl w:val="0"/>
           <w:numId w:val="10"/>
         </w:numPr>
-        <w:spacing w:after="0" w:line="276" w:lineRule="auto"/>
+        <w:spacing w:before="240" w:line="276" w:lineRule="auto"/>
         <w:rPr>
           <w:rFonts w:cs="Times New Roman"/>
         </w:rPr>
@@ -5262,7 +6422,23 @@
           <w:rFonts w:eastAsia="Arial" w:cs="Times New Roman"/>
           <w:color w:val="1A1A2E"/>
         </w:rPr>
-        <w:t>SQL queries use JDBC PreparedStatements to prevent SQL injection.</w:t>
+        <w:t xml:space="preserve">SQL queries use JDBC </w:t>
+      </w:r>
+      <w:proofErr w:type="spellStart"/>
+      <w:r>
+        <w:rPr>
+          <w:rFonts w:eastAsia="Arial" w:cs="Times New Roman"/>
+          <w:color w:val="1A1A2E"/>
+        </w:rPr>
+        <w:t>PreparedStatements</w:t>
+      </w:r>
+      <w:proofErr w:type="spellEnd"/>
+      <w:r>
+        <w:rPr>
+          <w:rFonts w:eastAsia="Arial" w:cs="Times New Roman"/>
+          <w:color w:val="1A1A2E"/>
+        </w:rPr>
+        <w:t xml:space="preserve"> to prevent SQL injection.</w:t>
       </w:r>
     </w:p>
     <w:p>
@@ -5272,7 +6448,7 @@
           <w:ilvl w:val="0"/>
           <w:numId w:val="10"/>
         </w:numPr>
-        <w:spacing w:after="0" w:line="276" w:lineRule="auto"/>
+        <w:spacing w:before="240" w:line="276" w:lineRule="auto"/>
         <w:rPr>
           <w:rFonts w:cs="Times New Roman"/>
         </w:rPr>
@@ -5288,7 +6464,14 @@
           <w:rFonts w:eastAsia="Arial" w:cs="Times New Roman"/>
           <w:color w:val="1A1A2E"/>
         </w:rPr>
-        <w:t>logic in the login flow ensures users cannot access the admin dashboard and vice versa.</w:t>
+        <w:t>logic in the login flow ensures users cannot access the admin dashboard</w:t>
+      </w:r>
+      <w:r>
+        <w:rPr>
+          <w:rFonts w:eastAsia="Arial" w:cs="Times New Roman"/>
+          <w:color w:val="1A1A2E"/>
+        </w:rPr>
+        <w:t>.</w:t>
       </w:r>
     </w:p>
     <w:p>
@@ -5298,7 +6481,7 @@
           <w:ilvl w:val="0"/>
           <w:numId w:val="10"/>
         </w:numPr>
-        <w:spacing w:after="0" w:line="276" w:lineRule="auto"/>
+        <w:spacing w:before="240" w:line="276" w:lineRule="auto"/>
         <w:rPr>
           <w:rFonts w:cs="Times New Roman"/>
         </w:rPr>
@@ -5314,7 +6497,23 @@
           <w:rFonts w:eastAsia="Arial" w:cs="Times New Roman"/>
           <w:color w:val="1A1A2E"/>
         </w:rPr>
-        <w:t>should be stored using a secure hashing algorithm (e.g., BCrypt) in future versions; currently stored as plain text.</w:t>
+        <w:t xml:space="preserve">should be stored using a secure hashing algorithm (e.g., </w:t>
+      </w:r>
+      <w:proofErr w:type="spellStart"/>
+      <w:r>
+        <w:rPr>
+          <w:rFonts w:eastAsia="Arial" w:cs="Times New Roman"/>
+          <w:color w:val="1A1A2E"/>
+        </w:rPr>
+        <w:t>BCrypt</w:t>
+      </w:r>
+      <w:proofErr w:type="spellEnd"/>
+      <w:r>
+        <w:rPr>
+          <w:rFonts w:eastAsia="Arial" w:cs="Times New Roman"/>
+          <w:color w:val="1A1A2E"/>
+        </w:rPr>
+        <w:t>) in future versions; currently stored as plain text.</w:t>
       </w:r>
     </w:p>
     <w:p>
@@ -5324,7 +6523,7 @@
           <w:ilvl w:val="0"/>
           <w:numId w:val="10"/>
         </w:numPr>
-        <w:spacing w:after="0" w:line="276" w:lineRule="auto"/>
+        <w:spacing w:before="240" w:line="276" w:lineRule="auto"/>
         <w:rPr>
           <w:rFonts w:cs="Times New Roman"/>
         </w:rPr>
@@ -5342,15 +6541,6 @@
         </w:rPr>
         <w:t>credentials are configured in DatabaseConnection.java and should be protected through environment variables or a configuration file in production deployment.</w:t>
       </w:r>
-    </w:p>
-    <w:p>
-      <w:pPr>
-        <w:pStyle w:val="ListParagraph"/>
-        <w:spacing w:after="0" w:line="276" w:lineRule="auto"/>
-        <w:rPr>
-          <w:rFonts w:cs="Times New Roman"/>
-        </w:rPr>
-      </w:pPr>
     </w:p>
     <w:p>
       <w:pPr>
@@ -5359,19 +6549,19 @@
           <w:ilvl w:val="1"/>
           <w:numId w:val="1"/>
         </w:numPr>
-        <w:spacing w:before="0" w:after="0" w:line="276" w:lineRule="auto"/>
-        <w:rPr>
-          <w:rFonts w:cs="Times New Roman"/>
-        </w:rPr>
-      </w:pPr>
-      <w:bookmarkStart w:id="26" w:name="_Toc234524420"/>
+        <w:spacing w:before="240" w:after="160" w:line="276" w:lineRule="auto"/>
+        <w:rPr>
+          <w:rFonts w:cs="Times New Roman"/>
+        </w:rPr>
+      </w:pPr>
+      <w:bookmarkStart w:id="30" w:name="_Toc234548266"/>
       <w:r>
         <w:rPr>
           <w:rFonts w:cs="Times New Roman"/>
         </w:rPr>
         <w:t>Software Quality Attributes</w:t>
       </w:r>
-      <w:bookmarkEnd w:id="26"/>
+      <w:bookmarkEnd w:id="30"/>
     </w:p>
     <w:p>
       <w:pPr>
@@ -5380,7 +6570,7 @@
           <w:ilvl w:val="0"/>
           <w:numId w:val="12"/>
         </w:numPr>
-        <w:spacing w:after="0" w:line="276" w:lineRule="auto"/>
+        <w:spacing w:before="240" w:line="276" w:lineRule="auto"/>
         <w:rPr>
           <w:rFonts w:cs="Times New Roman"/>
         </w:rPr>
@@ -5399,7 +6589,7 @@
           <w:ilvl w:val="0"/>
           <w:numId w:val="12"/>
         </w:numPr>
-        <w:spacing w:after="0" w:line="276" w:lineRule="auto"/>
+        <w:spacing w:before="240" w:line="276" w:lineRule="auto"/>
         <w:rPr>
           <w:rFonts w:cs="Times New Roman"/>
         </w:rPr>
@@ -5424,7 +6614,7 @@
           <w:ilvl w:val="0"/>
           <w:numId w:val="12"/>
         </w:numPr>
-        <w:spacing w:after="0" w:line="276" w:lineRule="auto"/>
+        <w:spacing w:before="240" w:line="276" w:lineRule="auto"/>
         <w:rPr>
           <w:rFonts w:cs="Times New Roman"/>
         </w:rPr>
@@ -5449,7 +6639,7 @@
           <w:ilvl w:val="0"/>
           <w:numId w:val="12"/>
         </w:numPr>
-        <w:spacing w:after="0" w:line="276" w:lineRule="auto"/>
+        <w:spacing w:before="240" w:line="276" w:lineRule="auto"/>
         <w:rPr>
           <w:rFonts w:cs="Times New Roman"/>
         </w:rPr>
@@ -5474,7 +6664,7 @@
           <w:ilvl w:val="0"/>
           <w:numId w:val="12"/>
         </w:numPr>
-        <w:spacing w:after="0" w:line="276" w:lineRule="auto"/>
+        <w:spacing w:before="240" w:line="276" w:lineRule="auto"/>
         <w:rPr>
           <w:rFonts w:eastAsia="Arial" w:cs="Times New Roman"/>
         </w:rPr>
@@ -5489,29 +6679,8 @@
         <w:rPr>
           <w:rFonts w:eastAsia="Arial" w:cs="Times New Roman"/>
         </w:rPr>
-        <w:t xml:space="preserve">Java and JDBC are cross-platform; the application runs on any OS with </w:t>
-      </w:r>
-      <w:proofErr w:type="gramStart"/>
-      <w:r>
-        <w:rPr>
-          <w:rFonts w:eastAsia="Arial" w:cs="Times New Roman"/>
-        </w:rPr>
-        <w:t>a JRE</w:t>
-      </w:r>
-      <w:proofErr w:type="gramEnd"/>
-      <w:r>
-        <w:rPr>
-          <w:rFonts w:eastAsia="Arial" w:cs="Times New Roman"/>
-        </w:rPr>
-        <w:t xml:space="preserve"> and MySQL access.</w:t>
-      </w:r>
-    </w:p>
-    <w:p>
-      <w:pPr>
-        <w:rPr>
-          <w:rFonts w:eastAsia="Arial" w:cs="Times New Roman"/>
-        </w:rPr>
-      </w:pPr>
+        <w:t>Java and JDBC are cross-platform; the application runs on any OS with a JRE and MySQL access.</w:t>
+      </w:r>
       <w:r>
         <w:rPr>
           <w:rFonts w:eastAsia="Arial" w:cs="Times New Roman"/>
@@ -5526,13 +6695,13 @@
           <w:ilvl w:val="0"/>
           <w:numId w:val="1"/>
         </w:numPr>
-        <w:spacing w:before="0" w:after="0" w:line="276" w:lineRule="auto"/>
+        <w:spacing w:before="240" w:after="160" w:line="276" w:lineRule="auto"/>
         <w:jc w:val="center"/>
         <w:rPr>
           <w:rFonts w:cs="Times New Roman"/>
         </w:rPr>
       </w:pPr>
-      <w:bookmarkStart w:id="27" w:name="_Toc234524421"/>
+      <w:bookmarkStart w:id="31" w:name="_Toc234548267"/>
       <w:r>
         <w:rPr>
           <w:rFonts w:cs="Times New Roman"/>
@@ -5540,9 +6709,93 @@
         <w:lastRenderedPageBreak/>
         <w:t>Gantt Chart</w:t>
       </w:r>
-      <w:bookmarkEnd w:id="27"/>
-    </w:p>
-    <w:p>
+      <w:bookmarkEnd w:id="31"/>
+    </w:p>
+    <w:p>
+      <w:pPr>
+        <w:keepNext/>
+        <w:spacing w:before="240" w:line="276" w:lineRule="auto"/>
+        <w:jc w:val="center"/>
+      </w:pPr>
+      <w:r>
+        <w:rPr>
+          <w:noProof/>
+        </w:rPr>
+        <w:drawing>
+          <wp:inline distT="0" distB="0" distL="0" distR="0" wp14:anchorId="74418A76" wp14:editId="1ED76750">
+            <wp:extent cx="5943600" cy="2660650"/>
+            <wp:effectExtent l="0" t="0" r="0" b="6350"/>
+            <wp:docPr id="647300249" name="Picture 1"/>
+            <wp:cNvGraphicFramePr>
+              <a:graphicFrameLocks xmlns:a="http://schemas.openxmlformats.org/drawingml/2006/main" noChangeAspect="1"/>
+            </wp:cNvGraphicFramePr>
+            <a:graphic xmlns:a="http://schemas.openxmlformats.org/drawingml/2006/main">
+              <a:graphicData uri="http://schemas.openxmlformats.org/drawingml/2006/picture">
+                <pic:pic xmlns:pic="http://schemas.openxmlformats.org/drawingml/2006/picture">
+                  <pic:nvPicPr>
+                    <pic:cNvPr id="0" name="Picture 1"/>
+                    <pic:cNvPicPr>
+                      <a:picLocks noChangeAspect="1" noChangeArrowheads="1"/>
+                    </pic:cNvPicPr>
+                  </pic:nvPicPr>
+                  <pic:blipFill>
+                    <a:blip r:embed="rId18">
+                      <a:extLst>
+                        <a:ext uri="{28A0092B-C50C-407E-A947-70E740481C1C}">
+                          <a14:useLocalDpi xmlns:a14="http://schemas.microsoft.com/office/drawing/2010/main" val="0"/>
+                        </a:ext>
+                      </a:extLst>
+                    </a:blip>
+                    <a:srcRect/>
+                    <a:stretch>
+                      <a:fillRect/>
+                    </a:stretch>
+                  </pic:blipFill>
+                  <pic:spPr bwMode="auto">
+                    <a:xfrm>
+                      <a:off x="0" y="0"/>
+                      <a:ext cx="5943600" cy="2660650"/>
+                    </a:xfrm>
+                    <a:prstGeom prst="rect">
+                      <a:avLst/>
+                    </a:prstGeom>
+                    <a:noFill/>
+                    <a:ln>
+                      <a:noFill/>
+                    </a:ln>
+                  </pic:spPr>
+                </pic:pic>
+              </a:graphicData>
+            </a:graphic>
+          </wp:inline>
+        </w:drawing>
+      </w:r>
+    </w:p>
+    <w:p>
+      <w:pPr>
+        <w:pStyle w:val="Caption"/>
+        <w:spacing w:before="240" w:after="160" w:line="276" w:lineRule="auto"/>
+        <w:jc w:val="center"/>
+      </w:pPr>
+      <w:r>
+        <w:t xml:space="preserve">Figure </w:t>
+      </w:r>
+      <w:fldSimple w:instr=" SEQ Figure \* ARABIC ">
+        <w:r>
+          <w:rPr>
+            <w:noProof/>
+          </w:rPr>
+          <w:t>7</w:t>
+        </w:r>
+      </w:fldSimple>
+      <w:r>
+        <w:t>: Gantt Chart for Nutrition Tracker System</w:t>
+      </w:r>
+    </w:p>
+    <w:p>
+      <w:pPr>
+        <w:spacing w:before="240" w:line="276" w:lineRule="auto"/>
+      </w:pPr>
       <w:r>
         <w:br w:type="page"/>
       </w:r>
@@ -5554,13 +6807,13 @@
           <w:ilvl w:val="0"/>
           <w:numId w:val="1"/>
         </w:numPr>
-        <w:spacing w:before="0" w:after="0" w:line="276" w:lineRule="auto"/>
+        <w:spacing w:before="240" w:after="160" w:line="276" w:lineRule="auto"/>
         <w:jc w:val="center"/>
         <w:rPr>
           <w:rFonts w:cs="Times New Roman"/>
         </w:rPr>
       </w:pPr>
-      <w:bookmarkStart w:id="28" w:name="_Toc234524422"/>
+      <w:bookmarkStart w:id="32" w:name="_Toc234548268"/>
       <w:r>
         <w:rPr>
           <w:rFonts w:cs="Times New Roman"/>
@@ -5568,12 +6821,11 @@
         <w:lastRenderedPageBreak/>
         <w:t>Conclusion</w:t>
       </w:r>
-      <w:bookmarkEnd w:id="28"/>
-    </w:p>
-    <w:p/>
-    <w:p>
-      <w:pPr>
-        <w:spacing w:after="0" w:line="276" w:lineRule="auto"/>
+      <w:bookmarkEnd w:id="32"/>
+    </w:p>
+    <w:p>
+      <w:pPr>
+        <w:spacing w:before="240" w:line="276" w:lineRule="auto"/>
         <w:rPr>
           <w:rFonts w:cs="Times New Roman"/>
         </w:rPr>
@@ -5611,15 +6863,7 @@
     </w:p>
     <w:p>
       <w:pPr>
-        <w:spacing w:after="0" w:line="276" w:lineRule="auto"/>
-        <w:rPr>
-          <w:rFonts w:cs="Times New Roman"/>
-        </w:rPr>
-      </w:pPr>
-    </w:p>
-    <w:p>
-      <w:pPr>
-        <w:spacing w:after="0" w:line="276" w:lineRule="auto"/>
+        <w:spacing w:before="240" w:line="276" w:lineRule="auto"/>
         <w:rPr>
           <w:rFonts w:cs="Times New Roman"/>
         </w:rPr>
@@ -5633,6 +6877,7 @@
     </w:p>
     <w:p>
       <w:pPr>
+        <w:spacing w:before="240" w:line="276" w:lineRule="auto"/>
         <w:rPr>
           <w:rFonts w:cs="Times New Roman"/>
         </w:rPr>
@@ -5651,13 +6896,13 @@
           <w:ilvl w:val="0"/>
           <w:numId w:val="1"/>
         </w:numPr>
-        <w:spacing w:before="0" w:after="0" w:line="276" w:lineRule="auto"/>
+        <w:spacing w:before="240" w:after="160" w:line="276" w:lineRule="auto"/>
         <w:jc w:val="center"/>
         <w:rPr>
           <w:rFonts w:cs="Times New Roman"/>
         </w:rPr>
       </w:pPr>
-      <w:bookmarkStart w:id="29" w:name="_Toc234524423"/>
+      <w:bookmarkStart w:id="33" w:name="_Toc234548269"/>
       <w:r>
         <w:rPr>
           <w:rFonts w:cs="Times New Roman"/>
@@ -5665,9 +6910,8 @@
         <w:lastRenderedPageBreak/>
         <w:t>Recommendations</w:t>
       </w:r>
-      <w:bookmarkEnd w:id="29"/>
-    </w:p>
-    <w:p/>
+      <w:bookmarkEnd w:id="33"/>
+    </w:p>
     <w:p>
       <w:pPr>
         <w:pStyle w:val="ListParagraph"/>
@@ -5675,7 +6919,7 @@
           <w:ilvl w:val="0"/>
           <w:numId w:val="13"/>
         </w:numPr>
-        <w:spacing w:after="0" w:line="276" w:lineRule="auto"/>
+        <w:spacing w:before="240" w:line="276" w:lineRule="auto"/>
         <w:rPr>
           <w:rFonts w:cs="Times New Roman"/>
         </w:rPr>
@@ -5691,7 +6935,23 @@
           <w:rFonts w:eastAsia="Arial" w:cs="Times New Roman"/>
           <w:color w:val="1A1A2E"/>
         </w:rPr>
-        <w:t>password hashing using BCrypt or SHA-256 before any public or shared deployment.</w:t>
+        <w:t xml:space="preserve">password hashing using </w:t>
+      </w:r>
+      <w:proofErr w:type="spellStart"/>
+      <w:r>
+        <w:rPr>
+          <w:rFonts w:eastAsia="Arial" w:cs="Times New Roman"/>
+          <w:color w:val="1A1A2E"/>
+        </w:rPr>
+        <w:t>BCrypt</w:t>
+      </w:r>
+      <w:proofErr w:type="spellEnd"/>
+      <w:r>
+        <w:rPr>
+          <w:rFonts w:eastAsia="Arial" w:cs="Times New Roman"/>
+          <w:color w:val="1A1A2E"/>
+        </w:rPr>
+        <w:t xml:space="preserve"> or SHA-256 before any public or shared deployment.</w:t>
       </w:r>
     </w:p>
     <w:p>
@@ -5701,7 +6961,7 @@
           <w:ilvl w:val="0"/>
           <w:numId w:val="13"/>
         </w:numPr>
-        <w:spacing w:after="0" w:line="276" w:lineRule="auto"/>
+        <w:spacing w:before="240" w:line="276" w:lineRule="auto"/>
         <w:rPr>
           <w:rFonts w:cs="Times New Roman"/>
         </w:rPr>
@@ -5727,7 +6987,7 @@
           <w:ilvl w:val="0"/>
           <w:numId w:val="13"/>
         </w:numPr>
-        <w:spacing w:after="0" w:line="276" w:lineRule="auto"/>
+        <w:spacing w:before="240" w:line="276" w:lineRule="auto"/>
         <w:rPr>
           <w:rFonts w:cs="Times New Roman"/>
         </w:rPr>
@@ -5753,7 +7013,7 @@
           <w:ilvl w:val="0"/>
           <w:numId w:val="13"/>
         </w:numPr>
-        <w:spacing w:after="0" w:line="276" w:lineRule="auto"/>
+        <w:spacing w:before="240" w:line="276" w:lineRule="auto"/>
         <w:rPr>
           <w:rFonts w:cs="Times New Roman"/>
         </w:rPr>
@@ -5769,7 +7029,23 @@
           <w:rFonts w:eastAsia="Arial" w:cs="Times New Roman"/>
           <w:color w:val="1A1A2E"/>
         </w:rPr>
-        <w:t>asynchronous database calls (SwingWorker) to prevent UI freezing on slow queries.</w:t>
+        <w:t>asynchronous database calls (</w:t>
+      </w:r>
+      <w:proofErr w:type="spellStart"/>
+      <w:r>
+        <w:rPr>
+          <w:rFonts w:eastAsia="Arial" w:cs="Times New Roman"/>
+          <w:color w:val="1A1A2E"/>
+        </w:rPr>
+        <w:t>SwingWorker</w:t>
+      </w:r>
+      <w:proofErr w:type="spellEnd"/>
+      <w:r>
+        <w:rPr>
+          <w:rFonts w:eastAsia="Arial" w:cs="Times New Roman"/>
+          <w:color w:val="1A1A2E"/>
+        </w:rPr>
+        <w:t>) to prevent UI freezing on slow queries.</w:t>
       </w:r>
     </w:p>
     <w:p>
@@ -5779,7 +7055,7 @@
           <w:ilvl w:val="0"/>
           <w:numId w:val="13"/>
         </w:numPr>
-        <w:spacing w:after="0" w:line="276" w:lineRule="auto"/>
+        <w:spacing w:before="240" w:line="276" w:lineRule="auto"/>
         <w:rPr>
           <w:rFonts w:cs="Times New Roman"/>
         </w:rPr>
@@ -5805,7 +7081,7 @@
           <w:ilvl w:val="0"/>
           <w:numId w:val="13"/>
         </w:numPr>
-        <w:spacing w:after="0" w:line="276" w:lineRule="auto"/>
+        <w:spacing w:before="240" w:line="276" w:lineRule="auto"/>
         <w:rPr>
           <w:rFonts w:cs="Times New Roman"/>
         </w:rPr>
@@ -5826,6 +7102,7 @@
     </w:p>
     <w:p>
       <w:pPr>
+        <w:spacing w:before="240" w:line="276" w:lineRule="auto"/>
         <w:rPr>
           <w:rFonts w:eastAsia="Arial" w:cs="Times New Roman"/>
           <w:color w:val="1A1A2E"/>
@@ -5846,13 +7123,13 @@
           <w:ilvl w:val="0"/>
           <w:numId w:val="1"/>
         </w:numPr>
-        <w:spacing w:before="0" w:after="0" w:line="276" w:lineRule="auto"/>
+        <w:spacing w:before="240" w:after="160" w:line="276" w:lineRule="auto"/>
         <w:jc w:val="center"/>
         <w:rPr>
           <w:rFonts w:cs="Times New Roman"/>
         </w:rPr>
       </w:pPr>
-      <w:bookmarkStart w:id="30" w:name="_Toc234524424"/>
+      <w:bookmarkStart w:id="34" w:name="_Toc234548270"/>
       <w:r>
         <w:rPr>
           <w:rFonts w:cs="Times New Roman"/>
@@ -5860,12 +7137,11 @@
         <w:lastRenderedPageBreak/>
         <w:t>Future Scope</w:t>
       </w:r>
-      <w:bookmarkEnd w:id="30"/>
-    </w:p>
-    <w:p/>
-    <w:p>
-      <w:pPr>
-        <w:spacing w:after="0" w:line="276" w:lineRule="auto"/>
+      <w:bookmarkEnd w:id="34"/>
+    </w:p>
+    <w:p>
+      <w:pPr>
+        <w:spacing w:before="240" w:line="276" w:lineRule="auto"/>
         <w:rPr>
           <w:rFonts w:cs="Times New Roman"/>
         </w:rPr>
@@ -5943,13 +7219,26 @@
         <w:t>security.</w:t>
       </w:r>
     </w:p>
+    <w:p>
+      <w:pPr>
+        <w:rPr>
+          <w:rFonts w:cs="Times New Roman"/>
+        </w:rPr>
+      </w:pPr>
+      <w:r>
+        <w:rPr>
+          <w:rFonts w:cs="Times New Roman"/>
+        </w:rPr>
+        <w:br w:type="page"/>
+      </w:r>
+    </w:p>
     <w:sectPr>
-      <w:footerReference w:type="first" r:id="rId17"/>
-      <w:pgSz w:w="12240" w:h="15840"/>
+      <w:footerReference w:type="default" r:id="rId19"/>
+      <w:footerReference w:type="first" r:id="rId20"/>
+      <w:pgSz w:w="11906" w:h="16838" w:code="9"/>
       <w:pgMar w:top="1440" w:right="1440" w:bottom="1440" w:left="1440" w:header="708" w:footer="708" w:gutter="0"/>
       <w:pgNumType w:start="1"/>
       <w:cols w:space="708"/>
-      <w:titlePg/>
       <w:docGrid w:linePitch="360"/>
     </w:sectPr>
   </w:body>
@@ -5985,7 +7274,7 @@
 <w:ftr xmlns:wpc="http://schemas.microsoft.com/office/word/2010/wordprocessingCanvas" xmlns:cx="http://schemas.microsoft.com/office/drawing/2014/chartex" xmlns:cx1="http://schemas.microsoft.com/office/drawing/2015/9/8/chartex" xmlns:cx2="http://schemas.microsoft.com/office/drawing/2015/10/21/chartex" xmlns:cx3="http://schemas.microsoft.com/office/drawing/2016/5/9/chartex" xmlns:cx4="http://schemas.microsoft.com/office/drawing/2016/5/10/chartex" xmlns:cx5="http://schemas.microsoft.com/office/drawing/2016/5/11/chartex" xmlns:cx6="http://schemas.microsoft.com/office/drawing/2016/5/12/chartex" xmlns:cx7="http://schemas.microsoft.com/office/drawing/2016/5/13/chartex" xmlns:cx8="http://schemas.microsoft.com/office/drawing/2016/5/14/chartex" xmlns:mc="http://schemas.openxmlformats.org/markup-compatibility/2006" xmlns:aink="http://schemas.microsoft.com/office/drawing/2016/ink" xmlns:am3d="http://schemas.microsoft.com/office/drawing/2017/model3d" xmlns:o="urn:schemas-microsoft-com:office:office" xmlns:oel="http://schemas.microsoft.com/office/2019/extlst" xmlns:r="http://schemas.openxmlformats.org/officeDocument/2006/relationships" xmlns:m="http://schemas.openxmlformats.org/officeDocument/2006/math" xmlns:v="urn:schemas-microsoft-com:vml" xmlns:wp14="http://schemas.microsoft.com/office/word/2010/wordprocessingDrawing" xmlns:wp="http://schemas.openxmlformats.org/drawingml/2006/wordprocessingDrawing" xmlns:w10="urn:schemas-microsoft-com:office:word" xmlns:w="http://schemas.openxmlformats.org/wordprocessingml/2006/main" xmlns:w14="http://schemas.microsoft.com/office/word/2010/wordml" xmlns:w15="http://schemas.microsoft.com/office/word/2012/wordml" xmlns:w16cex="http://schemas.microsoft.com/office/word/2018/wordml/cex" xmlns:w16cid="http://schemas.microsoft.com/office/word/2016/wordml/cid" xmlns:w16="http://schemas.microsoft.com/office/word/2018/wordml" xmlns:w16du="http://schemas.microsoft.com/office/word/2023/wordml/word16du" xmlns:w16sdtdh="http://schemas.microsoft.com/office/word/2020/wordml/sdtdatahash" xmlns:w16sdtfl="http://schemas.microsoft.com/office/word/2024/wordml/sdtformatlock" xmlns:w16se="http://schemas.microsoft.com/office/word/2015/wordml/symex" xmlns:wpg="http://schemas.microsoft.com/office/word/2010/wordprocessingGroup" xmlns:wpi="http://schemas.microsoft.com/office/word/2010/wordprocessingInk" xmlns:wne="http://schemas.microsoft.com/office/word/2006/wordml" xmlns:wps="http://schemas.microsoft.com/office/word/2010/wordprocessingShape" mc:Ignorable="w14 w15 w16se w16cid w16 w16cex w16sdtdh w16sdtfl w16du wp14">
   <w:sdt>
     <w:sdtPr>
-      <w:id w:val="1048654556"/>
+      <w:id w:val="-1477367488"/>
       <w:docPartObj>
         <w:docPartGallery w:val="Page Numbers (Bottom of Page)"/>
         <w:docPartUnique/>
@@ -6036,9 +7325,29 @@
 
 <file path=word/footer2.xml><?xml version="1.0" encoding="utf-8"?>
 <w:ftr xmlns:wpc="http://schemas.microsoft.com/office/word/2010/wordprocessingCanvas" xmlns:cx="http://schemas.microsoft.com/office/drawing/2014/chartex" xmlns:cx1="http://schemas.microsoft.com/office/drawing/2015/9/8/chartex" xmlns:cx2="http://schemas.microsoft.com/office/drawing/2015/10/21/chartex" xmlns:cx3="http://schemas.microsoft.com/office/drawing/2016/5/9/chartex" xmlns:cx4="http://schemas.microsoft.com/office/drawing/2016/5/10/chartex" xmlns:cx5="http://schemas.microsoft.com/office/drawing/2016/5/11/chartex" xmlns:cx6="http://schemas.microsoft.com/office/drawing/2016/5/12/chartex" xmlns:cx7="http://schemas.microsoft.com/office/drawing/2016/5/13/chartex" xmlns:cx8="http://schemas.microsoft.com/office/drawing/2016/5/14/chartex" xmlns:mc="http://schemas.openxmlformats.org/markup-compatibility/2006" xmlns:aink="http://schemas.microsoft.com/office/drawing/2016/ink" xmlns:am3d="http://schemas.microsoft.com/office/drawing/2017/model3d" xmlns:o="urn:schemas-microsoft-com:office:office" xmlns:oel="http://schemas.microsoft.com/office/2019/extlst" xmlns:r="http://schemas.openxmlformats.org/officeDocument/2006/relationships" xmlns:m="http://schemas.openxmlformats.org/officeDocument/2006/math" xmlns:v="urn:schemas-microsoft-com:vml" xmlns:wp14="http://schemas.microsoft.com/office/word/2010/wordprocessingDrawing" xmlns:wp="http://schemas.openxmlformats.org/drawingml/2006/wordprocessingDrawing" xmlns:w10="urn:schemas-microsoft-com:office:word" xmlns:w="http://schemas.openxmlformats.org/wordprocessingml/2006/main" xmlns:w14="http://schemas.microsoft.com/office/word/2010/wordml" xmlns:w15="http://schemas.microsoft.com/office/word/2012/wordml" xmlns:w16cex="http://schemas.microsoft.com/office/word/2018/wordml/cex" xmlns:w16cid="http://schemas.microsoft.com/office/word/2016/wordml/cid" xmlns:w16="http://schemas.microsoft.com/office/word/2018/wordml" xmlns:w16du="http://schemas.microsoft.com/office/word/2023/wordml/word16du" xmlns:w16sdtdh="http://schemas.microsoft.com/office/word/2020/wordml/sdtdatahash" xmlns:w16sdtfl="http://schemas.microsoft.com/office/word/2024/wordml/sdtformatlock" xmlns:w16se="http://schemas.microsoft.com/office/word/2015/wordml/symex" xmlns:wpg="http://schemas.microsoft.com/office/word/2010/wordprocessingGroup" xmlns:wpi="http://schemas.microsoft.com/office/word/2010/wordprocessingInk" xmlns:wne="http://schemas.microsoft.com/office/word/2006/wordml" xmlns:wps="http://schemas.microsoft.com/office/word/2010/wordprocessingShape" mc:Ignorable="w14 w15 w16se w16cid w16 w16cex w16sdtdh w16sdtfl w16du wp14">
+  <w:p>
+    <w:pPr>
+      <w:pStyle w:val="Footer"/>
+    </w:pPr>
+  </w:p>
+</w:ftr>
+</file>
+
+<file path=word/footer3.xml><?xml version="1.0" encoding="utf-8"?>
+<w:ftr xmlns:wpc="http://schemas.microsoft.com/office/word/2010/wordprocessingCanvas" xmlns:cx="http://schemas.microsoft.com/office/drawing/2014/chartex" xmlns:cx1="http://schemas.microsoft.com/office/drawing/2015/9/8/chartex" xmlns:cx2="http://schemas.microsoft.com/office/drawing/2015/10/21/chartex" xmlns:cx3="http://schemas.microsoft.com/office/drawing/2016/5/9/chartex" xmlns:cx4="http://schemas.microsoft.com/office/drawing/2016/5/10/chartex" xmlns:cx5="http://schemas.microsoft.com/office/drawing/2016/5/11/chartex" xmlns:cx6="http://schemas.microsoft.com/office/drawing/2016/5/12/chartex" xmlns:cx7="http://schemas.microsoft.com/office/drawing/2016/5/13/chartex" xmlns:cx8="http://schemas.microsoft.com/office/drawing/2016/5/14/chartex" xmlns:mc="http://schemas.openxmlformats.org/markup-compatibility/2006" xmlns:aink="http://schemas.microsoft.com/office/drawing/2016/ink" xmlns:am3d="http://schemas.microsoft.com/office/drawing/2017/model3d" xmlns:o="urn:schemas-microsoft-com:office:office" xmlns:oel="http://schemas.microsoft.com/office/2019/extlst" xmlns:r="http://schemas.openxmlformats.org/officeDocument/2006/relationships" xmlns:m="http://schemas.openxmlformats.org/officeDocument/2006/math" xmlns:v="urn:schemas-microsoft-com:vml" xmlns:wp14="http://schemas.microsoft.com/office/word/2010/wordprocessingDrawing" xmlns:wp="http://schemas.openxmlformats.org/drawingml/2006/wordprocessingDrawing" xmlns:w10="urn:schemas-microsoft-com:office:word" xmlns:w="http://schemas.openxmlformats.org/wordprocessingml/2006/main" xmlns:w14="http://schemas.microsoft.com/office/word/2010/wordml" xmlns:w15="http://schemas.microsoft.com/office/word/2012/wordml" xmlns:w16cex="http://schemas.microsoft.com/office/word/2018/wordml/cex" xmlns:w16cid="http://schemas.microsoft.com/office/word/2016/wordml/cid" xmlns:w16="http://schemas.microsoft.com/office/word/2018/wordml" xmlns:w16du="http://schemas.microsoft.com/office/word/2023/wordml/word16du" xmlns:w16sdtdh="http://schemas.microsoft.com/office/word/2020/wordml/sdtdatahash" xmlns:w16sdtfl="http://schemas.microsoft.com/office/word/2024/wordml/sdtformatlock" xmlns:w16se="http://schemas.microsoft.com/office/word/2015/wordml/symex" xmlns:wpg="http://schemas.microsoft.com/office/word/2010/wordprocessingGroup" xmlns:wpi="http://schemas.microsoft.com/office/word/2010/wordprocessingInk" xmlns:wne="http://schemas.microsoft.com/office/word/2006/wordml" xmlns:wps="http://schemas.microsoft.com/office/word/2010/wordprocessingShape" mc:Ignorable="w14 w15 w16se w16cid w16 w16cex w16sdtdh w16sdtfl w16du wp14">
+  <w:p>
+    <w:pPr>
+      <w:pStyle w:val="Footer"/>
+    </w:pPr>
+  </w:p>
+</w:ftr>
+</file>
+
+<file path=word/footer4.xml><?xml version="1.0" encoding="utf-8"?>
+<w:ftr xmlns:wpc="http://schemas.microsoft.com/office/word/2010/wordprocessingCanvas" xmlns:cx="http://schemas.microsoft.com/office/drawing/2014/chartex" xmlns:cx1="http://schemas.microsoft.com/office/drawing/2015/9/8/chartex" xmlns:cx2="http://schemas.microsoft.com/office/drawing/2015/10/21/chartex" xmlns:cx3="http://schemas.microsoft.com/office/drawing/2016/5/9/chartex" xmlns:cx4="http://schemas.microsoft.com/office/drawing/2016/5/10/chartex" xmlns:cx5="http://schemas.microsoft.com/office/drawing/2016/5/11/chartex" xmlns:cx6="http://schemas.microsoft.com/office/drawing/2016/5/12/chartex" xmlns:cx7="http://schemas.microsoft.com/office/drawing/2016/5/13/chartex" xmlns:cx8="http://schemas.microsoft.com/office/drawing/2016/5/14/chartex" xmlns:mc="http://schemas.openxmlformats.org/markup-compatibility/2006" xmlns:aink="http://schemas.microsoft.com/office/drawing/2016/ink" xmlns:am3d="http://schemas.microsoft.com/office/drawing/2017/model3d" xmlns:o="urn:schemas-microsoft-com:office:office" xmlns:oel="http://schemas.microsoft.com/office/2019/extlst" xmlns:r="http://schemas.openxmlformats.org/officeDocument/2006/relationships" xmlns:m="http://schemas.openxmlformats.org/officeDocument/2006/math" xmlns:v="urn:schemas-microsoft-com:vml" xmlns:wp14="http://schemas.microsoft.com/office/word/2010/wordprocessingDrawing" xmlns:wp="http://schemas.openxmlformats.org/drawingml/2006/wordprocessingDrawing" xmlns:w10="urn:schemas-microsoft-com:office:word" xmlns:w="http://schemas.openxmlformats.org/wordprocessingml/2006/main" xmlns:w14="http://schemas.microsoft.com/office/word/2010/wordml" xmlns:w15="http://schemas.microsoft.com/office/word/2012/wordml" xmlns:w16cex="http://schemas.microsoft.com/office/word/2018/wordml/cex" xmlns:w16cid="http://schemas.microsoft.com/office/word/2016/wordml/cid" xmlns:w16="http://schemas.microsoft.com/office/word/2018/wordml" xmlns:w16du="http://schemas.microsoft.com/office/word/2023/wordml/word16du" xmlns:w16sdtdh="http://schemas.microsoft.com/office/word/2020/wordml/sdtdatahash" xmlns:w16sdtfl="http://schemas.microsoft.com/office/word/2024/wordml/sdtformatlock" xmlns:w16se="http://schemas.microsoft.com/office/word/2015/wordml/symex" xmlns:wpg="http://schemas.microsoft.com/office/word/2010/wordprocessingGroup" xmlns:wpi="http://schemas.microsoft.com/office/word/2010/wordprocessingInk" xmlns:wne="http://schemas.microsoft.com/office/word/2006/wordml" xmlns:wps="http://schemas.microsoft.com/office/word/2010/wordprocessingShape" mc:Ignorable="w14 w15 w16se w16cid w16 w16cex w16sdtdh w16sdtfl w16du wp14">
   <w:sdt>
     <w:sdtPr>
-      <w:id w:val="-288360308"/>
+      <w:id w:val="1371884338"/>
       <w:docPartObj>
         <w:docPartGallery w:val="Page Numbers (Bottom of Page)"/>
         <w:docPartUnique/>
@@ -6087,21 +7396,11 @@
 </w:ftr>
 </file>
 
-<file path=word/footer3.xml><?xml version="1.0" encoding="utf-8"?>
-<w:ftr xmlns:wpc="http://schemas.microsoft.com/office/word/2010/wordprocessingCanvas" xmlns:cx="http://schemas.microsoft.com/office/drawing/2014/chartex" xmlns:cx1="http://schemas.microsoft.com/office/drawing/2015/9/8/chartex" xmlns:cx2="http://schemas.microsoft.com/office/drawing/2015/10/21/chartex" xmlns:cx3="http://schemas.microsoft.com/office/drawing/2016/5/9/chartex" xmlns:cx4="http://schemas.microsoft.com/office/drawing/2016/5/10/chartex" xmlns:cx5="http://schemas.microsoft.com/office/drawing/2016/5/11/chartex" xmlns:cx6="http://schemas.microsoft.com/office/drawing/2016/5/12/chartex" xmlns:cx7="http://schemas.microsoft.com/office/drawing/2016/5/13/chartex" xmlns:cx8="http://schemas.microsoft.com/office/drawing/2016/5/14/chartex" xmlns:mc="http://schemas.openxmlformats.org/markup-compatibility/2006" xmlns:aink="http://schemas.microsoft.com/office/drawing/2016/ink" xmlns:am3d="http://schemas.microsoft.com/office/drawing/2017/model3d" xmlns:o="urn:schemas-microsoft-com:office:office" xmlns:oel="http://schemas.microsoft.com/office/2019/extlst" xmlns:r="http://schemas.openxmlformats.org/officeDocument/2006/relationships" xmlns:m="http://schemas.openxmlformats.org/officeDocument/2006/math" xmlns:v="urn:schemas-microsoft-com:vml" xmlns:wp14="http://schemas.microsoft.com/office/word/2010/wordprocessingDrawing" xmlns:wp="http://schemas.openxmlformats.org/drawingml/2006/wordprocessingDrawing" xmlns:w10="urn:schemas-microsoft-com:office:word" xmlns:w="http://schemas.openxmlformats.org/wordprocessingml/2006/main" xmlns:w14="http://schemas.microsoft.com/office/word/2010/wordml" xmlns:w15="http://schemas.microsoft.com/office/word/2012/wordml" xmlns:w16cex="http://schemas.microsoft.com/office/word/2018/wordml/cex" xmlns:w16cid="http://schemas.microsoft.com/office/word/2016/wordml/cid" xmlns:w16="http://schemas.microsoft.com/office/word/2018/wordml" xmlns:w16du="http://schemas.microsoft.com/office/word/2023/wordml/word16du" xmlns:w16sdtdh="http://schemas.microsoft.com/office/word/2020/wordml/sdtdatahash" xmlns:w16sdtfl="http://schemas.microsoft.com/office/word/2024/wordml/sdtformatlock" xmlns:w16se="http://schemas.microsoft.com/office/word/2015/wordml/symex" xmlns:wpg="http://schemas.microsoft.com/office/word/2010/wordprocessingGroup" xmlns:wpi="http://schemas.microsoft.com/office/word/2010/wordprocessingInk" xmlns:wne="http://schemas.microsoft.com/office/word/2006/wordml" xmlns:wps="http://schemas.microsoft.com/office/word/2010/wordprocessingShape" mc:Ignorable="w14 w15 w16se w16cid w16 w16cex w16sdtdh w16sdtfl w16du wp14">
-  <w:p>
-    <w:pPr>
-      <w:pStyle w:val="Footer"/>
-    </w:pPr>
-  </w:p>
-</w:ftr>
-</file>
-
-<file path=word/footer4.xml><?xml version="1.0" encoding="utf-8"?>
+<file path=word/footer5.xml><?xml version="1.0" encoding="utf-8"?>
 <w:ftr xmlns:wpc="http://schemas.microsoft.com/office/word/2010/wordprocessingCanvas" xmlns:cx="http://schemas.microsoft.com/office/drawing/2014/chartex" xmlns:cx1="http://schemas.microsoft.com/office/drawing/2015/9/8/chartex" xmlns:cx2="http://schemas.microsoft.com/office/drawing/2015/10/21/chartex" xmlns:cx3="http://schemas.microsoft.com/office/drawing/2016/5/9/chartex" xmlns:cx4="http://schemas.microsoft.com/office/drawing/2016/5/10/chartex" xmlns:cx5="http://schemas.microsoft.com/office/drawing/2016/5/11/chartex" xmlns:cx6="http://schemas.microsoft.com/office/drawing/2016/5/12/chartex" xmlns:cx7="http://schemas.microsoft.com/office/drawing/2016/5/13/chartex" xmlns:cx8="http://schemas.microsoft.com/office/drawing/2016/5/14/chartex" xmlns:mc="http://schemas.openxmlformats.org/markup-compatibility/2006" xmlns:aink="http://schemas.microsoft.com/office/drawing/2016/ink" xmlns:am3d="http://schemas.microsoft.com/office/drawing/2017/model3d" xmlns:o="urn:schemas-microsoft-com:office:office" xmlns:oel="http://schemas.microsoft.com/office/2019/extlst" xmlns:r="http://schemas.openxmlformats.org/officeDocument/2006/relationships" xmlns:m="http://schemas.openxmlformats.org/officeDocument/2006/math" xmlns:v="urn:schemas-microsoft-com:vml" xmlns:wp14="http://schemas.microsoft.com/office/word/2010/wordprocessingDrawing" xmlns:wp="http://schemas.openxmlformats.org/drawingml/2006/wordprocessingDrawing" xmlns:w10="urn:schemas-microsoft-com:office:word" xmlns:w="http://schemas.openxmlformats.org/wordprocessingml/2006/main" xmlns:w14="http://schemas.microsoft.com/office/word/2010/wordml" xmlns:w15="http://schemas.microsoft.com/office/word/2012/wordml" xmlns:w16cex="http://schemas.microsoft.com/office/word/2018/wordml/cex" xmlns:w16cid="http://schemas.microsoft.com/office/word/2016/wordml/cid" xmlns:w16="http://schemas.microsoft.com/office/word/2018/wordml" xmlns:w16du="http://schemas.microsoft.com/office/word/2023/wordml/word16du" xmlns:w16sdtdh="http://schemas.microsoft.com/office/word/2020/wordml/sdtdatahash" xmlns:w16sdtfl="http://schemas.microsoft.com/office/word/2024/wordml/sdtformatlock" xmlns:w16se="http://schemas.microsoft.com/office/word/2015/wordml/symex" xmlns:wpg="http://schemas.microsoft.com/office/word/2010/wordprocessingGroup" xmlns:wpi="http://schemas.microsoft.com/office/word/2010/wordprocessingInk" xmlns:wne="http://schemas.microsoft.com/office/word/2006/wordml" xmlns:wps="http://schemas.microsoft.com/office/word/2010/wordprocessingShape" mc:Ignorable="w14 w15 w16se w16cid w16 w16cex w16sdtdh w16sdtfl w16du wp14">
   <w:sdt>
     <w:sdtPr>
-      <w:id w:val="-1011225039"/>
+      <w:id w:val="1491288777"/>
       <w:docPartObj>
         <w:docPartGallery w:val="Page Numbers (Bottom of Page)"/>
         <w:docPartUnique/>
@@ -6438,6 +7737,127 @@
     </w:lvl>
   </w:abstractNum>
   <w:abstractNum w:abstractNumId="3" w15:restartNumberingAfterBreak="0">
+    <w:nsid w:val="14761859"/>
+    <w:multiLevelType w:val="multilevel"/>
+    <w:tmpl w:val="1ABE3E5E"/>
+    <w:lvl w:ilvl="0">
+      <w:start w:val="1"/>
+      <w:numFmt w:val="decimal"/>
+      <w:lvlText w:val="%1."/>
+      <w:lvlJc w:val="left"/>
+      <w:pPr>
+        <w:ind w:left="720" w:hanging="360"/>
+      </w:pPr>
+      <w:rPr>
+        <w:rFonts w:hint="default"/>
+      </w:rPr>
+    </w:lvl>
+    <w:lvl w:ilvl="1">
+      <w:start w:val="1"/>
+      <w:numFmt w:val="decimal"/>
+      <w:isLgl/>
+      <w:lvlText w:val="%1.%2."/>
+      <w:lvlJc w:val="left"/>
+      <w:pPr>
+        <w:ind w:left="1080" w:hanging="720"/>
+      </w:pPr>
+      <w:rPr>
+        <w:rFonts w:hint="default"/>
+      </w:rPr>
+    </w:lvl>
+    <w:lvl w:ilvl="2">
+      <w:start w:val="1"/>
+      <w:numFmt w:val="decimal"/>
+      <w:isLgl/>
+      <w:lvlText w:val="%1.%2.%3."/>
+      <w:lvlJc w:val="left"/>
+      <w:pPr>
+        <w:ind w:left="1080" w:hanging="720"/>
+      </w:pPr>
+      <w:rPr>
+        <w:rFonts w:hint="default"/>
+      </w:rPr>
+    </w:lvl>
+    <w:lvl w:ilvl="3">
+      <w:start w:val="1"/>
+      <w:numFmt w:val="decimal"/>
+      <w:isLgl/>
+      <w:lvlText w:val="%1.%2.%3.%4."/>
+      <w:lvlJc w:val="left"/>
+      <w:pPr>
+        <w:ind w:left="1440" w:hanging="1080"/>
+      </w:pPr>
+      <w:rPr>
+        <w:rFonts w:hint="default"/>
+      </w:rPr>
+    </w:lvl>
+    <w:lvl w:ilvl="4">
+      <w:start w:val="1"/>
+      <w:numFmt w:val="decimal"/>
+      <w:isLgl/>
+      <w:lvlText w:val="%1.%2.%3.%4.%5."/>
+      <w:lvlJc w:val="left"/>
+      <w:pPr>
+        <w:ind w:left="1800" w:hanging="1440"/>
+      </w:pPr>
+      <w:rPr>
+        <w:rFonts w:hint="default"/>
+      </w:rPr>
+    </w:lvl>
+    <w:lvl w:ilvl="5">
+      <w:start w:val="1"/>
+      <w:numFmt w:val="decimal"/>
+      <w:isLgl/>
+      <w:lvlText w:val="%1.%2.%3.%4.%5.%6."/>
+      <w:lvlJc w:val="left"/>
+      <w:pPr>
+        <w:ind w:left="1800" w:hanging="1440"/>
+      </w:pPr>
+      <w:rPr>
+        <w:rFonts w:hint="default"/>
+      </w:rPr>
+    </w:lvl>
+    <w:lvl w:ilvl="6">
+      <w:start w:val="1"/>
+      <w:numFmt w:val="decimal"/>
+      <w:isLgl/>
+      <w:lvlText w:val="%1.%2.%3.%4.%5.%6.%7."/>
+      <w:lvlJc w:val="left"/>
+      <w:pPr>
+        <w:ind w:left="2160" w:hanging="1800"/>
+      </w:pPr>
+      <w:rPr>
+        <w:rFonts w:hint="default"/>
+      </w:rPr>
+    </w:lvl>
+    <w:lvl w:ilvl="7">
+      <w:start w:val="1"/>
+      <w:numFmt w:val="decimal"/>
+      <w:isLgl/>
+      <w:lvlText w:val="%1.%2.%3.%4.%5.%6.%7.%8."/>
+      <w:lvlJc w:val="left"/>
+      <w:pPr>
+        <w:ind w:left="2520" w:hanging="2160"/>
+      </w:pPr>
+      <w:rPr>
+        <w:rFonts w:hint="default"/>
+      </w:rPr>
+    </w:lvl>
+    <w:lvl w:ilvl="8">
+      <w:start w:val="1"/>
+      <w:numFmt w:val="decimal"/>
+      <w:isLgl/>
+      <w:lvlText w:val="%1.%2.%3.%4.%5.%6.%7.%8.%9."/>
+      <w:lvlJc w:val="left"/>
+      <w:pPr>
+        <w:ind w:left="2520" w:hanging="2160"/>
+      </w:pPr>
+      <w:rPr>
+        <w:rFonts w:hint="default"/>
+      </w:rPr>
+    </w:lvl>
+  </w:abstractNum>
+  <w:abstractNum w:abstractNumId="4" w15:restartNumberingAfterBreak="0">
     <w:nsid w:val="39385213"/>
     <w:multiLevelType w:val="hybridMultilevel"/>
     <w:tmpl w:val="B6345D70"/>
@@ -6550,7 +7970,7 @@
       </w:rPr>
     </w:lvl>
   </w:abstractNum>
-  <w:abstractNum w:abstractNumId="4" w15:restartNumberingAfterBreak="0">
+  <w:abstractNum w:abstractNumId="5" w15:restartNumberingAfterBreak="0">
     <w:nsid w:val="3F933629"/>
     <w:multiLevelType w:val="hybridMultilevel"/>
     <w:tmpl w:val="DCD21BC4"/>
@@ -6663,7 +8083,7 @@
       </w:rPr>
     </w:lvl>
   </w:abstractNum>
-  <w:abstractNum w:abstractNumId="5" w15:restartNumberingAfterBreak="0">
+  <w:abstractNum w:abstractNumId="6" w15:restartNumberingAfterBreak="0">
     <w:nsid w:val="40554F74"/>
     <w:multiLevelType w:val="hybridMultilevel"/>
     <w:tmpl w:val="9C026660"/>
@@ -6776,7 +8196,128 @@
       </w:rPr>
     </w:lvl>
   </w:abstractNum>
-  <w:abstractNum w:abstractNumId="6" w15:restartNumberingAfterBreak="0">
+  <w:abstractNum w:abstractNumId="7" w15:restartNumberingAfterBreak="0">
+    <w:nsid w:val="42D3667D"/>
+    <w:multiLevelType w:val="multilevel"/>
+    <w:tmpl w:val="1ABE3E5E"/>
+    <w:lvl w:ilvl="0">
+      <w:start w:val="1"/>
+      <w:numFmt w:val="decimal"/>
+      <w:lvlText w:val="%1."/>
+      <w:lvlJc w:val="left"/>
+      <w:pPr>
+        <w:ind w:left="720" w:hanging="360"/>
+      </w:pPr>
+      <w:rPr>
+        <w:rFonts w:hint="default"/>
+      </w:rPr>
+    </w:lvl>
+    <w:lvl w:ilvl="1">
+      <w:start w:val="1"/>
+      <w:numFmt w:val="decimal"/>
+      <w:isLgl/>
+      <w:lvlText w:val="%1.%2."/>
+      <w:lvlJc w:val="left"/>
+      <w:pPr>
+        <w:ind w:left="1080" w:hanging="720"/>
+      </w:pPr>
+      <w:rPr>
+        <w:rFonts w:hint="default"/>
+      </w:rPr>
+    </w:lvl>
+    <w:lvl w:ilvl="2">
+      <w:start w:val="1"/>
+      <w:numFmt w:val="decimal"/>
+      <w:isLgl/>
+      <w:lvlText w:val="%1.%2.%3."/>
+      <w:lvlJc w:val="left"/>
+      <w:pPr>
+        <w:ind w:left="1080" w:hanging="720"/>
+      </w:pPr>
+      <w:rPr>
+        <w:rFonts w:hint="default"/>
+      </w:rPr>
+    </w:lvl>
+    <w:lvl w:ilvl="3">
+      <w:start w:val="1"/>
+      <w:numFmt w:val="decimal"/>
+      <w:isLgl/>
+      <w:lvlText w:val="%1.%2.%3.%4."/>
+      <w:lvlJc w:val="left"/>
+      <w:pPr>
+        <w:ind w:left="1440" w:hanging="1080"/>
+      </w:pPr>
+      <w:rPr>
+        <w:rFonts w:hint="default"/>
+      </w:rPr>
+    </w:lvl>
+    <w:lvl w:ilvl="4">
+      <w:start w:val="1"/>
+      <w:numFmt w:val="decimal"/>
+      <w:isLgl/>
+      <w:lvlText w:val="%1.%2.%3.%4.%5."/>
+      <w:lvlJc w:val="left"/>
+      <w:pPr>
+        <w:ind w:left="1800" w:hanging="1440"/>
+      </w:pPr>
+      <w:rPr>
+        <w:rFonts w:hint="default"/>
+      </w:rPr>
+    </w:lvl>
+    <w:lvl w:ilvl="5">
+      <w:start w:val="1"/>
+      <w:numFmt w:val="decimal"/>
+      <w:isLgl/>
+      <w:lvlText w:val="%1.%2.%3.%4.%5.%6."/>
+      <w:lvlJc w:val="left"/>
+      <w:pPr>
+        <w:ind w:left="1800" w:hanging="1440"/>
+      </w:pPr>
+      <w:rPr>
+        <w:rFonts w:hint="default"/>
+      </w:rPr>
+    </w:lvl>
+    <w:lvl w:ilvl="6">
+      <w:start w:val="1"/>
+      <w:numFmt w:val="decimal"/>
+      <w:isLgl/>
+      <w:lvlText w:val="%1.%2.%3.%4.%5.%6.%7."/>
+      <w:lvlJc w:val="left"/>
+      <w:pPr>
+        <w:ind w:left="2160" w:hanging="1800"/>
+      </w:pPr>
+      <w:rPr>
+        <w:rFonts w:hint="default"/>
+      </w:rPr>
+    </w:lvl>
+    <w:lvl w:ilvl="7">
+      <w:start w:val="1"/>
+      <w:numFmt w:val="decimal"/>
+      <w:isLgl/>
+      <w:lvlText w:val="%1.%2.%3.%4.%5.%6.%7.%8."/>
+      <w:lvlJc w:val="left"/>
+      <w:pPr>
+        <w:ind w:left="2520" w:hanging="2160"/>
+      </w:pPr>
+      <w:rPr>
+        <w:rFonts w:hint="default"/>
+      </w:rPr>
+    </w:lvl>
+    <w:lvl w:ilvl="8">
+      <w:start w:val="1"/>
+      <w:numFmt w:val="decimal"/>
+      <w:isLgl/>
+      <w:lvlText w:val="%1.%2.%3.%4.%5.%6.%7.%8.%9."/>
+      <w:lvlJc w:val="left"/>
+      <w:pPr>
+        <w:ind w:left="2520" w:hanging="2160"/>
+      </w:pPr>
+      <w:rPr>
+        <w:rFonts w:hint="default"/>
+      </w:rPr>
+    </w:lvl>
+  </w:abstractNum>
+  <w:abstractNum w:abstractNumId="8" w15:restartNumberingAfterBreak="0">
     <w:nsid w:val="4955081C"/>
     <w:multiLevelType w:val="hybridMultilevel"/>
     <w:tmpl w:val="B3B24CEC"/>
@@ -6889,7 +8430,7 @@
       </w:rPr>
     </w:lvl>
   </w:abstractNum>
-  <w:abstractNum w:abstractNumId="7" w15:restartNumberingAfterBreak="0">
+  <w:abstractNum w:abstractNumId="9" w15:restartNumberingAfterBreak="0">
     <w:nsid w:val="60031036"/>
     <w:multiLevelType w:val="hybridMultilevel"/>
     <w:tmpl w:val="40F6A15C"/>
@@ -7002,7 +8543,7 @@
       </w:rPr>
     </w:lvl>
   </w:abstractNum>
-  <w:abstractNum w:abstractNumId="8" w15:restartNumberingAfterBreak="0">
+  <w:abstractNum w:abstractNumId="10" w15:restartNumberingAfterBreak="0">
     <w:nsid w:val="606F411F"/>
     <w:multiLevelType w:val="multilevel"/>
     <w:tmpl w:val="1ABE3E5E"/>
@@ -7123,7 +8664,7 @@
       </w:rPr>
     </w:lvl>
   </w:abstractNum>
-  <w:abstractNum w:abstractNumId="9" w15:restartNumberingAfterBreak="0">
+  <w:abstractNum w:abstractNumId="11" w15:restartNumberingAfterBreak="0">
     <w:nsid w:val="608C1E79"/>
     <w:multiLevelType w:val="hybridMultilevel"/>
     <w:tmpl w:val="7C08C496"/>
@@ -7236,7 +8777,7 @@
       </w:rPr>
     </w:lvl>
   </w:abstractNum>
-  <w:abstractNum w:abstractNumId="10" w15:restartNumberingAfterBreak="0">
+  <w:abstractNum w:abstractNumId="12" w15:restartNumberingAfterBreak="0">
     <w:nsid w:val="68780C42"/>
     <w:multiLevelType w:val="hybridMultilevel"/>
     <w:tmpl w:val="EF866A52"/>
@@ -7349,7 +8890,128 @@
       </w:rPr>
     </w:lvl>
   </w:abstractNum>
-  <w:abstractNum w:abstractNumId="11" w15:restartNumberingAfterBreak="0">
+  <w:abstractNum w:abstractNumId="13" w15:restartNumberingAfterBreak="0">
+    <w:nsid w:val="6B5E3F70"/>
+    <w:multiLevelType w:val="multilevel"/>
+    <w:tmpl w:val="1ABE3E5E"/>
+    <w:lvl w:ilvl="0">
+      <w:start w:val="1"/>
+      <w:numFmt w:val="decimal"/>
+      <w:lvlText w:val="%1."/>
+      <w:lvlJc w:val="left"/>
+      <w:pPr>
+        <w:ind w:left="720" w:hanging="360"/>
+      </w:pPr>
+      <w:rPr>
+        <w:rFonts w:hint="default"/>
+      </w:rPr>
+    </w:lvl>
+    <w:lvl w:ilvl="1">
+      <w:start w:val="1"/>
+      <w:numFmt w:val="decimal"/>
+      <w:isLgl/>
+      <w:lvlText w:val="%1.%2."/>
+      <w:lvlJc w:val="left"/>
+      <w:pPr>
+        <w:ind w:left="1080" w:hanging="720"/>
+      </w:pPr>
+      <w:rPr>
+        <w:rFonts w:hint="default"/>
+      </w:rPr>
+    </w:lvl>
+    <w:lvl w:ilvl="2">
+      <w:start w:val="1"/>
+      <w:numFmt w:val="decimal"/>
+      <w:isLgl/>
+      <w:lvlText w:val="%1.%2.%3."/>
+      <w:lvlJc w:val="left"/>
+      <w:pPr>
+        <w:ind w:left="1080" w:hanging="720"/>
+      </w:pPr>
+      <w:rPr>
+        <w:rFonts w:hint="default"/>
+      </w:rPr>
+    </w:lvl>
+    <w:lvl w:ilvl="3">
+      <w:start w:val="1"/>
+      <w:numFmt w:val="decimal"/>
+      <w:isLgl/>
+      <w:lvlText w:val="%1.%2.%3.%4."/>
+      <w:lvlJc w:val="left"/>
+      <w:pPr>
+        <w:ind w:left="1440" w:hanging="1080"/>
+      </w:pPr>
+      <w:rPr>
+        <w:rFonts w:hint="default"/>
+      </w:rPr>
+    </w:lvl>
+    <w:lvl w:ilvl="4">
+      <w:start w:val="1"/>
+      <w:numFmt w:val="decimal"/>
+      <w:isLgl/>
+      <w:lvlText w:val="%1.%2.%3.%4.%5."/>
+      <w:lvlJc w:val="left"/>
+      <w:pPr>
+        <w:ind w:left="1800" w:hanging="1440"/>
+      </w:pPr>
+      <w:rPr>
+        <w:rFonts w:hint="default"/>
+      </w:rPr>
+    </w:lvl>
+    <w:lvl w:ilvl="5">
+      <w:start w:val="1"/>
+      <w:numFmt w:val="decimal"/>
+      <w:isLgl/>
+      <w:lvlText w:val="%1.%2.%3.%4.%5.%6."/>
+      <w:lvlJc w:val="left"/>
+      <w:pPr>
+        <w:ind w:left="1800" w:hanging="1440"/>
+      </w:pPr>
+      <w:rPr>
+        <w:rFonts w:hint="default"/>
+      </w:rPr>
+    </w:lvl>
+    <w:lvl w:ilvl="6">
+      <w:start w:val="1"/>
+      <w:numFmt w:val="decimal"/>
+      <w:isLgl/>
+      <w:lvlText w:val="%1.%2.%3.%4.%5.%6.%7."/>
+      <w:lvlJc w:val="left"/>
+      <w:pPr>
+        <w:ind w:left="2160" w:hanging="1800"/>
+      </w:pPr>
+      <w:rPr>
+        <w:rFonts w:hint="default"/>
+      </w:rPr>
+    </w:lvl>
+    <w:lvl w:ilvl="7">
+      <w:start w:val="1"/>
+      <w:numFmt w:val="decimal"/>
+      <w:isLgl/>
+      <w:lvlText w:val="%1.%2.%3.%4.%5.%6.%7.%8."/>
+      <w:lvlJc w:val="left"/>
+      <w:pPr>
+        <w:ind w:left="2520" w:hanging="2160"/>
+      </w:pPr>
+      <w:rPr>
+        <w:rFonts w:hint="default"/>
+      </w:rPr>
+    </w:lvl>
+    <w:lvl w:ilvl="8">
+      <w:start w:val="1"/>
+      <w:numFmt w:val="decimal"/>
+      <w:isLgl/>
+      <w:lvlText w:val="%1.%2.%3.%4.%5.%6.%7.%8.%9."/>
+      <w:lvlJc w:val="left"/>
+      <w:pPr>
+        <w:ind w:left="2520" w:hanging="2160"/>
+      </w:pPr>
+      <w:rPr>
+        <w:rFonts w:hint="default"/>
+      </w:rPr>
+    </w:lvl>
+  </w:abstractNum>
+  <w:abstractNum w:abstractNumId="14" w15:restartNumberingAfterBreak="0">
     <w:nsid w:val="7BB05969"/>
     <w:multiLevelType w:val="hybridMultilevel"/>
     <w:tmpl w:val="A0D0F6BC"/>
@@ -7462,7 +9124,7 @@
       </w:rPr>
     </w:lvl>
   </w:abstractNum>
-  <w:abstractNum w:abstractNumId="12" w15:restartNumberingAfterBreak="0">
+  <w:abstractNum w:abstractNumId="15" w15:restartNumberingAfterBreak="0">
     <w:nsid w:val="7FAA7E33"/>
     <w:multiLevelType w:val="hybridMultilevel"/>
     <w:tmpl w:val="942C02C4"/>
@@ -7576,7 +9238,7 @@
     </w:lvl>
   </w:abstractNum>
   <w:num w:numId="1" w16cid:durableId="1390760547">
-    <w:abstractNumId w:val="8"/>
+    <w:abstractNumId w:val="10"/>
   </w:num>
   <w:num w:numId="2" w16cid:durableId="434786126">
     <w:abstractNumId w:val="0"/>
@@ -7588,34 +9250,43 @@
     </w:lvlOverride>
   </w:num>
   <w:num w:numId="4" w16cid:durableId="230894233">
-    <w:abstractNumId w:val="9"/>
+    <w:abstractNumId w:val="11"/>
   </w:num>
   <w:num w:numId="5" w16cid:durableId="828592148">
-    <w:abstractNumId w:val="10"/>
+    <w:abstractNumId w:val="12"/>
   </w:num>
   <w:num w:numId="6" w16cid:durableId="1043019397">
-    <w:abstractNumId w:val="6"/>
+    <w:abstractNumId w:val="8"/>
   </w:num>
   <w:num w:numId="7" w16cid:durableId="870344603">
-    <w:abstractNumId w:val="7"/>
+    <w:abstractNumId w:val="9"/>
   </w:num>
   <w:num w:numId="8" w16cid:durableId="2061392782">
     <w:abstractNumId w:val="1"/>
   </w:num>
   <w:num w:numId="9" w16cid:durableId="1808157555">
+    <w:abstractNumId w:val="4"/>
+  </w:num>
+  <w:num w:numId="10" w16cid:durableId="1209418052">
+    <w:abstractNumId w:val="15"/>
+  </w:num>
+  <w:num w:numId="11" w16cid:durableId="970090587">
+    <w:abstractNumId w:val="5"/>
+  </w:num>
+  <w:num w:numId="12" w16cid:durableId="2117557834">
+    <w:abstractNumId w:val="14"/>
+  </w:num>
+  <w:num w:numId="13" w16cid:durableId="628168549">
+    <w:abstractNumId w:val="6"/>
+  </w:num>
+  <w:num w:numId="14" w16cid:durableId="1261377371">
     <w:abstractNumId w:val="3"/>
   </w:num>
-  <w:num w:numId="10" w16cid:durableId="1209418052">
-    <w:abstractNumId w:val="12"/>
+  <w:num w:numId="15" w16cid:durableId="271788947">
+    <w:abstractNumId w:val="7"/>
   </w:num>
-  <w:num w:numId="11" w16cid:durableId="970090587">
-    <w:abstractNumId w:val="4"/>
-  </w:num>
-  <w:num w:numId="12" w16cid:durableId="2117557834">
-    <w:abstractNumId w:val="11"/>
-  </w:num>
-  <w:num w:numId="13" w16cid:durableId="628168549">
-    <w:abstractNumId w:val="5"/>
+  <w:num w:numId="16" w16cid:durableId="1841433205">
+    <w:abstractNumId w:val="13"/>
   </w:num>
 </w:numbering>
 </file>

--- a/CSC326-System-Analysis-And-Design/Project/nutrition-tracker-report.docx
+++ b/CSC326-System-Analysis-And-Design/Project/nutrition-tracker-report.docx
@@ -37,7 +37,7 @@
     <w:p>
       <w:pPr>
         <w:spacing w:after="0"/>
-        <w:jc w:val="center"/>
+        <w:jc w:val="both"/>
         <w:rPr>
           <w:b/>
           <w:bCs/>
@@ -109,7 +109,11 @@
         </w:drawing>
       </w:r>
     </w:p>
-    <w:p/>
+    <w:p>
+      <w:pPr>
+        <w:jc w:val="center"/>
+      </w:pPr>
+    </w:p>
     <w:p>
       <w:pPr>
         <w:jc w:val="center"/>
@@ -158,7 +162,11 @@
         <w:t>Documentation Report on: Nutrition Tracker System</w:t>
       </w:r>
     </w:p>
-    <w:p/>
+    <w:p>
+      <w:pPr>
+        <w:jc w:val="both"/>
+      </w:pPr>
+    </w:p>
     <w:tbl>
       <w:tblPr>
         <w:tblW w:w="0" w:type="auto"/>
@@ -210,15 +218,7 @@
               <w:br/>
             </w:r>
             <w:r>
-              <w:t xml:space="preserve">Name: </w:t>
-            </w:r>
-            <w:proofErr w:type="spellStart"/>
-            <w:r>
-              <w:t>Abhilekh</w:t>
-            </w:r>
-            <w:proofErr w:type="spellEnd"/>
-            <w:r>
-              <w:t xml:space="preserve"> Subedi, Ayush Tuladhar,</w:t>
+              <w:t>Name: Abhilekh Subedi, Ayush Tuladhar,</w:t>
             </w:r>
           </w:p>
           <w:p>
@@ -344,6 +344,7 @@
     </w:tbl>
     <w:p>
       <w:pPr>
+        <w:jc w:val="both"/>
         <w:rPr>
           <w:rFonts w:cs="Times New Roman"/>
           <w:b/>
@@ -365,6 +366,8 @@
     </w:p>
     <w:p>
       <w:pPr>
+        <w:spacing w:before="240" w:line="276" w:lineRule="auto"/>
+        <w:jc w:val="center"/>
         <w:rPr>
           <w:rFonts w:cs="Times New Roman"/>
           <w:b/>
@@ -373,11 +376,7 @@
           <w:szCs w:val="32"/>
         </w:rPr>
       </w:pPr>
-    </w:p>
-    <w:p>
-      <w:pPr>
-        <w:spacing w:before="240" w:line="276" w:lineRule="auto"/>
-        <w:jc w:val="center"/>
+      <w:r>
         <w:rPr>
           <w:rFonts w:cs="Times New Roman"/>
           <w:b/>
@@ -385,7 +384,9 @@
           <w:sz w:val="32"/>
           <w:szCs w:val="32"/>
         </w:rPr>
-      </w:pPr>
+        <w:lastRenderedPageBreak/>
+        <w:t>Ac</w:t>
+      </w:r>
       <w:r>
         <w:rPr>
           <w:rFonts w:cs="Times New Roman"/>
@@ -394,9 +395,58 @@
           <w:sz w:val="32"/>
           <w:szCs w:val="32"/>
         </w:rPr>
-        <w:t>Ac</w:t>
-      </w:r>
-      <w:r>
+        <w:t>knowledgement</w:t>
+      </w:r>
+    </w:p>
+    <w:p>
+      <w:pPr>
+        <w:spacing w:before="240" w:line="276" w:lineRule="auto"/>
+        <w:jc w:val="both"/>
+        <w:rPr>
+          <w:rFonts w:cs="Times New Roman"/>
+        </w:rPr>
+      </w:pPr>
+      <w:r>
+        <w:rPr>
+          <w:rFonts w:cs="Times New Roman"/>
+        </w:rPr>
+        <w:t>I want to use this chance to express my thanks to my instructor for providing me with useful guidance during the designing and development of this project. It is due to the constructive criticism from my instructor that this report has come into existence.</w:t>
+      </w:r>
+    </w:p>
+    <w:p>
+      <w:pPr>
+        <w:spacing w:before="240" w:line="276" w:lineRule="auto"/>
+        <w:jc w:val="both"/>
+        <w:rPr>
+          <w:rFonts w:cs="Times New Roman"/>
+        </w:rPr>
+      </w:pPr>
+      <w:r>
+        <w:rPr>
+          <w:rFonts w:cs="Times New Roman"/>
+        </w:rPr>
+        <w:t>I want to thank all my fellow students who assisted me in testing the Nutrition Tracker software application. This project has been based on understanding the basics of Java Desktop Application, MySQL Connectivity, DAO architecture, and Swing UI design.</w:t>
+      </w:r>
+    </w:p>
+    <w:p>
+      <w:pPr>
+        <w:spacing w:before="240" w:line="276" w:lineRule="auto"/>
+        <w:jc w:val="both"/>
+        <w:rPr>
+          <w:rFonts w:cs="Times New Roman"/>
+        </w:rPr>
+      </w:pPr>
+      <w:r>
+        <w:rPr>
+          <w:rFonts w:cs="Times New Roman"/>
+        </w:rPr>
+        <w:br w:type="page"/>
+      </w:r>
+    </w:p>
+    <w:p>
+      <w:pPr>
+        <w:spacing w:before="240" w:line="276" w:lineRule="auto"/>
+        <w:jc w:val="center"/>
         <w:rPr>
           <w:rFonts w:cs="Times New Roman"/>
           <w:b/>
@@ -404,55 +454,8 @@
           <w:sz w:val="32"/>
           <w:szCs w:val="32"/>
         </w:rPr>
-        <w:t>knowledgement</w:t>
-      </w:r>
-    </w:p>
-    <w:p>
-      <w:pPr>
-        <w:spacing w:before="240" w:line="276" w:lineRule="auto"/>
-        <w:rPr>
-          <w:rFonts w:cs="Times New Roman"/>
-        </w:rPr>
-      </w:pPr>
-      <w:r>
-        <w:rPr>
-          <w:rFonts w:cs="Times New Roman"/>
-        </w:rPr>
-        <w:t>I want to use this chance to express my thanks to my instructor for providing me with useful guidance during the designing and development of this project. It is due to the constructive criticism from my instructor that this report has come into existence.</w:t>
-      </w:r>
-    </w:p>
-    <w:p>
-      <w:pPr>
-        <w:spacing w:before="240" w:line="276" w:lineRule="auto"/>
-        <w:rPr>
-          <w:rFonts w:cs="Times New Roman"/>
-        </w:rPr>
-      </w:pPr>
-      <w:r>
-        <w:rPr>
-          <w:rFonts w:cs="Times New Roman"/>
-        </w:rPr>
-        <w:t>I want to thank all my fellow students who assisted me in testing the Nutrition Tracker software application. This project has been based on understanding the basics of Java Desktop Application, MySQL Connectivity, DAO architecture, and Swing UI design.</w:t>
-      </w:r>
-    </w:p>
-    <w:p>
-      <w:pPr>
-        <w:spacing w:before="240" w:line="276" w:lineRule="auto"/>
-        <w:rPr>
-          <w:rFonts w:cs="Times New Roman"/>
-        </w:rPr>
-      </w:pPr>
-      <w:r>
-        <w:rPr>
-          <w:rFonts w:cs="Times New Roman"/>
-        </w:rPr>
-        <w:br w:type="page"/>
-      </w:r>
-    </w:p>
-    <w:p>
-      <w:pPr>
-        <w:spacing w:before="240" w:line="276" w:lineRule="auto"/>
-        <w:jc w:val="center"/>
+      </w:pPr>
+      <w:r>
         <w:rPr>
           <w:rFonts w:cs="Times New Roman"/>
           <w:b/>
@@ -460,15 +463,6 @@
           <w:sz w:val="32"/>
           <w:szCs w:val="32"/>
         </w:rPr>
-      </w:pPr>
-      <w:r>
-        <w:rPr>
-          <w:rFonts w:cs="Times New Roman"/>
-          <w:b/>
-          <w:bCs/>
-          <w:sz w:val="32"/>
-          <w:szCs w:val="32"/>
-        </w:rPr>
         <w:lastRenderedPageBreak/>
         <w:t>Abstract</w:t>
       </w:r>
@@ -476,6 +470,7 @@
     <w:p>
       <w:pPr>
         <w:spacing w:before="240" w:line="276" w:lineRule="auto"/>
+        <w:jc w:val="both"/>
         <w:rPr>
           <w:rFonts w:cs="Times New Roman"/>
         </w:rPr>
@@ -514,6 +509,7 @@
     <w:p>
       <w:pPr>
         <w:spacing w:before="240" w:line="276" w:lineRule="auto"/>
+        <w:jc w:val="both"/>
         <w:rPr>
           <w:rFonts w:cs="Times New Roman"/>
         </w:rPr>
@@ -529,16 +525,14 @@
         <w:rPr>
           <w:rFonts w:cs="Times New Roman"/>
         </w:rPr>
-        <w:t xml:space="preserve">This documentation describes the software analysis and design of the Nutrition Tracker system. It describes the project objectives and scope, the background and existing systems, the overall description of the system including product features and user classes, the external interface requirements, database schema, system architecture and class structure and non-functional </w:t>
-      </w:r>
-      <w:proofErr w:type="spellStart"/>
-      <w:r>
-        <w:rPr>
-          <w:rFonts w:cs="Times New Roman"/>
-        </w:rPr>
-        <w:t>requiremen</w:t>
-      </w:r>
-      <w:proofErr w:type="spellEnd"/>
+        <w:t>This documentation describes the software analysis and design of the Nutrition Tracker system. It describes the project objectives and scope, the background and existing systems, the overall description of the system including product features and user classes, the external interface requirements, database schema, system architecture and class structure and non-functional requiremen</w:t>
+      </w:r>
+      <w:r>
+        <w:rPr>
+          <w:rFonts w:cs="Times New Roman"/>
+        </w:rPr>
+        <w:t>ts.</w:t>
+      </w:r>
     </w:p>
     <w:sdt>
       <w:sdtPr>
@@ -559,6 +553,7 @@
         <w:p>
           <w:pPr>
             <w:spacing w:before="240" w:line="276" w:lineRule="auto"/>
+            <w:jc w:val="center"/>
             <w:rPr>
               <w:rStyle w:val="Heading1Char"/>
             </w:rPr>
@@ -586,7 +581,6 @@
             <w:rPr>
               <w:rFonts w:asciiTheme="minorHAnsi" w:eastAsiaTheme="minorEastAsia" w:hAnsiTheme="minorHAnsi"/>
               <w:noProof/>
-              <w:lang w:val="en-GB" w:eastAsia="en-GB"/>
             </w:rPr>
           </w:pPr>
           <w:r>
@@ -598,7 +592,7 @@
           <w:r>
             <w:fldChar w:fldCharType="separate"/>
           </w:r>
-          <w:hyperlink w:anchor="_Toc234548236" w:history="1">
+          <w:hyperlink w:anchor="_Toc234565494" w:history="1">
             <w:r>
               <w:rPr>
                 <w:rStyle w:val="Hyperlink"/>
@@ -611,7 +605,6 @@
               <w:rPr>
                 <w:rFonts w:asciiTheme="minorHAnsi" w:eastAsiaTheme="minorEastAsia" w:hAnsiTheme="minorHAnsi"/>
                 <w:noProof/>
-                <w:lang w:val="en-GB" w:eastAsia="en-GB"/>
               </w:rPr>
               <w:tab/>
             </w:r>
@@ -642,7 +635,7 @@
                 <w:noProof/>
                 <w:webHidden/>
               </w:rPr>
-              <w:instrText xml:space="preserve"> PAGEREF _Toc234548236 \h </w:instrText>
+              <w:instrText xml:space="preserve"> PAGEREF _Toc234565494 \h </w:instrText>
             </w:r>
             <w:r>
               <w:rPr>
@@ -683,10 +676,9 @@
             <w:rPr>
               <w:rFonts w:asciiTheme="minorHAnsi" w:eastAsiaTheme="minorEastAsia" w:hAnsiTheme="minorHAnsi"/>
               <w:noProof/>
-              <w:lang w:val="en-GB" w:eastAsia="en-GB"/>
             </w:rPr>
           </w:pPr>
-          <w:hyperlink w:anchor="_Toc234548237" w:history="1">
+          <w:hyperlink w:anchor="_Toc234565495" w:history="1">
             <w:r>
               <w:rPr>
                 <w:rStyle w:val="Hyperlink"/>
@@ -699,7 +691,6 @@
               <w:rPr>
                 <w:rFonts w:asciiTheme="minorHAnsi" w:eastAsiaTheme="minorEastAsia" w:hAnsiTheme="minorHAnsi"/>
                 <w:noProof/>
-                <w:lang w:val="en-GB" w:eastAsia="en-GB"/>
               </w:rPr>
               <w:tab/>
             </w:r>
@@ -730,7 +721,7 @@
                 <w:noProof/>
                 <w:webHidden/>
               </w:rPr>
-              <w:instrText xml:space="preserve"> PAGEREF _Toc234548237 \h </w:instrText>
+              <w:instrText xml:space="preserve"> PAGEREF _Toc234565495 \h </w:instrText>
             </w:r>
             <w:r>
               <w:rPr>
@@ -771,10 +762,9 @@
             <w:rPr>
               <w:rFonts w:asciiTheme="minorHAnsi" w:eastAsiaTheme="minorEastAsia" w:hAnsiTheme="minorHAnsi"/>
               <w:noProof/>
-              <w:lang w:val="en-GB" w:eastAsia="en-GB"/>
             </w:rPr>
           </w:pPr>
-          <w:hyperlink w:anchor="_Toc234548238" w:history="1">
+          <w:hyperlink w:anchor="_Toc234565496" w:history="1">
             <w:r>
               <w:rPr>
                 <w:rStyle w:val="Hyperlink"/>
@@ -787,7 +777,6 @@
               <w:rPr>
                 <w:rFonts w:asciiTheme="minorHAnsi" w:eastAsiaTheme="minorEastAsia" w:hAnsiTheme="minorHAnsi"/>
                 <w:noProof/>
-                <w:lang w:val="en-GB" w:eastAsia="en-GB"/>
               </w:rPr>
               <w:tab/>
             </w:r>
@@ -818,7 +807,7 @@
                 <w:noProof/>
                 <w:webHidden/>
               </w:rPr>
-              <w:instrText xml:space="preserve"> PAGEREF _Toc234548238 \h </w:instrText>
+              <w:instrText xml:space="preserve"> PAGEREF _Toc234565496 \h </w:instrText>
             </w:r>
             <w:r>
               <w:rPr>
@@ -859,10 +848,9 @@
             <w:rPr>
               <w:rFonts w:asciiTheme="minorHAnsi" w:eastAsiaTheme="minorEastAsia" w:hAnsiTheme="minorHAnsi"/>
               <w:noProof/>
-              <w:lang w:val="en-GB" w:eastAsia="en-GB"/>
             </w:rPr>
           </w:pPr>
-          <w:hyperlink w:anchor="_Toc234548239" w:history="1">
+          <w:hyperlink w:anchor="_Toc234565497" w:history="1">
             <w:r>
               <w:rPr>
                 <w:rStyle w:val="Hyperlink"/>
@@ -875,7 +863,6 @@
               <w:rPr>
                 <w:rFonts w:asciiTheme="minorHAnsi" w:eastAsiaTheme="minorEastAsia" w:hAnsiTheme="minorHAnsi"/>
                 <w:noProof/>
-                <w:lang w:val="en-GB" w:eastAsia="en-GB"/>
               </w:rPr>
               <w:tab/>
             </w:r>
@@ -906,7 +893,7 @@
                 <w:noProof/>
                 <w:webHidden/>
               </w:rPr>
-              <w:instrText xml:space="preserve"> PAGEREF _Toc234548239 \h </w:instrText>
+              <w:instrText xml:space="preserve"> PAGEREF _Toc234565497 \h </w:instrText>
             </w:r>
             <w:r>
               <w:rPr>
@@ -947,10 +934,9 @@
             <w:rPr>
               <w:rFonts w:asciiTheme="minorHAnsi" w:eastAsiaTheme="minorEastAsia" w:hAnsiTheme="minorHAnsi"/>
               <w:noProof/>
-              <w:lang w:val="en-GB" w:eastAsia="en-GB"/>
             </w:rPr>
           </w:pPr>
-          <w:hyperlink w:anchor="_Toc234548240" w:history="1">
+          <w:hyperlink w:anchor="_Toc234565498" w:history="1">
             <w:r>
               <w:rPr>
                 <w:rStyle w:val="Hyperlink"/>
@@ -963,7 +949,6 @@
               <w:rPr>
                 <w:rFonts w:asciiTheme="minorHAnsi" w:eastAsiaTheme="minorEastAsia" w:hAnsiTheme="minorHAnsi"/>
                 <w:noProof/>
-                <w:lang w:val="en-GB" w:eastAsia="en-GB"/>
               </w:rPr>
               <w:tab/>
             </w:r>
@@ -994,7 +979,7 @@
                 <w:noProof/>
                 <w:webHidden/>
               </w:rPr>
-              <w:instrText xml:space="preserve"> PAGEREF _Toc234548240 \h </w:instrText>
+              <w:instrText xml:space="preserve"> PAGEREF _Toc234565498 \h </w:instrText>
             </w:r>
             <w:r>
               <w:rPr>
@@ -1035,10 +1020,9 @@
             <w:rPr>
               <w:rFonts w:asciiTheme="minorHAnsi" w:eastAsiaTheme="minorEastAsia" w:hAnsiTheme="minorHAnsi"/>
               <w:noProof/>
-              <w:lang w:val="en-GB" w:eastAsia="en-GB"/>
             </w:rPr>
           </w:pPr>
-          <w:hyperlink w:anchor="_Toc234548241" w:history="1">
+          <w:hyperlink w:anchor="_Toc234565499" w:history="1">
             <w:r>
               <w:rPr>
                 <w:rStyle w:val="Hyperlink"/>
@@ -1051,7 +1035,6 @@
               <w:rPr>
                 <w:rFonts w:asciiTheme="minorHAnsi" w:eastAsiaTheme="minorEastAsia" w:hAnsiTheme="minorHAnsi"/>
                 <w:noProof/>
-                <w:lang w:val="en-GB" w:eastAsia="en-GB"/>
               </w:rPr>
               <w:tab/>
             </w:r>
@@ -1082,7 +1065,7 @@
                 <w:noProof/>
                 <w:webHidden/>
               </w:rPr>
-              <w:instrText xml:space="preserve"> PAGEREF _Toc234548241 \h </w:instrText>
+              <w:instrText xml:space="preserve"> PAGEREF _Toc234565499 \h </w:instrText>
             </w:r>
             <w:r>
               <w:rPr>
@@ -1123,10 +1106,9 @@
             <w:rPr>
               <w:rFonts w:asciiTheme="minorHAnsi" w:eastAsiaTheme="minorEastAsia" w:hAnsiTheme="minorHAnsi"/>
               <w:noProof/>
-              <w:lang w:val="en-GB" w:eastAsia="en-GB"/>
             </w:rPr>
           </w:pPr>
-          <w:hyperlink w:anchor="_Toc234548242" w:history="1">
+          <w:hyperlink w:anchor="_Toc234565500" w:history="1">
             <w:r>
               <w:rPr>
                 <w:rStyle w:val="Hyperlink"/>
@@ -1139,7 +1121,6 @@
               <w:rPr>
                 <w:rFonts w:asciiTheme="minorHAnsi" w:eastAsiaTheme="minorEastAsia" w:hAnsiTheme="minorHAnsi"/>
                 <w:noProof/>
-                <w:lang w:val="en-GB" w:eastAsia="en-GB"/>
               </w:rPr>
               <w:tab/>
             </w:r>
@@ -1170,7 +1151,7 @@
                 <w:noProof/>
                 <w:webHidden/>
               </w:rPr>
-              <w:instrText xml:space="preserve"> PAGEREF _Toc234548242 \h </w:instrText>
+              <w:instrText xml:space="preserve"> PAGEREF _Toc234565500 \h </w:instrText>
             </w:r>
             <w:r>
               <w:rPr>
@@ -1211,10 +1192,9 @@
             <w:rPr>
               <w:rFonts w:asciiTheme="minorHAnsi" w:eastAsiaTheme="minorEastAsia" w:hAnsiTheme="minorHAnsi"/>
               <w:noProof/>
-              <w:lang w:val="en-GB" w:eastAsia="en-GB"/>
             </w:rPr>
           </w:pPr>
-          <w:hyperlink w:anchor="_Toc234548243" w:history="1">
+          <w:hyperlink w:anchor="_Toc234565501" w:history="1">
             <w:r>
               <w:rPr>
                 <w:rStyle w:val="Hyperlink"/>
@@ -1227,7 +1207,6 @@
               <w:rPr>
                 <w:rFonts w:asciiTheme="minorHAnsi" w:eastAsiaTheme="minorEastAsia" w:hAnsiTheme="minorHAnsi"/>
                 <w:noProof/>
-                <w:lang w:val="en-GB" w:eastAsia="en-GB"/>
               </w:rPr>
               <w:tab/>
             </w:r>
@@ -1258,7 +1237,7 @@
                 <w:noProof/>
                 <w:webHidden/>
               </w:rPr>
-              <w:instrText xml:space="preserve"> PAGEREF _Toc234548243 \h </w:instrText>
+              <w:instrText xml:space="preserve"> PAGEREF _Toc234565501 \h </w:instrText>
             </w:r>
             <w:r>
               <w:rPr>
@@ -1299,10 +1278,9 @@
             <w:rPr>
               <w:rFonts w:asciiTheme="minorHAnsi" w:eastAsiaTheme="minorEastAsia" w:hAnsiTheme="minorHAnsi"/>
               <w:noProof/>
-              <w:lang w:val="en-GB" w:eastAsia="en-GB"/>
             </w:rPr>
           </w:pPr>
-          <w:hyperlink w:anchor="_Toc234548244" w:history="1">
+          <w:hyperlink w:anchor="_Toc234565502" w:history="1">
             <w:r>
               <w:rPr>
                 <w:rStyle w:val="Hyperlink"/>
@@ -1315,7 +1293,6 @@
               <w:rPr>
                 <w:rFonts w:asciiTheme="minorHAnsi" w:eastAsiaTheme="minorEastAsia" w:hAnsiTheme="minorHAnsi"/>
                 <w:noProof/>
-                <w:lang w:val="en-GB" w:eastAsia="en-GB"/>
               </w:rPr>
               <w:tab/>
             </w:r>
@@ -1346,7 +1323,7 @@
                 <w:noProof/>
                 <w:webHidden/>
               </w:rPr>
-              <w:instrText xml:space="preserve"> PAGEREF _Toc234548244 \h </w:instrText>
+              <w:instrText xml:space="preserve"> PAGEREF _Toc234565502 \h </w:instrText>
             </w:r>
             <w:r>
               <w:rPr>
@@ -1387,10 +1364,9 @@
             <w:rPr>
               <w:rFonts w:asciiTheme="minorHAnsi" w:eastAsiaTheme="minorEastAsia" w:hAnsiTheme="minorHAnsi"/>
               <w:noProof/>
-              <w:lang w:val="en-GB" w:eastAsia="en-GB"/>
             </w:rPr>
           </w:pPr>
-          <w:hyperlink w:anchor="_Toc234548245" w:history="1">
+          <w:hyperlink w:anchor="_Toc234565503" w:history="1">
             <w:r>
               <w:rPr>
                 <w:rStyle w:val="Hyperlink"/>
@@ -1403,7 +1379,6 @@
               <w:rPr>
                 <w:rFonts w:asciiTheme="minorHAnsi" w:eastAsiaTheme="minorEastAsia" w:hAnsiTheme="minorHAnsi"/>
                 <w:noProof/>
-                <w:lang w:val="en-GB" w:eastAsia="en-GB"/>
               </w:rPr>
               <w:tab/>
             </w:r>
@@ -1434,7 +1409,7 @@
                 <w:noProof/>
                 <w:webHidden/>
               </w:rPr>
-              <w:instrText xml:space="preserve"> PAGEREF _Toc234548245 \h </w:instrText>
+              <w:instrText xml:space="preserve"> PAGEREF _Toc234565503 \h </w:instrText>
             </w:r>
             <w:r>
               <w:rPr>
@@ -1475,10 +1450,9 @@
             <w:rPr>
               <w:rFonts w:asciiTheme="minorHAnsi" w:eastAsiaTheme="minorEastAsia" w:hAnsiTheme="minorHAnsi"/>
               <w:noProof/>
-              <w:lang w:val="en-GB" w:eastAsia="en-GB"/>
             </w:rPr>
           </w:pPr>
-          <w:hyperlink w:anchor="_Toc234548246" w:history="1">
+          <w:hyperlink w:anchor="_Toc234565504" w:history="1">
             <w:r>
               <w:rPr>
                 <w:rStyle w:val="Hyperlink"/>
@@ -1491,7 +1465,6 @@
               <w:rPr>
                 <w:rFonts w:asciiTheme="minorHAnsi" w:eastAsiaTheme="minorEastAsia" w:hAnsiTheme="minorHAnsi"/>
                 <w:noProof/>
-                <w:lang w:val="en-GB" w:eastAsia="en-GB"/>
               </w:rPr>
               <w:tab/>
             </w:r>
@@ -1522,7 +1495,7 @@
                 <w:noProof/>
                 <w:webHidden/>
               </w:rPr>
-              <w:instrText xml:space="preserve"> PAGEREF _Toc234548246 \h </w:instrText>
+              <w:instrText xml:space="preserve"> PAGEREF _Toc234565504 \h </w:instrText>
             </w:r>
             <w:r>
               <w:rPr>
@@ -1563,10 +1536,9 @@
             <w:rPr>
               <w:rFonts w:asciiTheme="minorHAnsi" w:eastAsiaTheme="minorEastAsia" w:hAnsiTheme="minorHAnsi"/>
               <w:noProof/>
-              <w:lang w:val="en-GB" w:eastAsia="en-GB"/>
             </w:rPr>
           </w:pPr>
-          <w:hyperlink w:anchor="_Toc234548247" w:history="1">
+          <w:hyperlink w:anchor="_Toc234565505" w:history="1">
             <w:r>
               <w:rPr>
                 <w:rStyle w:val="Hyperlink"/>
@@ -1579,7 +1551,6 @@
               <w:rPr>
                 <w:rFonts w:asciiTheme="minorHAnsi" w:eastAsiaTheme="minorEastAsia" w:hAnsiTheme="minorHAnsi"/>
                 <w:noProof/>
-                <w:lang w:val="en-GB" w:eastAsia="en-GB"/>
               </w:rPr>
               <w:tab/>
             </w:r>
@@ -1610,7 +1581,7 @@
                 <w:noProof/>
                 <w:webHidden/>
               </w:rPr>
-              <w:instrText xml:space="preserve"> PAGEREF _Toc234548247 \h </w:instrText>
+              <w:instrText xml:space="preserve"> PAGEREF _Toc234565505 \h </w:instrText>
             </w:r>
             <w:r>
               <w:rPr>
@@ -1651,10 +1622,9 @@
             <w:rPr>
               <w:rFonts w:asciiTheme="minorHAnsi" w:eastAsiaTheme="minorEastAsia" w:hAnsiTheme="minorHAnsi"/>
               <w:noProof/>
-              <w:lang w:val="en-GB" w:eastAsia="en-GB"/>
             </w:rPr>
           </w:pPr>
-          <w:hyperlink w:anchor="_Toc234548248" w:history="1">
+          <w:hyperlink w:anchor="_Toc234565506" w:history="1">
             <w:r>
               <w:rPr>
                 <w:rStyle w:val="Hyperlink"/>
@@ -1667,7 +1637,6 @@
               <w:rPr>
                 <w:rFonts w:asciiTheme="minorHAnsi" w:eastAsiaTheme="minorEastAsia" w:hAnsiTheme="minorHAnsi"/>
                 <w:noProof/>
-                <w:lang w:val="en-GB" w:eastAsia="en-GB"/>
               </w:rPr>
               <w:tab/>
             </w:r>
@@ -1698,7 +1667,7 @@
                 <w:noProof/>
                 <w:webHidden/>
               </w:rPr>
-              <w:instrText xml:space="preserve"> PAGEREF _Toc234548248 \h </w:instrText>
+              <w:instrText xml:space="preserve"> PAGEREF _Toc234565506 \h </w:instrText>
             </w:r>
             <w:r>
               <w:rPr>
@@ -1739,10 +1708,9 @@
             <w:rPr>
               <w:rFonts w:asciiTheme="minorHAnsi" w:eastAsiaTheme="minorEastAsia" w:hAnsiTheme="minorHAnsi"/>
               <w:noProof/>
-              <w:lang w:val="en-GB" w:eastAsia="en-GB"/>
             </w:rPr>
           </w:pPr>
-          <w:hyperlink w:anchor="_Toc234548249" w:history="1">
+          <w:hyperlink w:anchor="_Toc234565507" w:history="1">
             <w:r>
               <w:rPr>
                 <w:rStyle w:val="Hyperlink"/>
@@ -1755,7 +1723,6 @@
               <w:rPr>
                 <w:rFonts w:asciiTheme="minorHAnsi" w:eastAsiaTheme="minorEastAsia" w:hAnsiTheme="minorHAnsi"/>
                 <w:noProof/>
-                <w:lang w:val="en-GB" w:eastAsia="en-GB"/>
               </w:rPr>
               <w:tab/>
             </w:r>
@@ -1786,7 +1753,7 @@
                 <w:noProof/>
                 <w:webHidden/>
               </w:rPr>
-              <w:instrText xml:space="preserve"> PAGEREF _Toc234548249 \h </w:instrText>
+              <w:instrText xml:space="preserve"> PAGEREF _Toc234565507 \h </w:instrText>
             </w:r>
             <w:r>
               <w:rPr>
@@ -1827,10 +1794,9 @@
             <w:rPr>
               <w:rFonts w:asciiTheme="minorHAnsi" w:eastAsiaTheme="minorEastAsia" w:hAnsiTheme="minorHAnsi"/>
               <w:noProof/>
-              <w:lang w:val="en-GB" w:eastAsia="en-GB"/>
             </w:rPr>
           </w:pPr>
-          <w:hyperlink w:anchor="_Toc234548250" w:history="1">
+          <w:hyperlink w:anchor="_Toc234565508" w:history="1">
             <w:r>
               <w:rPr>
                 <w:rStyle w:val="Hyperlink"/>
@@ -1843,7 +1809,6 @@
               <w:rPr>
                 <w:rFonts w:asciiTheme="minorHAnsi" w:eastAsiaTheme="minorEastAsia" w:hAnsiTheme="minorHAnsi"/>
                 <w:noProof/>
-                <w:lang w:val="en-GB" w:eastAsia="en-GB"/>
               </w:rPr>
               <w:tab/>
             </w:r>
@@ -1874,7 +1839,7 @@
                 <w:noProof/>
                 <w:webHidden/>
               </w:rPr>
-              <w:instrText xml:space="preserve"> PAGEREF _Toc234548250 \h </w:instrText>
+              <w:instrText xml:space="preserve"> PAGEREF _Toc234565508 \h </w:instrText>
             </w:r>
             <w:r>
               <w:rPr>
@@ -1915,10 +1880,9 @@
             <w:rPr>
               <w:rFonts w:asciiTheme="minorHAnsi" w:eastAsiaTheme="minorEastAsia" w:hAnsiTheme="minorHAnsi"/>
               <w:noProof/>
-              <w:lang w:val="en-GB" w:eastAsia="en-GB"/>
             </w:rPr>
           </w:pPr>
-          <w:hyperlink w:anchor="_Toc234548251" w:history="1">
+          <w:hyperlink w:anchor="_Toc234565509" w:history="1">
             <w:r>
               <w:rPr>
                 <w:rStyle w:val="Hyperlink"/>
@@ -1931,7 +1895,6 @@
               <w:rPr>
                 <w:rFonts w:asciiTheme="minorHAnsi" w:eastAsiaTheme="minorEastAsia" w:hAnsiTheme="minorHAnsi"/>
                 <w:noProof/>
-                <w:lang w:val="en-GB" w:eastAsia="en-GB"/>
               </w:rPr>
               <w:tab/>
             </w:r>
@@ -1962,7 +1925,7 @@
                 <w:noProof/>
                 <w:webHidden/>
               </w:rPr>
-              <w:instrText xml:space="preserve"> PAGEREF _Toc234548251 \h </w:instrText>
+              <w:instrText xml:space="preserve"> PAGEREF _Toc234565509 \h </w:instrText>
             </w:r>
             <w:r>
               <w:rPr>
@@ -2003,10 +1966,9 @@
             <w:rPr>
               <w:rFonts w:asciiTheme="minorHAnsi" w:eastAsiaTheme="minorEastAsia" w:hAnsiTheme="minorHAnsi"/>
               <w:noProof/>
-              <w:lang w:val="en-GB" w:eastAsia="en-GB"/>
             </w:rPr>
           </w:pPr>
-          <w:hyperlink w:anchor="_Toc234548252" w:history="1">
+          <w:hyperlink w:anchor="_Toc234565510" w:history="1">
             <w:r>
               <w:rPr>
                 <w:rStyle w:val="Hyperlink"/>
@@ -2019,7 +1981,6 @@
               <w:rPr>
                 <w:rFonts w:asciiTheme="minorHAnsi" w:eastAsiaTheme="minorEastAsia" w:hAnsiTheme="minorHAnsi"/>
                 <w:noProof/>
-                <w:lang w:val="en-GB" w:eastAsia="en-GB"/>
               </w:rPr>
               <w:tab/>
             </w:r>
@@ -2050,7 +2011,7 @@
                 <w:noProof/>
                 <w:webHidden/>
               </w:rPr>
-              <w:instrText xml:space="preserve"> PAGEREF _Toc234548252 \h </w:instrText>
+              <w:instrText xml:space="preserve"> PAGEREF _Toc234565510 \h </w:instrText>
             </w:r>
             <w:r>
               <w:rPr>
@@ -2091,10 +2052,9 @@
             <w:rPr>
               <w:rFonts w:asciiTheme="minorHAnsi" w:eastAsiaTheme="minorEastAsia" w:hAnsiTheme="minorHAnsi"/>
               <w:noProof/>
-              <w:lang w:val="en-GB" w:eastAsia="en-GB"/>
             </w:rPr>
           </w:pPr>
-          <w:hyperlink w:anchor="_Toc234548253" w:history="1">
+          <w:hyperlink w:anchor="_Toc234565511" w:history="1">
             <w:r>
               <w:rPr>
                 <w:rStyle w:val="Hyperlink"/>
@@ -2107,7 +2067,6 @@
               <w:rPr>
                 <w:rFonts w:asciiTheme="minorHAnsi" w:eastAsiaTheme="minorEastAsia" w:hAnsiTheme="minorHAnsi"/>
                 <w:noProof/>
-                <w:lang w:val="en-GB" w:eastAsia="en-GB"/>
               </w:rPr>
               <w:tab/>
             </w:r>
@@ -2138,7 +2097,7 @@
                 <w:noProof/>
                 <w:webHidden/>
               </w:rPr>
-              <w:instrText xml:space="preserve"> PAGEREF _Toc234548253 \h </w:instrText>
+              <w:instrText xml:space="preserve"> PAGEREF _Toc234565511 \h </w:instrText>
             </w:r>
             <w:r>
               <w:rPr>
@@ -2179,10 +2138,9 @@
             <w:rPr>
               <w:rFonts w:asciiTheme="minorHAnsi" w:eastAsiaTheme="minorEastAsia" w:hAnsiTheme="minorHAnsi"/>
               <w:noProof/>
-              <w:lang w:val="en-GB" w:eastAsia="en-GB"/>
             </w:rPr>
           </w:pPr>
-          <w:hyperlink w:anchor="_Toc234548254" w:history="1">
+          <w:hyperlink w:anchor="_Toc234565512" w:history="1">
             <w:r>
               <w:rPr>
                 <w:rStyle w:val="Hyperlink"/>
@@ -2195,7 +2153,6 @@
               <w:rPr>
                 <w:rFonts w:asciiTheme="minorHAnsi" w:eastAsiaTheme="minorEastAsia" w:hAnsiTheme="minorHAnsi"/>
                 <w:noProof/>
-                <w:lang w:val="en-GB" w:eastAsia="en-GB"/>
               </w:rPr>
               <w:tab/>
             </w:r>
@@ -2226,7 +2183,7 @@
                 <w:noProof/>
                 <w:webHidden/>
               </w:rPr>
-              <w:instrText xml:space="preserve"> PAGEREF _Toc234548254 \h </w:instrText>
+              <w:instrText xml:space="preserve"> PAGEREF _Toc234565512 \h </w:instrText>
             </w:r>
             <w:r>
               <w:rPr>
@@ -2267,10 +2224,9 @@
             <w:rPr>
               <w:rFonts w:asciiTheme="minorHAnsi" w:eastAsiaTheme="minorEastAsia" w:hAnsiTheme="minorHAnsi"/>
               <w:noProof/>
-              <w:lang w:val="en-GB" w:eastAsia="en-GB"/>
             </w:rPr>
           </w:pPr>
-          <w:hyperlink w:anchor="_Toc234548255" w:history="1">
+          <w:hyperlink w:anchor="_Toc234565513" w:history="1">
             <w:r>
               <w:rPr>
                 <w:rStyle w:val="Hyperlink"/>
@@ -2283,7 +2239,6 @@
               <w:rPr>
                 <w:rFonts w:asciiTheme="minorHAnsi" w:eastAsiaTheme="minorEastAsia" w:hAnsiTheme="minorHAnsi"/>
                 <w:noProof/>
-                <w:lang w:val="en-GB" w:eastAsia="en-GB"/>
               </w:rPr>
               <w:tab/>
             </w:r>
@@ -2314,7 +2269,7 @@
                 <w:noProof/>
                 <w:webHidden/>
               </w:rPr>
-              <w:instrText xml:space="preserve"> PAGEREF _Toc234548255 \h </w:instrText>
+              <w:instrText xml:space="preserve"> PAGEREF _Toc234565513 \h </w:instrText>
             </w:r>
             <w:r>
               <w:rPr>
@@ -2355,10 +2310,9 @@
             <w:rPr>
               <w:rFonts w:asciiTheme="minorHAnsi" w:eastAsiaTheme="minorEastAsia" w:hAnsiTheme="minorHAnsi"/>
               <w:noProof/>
-              <w:lang w:val="en-GB" w:eastAsia="en-GB"/>
             </w:rPr>
           </w:pPr>
-          <w:hyperlink w:anchor="_Toc234548256" w:history="1">
+          <w:hyperlink w:anchor="_Toc234565514" w:history="1">
             <w:r>
               <w:rPr>
                 <w:rStyle w:val="Hyperlink"/>
@@ -2371,7 +2325,6 @@
               <w:rPr>
                 <w:rFonts w:asciiTheme="minorHAnsi" w:eastAsiaTheme="minorEastAsia" w:hAnsiTheme="minorHAnsi"/>
                 <w:noProof/>
-                <w:lang w:val="en-GB" w:eastAsia="en-GB"/>
               </w:rPr>
               <w:tab/>
             </w:r>
@@ -2402,7 +2355,7 @@
                 <w:noProof/>
                 <w:webHidden/>
               </w:rPr>
-              <w:instrText xml:space="preserve"> PAGEREF _Toc234548256 \h </w:instrText>
+              <w:instrText xml:space="preserve"> PAGEREF _Toc234565514 \h </w:instrText>
             </w:r>
             <w:r>
               <w:rPr>
@@ -2443,10 +2396,9 @@
             <w:rPr>
               <w:rFonts w:asciiTheme="minorHAnsi" w:eastAsiaTheme="minorEastAsia" w:hAnsiTheme="minorHAnsi"/>
               <w:noProof/>
-              <w:lang w:val="en-GB" w:eastAsia="en-GB"/>
             </w:rPr>
           </w:pPr>
-          <w:hyperlink w:anchor="_Toc234548257" w:history="1">
+          <w:hyperlink w:anchor="_Toc234565515" w:history="1">
             <w:r>
               <w:rPr>
                 <w:rStyle w:val="Hyperlink"/>
@@ -2459,7 +2411,6 @@
               <w:rPr>
                 <w:rFonts w:asciiTheme="minorHAnsi" w:eastAsiaTheme="minorEastAsia" w:hAnsiTheme="minorHAnsi"/>
                 <w:noProof/>
-                <w:lang w:val="en-GB" w:eastAsia="en-GB"/>
               </w:rPr>
               <w:tab/>
             </w:r>
@@ -2490,7 +2441,7 @@
                 <w:noProof/>
                 <w:webHidden/>
               </w:rPr>
-              <w:instrText xml:space="preserve"> PAGEREF _Toc234548257 \h </w:instrText>
+              <w:instrText xml:space="preserve"> PAGEREF _Toc234565515 \h </w:instrText>
             </w:r>
             <w:r>
               <w:rPr>
@@ -2531,10 +2482,9 @@
             <w:rPr>
               <w:rFonts w:asciiTheme="minorHAnsi" w:eastAsiaTheme="minorEastAsia" w:hAnsiTheme="minorHAnsi"/>
               <w:noProof/>
-              <w:lang w:val="en-GB" w:eastAsia="en-GB"/>
             </w:rPr>
           </w:pPr>
-          <w:hyperlink w:anchor="_Toc234548258" w:history="1">
+          <w:hyperlink w:anchor="_Toc234565516" w:history="1">
             <w:r>
               <w:rPr>
                 <w:rStyle w:val="Hyperlink"/>
@@ -2547,7 +2497,6 @@
               <w:rPr>
                 <w:rFonts w:asciiTheme="minorHAnsi" w:eastAsiaTheme="minorEastAsia" w:hAnsiTheme="minorHAnsi"/>
                 <w:noProof/>
-                <w:lang w:val="en-GB" w:eastAsia="en-GB"/>
               </w:rPr>
               <w:tab/>
             </w:r>
@@ -2578,7 +2527,7 @@
                 <w:noProof/>
                 <w:webHidden/>
               </w:rPr>
-              <w:instrText xml:space="preserve"> PAGEREF _Toc234548258 \h </w:instrText>
+              <w:instrText xml:space="preserve"> PAGEREF _Toc234565516 \h </w:instrText>
             </w:r>
             <w:r>
               <w:rPr>
@@ -2619,10 +2568,9 @@
             <w:rPr>
               <w:rFonts w:asciiTheme="minorHAnsi" w:eastAsiaTheme="minorEastAsia" w:hAnsiTheme="minorHAnsi"/>
               <w:noProof/>
-              <w:lang w:val="en-GB" w:eastAsia="en-GB"/>
             </w:rPr>
           </w:pPr>
-          <w:hyperlink w:anchor="_Toc234548259" w:history="1">
+          <w:hyperlink w:anchor="_Toc234565517" w:history="1">
             <w:r>
               <w:rPr>
                 <w:rStyle w:val="Hyperlink"/>
@@ -2635,7 +2583,6 @@
               <w:rPr>
                 <w:rFonts w:asciiTheme="minorHAnsi" w:eastAsiaTheme="minorEastAsia" w:hAnsiTheme="minorHAnsi"/>
                 <w:noProof/>
-                <w:lang w:val="en-GB" w:eastAsia="en-GB"/>
               </w:rPr>
               <w:tab/>
             </w:r>
@@ -2666,7 +2613,7 @@
                 <w:noProof/>
                 <w:webHidden/>
               </w:rPr>
-              <w:instrText xml:space="preserve"> PAGEREF _Toc234548259 \h </w:instrText>
+              <w:instrText xml:space="preserve"> PAGEREF _Toc234565517 \h </w:instrText>
             </w:r>
             <w:r>
               <w:rPr>
@@ -2707,10 +2654,9 @@
             <w:rPr>
               <w:rFonts w:asciiTheme="minorHAnsi" w:eastAsiaTheme="minorEastAsia" w:hAnsiTheme="minorHAnsi"/>
               <w:noProof/>
-              <w:lang w:val="en-GB" w:eastAsia="en-GB"/>
             </w:rPr>
           </w:pPr>
-          <w:hyperlink w:anchor="_Toc234548260" w:history="1">
+          <w:hyperlink w:anchor="_Toc234565518" w:history="1">
             <w:r>
               <w:rPr>
                 <w:rStyle w:val="Hyperlink"/>
@@ -2723,7 +2669,6 @@
               <w:rPr>
                 <w:rFonts w:asciiTheme="minorHAnsi" w:eastAsiaTheme="minorEastAsia" w:hAnsiTheme="minorHAnsi"/>
                 <w:noProof/>
-                <w:lang w:val="en-GB" w:eastAsia="en-GB"/>
               </w:rPr>
               <w:tab/>
             </w:r>
@@ -2754,7 +2699,7 @@
                 <w:noProof/>
                 <w:webHidden/>
               </w:rPr>
-              <w:instrText xml:space="preserve"> PAGEREF _Toc234548260 \h </w:instrText>
+              <w:instrText xml:space="preserve"> PAGEREF _Toc234565518 \h </w:instrText>
             </w:r>
             <w:r>
               <w:rPr>
@@ -2795,10 +2740,9 @@
             <w:rPr>
               <w:rFonts w:asciiTheme="minorHAnsi" w:eastAsiaTheme="minorEastAsia" w:hAnsiTheme="minorHAnsi"/>
               <w:noProof/>
-              <w:lang w:val="en-GB" w:eastAsia="en-GB"/>
             </w:rPr>
           </w:pPr>
-          <w:hyperlink w:anchor="_Toc234548261" w:history="1">
+          <w:hyperlink w:anchor="_Toc234565519" w:history="1">
             <w:r>
               <w:rPr>
                 <w:rStyle w:val="Hyperlink"/>
@@ -2811,7 +2755,6 @@
               <w:rPr>
                 <w:rFonts w:asciiTheme="minorHAnsi" w:eastAsiaTheme="minorEastAsia" w:hAnsiTheme="minorHAnsi"/>
                 <w:noProof/>
-                <w:lang w:val="en-GB" w:eastAsia="en-GB"/>
               </w:rPr>
               <w:tab/>
             </w:r>
@@ -2842,7 +2785,7 @@
                 <w:noProof/>
                 <w:webHidden/>
               </w:rPr>
-              <w:instrText xml:space="preserve"> PAGEREF _Toc234548261 \h </w:instrText>
+              <w:instrText xml:space="preserve"> PAGEREF _Toc234565519 \h </w:instrText>
             </w:r>
             <w:r>
               <w:rPr>
@@ -2883,10 +2826,9 @@
             <w:rPr>
               <w:rFonts w:asciiTheme="minorHAnsi" w:eastAsiaTheme="minorEastAsia" w:hAnsiTheme="minorHAnsi"/>
               <w:noProof/>
-              <w:lang w:val="en-GB" w:eastAsia="en-GB"/>
             </w:rPr>
           </w:pPr>
-          <w:hyperlink w:anchor="_Toc234548262" w:history="1">
+          <w:hyperlink w:anchor="_Toc234565520" w:history="1">
             <w:r>
               <w:rPr>
                 <w:rStyle w:val="Hyperlink"/>
@@ -2899,7 +2841,6 @@
               <w:rPr>
                 <w:rFonts w:asciiTheme="minorHAnsi" w:eastAsiaTheme="minorEastAsia" w:hAnsiTheme="minorHAnsi"/>
                 <w:noProof/>
-                <w:lang w:val="en-GB" w:eastAsia="en-GB"/>
               </w:rPr>
               <w:tab/>
             </w:r>
@@ -2930,7 +2871,7 @@
                 <w:noProof/>
                 <w:webHidden/>
               </w:rPr>
-              <w:instrText xml:space="preserve"> PAGEREF _Toc234548262 \h </w:instrText>
+              <w:instrText xml:space="preserve"> PAGEREF _Toc234565520 \h </w:instrText>
             </w:r>
             <w:r>
               <w:rPr>
@@ -2971,10 +2912,9 @@
             <w:rPr>
               <w:rFonts w:asciiTheme="minorHAnsi" w:eastAsiaTheme="minorEastAsia" w:hAnsiTheme="minorHAnsi"/>
               <w:noProof/>
-              <w:lang w:val="en-GB" w:eastAsia="en-GB"/>
             </w:rPr>
           </w:pPr>
-          <w:hyperlink w:anchor="_Toc234548263" w:history="1">
+          <w:hyperlink w:anchor="_Toc234565521" w:history="1">
             <w:r>
               <w:rPr>
                 <w:rStyle w:val="Hyperlink"/>
@@ -2987,7 +2927,6 @@
               <w:rPr>
                 <w:rFonts w:asciiTheme="minorHAnsi" w:eastAsiaTheme="minorEastAsia" w:hAnsiTheme="minorHAnsi"/>
                 <w:noProof/>
-                <w:lang w:val="en-GB" w:eastAsia="en-GB"/>
               </w:rPr>
               <w:tab/>
             </w:r>
@@ -3018,7 +2957,7 @@
                 <w:noProof/>
                 <w:webHidden/>
               </w:rPr>
-              <w:instrText xml:space="preserve"> PAGEREF _Toc234548263 \h </w:instrText>
+              <w:instrText xml:space="preserve"> PAGEREF _Toc234565521 \h </w:instrText>
             </w:r>
             <w:r>
               <w:rPr>
@@ -3059,10 +2998,9 @@
             <w:rPr>
               <w:rFonts w:asciiTheme="minorHAnsi" w:eastAsiaTheme="minorEastAsia" w:hAnsiTheme="minorHAnsi"/>
               <w:noProof/>
-              <w:lang w:val="en-GB" w:eastAsia="en-GB"/>
             </w:rPr>
           </w:pPr>
-          <w:hyperlink w:anchor="_Toc234548264" w:history="1">
+          <w:hyperlink w:anchor="_Toc234565522" w:history="1">
             <w:r>
               <w:rPr>
                 <w:rStyle w:val="Hyperlink"/>
@@ -3075,7 +3013,6 @@
               <w:rPr>
                 <w:rFonts w:asciiTheme="minorHAnsi" w:eastAsiaTheme="minorEastAsia" w:hAnsiTheme="minorHAnsi"/>
                 <w:noProof/>
-                <w:lang w:val="en-GB" w:eastAsia="en-GB"/>
               </w:rPr>
               <w:tab/>
             </w:r>
@@ -3106,7 +3043,7 @@
                 <w:noProof/>
                 <w:webHidden/>
               </w:rPr>
-              <w:instrText xml:space="preserve"> PAGEREF _Toc234548264 \h </w:instrText>
+              <w:instrText xml:space="preserve"> PAGEREF _Toc234565522 \h </w:instrText>
             </w:r>
             <w:r>
               <w:rPr>
@@ -3147,10 +3084,9 @@
             <w:rPr>
               <w:rFonts w:asciiTheme="minorHAnsi" w:eastAsiaTheme="minorEastAsia" w:hAnsiTheme="minorHAnsi"/>
               <w:noProof/>
-              <w:lang w:val="en-GB" w:eastAsia="en-GB"/>
             </w:rPr>
           </w:pPr>
-          <w:hyperlink w:anchor="_Toc234548265" w:history="1">
+          <w:hyperlink w:anchor="_Toc234565523" w:history="1">
             <w:r>
               <w:rPr>
                 <w:rStyle w:val="Hyperlink"/>
@@ -3163,7 +3099,6 @@
               <w:rPr>
                 <w:rFonts w:asciiTheme="minorHAnsi" w:eastAsiaTheme="minorEastAsia" w:hAnsiTheme="minorHAnsi"/>
                 <w:noProof/>
-                <w:lang w:val="en-GB" w:eastAsia="en-GB"/>
               </w:rPr>
               <w:tab/>
             </w:r>
@@ -3194,7 +3129,7 @@
                 <w:noProof/>
                 <w:webHidden/>
               </w:rPr>
-              <w:instrText xml:space="preserve"> PAGEREF _Toc234548265 \h </w:instrText>
+              <w:instrText xml:space="preserve"> PAGEREF _Toc234565523 \h </w:instrText>
             </w:r>
             <w:r>
               <w:rPr>
@@ -3235,10 +3170,9 @@
             <w:rPr>
               <w:rFonts w:asciiTheme="minorHAnsi" w:eastAsiaTheme="minorEastAsia" w:hAnsiTheme="minorHAnsi"/>
               <w:noProof/>
-              <w:lang w:val="en-GB" w:eastAsia="en-GB"/>
             </w:rPr>
           </w:pPr>
-          <w:hyperlink w:anchor="_Toc234548266" w:history="1">
+          <w:hyperlink w:anchor="_Toc234565524" w:history="1">
             <w:r>
               <w:rPr>
                 <w:rStyle w:val="Hyperlink"/>
@@ -3251,7 +3185,6 @@
               <w:rPr>
                 <w:rFonts w:asciiTheme="minorHAnsi" w:eastAsiaTheme="minorEastAsia" w:hAnsiTheme="minorHAnsi"/>
                 <w:noProof/>
-                <w:lang w:val="en-GB" w:eastAsia="en-GB"/>
               </w:rPr>
               <w:tab/>
             </w:r>
@@ -3282,7 +3215,7 @@
                 <w:noProof/>
                 <w:webHidden/>
               </w:rPr>
-              <w:instrText xml:space="preserve"> PAGEREF _Toc234548266 \h </w:instrText>
+              <w:instrText xml:space="preserve"> PAGEREF _Toc234565524 \h </w:instrText>
             </w:r>
             <w:r>
               <w:rPr>
@@ -3323,10 +3256,9 @@
             <w:rPr>
               <w:rFonts w:asciiTheme="minorHAnsi" w:eastAsiaTheme="minorEastAsia" w:hAnsiTheme="minorHAnsi"/>
               <w:noProof/>
-              <w:lang w:val="en-GB" w:eastAsia="en-GB"/>
             </w:rPr>
           </w:pPr>
-          <w:hyperlink w:anchor="_Toc234548267" w:history="1">
+          <w:hyperlink w:anchor="_Toc234565525" w:history="1">
             <w:r>
               <w:rPr>
                 <w:rStyle w:val="Hyperlink"/>
@@ -3339,7 +3271,6 @@
               <w:rPr>
                 <w:rFonts w:asciiTheme="minorHAnsi" w:eastAsiaTheme="minorEastAsia" w:hAnsiTheme="minorHAnsi"/>
                 <w:noProof/>
-                <w:lang w:val="en-GB" w:eastAsia="en-GB"/>
               </w:rPr>
               <w:tab/>
             </w:r>
@@ -3370,7 +3301,7 @@
                 <w:noProof/>
                 <w:webHidden/>
               </w:rPr>
-              <w:instrText xml:space="preserve"> PAGEREF _Toc234548267 \h </w:instrText>
+              <w:instrText xml:space="preserve"> PAGEREF _Toc234565525 \h </w:instrText>
             </w:r>
             <w:r>
               <w:rPr>
@@ -3411,10 +3342,9 @@
             <w:rPr>
               <w:rFonts w:asciiTheme="minorHAnsi" w:eastAsiaTheme="minorEastAsia" w:hAnsiTheme="minorHAnsi"/>
               <w:noProof/>
-              <w:lang w:val="en-GB" w:eastAsia="en-GB"/>
             </w:rPr>
           </w:pPr>
-          <w:hyperlink w:anchor="_Toc234548268" w:history="1">
+          <w:hyperlink w:anchor="_Toc234565526" w:history="1">
             <w:r>
               <w:rPr>
                 <w:rStyle w:val="Hyperlink"/>
@@ -3427,7 +3357,6 @@
               <w:rPr>
                 <w:rFonts w:asciiTheme="minorHAnsi" w:eastAsiaTheme="minorEastAsia" w:hAnsiTheme="minorHAnsi"/>
                 <w:noProof/>
-                <w:lang w:val="en-GB" w:eastAsia="en-GB"/>
               </w:rPr>
               <w:tab/>
             </w:r>
@@ -3458,7 +3387,7 @@
                 <w:noProof/>
                 <w:webHidden/>
               </w:rPr>
-              <w:instrText xml:space="preserve"> PAGEREF _Toc234548268 \h </w:instrText>
+              <w:instrText xml:space="preserve"> PAGEREF _Toc234565526 \h </w:instrText>
             </w:r>
             <w:r>
               <w:rPr>
@@ -3499,10 +3428,9 @@
             <w:rPr>
               <w:rFonts w:asciiTheme="minorHAnsi" w:eastAsiaTheme="minorEastAsia" w:hAnsiTheme="minorHAnsi"/>
               <w:noProof/>
-              <w:lang w:val="en-GB" w:eastAsia="en-GB"/>
             </w:rPr>
           </w:pPr>
-          <w:hyperlink w:anchor="_Toc234548269" w:history="1">
+          <w:hyperlink w:anchor="_Toc234565527" w:history="1">
             <w:r>
               <w:rPr>
                 <w:rStyle w:val="Hyperlink"/>
@@ -3515,7 +3443,6 @@
               <w:rPr>
                 <w:rFonts w:asciiTheme="minorHAnsi" w:eastAsiaTheme="minorEastAsia" w:hAnsiTheme="minorHAnsi"/>
                 <w:noProof/>
-                <w:lang w:val="en-GB" w:eastAsia="en-GB"/>
               </w:rPr>
               <w:tab/>
             </w:r>
@@ -3546,7 +3473,7 @@
                 <w:noProof/>
                 <w:webHidden/>
               </w:rPr>
-              <w:instrText xml:space="preserve"> PAGEREF _Toc234548269 \h </w:instrText>
+              <w:instrText xml:space="preserve"> PAGEREF _Toc234565527 \h </w:instrText>
             </w:r>
             <w:r>
               <w:rPr>
@@ -3587,10 +3514,9 @@
             <w:rPr>
               <w:rFonts w:asciiTheme="minorHAnsi" w:eastAsiaTheme="minorEastAsia" w:hAnsiTheme="minorHAnsi"/>
               <w:noProof/>
-              <w:lang w:val="en-GB" w:eastAsia="en-GB"/>
             </w:rPr>
           </w:pPr>
-          <w:hyperlink w:anchor="_Toc234548270" w:history="1">
+          <w:hyperlink w:anchor="_Toc234565528" w:history="1">
             <w:r>
               <w:rPr>
                 <w:rStyle w:val="Hyperlink"/>
@@ -3603,7 +3529,6 @@
               <w:rPr>
                 <w:rFonts w:asciiTheme="minorHAnsi" w:eastAsiaTheme="minorEastAsia" w:hAnsiTheme="minorHAnsi"/>
                 <w:noProof/>
-                <w:lang w:val="en-GB" w:eastAsia="en-GB"/>
               </w:rPr>
               <w:tab/>
             </w:r>
@@ -3634,7 +3559,7 @@
                 <w:noProof/>
                 <w:webHidden/>
               </w:rPr>
-              <w:instrText xml:space="preserve"> PAGEREF _Toc234548270 \h </w:instrText>
+              <w:instrText xml:space="preserve"> PAGEREF _Toc234565528 \h </w:instrText>
             </w:r>
             <w:r>
               <w:rPr>
@@ -3668,6 +3593,7 @@
         <w:p>
           <w:pPr>
             <w:spacing w:before="240" w:line="276" w:lineRule="auto"/>
+            <w:jc w:val="both"/>
           </w:pPr>
           <w:r>
             <w:rPr>
@@ -3688,7 +3614,7 @@
           <w:numId w:val="1"/>
         </w:numPr>
         <w:spacing w:before="240" w:after="160" w:line="276" w:lineRule="auto"/>
-        <w:jc w:val="center"/>
+        <w:jc w:val="both"/>
         <w:rPr>
           <w:rFonts w:cs="Times New Roman"/>
         </w:rPr>
@@ -3716,7 +3642,7 @@
           <w:rFonts w:cs="Times New Roman"/>
         </w:rPr>
       </w:pPr>
-      <w:bookmarkStart w:id="0" w:name="_Toc234548236"/>
+      <w:bookmarkStart w:id="0" w:name="_Toc234565494"/>
       <w:r>
         <w:rPr>
           <w:rFonts w:cs="Times New Roman"/>
@@ -3729,6 +3655,7 @@
     <w:p>
       <w:pPr>
         <w:spacing w:before="240" w:line="276" w:lineRule="auto"/>
+        <w:jc w:val="both"/>
         <w:rPr>
           <w:rFonts w:cs="Times New Roman"/>
         </w:rPr>
@@ -3748,11 +3675,12 @@
           <w:numId w:val="1"/>
         </w:numPr>
         <w:spacing w:before="240" w:after="160" w:line="276" w:lineRule="auto"/>
-        <w:rPr>
-          <w:rFonts w:cs="Times New Roman"/>
-        </w:rPr>
-      </w:pPr>
-      <w:bookmarkStart w:id="1" w:name="_Toc234548237"/>
+        <w:jc w:val="both"/>
+        <w:rPr>
+          <w:rFonts w:cs="Times New Roman"/>
+        </w:rPr>
+      </w:pPr>
+      <w:bookmarkStart w:id="1" w:name="_Toc234565495"/>
       <w:r>
         <w:rPr>
           <w:rFonts w:cs="Times New Roman"/>
@@ -3764,15 +3692,28 @@
     <w:p>
       <w:pPr>
         <w:spacing w:before="240" w:line="276" w:lineRule="auto"/>
-        <w:rPr>
-          <w:rFonts w:cs="Times New Roman"/>
-        </w:rPr>
-      </w:pPr>
-      <w:r>
-        <w:rPr>
-          <w:rFonts w:cs="Times New Roman"/>
-        </w:rPr>
-        <w:t>This project aims to be an approachable, usable, desktop application tool for people to keep track of their eating. This alleviates dependence on outside spreadsheet documents or manually kept records, as a single database-driven application, with role-based authentication, will be the foundation. The scope ranges from personal health tracking to the ability for a trainer/nutritionist to take a very light look at administrative oversite.</w:t>
+        <w:jc w:val="both"/>
+        <w:rPr>
+          <w:rFonts w:cs="Times New Roman"/>
+        </w:rPr>
+      </w:pPr>
+      <w:r>
+        <w:rPr>
+          <w:rFonts w:cs="Times New Roman"/>
+        </w:rPr>
+        <w:t xml:space="preserve">This project aims to be an approachable, usable, desktop application tool for people to keep track of their eating. This alleviates dependence on outside spreadsheet documents or manually kept records, as a single database-driven application, with role-based authentication, will be the foundation. The scope ranges from personal health tracking to the ability for a trainer/nutritionist to take a very light look at administrative </w:t>
+      </w:r>
+      <w:r>
+        <w:rPr>
+          <w:rFonts w:cs="Times New Roman"/>
+        </w:rPr>
+        <w:t>oversight</w:t>
+      </w:r>
+      <w:r>
+        <w:rPr>
+          <w:rFonts w:cs="Times New Roman"/>
+        </w:rPr>
+        <w:t>.</w:t>
       </w:r>
     </w:p>
     <w:p>
@@ -3783,11 +3724,12 @@
           <w:numId w:val="1"/>
         </w:numPr>
         <w:spacing w:before="240" w:after="160" w:line="276" w:lineRule="auto"/>
-        <w:rPr>
-          <w:rFonts w:cs="Times New Roman"/>
-        </w:rPr>
-      </w:pPr>
-      <w:bookmarkStart w:id="2" w:name="_Toc234548238"/>
+        <w:jc w:val="both"/>
+        <w:rPr>
+          <w:rFonts w:cs="Times New Roman"/>
+        </w:rPr>
+      </w:pPr>
+      <w:bookmarkStart w:id="2" w:name="_Toc234565496"/>
       <w:r>
         <w:rPr>
           <w:rFonts w:cs="Times New Roman"/>
@@ -3799,6 +3741,7 @@
     <w:p>
       <w:pPr>
         <w:spacing w:before="240" w:line="276" w:lineRule="auto"/>
+        <w:jc w:val="both"/>
         <w:rPr>
           <w:rFonts w:cs="Times New Roman"/>
         </w:rPr>
@@ -3818,22 +3761,25 @@
         <w:pStyle w:val="ListParagraph"/>
         <w:numPr>
           <w:ilvl w:val="0"/>
-          <w:numId w:val="3"/>
+          <w:numId w:val="4"/>
         </w:numPr>
         <w:spacing w:before="240" w:line="276" w:lineRule="auto"/>
-        <w:contextualSpacing w:val="0"/>
-        <w:rPr>
-          <w:rFonts w:cs="Times New Roman"/>
-        </w:rPr>
-      </w:pPr>
-      <w:r>
-        <w:rPr>
-          <w:rFonts w:eastAsia="Arial" w:cs="Times New Roman"/>
-          <w:color w:val="1A1A2E"/>
-          <w:sz w:val="22"/>
-          <w:szCs w:val="22"/>
+        <w:jc w:val="both"/>
+        <w:rPr>
+          <w:rFonts w:cs="Times New Roman"/>
+        </w:rPr>
+      </w:pPr>
+      <w:r>
+        <w:rPr>
+          <w:rFonts w:cs="Times New Roman"/>
         </w:rPr>
         <w:t>User registration and role-based login (user and admin)</w:t>
+      </w:r>
+      <w:r>
+        <w:rPr>
+          <w:rFonts w:cs="Times New Roman"/>
+        </w:rPr>
+        <w:t>.</w:t>
       </w:r>
     </w:p>
     <w:p>
@@ -3841,22 +3787,25 @@
         <w:pStyle w:val="ListParagraph"/>
         <w:numPr>
           <w:ilvl w:val="0"/>
-          <w:numId w:val="3"/>
+          <w:numId w:val="4"/>
         </w:numPr>
         <w:spacing w:before="240" w:line="276" w:lineRule="auto"/>
-        <w:contextualSpacing w:val="0"/>
-        <w:rPr>
-          <w:rFonts w:cs="Times New Roman"/>
-        </w:rPr>
-      </w:pPr>
-      <w:r>
-        <w:rPr>
-          <w:rFonts w:eastAsia="Arial" w:cs="Times New Roman"/>
-          <w:color w:val="1A1A2E"/>
-          <w:sz w:val="22"/>
-          <w:szCs w:val="22"/>
+        <w:jc w:val="both"/>
+        <w:rPr>
+          <w:rFonts w:cs="Times New Roman"/>
+        </w:rPr>
+      </w:pPr>
+      <w:r>
+        <w:rPr>
+          <w:rFonts w:cs="Times New Roman"/>
         </w:rPr>
         <w:t>Personal food database management (add, edit, delete food entries)</w:t>
+      </w:r>
+      <w:r>
+        <w:rPr>
+          <w:rFonts w:cs="Times New Roman"/>
+        </w:rPr>
+        <w:t>.</w:t>
       </w:r>
     </w:p>
     <w:p>
@@ -3864,22 +3813,25 @@
         <w:pStyle w:val="ListParagraph"/>
         <w:numPr>
           <w:ilvl w:val="0"/>
-          <w:numId w:val="3"/>
+          <w:numId w:val="4"/>
         </w:numPr>
         <w:spacing w:before="240" w:line="276" w:lineRule="auto"/>
-        <w:contextualSpacing w:val="0"/>
-        <w:rPr>
-          <w:rFonts w:cs="Times New Roman"/>
-        </w:rPr>
-      </w:pPr>
-      <w:r>
-        <w:rPr>
-          <w:rFonts w:eastAsia="Arial" w:cs="Times New Roman"/>
-          <w:color w:val="1A1A2E"/>
-          <w:sz w:val="22"/>
-          <w:szCs w:val="22"/>
+        <w:jc w:val="both"/>
+        <w:rPr>
+          <w:rFonts w:cs="Times New Roman"/>
+        </w:rPr>
+      </w:pPr>
+      <w:r>
+        <w:rPr>
+          <w:rFonts w:cs="Times New Roman"/>
         </w:rPr>
         <w:t>Daily food logging with gram-based consumption tracking</w:t>
+      </w:r>
+      <w:r>
+        <w:rPr>
+          <w:rFonts w:cs="Times New Roman"/>
+        </w:rPr>
+        <w:t>.</w:t>
       </w:r>
     </w:p>
     <w:p>
@@ -3887,22 +3839,25 @@
         <w:pStyle w:val="ListParagraph"/>
         <w:numPr>
           <w:ilvl w:val="0"/>
-          <w:numId w:val="3"/>
+          <w:numId w:val="4"/>
         </w:numPr>
         <w:spacing w:before="240" w:line="276" w:lineRule="auto"/>
-        <w:contextualSpacing w:val="0"/>
-        <w:rPr>
-          <w:rFonts w:cs="Times New Roman"/>
-        </w:rPr>
-      </w:pPr>
-      <w:r>
-        <w:rPr>
-          <w:rFonts w:eastAsia="Arial" w:cs="Times New Roman"/>
-          <w:color w:val="1A1A2E"/>
-          <w:sz w:val="22"/>
-          <w:szCs w:val="22"/>
+        <w:jc w:val="both"/>
+        <w:rPr>
+          <w:rFonts w:cs="Times New Roman"/>
+        </w:rPr>
+      </w:pPr>
+      <w:r>
+        <w:rPr>
+          <w:rFonts w:cs="Times New Roman"/>
         </w:rPr>
         <w:t>Nutrition summary calculation and goal comparison</w:t>
+      </w:r>
+      <w:r>
+        <w:rPr>
+          <w:rFonts w:cs="Times New Roman"/>
+        </w:rPr>
+        <w:t>.</w:t>
       </w:r>
     </w:p>
     <w:p>
@@ -3910,22 +3865,25 @@
         <w:pStyle w:val="ListParagraph"/>
         <w:numPr>
           <w:ilvl w:val="0"/>
-          <w:numId w:val="3"/>
+          <w:numId w:val="4"/>
         </w:numPr>
         <w:spacing w:before="240" w:line="276" w:lineRule="auto"/>
-        <w:contextualSpacing w:val="0"/>
-        <w:rPr>
-          <w:rFonts w:cs="Times New Roman"/>
-        </w:rPr>
-      </w:pPr>
-      <w:r>
-        <w:rPr>
-          <w:rFonts w:eastAsia="Arial" w:cs="Times New Roman"/>
-          <w:color w:val="1A1A2E"/>
-          <w:sz w:val="22"/>
-          <w:szCs w:val="22"/>
+        <w:jc w:val="both"/>
+        <w:rPr>
+          <w:rFonts w:cs="Times New Roman"/>
+        </w:rPr>
+      </w:pPr>
+      <w:r>
+        <w:rPr>
+          <w:rFonts w:cs="Times New Roman"/>
         </w:rPr>
         <w:t>Food history browsing by date</w:t>
+      </w:r>
+      <w:r>
+        <w:rPr>
+          <w:rFonts w:cs="Times New Roman"/>
+        </w:rPr>
+        <w:t>.</w:t>
       </w:r>
     </w:p>
     <w:p>
@@ -3933,22 +3891,25 @@
         <w:pStyle w:val="ListParagraph"/>
         <w:numPr>
           <w:ilvl w:val="0"/>
-          <w:numId w:val="3"/>
+          <w:numId w:val="4"/>
         </w:numPr>
         <w:spacing w:before="240" w:line="276" w:lineRule="auto"/>
-        <w:contextualSpacing w:val="0"/>
-        <w:rPr>
-          <w:rFonts w:cs="Times New Roman"/>
-        </w:rPr>
-      </w:pPr>
-      <w:r>
-        <w:rPr>
-          <w:rFonts w:eastAsia="Arial" w:cs="Times New Roman"/>
-          <w:color w:val="1A1A2E"/>
-          <w:sz w:val="22"/>
-          <w:szCs w:val="22"/>
+        <w:jc w:val="both"/>
+        <w:rPr>
+          <w:rFonts w:cs="Times New Roman"/>
+        </w:rPr>
+      </w:pPr>
+      <w:r>
+        <w:rPr>
+          <w:rFonts w:cs="Times New Roman"/>
         </w:rPr>
         <w:t>Admin: user account management and notes dispatch</w:t>
+      </w:r>
+      <w:r>
+        <w:rPr>
+          <w:rFonts w:cs="Times New Roman"/>
+        </w:rPr>
+        <w:t>.</w:t>
       </w:r>
     </w:p>
     <w:p>
@@ -3959,11 +3920,12 @@
           <w:numId w:val="1"/>
         </w:numPr>
         <w:spacing w:before="240" w:after="160" w:line="276" w:lineRule="auto"/>
-        <w:rPr>
-          <w:rFonts w:cs="Times New Roman"/>
-        </w:rPr>
-      </w:pPr>
-      <w:bookmarkStart w:id="3" w:name="_Toc234548239"/>
+        <w:jc w:val="both"/>
+        <w:rPr>
+          <w:rFonts w:cs="Times New Roman"/>
+        </w:rPr>
+      </w:pPr>
+      <w:bookmarkStart w:id="3" w:name="_Toc234565497"/>
       <w:r>
         <w:rPr>
           <w:rFonts w:cs="Times New Roman"/>
@@ -3975,6 +3937,7 @@
     <w:p>
       <w:pPr>
         <w:spacing w:before="240" w:line="276" w:lineRule="auto"/>
+        <w:jc w:val="both"/>
         <w:rPr>
           <w:rFonts w:cs="Times New Roman"/>
         </w:rPr>
@@ -3994,11 +3957,12 @@
           <w:numId w:val="1"/>
         </w:numPr>
         <w:spacing w:before="240" w:after="160" w:line="276" w:lineRule="auto"/>
-        <w:rPr>
-          <w:rFonts w:cs="Times New Roman"/>
-        </w:rPr>
-      </w:pPr>
-      <w:bookmarkStart w:id="4" w:name="_Toc234548240"/>
+        <w:jc w:val="both"/>
+        <w:rPr>
+          <w:rFonts w:cs="Times New Roman"/>
+        </w:rPr>
+      </w:pPr>
+      <w:bookmarkStart w:id="4" w:name="_Toc234565498"/>
       <w:r>
         <w:rPr>
           <w:rFonts w:cs="Times New Roman"/>
@@ -4010,15 +3974,28 @@
     <w:p>
       <w:pPr>
         <w:spacing w:before="240" w:line="276" w:lineRule="auto"/>
-        <w:rPr>
-          <w:rFonts w:cs="Times New Roman"/>
-        </w:rPr>
-      </w:pPr>
-      <w:r>
-        <w:rPr>
-          <w:rFonts w:cs="Times New Roman"/>
-        </w:rPr>
-        <w:t>The system is implemented in Java with Swing GUI toolkit for user interface and JDBC with a MySQL database for the persistent storage. The project is developed in a NetBeans project and implements the DAO (Data Access Object) design pattern to separate data access logic from the presentation layer. The distribution includes the MySQL Connector/J 8.0.23 driver.</w:t>
+        <w:jc w:val="both"/>
+        <w:rPr>
+          <w:rFonts w:cs="Times New Roman"/>
+        </w:rPr>
+      </w:pPr>
+      <w:r>
+        <w:rPr>
+          <w:rFonts w:cs="Times New Roman"/>
+        </w:rPr>
+        <w:t xml:space="preserve">The system is implemented in Java with Swing GUI toolkit for user interface and JDBC with a MySQL database for </w:t>
+      </w:r>
+      <w:r>
+        <w:rPr>
+          <w:rFonts w:cs="Times New Roman"/>
+        </w:rPr>
+        <w:t>persistent</w:t>
+      </w:r>
+      <w:r>
+        <w:rPr>
+          <w:rFonts w:cs="Times New Roman"/>
+        </w:rPr>
+        <w:t xml:space="preserve"> storage. The project is developed in a NetBeans project and implements the DAO (Data Access Object) design pattern to separate data access logic from the presentation layer. The distribution includes the MySQL Connector/J 8.0.23 driver.</w:t>
       </w:r>
       <w:r>
         <w:rPr>
@@ -4040,7 +4017,7 @@
           <w:rFonts w:cs="Times New Roman"/>
         </w:rPr>
       </w:pPr>
-      <w:bookmarkStart w:id="5" w:name="_Toc234548241"/>
+      <w:bookmarkStart w:id="5" w:name="_Toc234565499"/>
       <w:r>
         <w:rPr>
           <w:rFonts w:cs="Times New Roman"/>
@@ -4058,11 +4035,12 @@
           <w:numId w:val="1"/>
         </w:numPr>
         <w:spacing w:before="240" w:after="160" w:line="276" w:lineRule="auto"/>
-        <w:rPr>
-          <w:rFonts w:cs="Times New Roman"/>
-        </w:rPr>
-      </w:pPr>
-      <w:bookmarkStart w:id="6" w:name="_Toc234548242"/>
+        <w:jc w:val="both"/>
+        <w:rPr>
+          <w:rFonts w:cs="Times New Roman"/>
+        </w:rPr>
+      </w:pPr>
+      <w:bookmarkStart w:id="6" w:name="_Toc234565500"/>
       <w:r>
         <w:rPr>
           <w:rFonts w:cs="Times New Roman"/>
@@ -4074,6 +4052,7 @@
     <w:p>
       <w:pPr>
         <w:spacing w:before="240" w:line="276" w:lineRule="auto"/>
+        <w:jc w:val="both"/>
         <w:rPr>
           <w:rFonts w:cs="Times New Roman"/>
         </w:rPr>
@@ -4100,6 +4079,7 @@
     <w:p>
       <w:pPr>
         <w:spacing w:before="240" w:line="276" w:lineRule="auto"/>
+        <w:jc w:val="both"/>
         <w:rPr>
           <w:rFonts w:cs="Times New Roman"/>
         </w:rPr>
@@ -4143,11 +4123,12 @@
           <w:numId w:val="1"/>
         </w:numPr>
         <w:spacing w:before="240" w:after="160" w:line="276" w:lineRule="auto"/>
-        <w:rPr>
-          <w:rFonts w:cs="Times New Roman"/>
-        </w:rPr>
-      </w:pPr>
-      <w:bookmarkStart w:id="7" w:name="_Toc234548243"/>
+        <w:jc w:val="both"/>
+        <w:rPr>
+          <w:rFonts w:cs="Times New Roman"/>
+        </w:rPr>
+      </w:pPr>
+      <w:bookmarkStart w:id="7" w:name="_Toc234565501"/>
       <w:r>
         <w:rPr>
           <w:rFonts w:cs="Times New Roman"/>
@@ -4159,6 +4140,7 @@
     <w:p>
       <w:pPr>
         <w:spacing w:before="240" w:line="276" w:lineRule="auto"/>
+        <w:jc w:val="both"/>
         <w:rPr>
           <w:rFonts w:cs="Times New Roman"/>
         </w:rPr>
@@ -4202,11 +4184,12 @@
           <w:numId w:val="1"/>
         </w:numPr>
         <w:spacing w:before="240" w:after="160" w:line="276" w:lineRule="auto"/>
-        <w:rPr>
-          <w:rFonts w:cs="Times New Roman"/>
-        </w:rPr>
-      </w:pPr>
-      <w:bookmarkStart w:id="8" w:name="_Toc234548244"/>
+        <w:jc w:val="both"/>
+        <w:rPr>
+          <w:rFonts w:cs="Times New Roman"/>
+        </w:rPr>
+      </w:pPr>
+      <w:bookmarkStart w:id="8" w:name="_Toc234565502"/>
       <w:r>
         <w:rPr>
           <w:rFonts w:cs="Times New Roman"/>
@@ -4218,6 +4201,7 @@
     <w:p>
       <w:pPr>
         <w:spacing w:before="240" w:line="276" w:lineRule="auto"/>
+        <w:jc w:val="both"/>
         <w:rPr>
           <w:rFonts w:cs="Times New Roman"/>
         </w:rPr>
@@ -4244,6 +4228,7 @@
     <w:p>
       <w:pPr>
         <w:spacing w:before="240" w:line="276" w:lineRule="auto"/>
+        <w:jc w:val="both"/>
         <w:rPr>
           <w:rFonts w:cs="Times New Roman"/>
         </w:rPr>
@@ -4268,7 +4253,7 @@
           <w:rFonts w:cs="Times New Roman"/>
         </w:rPr>
       </w:pPr>
-      <w:bookmarkStart w:id="9" w:name="_Toc234548245"/>
+      <w:bookmarkStart w:id="9" w:name="_Toc234565503"/>
       <w:r>
         <w:rPr>
           <w:rFonts w:cs="Times New Roman"/>
@@ -4281,6 +4266,7 @@
     <w:p>
       <w:pPr>
         <w:spacing w:before="240" w:line="276" w:lineRule="auto"/>
+        <w:jc w:val="both"/>
         <w:rPr>
           <w:rFonts w:cs="Times New Roman"/>
         </w:rPr>
@@ -4301,21 +4287,7 @@
         <w:rPr>
           <w:rFonts w:cs="Times New Roman"/>
         </w:rPr>
-        <w:t xml:space="preserve"> and administrator. The app then opens up to a login screen and then directs the authenticated user to either the User Dashboard or the Admin Dashboard depending on their role. All data is stored in a MySQL database named </w:t>
-      </w:r>
-      <w:proofErr w:type="spellStart"/>
-      <w:r>
-        <w:rPr>
-          <w:rFonts w:cs="Times New Roman"/>
-        </w:rPr>
-        <w:t>nutritiondb</w:t>
-      </w:r>
-      <w:proofErr w:type="spellEnd"/>
-      <w:r>
-        <w:rPr>
-          <w:rFonts w:cs="Times New Roman"/>
-        </w:rPr>
-        <w:t>.</w:t>
+        <w:t xml:space="preserve"> and administrator. The app then opens up to a login screen and then directs the authenticated user to either the User Dashboard or the Admin Dashboard depending on their role. All data is stored in a MySQL database named nutritiondb.</w:t>
       </w:r>
     </w:p>
     <w:p>
@@ -4326,11 +4298,12 @@
           <w:numId w:val="1"/>
         </w:numPr>
         <w:spacing w:before="240" w:after="160" w:line="276" w:lineRule="auto"/>
-        <w:rPr>
-          <w:rFonts w:cs="Times New Roman"/>
-        </w:rPr>
-      </w:pPr>
-      <w:bookmarkStart w:id="10" w:name="_Toc234548246"/>
+        <w:jc w:val="both"/>
+        <w:rPr>
+          <w:rFonts w:cs="Times New Roman"/>
+        </w:rPr>
+      </w:pPr>
+      <w:bookmarkStart w:id="10" w:name="_Toc234565504"/>
       <w:r>
         <w:rPr>
           <w:rFonts w:cs="Times New Roman"/>
@@ -4342,6 +4315,7 @@
     <w:p>
       <w:pPr>
         <w:spacing w:before="240" w:line="276" w:lineRule="auto"/>
+        <w:jc w:val="both"/>
         <w:rPr>
           <w:rFonts w:cs="Times New Roman"/>
         </w:rPr>
@@ -4386,21 +4360,7 @@
         <w:rPr>
           <w:rFonts w:cs="Times New Roman"/>
         </w:rPr>
-        <w:t xml:space="preserve"> depend on any external web service. It uses JDBC to connect directly to a MySQL instance, either local or hosted on the network. The </w:t>
-      </w:r>
-      <w:proofErr w:type="spellStart"/>
-      <w:r>
-        <w:rPr>
-          <w:rFonts w:cs="Times New Roman"/>
-        </w:rPr>
-        <w:t>DatabaseConnection</w:t>
-      </w:r>
-      <w:proofErr w:type="spellEnd"/>
-      <w:r>
-        <w:rPr>
-          <w:rFonts w:cs="Times New Roman"/>
-        </w:rPr>
-        <w:t xml:space="preserve"> class is used to handle the singleton connection, and will auto-create the database, </w:t>
+        <w:t xml:space="preserve"> depend on any external web service. It uses JDBC to connect directly to a MySQL instance, either local or hosted on the network. The DatabaseConnection class is used to handle the singleton connection, and will auto-create the database, </w:t>
       </w:r>
       <w:r>
         <w:rPr>
@@ -4435,11 +4395,12 @@
           <w:numId w:val="1"/>
         </w:numPr>
         <w:spacing w:before="240" w:after="160" w:line="276" w:lineRule="auto"/>
-        <w:rPr>
-          <w:rFonts w:cs="Times New Roman"/>
-        </w:rPr>
-      </w:pPr>
-      <w:bookmarkStart w:id="11" w:name="_Toc234548247"/>
+        <w:jc w:val="both"/>
+        <w:rPr>
+          <w:rFonts w:cs="Times New Roman"/>
+        </w:rPr>
+      </w:pPr>
+      <w:bookmarkStart w:id="11" w:name="_Toc234565505"/>
       <w:r>
         <w:rPr>
           <w:rFonts w:cs="Times New Roman"/>
@@ -4451,6 +4412,7 @@
     <w:p>
       <w:pPr>
         <w:spacing w:before="240" w:line="276" w:lineRule="auto"/>
+        <w:jc w:val="both"/>
         <w:rPr>
           <w:rFonts w:cs="Times New Roman"/>
           <w:b/>
@@ -4498,6 +4460,7 @@
           <w:numId w:val="4"/>
         </w:numPr>
         <w:spacing w:before="240" w:line="276" w:lineRule="auto"/>
+        <w:jc w:val="both"/>
         <w:rPr>
           <w:rFonts w:cs="Times New Roman"/>
         </w:rPr>
@@ -4507,6 +4470,12 @@
           <w:rFonts w:cs="Times New Roman"/>
         </w:rPr>
         <w:t>Login to the system</w:t>
+      </w:r>
+      <w:r>
+        <w:rPr>
+          <w:rFonts w:cs="Times New Roman"/>
+        </w:rPr>
+        <w:t>.</w:t>
       </w:r>
     </w:p>
     <w:p>
@@ -4517,6 +4486,7 @@
           <w:numId w:val="4"/>
         </w:numPr>
         <w:spacing w:before="240" w:line="276" w:lineRule="auto"/>
+        <w:jc w:val="both"/>
         <w:rPr>
           <w:rFonts w:cs="Times New Roman"/>
         </w:rPr>
@@ -4536,6 +4506,7 @@
           <w:numId w:val="4"/>
         </w:numPr>
         <w:spacing w:before="240" w:line="276" w:lineRule="auto"/>
+        <w:jc w:val="both"/>
         <w:rPr>
           <w:rFonts w:cs="Times New Roman"/>
         </w:rPr>
@@ -4555,6 +4526,7 @@
           <w:numId w:val="4"/>
         </w:numPr>
         <w:spacing w:before="240" w:line="276" w:lineRule="auto"/>
+        <w:jc w:val="both"/>
         <w:rPr>
           <w:rFonts w:cs="Times New Roman"/>
         </w:rPr>
@@ -4574,6 +4546,7 @@
           <w:numId w:val="4"/>
         </w:numPr>
         <w:spacing w:before="240" w:line="276" w:lineRule="auto"/>
+        <w:jc w:val="both"/>
         <w:rPr>
           <w:rFonts w:cs="Times New Roman"/>
         </w:rPr>
@@ -4593,6 +4566,7 @@
           <w:numId w:val="4"/>
         </w:numPr>
         <w:spacing w:before="240" w:line="276" w:lineRule="auto"/>
+        <w:jc w:val="both"/>
         <w:rPr>
           <w:rFonts w:cs="Times New Roman"/>
         </w:rPr>
@@ -4607,6 +4581,7 @@
     <w:p>
       <w:pPr>
         <w:spacing w:before="240" w:line="276" w:lineRule="auto"/>
+        <w:jc w:val="both"/>
         <w:rPr>
           <w:rFonts w:cs="Times New Roman"/>
           <w:b/>
@@ -4654,6 +4629,7 @@
           <w:numId w:val="5"/>
         </w:numPr>
         <w:spacing w:before="240" w:line="276" w:lineRule="auto"/>
+        <w:jc w:val="both"/>
         <w:rPr>
           <w:rFonts w:cs="Times New Roman"/>
         </w:rPr>
@@ -4673,15 +4649,22 @@
           <w:numId w:val="5"/>
         </w:numPr>
         <w:spacing w:before="240" w:line="276" w:lineRule="auto"/>
-        <w:rPr>
-          <w:rFonts w:cs="Times New Roman"/>
-        </w:rPr>
-      </w:pPr>
-      <w:r>
-        <w:rPr>
-          <w:rFonts w:cs="Times New Roman"/>
-        </w:rPr>
-        <w:t>Register account and set role</w:t>
+        <w:jc w:val="both"/>
+        <w:rPr>
+          <w:rFonts w:cs="Times New Roman"/>
+        </w:rPr>
+      </w:pPr>
+      <w:r>
+        <w:rPr>
+          <w:rFonts w:cs="Times New Roman"/>
+        </w:rPr>
+        <w:t xml:space="preserve">Register account and set </w:t>
+      </w:r>
+      <w:r>
+        <w:rPr>
+          <w:rFonts w:cs="Times New Roman"/>
+        </w:rPr>
+        <w:t>role.</w:t>
       </w:r>
     </w:p>
     <w:p>
@@ -4692,6 +4675,7 @@
           <w:numId w:val="5"/>
         </w:numPr>
         <w:spacing w:before="240" w:line="276" w:lineRule="auto"/>
+        <w:jc w:val="both"/>
         <w:rPr>
           <w:rFonts w:cs="Times New Roman"/>
         </w:rPr>
@@ -4711,6 +4695,7 @@
           <w:numId w:val="5"/>
         </w:numPr>
         <w:spacing w:before="240" w:line="276" w:lineRule="auto"/>
+        <w:jc w:val="both"/>
         <w:rPr>
           <w:rFonts w:cs="Times New Roman"/>
         </w:rPr>
@@ -4730,6 +4715,7 @@
           <w:numId w:val="5"/>
         </w:numPr>
         <w:spacing w:before="240" w:line="276" w:lineRule="auto"/>
+        <w:jc w:val="both"/>
         <w:rPr>
           <w:rFonts w:cs="Times New Roman"/>
         </w:rPr>
@@ -4749,6 +4735,7 @@
           <w:numId w:val="5"/>
         </w:numPr>
         <w:spacing w:before="240" w:line="276" w:lineRule="auto"/>
+        <w:jc w:val="both"/>
         <w:rPr>
           <w:rFonts w:cs="Times New Roman"/>
         </w:rPr>
@@ -4768,6 +4755,7 @@
           <w:numId w:val="5"/>
         </w:numPr>
         <w:spacing w:before="240" w:line="276" w:lineRule="auto"/>
+        <w:jc w:val="both"/>
         <w:rPr>
           <w:rFonts w:cs="Times New Roman"/>
         </w:rPr>
@@ -4787,11 +4775,12 @@
           <w:numId w:val="1"/>
         </w:numPr>
         <w:spacing w:before="240" w:after="160" w:line="276" w:lineRule="auto"/>
-        <w:rPr>
-          <w:rFonts w:cs="Times New Roman"/>
-        </w:rPr>
-      </w:pPr>
-      <w:bookmarkStart w:id="12" w:name="_Toc234548248"/>
+        <w:jc w:val="both"/>
+        <w:rPr>
+          <w:rFonts w:cs="Times New Roman"/>
+        </w:rPr>
+      </w:pPr>
+      <w:bookmarkStart w:id="12" w:name="_Toc234565506"/>
       <w:r>
         <w:rPr>
           <w:rFonts w:cs="Times New Roman"/>
@@ -4803,6 +4792,7 @@
     <w:p>
       <w:pPr>
         <w:spacing w:before="240" w:line="276" w:lineRule="auto"/>
+        <w:jc w:val="both"/>
         <w:rPr>
           <w:rFonts w:cs="Times New Roman"/>
         </w:rPr>
@@ -4823,7 +4813,19 @@
         <w:rPr>
           <w:rFonts w:cs="Times New Roman"/>
         </w:rPr>
-        <w:t xml:space="preserve"> and tracking their progress towards meeting nutrition goals through the food management, </w:t>
+        <w:t xml:space="preserve"> and tracking their progress towards meeting nutrition goals through </w:t>
+      </w:r>
+      <w:r>
+        <w:rPr>
+          <w:rFonts w:cs="Times New Roman"/>
+        </w:rPr>
+        <w:t>food</w:t>
+      </w:r>
+      <w:r>
+        <w:rPr>
+          <w:rFonts w:cs="Times New Roman"/>
+        </w:rPr>
+        <w:t xml:space="preserve"> management, </w:t>
       </w:r>
       <w:r>
         <w:rPr>
@@ -4841,6 +4843,7 @@
     <w:p>
       <w:pPr>
         <w:spacing w:before="240" w:line="276" w:lineRule="auto"/>
+        <w:jc w:val="both"/>
         <w:rPr>
           <w:rFonts w:cs="Times New Roman"/>
         </w:rPr>
@@ -4866,11 +4869,12 @@
           <w:numId w:val="1"/>
         </w:numPr>
         <w:spacing w:before="240" w:after="160" w:line="276" w:lineRule="auto"/>
-        <w:rPr>
-          <w:rFonts w:cs="Times New Roman"/>
-        </w:rPr>
-      </w:pPr>
-      <w:bookmarkStart w:id="13" w:name="_Toc234548249"/>
+        <w:jc w:val="both"/>
+        <w:rPr>
+          <w:rFonts w:cs="Times New Roman"/>
+        </w:rPr>
+      </w:pPr>
+      <w:bookmarkStart w:id="13" w:name="_Toc234565507"/>
       <w:r>
         <w:rPr>
           <w:rFonts w:cs="Times New Roman"/>
@@ -4883,6 +4887,7 @@
     <w:p>
       <w:pPr>
         <w:spacing w:before="240" w:line="276" w:lineRule="auto"/>
+        <w:jc w:val="both"/>
         <w:rPr>
           <w:rFonts w:cs="Times New Roman"/>
         </w:rPr>
@@ -4902,11 +4907,12 @@
           <w:numId w:val="1"/>
         </w:numPr>
         <w:spacing w:before="240" w:after="160" w:line="276" w:lineRule="auto"/>
-        <w:rPr>
-          <w:rFonts w:cs="Times New Roman"/>
-        </w:rPr>
-      </w:pPr>
-      <w:bookmarkStart w:id="14" w:name="_Toc234548250"/>
+        <w:jc w:val="both"/>
+        <w:rPr>
+          <w:rFonts w:cs="Times New Roman"/>
+        </w:rPr>
+      </w:pPr>
+      <w:bookmarkStart w:id="14" w:name="_Toc234565508"/>
       <w:r>
         <w:rPr>
           <w:rFonts w:cs="Times New Roman"/>
@@ -4920,18 +4926,25 @@
         <w:pStyle w:val="ListParagraph"/>
         <w:numPr>
           <w:ilvl w:val="0"/>
-          <w:numId w:val="6"/>
+          <w:numId w:val="4"/>
         </w:numPr>
         <w:spacing w:before="240" w:line="276" w:lineRule="auto"/>
-        <w:rPr>
-          <w:rFonts w:cs="Times New Roman"/>
-        </w:rPr>
-      </w:pPr>
-      <w:r>
-        <w:rPr>
-          <w:rFonts w:cs="Times New Roman"/>
-        </w:rPr>
-        <w:t>The application depends on MySQL and a configured database connection</w:t>
+        <w:jc w:val="both"/>
+        <w:rPr>
+          <w:rFonts w:cs="Times New Roman"/>
+        </w:rPr>
+      </w:pPr>
+      <w:r>
+        <w:rPr>
+          <w:rFonts w:cs="Times New Roman"/>
+        </w:rPr>
+        <w:t xml:space="preserve">The application depends on MySQL and a configured database </w:t>
+      </w:r>
+      <w:r>
+        <w:rPr>
+          <w:rFonts w:cs="Times New Roman"/>
+        </w:rPr>
+        <w:t>connection.</w:t>
       </w:r>
     </w:p>
     <w:p>
@@ -4939,9 +4952,10 @@
         <w:pStyle w:val="ListParagraph"/>
         <w:numPr>
           <w:ilvl w:val="0"/>
-          <w:numId w:val="6"/>
+          <w:numId w:val="4"/>
         </w:numPr>
         <w:spacing w:before="240" w:line="276" w:lineRule="auto"/>
+        <w:jc w:val="both"/>
         <w:rPr>
           <w:rFonts w:cs="Times New Roman"/>
         </w:rPr>
@@ -4954,8 +4968,7 @@
       </w:r>
       <w:r>
         <w:rPr>
-          <w:rFonts w:eastAsia="Arial" w:cs="Times New Roman"/>
-          <w:color w:val="1A1A2E"/>
+          <w:rFonts w:cs="Times New Roman"/>
         </w:rPr>
         <w:t>DAO pattern is used throughout; all database operations go through interface-implementation pairs.</w:t>
       </w:r>
@@ -4965,25 +4978,19 @@
         <w:pStyle w:val="ListParagraph"/>
         <w:numPr>
           <w:ilvl w:val="0"/>
-          <w:numId w:val="6"/>
+          <w:numId w:val="4"/>
         </w:numPr>
         <w:spacing w:before="240" w:line="276" w:lineRule="auto"/>
-        <w:rPr>
-          <w:rFonts w:cs="Times New Roman"/>
-        </w:rPr>
-      </w:pPr>
-      <w:r>
-        <w:rPr>
-          <w:rFonts w:cs="Times New Roman"/>
-        </w:rPr>
-        <w:t xml:space="preserve">The </w:t>
-      </w:r>
-      <w:r>
-        <w:rPr>
-          <w:rFonts w:eastAsia="Arial" w:cs="Times New Roman"/>
-          <w:color w:val="1A1A2E"/>
-        </w:rPr>
-        <w:t>UI is built entirely with Java Swing (no JavaFX or third-party UI libraries).</w:t>
+        <w:jc w:val="both"/>
+        <w:rPr>
+          <w:rFonts w:cs="Times New Roman"/>
+        </w:rPr>
+      </w:pPr>
+      <w:r>
+        <w:rPr>
+          <w:rFonts w:cs="Times New Roman"/>
+        </w:rPr>
+        <w:t>The UI is built entirely with Java Swing (no JavaFX or third-party UI libraries).</w:t>
       </w:r>
     </w:p>
     <w:p>
@@ -4991,18 +4998,17 @@
         <w:pStyle w:val="ListParagraph"/>
         <w:numPr>
           <w:ilvl w:val="0"/>
-          <w:numId w:val="6"/>
+          <w:numId w:val="4"/>
         </w:numPr>
         <w:spacing w:before="240" w:line="276" w:lineRule="auto"/>
-        <w:contextualSpacing w:val="0"/>
-        <w:rPr>
-          <w:rFonts w:cs="Times New Roman"/>
-        </w:rPr>
-      </w:pPr>
-      <w:r>
-        <w:rPr>
-          <w:rFonts w:eastAsia="Arial" w:cs="Times New Roman"/>
-          <w:color w:val="1A1A2E"/>
+        <w:jc w:val="both"/>
+        <w:rPr>
+          <w:rFonts w:cs="Times New Roman"/>
+        </w:rPr>
+      </w:pPr>
+      <w:r>
+        <w:rPr>
+          <w:rFonts w:cs="Times New Roman"/>
         </w:rPr>
         <w:t>AbsoluteLayout.jar library from NetBeans is required for certain form layouts.</w:t>
       </w:r>
@@ -5012,9 +5018,10 @@
         <w:pStyle w:val="ListParagraph"/>
         <w:numPr>
           <w:ilvl w:val="0"/>
-          <w:numId w:val="6"/>
+          <w:numId w:val="4"/>
         </w:numPr>
         <w:spacing w:before="240" w:line="276" w:lineRule="auto"/>
+        <w:jc w:val="both"/>
         <w:rPr>
           <w:rFonts w:cs="Times New Roman"/>
         </w:rPr>
@@ -5027,8 +5034,7 @@
       </w:r>
       <w:r>
         <w:rPr>
-          <w:rFonts w:eastAsia="Arial" w:cs="Times New Roman"/>
-          <w:color w:val="1A1A2E"/>
+          <w:rFonts w:cs="Times New Roman"/>
         </w:rPr>
         <w:t xml:space="preserve"> are currently stored as plain text; a hashing mechanism is planned for future versions.</w:t>
       </w:r>
@@ -5041,11 +5047,12 @@
           <w:numId w:val="1"/>
         </w:numPr>
         <w:spacing w:before="240" w:after="160" w:line="276" w:lineRule="auto"/>
-        <w:rPr>
-          <w:rFonts w:cs="Times New Roman"/>
-        </w:rPr>
-      </w:pPr>
-      <w:bookmarkStart w:id="15" w:name="_Toc234548251"/>
+        <w:jc w:val="both"/>
+        <w:rPr>
+          <w:rFonts w:cs="Times New Roman"/>
+        </w:rPr>
+      </w:pPr>
+      <w:bookmarkStart w:id="15" w:name="_Toc234565509"/>
       <w:r>
         <w:rPr>
           <w:rFonts w:cs="Times New Roman"/>
@@ -5072,6 +5079,7 @@
     <w:p>
       <w:pPr>
         <w:spacing w:before="240" w:line="276" w:lineRule="auto"/>
+        <w:jc w:val="both"/>
         <w:rPr>
           <w:rFonts w:eastAsiaTheme="majorEastAsia" w:cs="Times New Roman"/>
           <w:b/>
@@ -5100,7 +5108,7 @@
           <w:rFonts w:cs="Times New Roman"/>
         </w:rPr>
       </w:pPr>
-      <w:bookmarkStart w:id="16" w:name="_Toc234548252"/>
+      <w:bookmarkStart w:id="16" w:name="_Toc234565510"/>
       <w:r>
         <w:rPr>
           <w:rFonts w:cs="Times New Roman"/>
@@ -5118,11 +5126,12 @@
           <w:numId w:val="1"/>
         </w:numPr>
         <w:spacing w:before="240" w:after="160" w:line="276" w:lineRule="auto"/>
-        <w:rPr>
-          <w:rFonts w:cs="Times New Roman"/>
-        </w:rPr>
-      </w:pPr>
-      <w:bookmarkStart w:id="17" w:name="_Toc234548253"/>
+        <w:jc w:val="both"/>
+        <w:rPr>
+          <w:rFonts w:cs="Times New Roman"/>
+        </w:rPr>
+      </w:pPr>
+      <w:bookmarkStart w:id="17" w:name="_Toc234565511"/>
       <w:r>
         <w:rPr>
           <w:rFonts w:cs="Times New Roman"/>
@@ -5134,43 +5143,16 @@
     <w:p>
       <w:pPr>
         <w:spacing w:before="240" w:line="276" w:lineRule="auto"/>
-        <w:rPr>
-          <w:rFonts w:cs="Times New Roman"/>
-        </w:rPr>
-      </w:pPr>
-      <w:r>
-        <w:rPr>
-          <w:rFonts w:cs="Times New Roman"/>
-        </w:rPr>
-        <w:t xml:space="preserve">Application screens are implemented in Java Swing with the use of </w:t>
-      </w:r>
-      <w:proofErr w:type="spellStart"/>
-      <w:r>
-        <w:rPr>
-          <w:rFonts w:cs="Times New Roman"/>
-        </w:rPr>
-        <w:t>JFrame</w:t>
-      </w:r>
-      <w:proofErr w:type="spellEnd"/>
-      <w:r>
-        <w:rPr>
-          <w:rFonts w:cs="Times New Roman"/>
-        </w:rPr>
-        <w:t xml:space="preserve"> and </w:t>
-      </w:r>
-      <w:proofErr w:type="spellStart"/>
-      <w:r>
-        <w:rPr>
-          <w:rFonts w:cs="Times New Roman"/>
-        </w:rPr>
-        <w:t>JPanel</w:t>
-      </w:r>
-      <w:proofErr w:type="spellEnd"/>
-      <w:r>
-        <w:rPr>
-          <w:rFonts w:cs="Times New Roman"/>
-        </w:rPr>
-        <w:t xml:space="preserve"> components. These are Login Frame with stylized authentication fields, User and Admin Dashboards with side navigation, Add Food Frame to input nutritional information and Log Food Frame to track food consumption. Users can view daily and historical food logs in the Food Today and Food History Frames. Administrators have dedicated admin screens to </w:t>
+        <w:jc w:val="both"/>
+        <w:rPr>
+          <w:rFonts w:cs="Times New Roman"/>
+        </w:rPr>
+      </w:pPr>
+      <w:r>
+        <w:rPr>
+          <w:rFonts w:cs="Times New Roman"/>
+        </w:rPr>
+        <w:t xml:space="preserve">Application screens are implemented in Java Swing with the use of JFrame and JPanel components. These are Login Frame with stylized authentication fields, User and Admin Dashboards with side navigation, Add Food Frame to input nutritional information and Log Food Frame to track food consumption. Users can view daily and historical food logs in the Food Today and Food History Frames. Administrators have dedicated admin screens to </w:t>
       </w:r>
       <w:r>
         <w:rPr>
@@ -5205,11 +5187,12 @@
           <w:numId w:val="1"/>
         </w:numPr>
         <w:spacing w:before="240" w:after="160" w:line="276" w:lineRule="auto"/>
-        <w:rPr>
-          <w:rFonts w:cs="Times New Roman"/>
-        </w:rPr>
-      </w:pPr>
-      <w:bookmarkStart w:id="18" w:name="_Toc234548254"/>
+        <w:jc w:val="both"/>
+        <w:rPr>
+          <w:rFonts w:cs="Times New Roman"/>
+        </w:rPr>
+      </w:pPr>
+      <w:bookmarkStart w:id="18" w:name="_Toc234565512"/>
       <w:r>
         <w:rPr>
           <w:rFonts w:cs="Times New Roman"/>
@@ -5221,6 +5204,7 @@
     <w:p>
       <w:pPr>
         <w:spacing w:before="240" w:line="276" w:lineRule="auto"/>
+        <w:jc w:val="both"/>
         <w:rPr>
           <w:rFonts w:cs="Times New Roman"/>
         </w:rPr>
@@ -5241,7 +5225,19 @@
         <w:rPr>
           <w:rFonts w:cs="Times New Roman"/>
         </w:rPr>
-        <w:t>desktop or laptop computer with a keyboard and mouse is sufficient. Sufficient disk space is needed for the Java runtime, the JAR file, and the MySQL database files. A network interface is required only if MySQL is hosted on a remote server.</w:t>
+        <w:t xml:space="preserve">desktop or laptop computer with a keyboard and mouse is sufficient. Sufficient disk space is needed for </w:t>
+      </w:r>
+      <w:r>
+        <w:rPr>
+          <w:rFonts w:cs="Times New Roman"/>
+        </w:rPr>
+        <w:t>Java</w:t>
+      </w:r>
+      <w:r>
+        <w:rPr>
+          <w:rFonts w:cs="Times New Roman"/>
+        </w:rPr>
+        <w:t xml:space="preserve"> runtime, the JAR file, and the MySQL database files. A network interface is required only if MySQL is hosted on a remote server.</w:t>
       </w:r>
     </w:p>
     <w:p>
@@ -5252,11 +5248,12 @@
           <w:numId w:val="1"/>
         </w:numPr>
         <w:spacing w:before="240" w:after="160" w:line="276" w:lineRule="auto"/>
-        <w:rPr>
-          <w:rFonts w:cs="Times New Roman"/>
-        </w:rPr>
-      </w:pPr>
-      <w:bookmarkStart w:id="19" w:name="_Toc234548255"/>
+        <w:jc w:val="both"/>
+        <w:rPr>
+          <w:rFonts w:cs="Times New Roman"/>
+        </w:rPr>
+      </w:pPr>
+      <w:bookmarkStart w:id="19" w:name="_Toc234565513"/>
       <w:r>
         <w:rPr>
           <w:rFonts w:cs="Times New Roman"/>
@@ -5280,99 +5277,16 @@
     <w:p>
       <w:pPr>
         <w:spacing w:before="240" w:line="276" w:lineRule="auto"/>
-        <w:rPr>
-          <w:rFonts w:cs="Times New Roman"/>
-        </w:rPr>
-      </w:pPr>
-      <w:r>
-        <w:rPr>
-          <w:rFonts w:cs="Times New Roman"/>
-        </w:rPr>
-        <w:t xml:space="preserve">The application interacts with several software components to support its functionality. It uses a MySQL database accessed through JDBC and uses </w:t>
-      </w:r>
-      <w:proofErr w:type="spellStart"/>
-      <w:r>
-        <w:rPr>
-          <w:rFonts w:cs="Times New Roman"/>
-        </w:rPr>
-        <w:t>PreparedStatements</w:t>
-      </w:r>
-      <w:proofErr w:type="spellEnd"/>
-      <w:r>
-        <w:rPr>
-          <w:rFonts w:cs="Times New Roman"/>
-        </w:rPr>
-        <w:t xml:space="preserve"> for all queries. MySQL Connector/J 8.0.23 and </w:t>
-      </w:r>
-      <w:proofErr w:type="spellStart"/>
-      <w:r>
-        <w:rPr>
-          <w:rFonts w:cs="Times New Roman"/>
-        </w:rPr>
-        <w:t>AbsoluteLayout</w:t>
-      </w:r>
-      <w:proofErr w:type="spellEnd"/>
-      <w:r>
-        <w:rPr>
-          <w:rFonts w:cs="Times New Roman"/>
-        </w:rPr>
-        <w:t xml:space="preserve"> are included in the project in </w:t>
-      </w:r>
-      <w:proofErr w:type="spellStart"/>
-      <w:r>
-        <w:rPr>
-          <w:rFonts w:cs="Times New Roman"/>
-        </w:rPr>
-        <w:t>dist</w:t>
-      </w:r>
-      <w:proofErr w:type="spellEnd"/>
-      <w:r>
-        <w:rPr>
-          <w:rFonts w:cs="Times New Roman"/>
-        </w:rPr>
-        <w:t xml:space="preserve">/lib/ directory. It also uses the Java Standard Library, including </w:t>
-      </w:r>
-      <w:proofErr w:type="spellStart"/>
-      <w:r>
-        <w:rPr>
-          <w:rFonts w:cs="Times New Roman"/>
-        </w:rPr>
-        <w:t>javax.swing</w:t>
-      </w:r>
-      <w:proofErr w:type="spellEnd"/>
-      <w:r>
-        <w:rPr>
-          <w:rFonts w:cs="Times New Roman"/>
-        </w:rPr>
-        <w:t xml:space="preserve"> for the user interface, </w:t>
-      </w:r>
-      <w:proofErr w:type="spellStart"/>
-      <w:r>
-        <w:rPr>
-          <w:rFonts w:cs="Times New Roman"/>
-        </w:rPr>
-        <w:t>java.sql</w:t>
-      </w:r>
-      <w:proofErr w:type="spellEnd"/>
-      <w:r>
-        <w:rPr>
-          <w:rFonts w:cs="Times New Roman"/>
-        </w:rPr>
-        <w:t xml:space="preserve"> for database access and </w:t>
-      </w:r>
-      <w:proofErr w:type="spellStart"/>
-      <w:r>
-        <w:rPr>
-          <w:rFonts w:cs="Times New Roman"/>
-        </w:rPr>
-        <w:t>java.util</w:t>
-      </w:r>
-      <w:proofErr w:type="spellEnd"/>
-      <w:r>
-        <w:rPr>
-          <w:rFonts w:cs="Times New Roman"/>
-        </w:rPr>
-        <w:t xml:space="preserve"> for collections.</w:t>
+        <w:jc w:val="both"/>
+        <w:rPr>
+          <w:rFonts w:cs="Times New Roman"/>
+        </w:rPr>
+      </w:pPr>
+      <w:r>
+        <w:rPr>
+          <w:rFonts w:cs="Times New Roman"/>
+        </w:rPr>
+        <w:t>The application interacts with several software components to support its functionality. It uses a MySQL database accessed through JDBC and uses PreparedStatements for all queries. MySQL Connector/J 8.0.23 and AbsoluteLayout are included in the project in dist/lib/ directory. It also uses the Java Standard Library, including javax.swing for the user interface, java.sql for database access and java.util for collections.</w:t>
       </w:r>
     </w:p>
     <w:p>
@@ -5383,11 +5297,12 @@
           <w:numId w:val="1"/>
         </w:numPr>
         <w:spacing w:before="240" w:after="160" w:line="276" w:lineRule="auto"/>
-        <w:rPr>
-          <w:rFonts w:cs="Times New Roman"/>
-        </w:rPr>
-      </w:pPr>
-      <w:bookmarkStart w:id="20" w:name="_Toc234548256"/>
+        <w:jc w:val="both"/>
+        <w:rPr>
+          <w:rFonts w:cs="Times New Roman"/>
+        </w:rPr>
+      </w:pPr>
+      <w:bookmarkStart w:id="20" w:name="_Toc234565514"/>
       <w:r>
         <w:rPr>
           <w:rFonts w:cs="Times New Roman"/>
@@ -5399,43 +5314,16 @@
     <w:p>
       <w:pPr>
         <w:spacing w:before="240" w:line="276" w:lineRule="auto"/>
-        <w:rPr>
-          <w:rFonts w:cs="Times New Roman"/>
-        </w:rPr>
-      </w:pPr>
-      <w:r>
-        <w:rPr>
-          <w:rFonts w:cs="Times New Roman"/>
-        </w:rPr>
-        <w:t xml:space="preserve">Upon starting the application, the </w:t>
-      </w:r>
-      <w:proofErr w:type="spellStart"/>
-      <w:r>
-        <w:rPr>
-          <w:rFonts w:cs="Times New Roman"/>
-        </w:rPr>
-        <w:t>DatabaseConnection</w:t>
-      </w:r>
-      <w:proofErr w:type="spellEnd"/>
-      <w:r>
-        <w:rPr>
-          <w:rFonts w:cs="Times New Roman"/>
-        </w:rPr>
-        <w:t xml:space="preserve"> class opens a JDBC connection to MySQL and creates the </w:t>
-      </w:r>
-      <w:proofErr w:type="spellStart"/>
-      <w:r>
-        <w:rPr>
-          <w:rFonts w:cs="Times New Roman"/>
-        </w:rPr>
-        <w:t>nutritiondb</w:t>
-      </w:r>
-      <w:proofErr w:type="spellEnd"/>
-      <w:r>
-        <w:rPr>
-          <w:rFonts w:cs="Times New Roman"/>
-        </w:rPr>
-        <w:t xml:space="preserve"> database if it does not already exist, then runs DDL statements to create all the required tables and the default admin account. Subsequent user interactions, DAO method calls, perform parameterized SQL queries on the database. All UI events are processed on the Swing event dispatch thread; database calls are made from action </w:t>
+        <w:jc w:val="both"/>
+        <w:rPr>
+          <w:rFonts w:cs="Times New Roman"/>
+        </w:rPr>
+      </w:pPr>
+      <w:r>
+        <w:rPr>
+          <w:rFonts w:cs="Times New Roman"/>
+        </w:rPr>
+        <w:t xml:space="preserve">Upon starting the application, the DatabaseConnection class opens a JDBC connection to MySQL and creates the nutritiondb database if it does not already exist, then runs DDL statements to create all the required tables and the default admin account. Subsequent user interactions, DAO method calls, perform parameterized SQL queries on the database. All UI events are processed on the Swing event dispatch thread; database calls are made from action </w:t>
       </w:r>
       <w:r>
         <w:rPr>
@@ -5453,6 +5341,7 @@
     <w:p>
       <w:pPr>
         <w:spacing w:before="240" w:line="276" w:lineRule="auto"/>
+        <w:jc w:val="both"/>
         <w:rPr>
           <w:rFonts w:cs="Times New Roman"/>
         </w:rPr>
@@ -5477,7 +5366,7 @@
           <w:rFonts w:cs="Times New Roman"/>
         </w:rPr>
       </w:pPr>
-      <w:bookmarkStart w:id="21" w:name="_Toc234548257"/>
+      <w:bookmarkStart w:id="21" w:name="_Toc234565515"/>
       <w:r>
         <w:rPr>
           <w:rFonts w:cs="Times New Roman"/>
@@ -5495,11 +5384,12 @@
           <w:numId w:val="1"/>
         </w:numPr>
         <w:spacing w:before="240" w:after="160" w:line="276" w:lineRule="auto"/>
-        <w:rPr>
-          <w:rFonts w:cs="Times New Roman"/>
-        </w:rPr>
-      </w:pPr>
-      <w:bookmarkStart w:id="22" w:name="_Toc234548258"/>
+        <w:jc w:val="both"/>
+        <w:rPr>
+          <w:rFonts w:cs="Times New Roman"/>
+        </w:rPr>
+      </w:pPr>
+      <w:bookmarkStart w:id="22" w:name="_Toc234565516"/>
       <w:r>
         <w:rPr>
           <w:rFonts w:cs="Times New Roman"/>
@@ -5588,11 +5478,12 @@
           <w:numId w:val="1"/>
         </w:numPr>
         <w:spacing w:before="240" w:after="160" w:line="276" w:lineRule="auto"/>
-        <w:rPr>
-          <w:rFonts w:cs="Times New Roman"/>
-        </w:rPr>
-      </w:pPr>
-      <w:bookmarkStart w:id="23" w:name="_Toc234548259"/>
+        <w:jc w:val="both"/>
+        <w:rPr>
+          <w:rFonts w:cs="Times New Roman"/>
+        </w:rPr>
+      </w:pPr>
+      <w:bookmarkStart w:id="23" w:name="_Toc234565517"/>
       <w:r>
         <w:rPr>
           <w:rFonts w:cs="Times New Roman"/>
@@ -5682,6 +5573,7 @@
     <w:p>
       <w:pPr>
         <w:spacing w:before="240" w:line="276" w:lineRule="auto"/>
+        <w:jc w:val="both"/>
         <w:rPr>
           <w:i/>
           <w:iCs/>
@@ -5702,11 +5594,12 @@
           <w:numId w:val="1"/>
         </w:numPr>
         <w:spacing w:before="240" w:after="160" w:line="276" w:lineRule="auto"/>
-        <w:rPr>
-          <w:rFonts w:cs="Times New Roman"/>
-        </w:rPr>
-      </w:pPr>
-      <w:bookmarkStart w:id="24" w:name="_Toc234548260"/>
+        <w:jc w:val="both"/>
+        <w:rPr>
+          <w:rFonts w:cs="Times New Roman"/>
+        </w:rPr>
+      </w:pPr>
+      <w:bookmarkStart w:id="24" w:name="_Toc234565518"/>
       <w:r>
         <w:rPr>
           <w:rFonts w:cs="Times New Roman"/>
@@ -5800,6 +5693,7 @@
     <w:p>
       <w:pPr>
         <w:spacing w:before="240" w:line="276" w:lineRule="auto"/>
+        <w:jc w:val="both"/>
         <w:rPr>
           <w:rFonts w:eastAsiaTheme="majorEastAsia" w:cs="Times New Roman"/>
           <w:b/>
@@ -5823,11 +5717,12 @@
           <w:numId w:val="1"/>
         </w:numPr>
         <w:spacing w:before="240" w:after="160" w:line="276" w:lineRule="auto"/>
-        <w:rPr>
-          <w:rFonts w:cs="Times New Roman"/>
-        </w:rPr>
-      </w:pPr>
-      <w:bookmarkStart w:id="25" w:name="_Toc234548261"/>
+        <w:jc w:val="both"/>
+        <w:rPr>
+          <w:rFonts w:cs="Times New Roman"/>
+        </w:rPr>
+      </w:pPr>
+      <w:bookmarkStart w:id="25" w:name="_Toc234565519"/>
       <w:r>
         <w:rPr>
           <w:rFonts w:cs="Times New Roman"/>
@@ -5921,6 +5816,7 @@
     <w:p>
       <w:pPr>
         <w:spacing w:before="240" w:line="276" w:lineRule="auto"/>
+        <w:jc w:val="both"/>
         <w:rPr>
           <w:rFonts w:eastAsiaTheme="majorEastAsia" w:cs="Times New Roman"/>
           <w:b/>
@@ -6017,6 +5913,7 @@
     <w:p>
       <w:pPr>
         <w:spacing w:before="240" w:line="276" w:lineRule="auto"/>
+        <w:jc w:val="both"/>
         <w:rPr>
           <w:rFonts w:cs="Times New Roman"/>
         </w:rPr>
@@ -6109,6 +6006,7 @@
     <w:p>
       <w:pPr>
         <w:spacing w:before="240" w:line="276" w:lineRule="auto"/>
+        <w:jc w:val="both"/>
         <w:rPr>
           <w:rFonts w:eastAsiaTheme="majorEastAsia" w:cs="Times New Roman"/>
           <w:b/>
@@ -6137,7 +6035,7 @@
           <w:rFonts w:cs="Times New Roman"/>
         </w:rPr>
       </w:pPr>
-      <w:bookmarkStart w:id="26" w:name="_Toc234548262"/>
+      <w:bookmarkStart w:id="26" w:name="_Toc234565520"/>
       <w:r>
         <w:rPr>
           <w:rFonts w:cs="Times New Roman"/>
@@ -6155,11 +6053,12 @@
           <w:numId w:val="1"/>
         </w:numPr>
         <w:spacing w:before="240" w:after="160" w:line="276" w:lineRule="auto"/>
-        <w:rPr>
-          <w:rFonts w:cs="Times New Roman"/>
-        </w:rPr>
-      </w:pPr>
-      <w:bookmarkStart w:id="27" w:name="_Toc234548263"/>
+        <w:jc w:val="both"/>
+        <w:rPr>
+          <w:rFonts w:cs="Times New Roman"/>
+        </w:rPr>
+      </w:pPr>
+      <w:bookmarkStart w:id="27" w:name="_Toc234565521"/>
       <w:r>
         <w:rPr>
           <w:rFonts w:cs="Times New Roman"/>
@@ -6173,9 +6072,10 @@
         <w:pStyle w:val="ListParagraph"/>
         <w:numPr>
           <w:ilvl w:val="0"/>
-          <w:numId w:val="9"/>
+          <w:numId w:val="4"/>
         </w:numPr>
         <w:spacing w:before="240" w:line="276" w:lineRule="auto"/>
+        <w:jc w:val="both"/>
         <w:rPr>
           <w:rFonts w:cs="Times New Roman"/>
         </w:rPr>
@@ -6188,8 +6088,7 @@
       </w:r>
       <w:r>
         <w:rPr>
-          <w:rFonts w:eastAsia="Arial" w:cs="Times New Roman"/>
-          <w:color w:val="1A1A2E"/>
+          <w:rFonts w:cs="Times New Roman"/>
         </w:rPr>
         <w:t>, dashboard launch, and food list load should complete within 2 seconds under normal database conditions.</w:t>
       </w:r>
@@ -6199,9 +6098,10 @@
         <w:pStyle w:val="ListParagraph"/>
         <w:numPr>
           <w:ilvl w:val="0"/>
-          <w:numId w:val="7"/>
+          <w:numId w:val="4"/>
         </w:numPr>
         <w:spacing w:before="240" w:line="276" w:lineRule="auto"/>
+        <w:jc w:val="both"/>
         <w:rPr>
           <w:rFonts w:cs="Times New Roman"/>
         </w:rPr>
@@ -6214,8 +6114,7 @@
       </w:r>
       <w:r>
         <w:rPr>
-          <w:rFonts w:eastAsia="Arial" w:cs="Times New Roman"/>
-          <w:color w:val="1A1A2E"/>
+          <w:rFonts w:cs="Times New Roman"/>
         </w:rPr>
         <w:t>summary calculation for a day's log should be computed in a single aggregated SQL query.</w:t>
       </w:r>
@@ -6225,9 +6124,10 @@
         <w:pStyle w:val="ListParagraph"/>
         <w:numPr>
           <w:ilvl w:val="0"/>
-          <w:numId w:val="7"/>
+          <w:numId w:val="4"/>
         </w:numPr>
         <w:spacing w:before="240" w:line="276" w:lineRule="auto"/>
+        <w:jc w:val="both"/>
         <w:rPr>
           <w:rFonts w:cs="Times New Roman"/>
         </w:rPr>
@@ -6240,8 +6140,7 @@
       </w:r>
       <w:r>
         <w:rPr>
-          <w:rFonts w:eastAsia="Arial" w:cs="Times New Roman"/>
-          <w:color w:val="1A1A2E"/>
+          <w:rFonts w:cs="Times New Roman"/>
         </w:rPr>
         <w:t>application should remain responsive during database operations; long-running queries should not freeze the UI.</w:t>
       </w:r>
@@ -6254,11 +6153,12 @@
           <w:numId w:val="1"/>
         </w:numPr>
         <w:spacing w:before="240" w:after="160" w:line="276" w:lineRule="auto"/>
-        <w:rPr>
-          <w:rFonts w:cs="Times New Roman"/>
-        </w:rPr>
-      </w:pPr>
-      <w:bookmarkStart w:id="28" w:name="_Toc234548264"/>
+        <w:jc w:val="both"/>
+        <w:rPr>
+          <w:rFonts w:cs="Times New Roman"/>
+        </w:rPr>
+      </w:pPr>
+      <w:bookmarkStart w:id="28" w:name="_Toc234565522"/>
       <w:r>
         <w:rPr>
           <w:rFonts w:cs="Times New Roman"/>
@@ -6272,9 +6172,10 @@
         <w:pStyle w:val="ListParagraph"/>
         <w:numPr>
           <w:ilvl w:val="0"/>
-          <w:numId w:val="11"/>
+          <w:numId w:val="4"/>
         </w:numPr>
         <w:spacing w:before="240" w:line="276" w:lineRule="auto"/>
+        <w:jc w:val="both"/>
         <w:rPr>
           <w:rFonts w:cs="Times New Roman"/>
         </w:rPr>
@@ -6287,8 +6188,7 @@
       </w:r>
       <w:r>
         <w:rPr>
-          <w:rFonts w:eastAsia="Arial" w:cs="Times New Roman"/>
-          <w:color w:val="1A1A2E"/>
+          <w:rFonts w:cs="Times New Roman"/>
         </w:rPr>
         <w:t>default admin account is created automatically on first run to ensure the system is always administrable.</w:t>
       </w:r>
@@ -6298,9 +6198,10 @@
         <w:pStyle w:val="ListParagraph"/>
         <w:numPr>
           <w:ilvl w:val="0"/>
-          <w:numId w:val="10"/>
+          <w:numId w:val="4"/>
         </w:numPr>
         <w:spacing w:before="240" w:line="276" w:lineRule="auto"/>
+        <w:jc w:val="both"/>
         <w:rPr>
           <w:rFonts w:cs="Times New Roman"/>
         </w:rPr>
@@ -6313,26 +6214,9 @@
       </w:r>
       <w:r>
         <w:rPr>
-          <w:rFonts w:eastAsia="Arial" w:cs="Times New Roman"/>
-          <w:color w:val="1A1A2E"/>
-        </w:rPr>
-        <w:t xml:space="preserve">DELETE CASCADE constraints on </w:t>
-      </w:r>
-      <w:proofErr w:type="spellStart"/>
-      <w:r>
-        <w:rPr>
-          <w:rFonts w:eastAsia="Arial" w:cs="Times New Roman"/>
-          <w:color w:val="1A1A2E"/>
-        </w:rPr>
-        <w:t>food_log</w:t>
-      </w:r>
-      <w:proofErr w:type="spellEnd"/>
-      <w:r>
-        <w:rPr>
-          <w:rFonts w:eastAsia="Arial" w:cs="Times New Roman"/>
-          <w:color w:val="1A1A2E"/>
-        </w:rPr>
-        <w:t xml:space="preserve"> and notes prevent orphaned records when a user is deleted.</w:t>
+          <w:rFonts w:cs="Times New Roman"/>
+        </w:rPr>
+        <w:t>DELETE CASCADE constraints on food_log and notes prevent orphaned records when a user is deleted.</w:t>
       </w:r>
     </w:p>
     <w:p>
@@ -6340,10 +6224,10 @@
         <w:pStyle w:val="ListParagraph"/>
         <w:numPr>
           <w:ilvl w:val="0"/>
-          <w:numId w:val="3"/>
+          <w:numId w:val="4"/>
         </w:numPr>
         <w:spacing w:before="240" w:line="276" w:lineRule="auto"/>
-        <w:contextualSpacing w:val="0"/>
+        <w:jc w:val="both"/>
         <w:rPr>
           <w:rFonts w:cs="Times New Roman"/>
         </w:rPr>
@@ -6356,26 +6240,9 @@
       </w:r>
       <w:r>
         <w:rPr>
-          <w:rFonts w:eastAsia="Arial" w:cs="Times New Roman"/>
-          <w:color w:val="1A1A2E"/>
-        </w:rPr>
-        <w:t>unique constraint on (</w:t>
-      </w:r>
-      <w:proofErr w:type="spellStart"/>
-      <w:r>
-        <w:rPr>
-          <w:rFonts w:eastAsia="Arial" w:cs="Times New Roman"/>
-          <w:color w:val="1A1A2E"/>
-        </w:rPr>
-        <w:t>user_id</w:t>
-      </w:r>
-      <w:proofErr w:type="spellEnd"/>
-      <w:r>
-        <w:rPr>
-          <w:rFonts w:eastAsia="Arial" w:cs="Times New Roman"/>
-          <w:color w:val="1A1A2E"/>
-        </w:rPr>
-        <w:t>, name) in the foods table prevents duplicate food entries per user.</w:t>
+          <w:rFonts w:cs="Times New Roman"/>
+        </w:rPr>
+        <w:t>unique constraint on (user_id, name) in the foods table prevents duplicate food entries per user.</w:t>
       </w:r>
     </w:p>
     <w:p>
@@ -6386,11 +6253,12 @@
           <w:numId w:val="1"/>
         </w:numPr>
         <w:spacing w:before="240" w:after="160" w:line="276" w:lineRule="auto"/>
-        <w:rPr>
-          <w:rFonts w:cs="Times New Roman"/>
-        </w:rPr>
-      </w:pPr>
-      <w:bookmarkStart w:id="29" w:name="_Toc234548265"/>
+        <w:jc w:val="both"/>
+        <w:rPr>
+          <w:rFonts w:cs="Times New Roman"/>
+        </w:rPr>
+      </w:pPr>
+      <w:bookmarkStart w:id="29" w:name="_Toc234565523"/>
       <w:r>
         <w:rPr>
           <w:rFonts w:cs="Times New Roman"/>
@@ -6404,9 +6272,10 @@
         <w:pStyle w:val="ListParagraph"/>
         <w:numPr>
           <w:ilvl w:val="0"/>
-          <w:numId w:val="10"/>
+          <w:numId w:val="4"/>
         </w:numPr>
         <w:spacing w:before="240" w:line="276" w:lineRule="auto"/>
+        <w:jc w:val="both"/>
         <w:rPr>
           <w:rFonts w:cs="Times New Roman"/>
         </w:rPr>
@@ -6419,26 +6288,9 @@
       </w:r>
       <w:r>
         <w:rPr>
-          <w:rFonts w:eastAsia="Arial" w:cs="Times New Roman"/>
-          <w:color w:val="1A1A2E"/>
-        </w:rPr>
-        <w:t xml:space="preserve">SQL queries use JDBC </w:t>
-      </w:r>
-      <w:proofErr w:type="spellStart"/>
-      <w:r>
-        <w:rPr>
-          <w:rFonts w:eastAsia="Arial" w:cs="Times New Roman"/>
-          <w:color w:val="1A1A2E"/>
-        </w:rPr>
-        <w:t>PreparedStatements</w:t>
-      </w:r>
-      <w:proofErr w:type="spellEnd"/>
-      <w:r>
-        <w:rPr>
-          <w:rFonts w:eastAsia="Arial" w:cs="Times New Roman"/>
-          <w:color w:val="1A1A2E"/>
-        </w:rPr>
-        <w:t xml:space="preserve"> to prevent SQL injection.</w:t>
+          <w:rFonts w:cs="Times New Roman"/>
+        </w:rPr>
+        <w:t>SQL queries use JDBC PreparedStatements to prevent SQL injection.</w:t>
       </w:r>
     </w:p>
     <w:p>
@@ -6446,9 +6298,10 @@
         <w:pStyle w:val="ListParagraph"/>
         <w:numPr>
           <w:ilvl w:val="0"/>
-          <w:numId w:val="10"/>
+          <w:numId w:val="4"/>
         </w:numPr>
         <w:spacing w:before="240" w:line="276" w:lineRule="auto"/>
+        <w:jc w:val="both"/>
         <w:rPr>
           <w:rFonts w:cs="Times New Roman"/>
         </w:rPr>
@@ -6461,15 +6314,13 @@
       </w:r>
       <w:r>
         <w:rPr>
-          <w:rFonts w:eastAsia="Arial" w:cs="Times New Roman"/>
-          <w:color w:val="1A1A2E"/>
+          <w:rFonts w:cs="Times New Roman"/>
         </w:rPr>
         <w:t>logic in the login flow ensures users cannot access the admin dashboard</w:t>
       </w:r>
       <w:r>
         <w:rPr>
-          <w:rFonts w:eastAsia="Arial" w:cs="Times New Roman"/>
-          <w:color w:val="1A1A2E"/>
+          <w:rFonts w:cs="Times New Roman"/>
         </w:rPr>
         <w:t>.</w:t>
       </w:r>
@@ -6479,9 +6330,10 @@
         <w:pStyle w:val="ListParagraph"/>
         <w:numPr>
           <w:ilvl w:val="0"/>
-          <w:numId w:val="10"/>
+          <w:numId w:val="4"/>
         </w:numPr>
         <w:spacing w:before="240" w:line="276" w:lineRule="auto"/>
+        <w:jc w:val="both"/>
         <w:rPr>
           <w:rFonts w:cs="Times New Roman"/>
         </w:rPr>
@@ -6494,26 +6346,9 @@
       </w:r>
       <w:r>
         <w:rPr>
-          <w:rFonts w:eastAsia="Arial" w:cs="Times New Roman"/>
-          <w:color w:val="1A1A2E"/>
-        </w:rPr>
-        <w:t xml:space="preserve">should be stored using a secure hashing algorithm (e.g., </w:t>
-      </w:r>
-      <w:proofErr w:type="spellStart"/>
-      <w:r>
-        <w:rPr>
-          <w:rFonts w:eastAsia="Arial" w:cs="Times New Roman"/>
-          <w:color w:val="1A1A2E"/>
-        </w:rPr>
-        <w:t>BCrypt</w:t>
-      </w:r>
-      <w:proofErr w:type="spellEnd"/>
-      <w:r>
-        <w:rPr>
-          <w:rFonts w:eastAsia="Arial" w:cs="Times New Roman"/>
-          <w:color w:val="1A1A2E"/>
-        </w:rPr>
-        <w:t>) in future versions; currently stored as plain text.</w:t>
+          <w:rFonts w:cs="Times New Roman"/>
+        </w:rPr>
+        <w:t>should be stored using a secure hashing algorithm (e.g., BCrypt) in future versions; currently stored as plain text.</w:t>
       </w:r>
     </w:p>
     <w:p>
@@ -6521,9 +6356,10 @@
         <w:pStyle w:val="ListParagraph"/>
         <w:numPr>
           <w:ilvl w:val="0"/>
-          <w:numId w:val="10"/>
+          <w:numId w:val="4"/>
         </w:numPr>
         <w:spacing w:before="240" w:line="276" w:lineRule="auto"/>
+        <w:jc w:val="both"/>
         <w:rPr>
           <w:rFonts w:cs="Times New Roman"/>
         </w:rPr>
@@ -6536,8 +6372,7 @@
       </w:r>
       <w:r>
         <w:rPr>
-          <w:rFonts w:eastAsia="Arial" w:cs="Times New Roman"/>
-          <w:color w:val="1A1A2E"/>
+          <w:rFonts w:cs="Times New Roman"/>
         </w:rPr>
         <w:t>credentials are configured in DatabaseConnection.java and should be protected through environment variables or a configuration file in production deployment.</w:t>
       </w:r>
@@ -6550,11 +6385,12 @@
           <w:numId w:val="1"/>
         </w:numPr>
         <w:spacing w:before="240" w:after="160" w:line="276" w:lineRule="auto"/>
-        <w:rPr>
-          <w:rFonts w:cs="Times New Roman"/>
-        </w:rPr>
-      </w:pPr>
-      <w:bookmarkStart w:id="30" w:name="_Toc234548266"/>
+        <w:jc w:val="both"/>
+        <w:rPr>
+          <w:rFonts w:cs="Times New Roman"/>
+        </w:rPr>
+      </w:pPr>
+      <w:bookmarkStart w:id="30" w:name="_Toc234565524"/>
       <w:r>
         <w:rPr>
           <w:rFonts w:cs="Times New Roman"/>
@@ -6568,9 +6404,10 @@
         <w:pStyle w:val="ListParagraph"/>
         <w:numPr>
           <w:ilvl w:val="0"/>
-          <w:numId w:val="12"/>
+          <w:numId w:val="4"/>
         </w:numPr>
         <w:spacing w:before="240" w:line="276" w:lineRule="auto"/>
+        <w:jc w:val="both"/>
         <w:rPr>
           <w:rFonts w:cs="Times New Roman"/>
         </w:rPr>
@@ -6587,9 +6424,10 @@
         <w:pStyle w:val="ListParagraph"/>
         <w:numPr>
           <w:ilvl w:val="0"/>
-          <w:numId w:val="12"/>
+          <w:numId w:val="4"/>
         </w:numPr>
         <w:spacing w:before="240" w:line="276" w:lineRule="auto"/>
+        <w:jc w:val="both"/>
         <w:rPr>
           <w:rFonts w:cs="Times New Roman"/>
         </w:rPr>
@@ -6602,7 +6440,7 @@
       </w:r>
       <w:r>
         <w:rPr>
-          <w:rFonts w:eastAsia="Arial" w:cs="Times New Roman"/>
+          <w:rFonts w:cs="Times New Roman"/>
         </w:rPr>
         <w:t>DAO interfaces decouple business logic from persistence, making it straightforward to switch databases or add new queries.</w:t>
       </w:r>
@@ -6612,9 +6450,10 @@
         <w:pStyle w:val="ListParagraph"/>
         <w:numPr>
           <w:ilvl w:val="0"/>
-          <w:numId w:val="12"/>
+          <w:numId w:val="4"/>
         </w:numPr>
         <w:spacing w:before="240" w:line="276" w:lineRule="auto"/>
+        <w:jc w:val="both"/>
         <w:rPr>
           <w:rFonts w:cs="Times New Roman"/>
         </w:rPr>
@@ -6627,7 +6466,7 @@
       </w:r>
       <w:r>
         <w:rPr>
-          <w:rFonts w:eastAsia="Arial" w:cs="Times New Roman"/>
+          <w:rFonts w:cs="Times New Roman"/>
         </w:rPr>
         <w:t>Foreign key constraints and UNIQUE indexes maintain referential integrity and prevent duplicate data.</w:t>
       </w:r>
@@ -6637,9 +6476,10 @@
         <w:pStyle w:val="ListParagraph"/>
         <w:numPr>
           <w:ilvl w:val="0"/>
-          <w:numId w:val="12"/>
+          <w:numId w:val="4"/>
         </w:numPr>
         <w:spacing w:before="240" w:line="276" w:lineRule="auto"/>
+        <w:jc w:val="both"/>
         <w:rPr>
           <w:rFonts w:cs="Times New Roman"/>
         </w:rPr>
@@ -6652,7 +6492,7 @@
       </w:r>
       <w:r>
         <w:rPr>
-          <w:rFonts w:eastAsia="Arial" w:cs="Times New Roman"/>
+          <w:rFonts w:cs="Times New Roman"/>
         </w:rPr>
         <w:t xml:space="preserve"> The schema supports multiple users and large numbers of food and log entries without structural changes.</w:t>
       </w:r>
@@ -6662,11 +6502,12 @@
         <w:pStyle w:val="ListParagraph"/>
         <w:numPr>
           <w:ilvl w:val="0"/>
-          <w:numId w:val="12"/>
+          <w:numId w:val="4"/>
         </w:numPr>
         <w:spacing w:before="240" w:line="276" w:lineRule="auto"/>
-        <w:rPr>
-          <w:rFonts w:eastAsia="Arial" w:cs="Times New Roman"/>
+        <w:jc w:val="both"/>
+        <w:rPr>
+          <w:rFonts w:cs="Times New Roman"/>
         </w:rPr>
       </w:pPr>
       <w:r>
@@ -6677,13 +6518,13 @@
       </w:r>
       <w:r>
         <w:rPr>
-          <w:rFonts w:eastAsia="Arial" w:cs="Times New Roman"/>
+          <w:rFonts w:cs="Times New Roman"/>
         </w:rPr>
         <w:t>Java and JDBC are cross-platform; the application runs on any OS with a JRE and MySQL access.</w:t>
       </w:r>
       <w:r>
         <w:rPr>
-          <w:rFonts w:eastAsia="Arial" w:cs="Times New Roman"/>
+          <w:rFonts w:cs="Times New Roman"/>
         </w:rPr>
         <w:br w:type="page"/>
       </w:r>
@@ -6701,7 +6542,7 @@
           <w:rFonts w:cs="Times New Roman"/>
         </w:rPr>
       </w:pPr>
-      <w:bookmarkStart w:id="31" w:name="_Toc234548267"/>
+      <w:bookmarkStart w:id="31" w:name="_Toc234565525"/>
       <w:r>
         <w:rPr>
           <w:rFonts w:cs="Times New Roman"/>
@@ -6715,7 +6556,7 @@
       <w:pPr>
         <w:keepNext/>
         <w:spacing w:before="240" w:line="276" w:lineRule="auto"/>
-        <w:jc w:val="center"/>
+        <w:jc w:val="both"/>
       </w:pPr>
       <w:r>
         <w:rPr>
@@ -6795,6 +6636,7 @@
     <w:p>
       <w:pPr>
         <w:spacing w:before="240" w:line="276" w:lineRule="auto"/>
+        <w:jc w:val="both"/>
       </w:pPr>
       <w:r>
         <w:br w:type="page"/>
@@ -6813,7 +6655,7 @@
           <w:rFonts w:cs="Times New Roman"/>
         </w:rPr>
       </w:pPr>
-      <w:bookmarkStart w:id="32" w:name="_Toc234548268"/>
+      <w:bookmarkStart w:id="32" w:name="_Toc234565526"/>
       <w:r>
         <w:rPr>
           <w:rFonts w:cs="Times New Roman"/>
@@ -6826,6 +6668,7 @@
     <w:p>
       <w:pPr>
         <w:spacing w:before="240" w:line="276" w:lineRule="auto"/>
+        <w:jc w:val="both"/>
         <w:rPr>
           <w:rFonts w:cs="Times New Roman"/>
         </w:rPr>
@@ -6864,6 +6707,7 @@
     <w:p>
       <w:pPr>
         <w:spacing w:before="240" w:line="276" w:lineRule="auto"/>
+        <w:jc w:val="both"/>
         <w:rPr>
           <w:rFonts w:cs="Times New Roman"/>
         </w:rPr>
@@ -6878,6 +6722,7 @@
     <w:p>
       <w:pPr>
         <w:spacing w:before="240" w:line="276" w:lineRule="auto"/>
+        <w:jc w:val="both"/>
         <w:rPr>
           <w:rFonts w:cs="Times New Roman"/>
         </w:rPr>
@@ -6902,7 +6747,7 @@
           <w:rFonts w:cs="Times New Roman"/>
         </w:rPr>
       </w:pPr>
-      <w:bookmarkStart w:id="33" w:name="_Toc234548269"/>
+      <w:bookmarkStart w:id="33" w:name="_Toc234565527"/>
       <w:r>
         <w:rPr>
           <w:rFonts w:cs="Times New Roman"/>
@@ -6917,9 +6762,10 @@
         <w:pStyle w:val="ListParagraph"/>
         <w:numPr>
           <w:ilvl w:val="0"/>
-          <w:numId w:val="13"/>
+          <w:numId w:val="4"/>
         </w:numPr>
         <w:spacing w:before="240" w:line="276" w:lineRule="auto"/>
+        <w:jc w:val="both"/>
         <w:rPr>
           <w:rFonts w:cs="Times New Roman"/>
         </w:rPr>
@@ -6932,26 +6778,9 @@
       </w:r>
       <w:r>
         <w:rPr>
-          <w:rFonts w:eastAsia="Arial" w:cs="Times New Roman"/>
-          <w:color w:val="1A1A2E"/>
-        </w:rPr>
-        <w:t xml:space="preserve">password hashing using </w:t>
-      </w:r>
-      <w:proofErr w:type="spellStart"/>
-      <w:r>
-        <w:rPr>
-          <w:rFonts w:eastAsia="Arial" w:cs="Times New Roman"/>
-          <w:color w:val="1A1A2E"/>
-        </w:rPr>
-        <w:t>BCrypt</w:t>
-      </w:r>
-      <w:proofErr w:type="spellEnd"/>
-      <w:r>
-        <w:rPr>
-          <w:rFonts w:eastAsia="Arial" w:cs="Times New Roman"/>
-          <w:color w:val="1A1A2E"/>
-        </w:rPr>
-        <w:t xml:space="preserve"> or SHA-256 before any public or shared deployment.</w:t>
+          <w:rFonts w:cs="Times New Roman"/>
+        </w:rPr>
+        <w:t>password hashing using BCrypt or SHA-256 before any public or shared deployment.</w:t>
       </w:r>
     </w:p>
     <w:p>
@@ -6959,9 +6788,10 @@
         <w:pStyle w:val="ListParagraph"/>
         <w:numPr>
           <w:ilvl w:val="0"/>
-          <w:numId w:val="13"/>
+          <w:numId w:val="4"/>
         </w:numPr>
         <w:spacing w:before="240" w:line="276" w:lineRule="auto"/>
+        <w:jc w:val="both"/>
         <w:rPr>
           <w:rFonts w:cs="Times New Roman"/>
         </w:rPr>
@@ -6974,8 +6804,7 @@
       </w:r>
       <w:r>
         <w:rPr>
-          <w:rFonts w:eastAsia="Arial" w:cs="Times New Roman"/>
-          <w:color w:val="1A1A2E"/>
+          <w:rFonts w:cs="Times New Roman"/>
         </w:rPr>
         <w:t>database credentials out of source code into an external configuration file or environment variables.</w:t>
       </w:r>
@@ -6985,9 +6814,10 @@
         <w:pStyle w:val="ListParagraph"/>
         <w:numPr>
           <w:ilvl w:val="0"/>
-          <w:numId w:val="13"/>
+          <w:numId w:val="4"/>
         </w:numPr>
         <w:spacing w:before="240" w:line="276" w:lineRule="auto"/>
+        <w:jc w:val="both"/>
         <w:rPr>
           <w:rFonts w:cs="Times New Roman"/>
         </w:rPr>
@@ -7000,8 +6830,7 @@
       </w:r>
       <w:r>
         <w:rPr>
-          <w:rFonts w:eastAsia="Arial" w:cs="Times New Roman"/>
-          <w:color w:val="1A1A2E"/>
+          <w:rFonts w:cs="Times New Roman"/>
         </w:rPr>
         <w:t>input validation on all form fields with clear error messages to improve usability.</w:t>
       </w:r>
@@ -7011,9 +6840,10 @@
         <w:pStyle w:val="ListParagraph"/>
         <w:numPr>
           <w:ilvl w:val="0"/>
-          <w:numId w:val="13"/>
+          <w:numId w:val="4"/>
         </w:numPr>
         <w:spacing w:before="240" w:line="276" w:lineRule="auto"/>
+        <w:jc w:val="both"/>
         <w:rPr>
           <w:rFonts w:cs="Times New Roman"/>
         </w:rPr>
@@ -7026,26 +6856,9 @@
       </w:r>
       <w:r>
         <w:rPr>
-          <w:rFonts w:eastAsia="Arial" w:cs="Times New Roman"/>
-          <w:color w:val="1A1A2E"/>
-        </w:rPr>
-        <w:t>asynchronous database calls (</w:t>
-      </w:r>
-      <w:proofErr w:type="spellStart"/>
-      <w:r>
-        <w:rPr>
-          <w:rFonts w:eastAsia="Arial" w:cs="Times New Roman"/>
-          <w:color w:val="1A1A2E"/>
-        </w:rPr>
-        <w:t>SwingWorker</w:t>
-      </w:r>
-      <w:proofErr w:type="spellEnd"/>
-      <w:r>
-        <w:rPr>
-          <w:rFonts w:eastAsia="Arial" w:cs="Times New Roman"/>
-          <w:color w:val="1A1A2E"/>
-        </w:rPr>
-        <w:t>) to prevent UI freezing on slow queries.</w:t>
+          <w:rFonts w:cs="Times New Roman"/>
+        </w:rPr>
+        <w:t>asynchronous database calls (SwingWorker) to prevent UI freezing on slow queries.</w:t>
       </w:r>
     </w:p>
     <w:p>
@@ -7053,9 +6866,10 @@
         <w:pStyle w:val="ListParagraph"/>
         <w:numPr>
           <w:ilvl w:val="0"/>
-          <w:numId w:val="13"/>
+          <w:numId w:val="4"/>
         </w:numPr>
         <w:spacing w:before="240" w:line="276" w:lineRule="auto"/>
+        <w:jc w:val="both"/>
         <w:rPr>
           <w:rFonts w:cs="Times New Roman"/>
         </w:rPr>
@@ -7068,8 +6882,7 @@
       </w:r>
       <w:r>
         <w:rPr>
-          <w:rFonts w:eastAsia="Arial" w:cs="Times New Roman"/>
-          <w:color w:val="1A1A2E"/>
+          <w:rFonts w:cs="Times New Roman"/>
         </w:rPr>
         <w:t>a search and filter capability to the food list and food history screens.</w:t>
       </w:r>
@@ -7079,9 +6892,10 @@
         <w:pStyle w:val="ListParagraph"/>
         <w:numPr>
           <w:ilvl w:val="0"/>
-          <w:numId w:val="13"/>
+          <w:numId w:val="4"/>
         </w:numPr>
         <w:spacing w:before="240" w:line="276" w:lineRule="auto"/>
+        <w:jc w:val="both"/>
         <w:rPr>
           <w:rFonts w:cs="Times New Roman"/>
         </w:rPr>
@@ -7094,8 +6908,7 @@
       </w:r>
       <w:r>
         <w:rPr>
-          <w:rFonts w:eastAsia="Arial" w:cs="Times New Roman"/>
-          <w:color w:val="1A1A2E"/>
+          <w:rFonts w:cs="Times New Roman"/>
         </w:rPr>
         <w:t>a visual nutrition chart (bar or pie) on the Today summary screen for easier interpretation.</w:t>
       </w:r>
@@ -7103,6 +6916,7 @@
     <w:p>
       <w:pPr>
         <w:spacing w:before="240" w:line="276" w:lineRule="auto"/>
+        <w:jc w:val="both"/>
         <w:rPr>
           <w:rFonts w:eastAsia="Arial" w:cs="Times New Roman"/>
           <w:color w:val="1A1A2E"/>
@@ -7129,7 +6943,7 @@
           <w:rFonts w:cs="Times New Roman"/>
         </w:rPr>
       </w:pPr>
-      <w:bookmarkStart w:id="34" w:name="_Toc234548270"/>
+      <w:bookmarkStart w:id="34" w:name="_Toc234565528"/>
       <w:r>
         <w:rPr>
           <w:rFonts w:cs="Times New Roman"/>
@@ -7142,6 +6956,7 @@
     <w:p>
       <w:pPr>
         <w:spacing w:before="240" w:line="276" w:lineRule="auto"/>
+        <w:jc w:val="both"/>
         <w:rPr>
           <w:rFonts w:cs="Times New Roman"/>
         </w:rPr>
@@ -7186,7 +7001,19 @@
         <w:rPr>
           <w:rFonts w:cs="Times New Roman"/>
         </w:rPr>
-        <w:t xml:space="preserve"> a mobile companion application that syncs with desktop </w:t>
+        <w:t xml:space="preserve"> a mobile companion application that </w:t>
+      </w:r>
+      <w:r>
+        <w:rPr>
+          <w:rFonts w:cs="Times New Roman"/>
+        </w:rPr>
+        <w:t>synchronizes</w:t>
+      </w:r>
+      <w:r>
+        <w:rPr>
+          <w:rFonts w:cs="Times New Roman"/>
+        </w:rPr>
+        <w:t xml:space="preserve"> with desktop </w:t>
       </w:r>
       <w:r>
         <w:rPr>
@@ -7221,6 +7048,7 @@
     </w:p>
     <w:p>
       <w:pPr>
+        <w:jc w:val="both"/>
         <w:rPr>
           <w:rFonts w:cs="Times New Roman"/>
         </w:rPr>
